--- a/LINUX Comandos pacman para Linux.docx
+++ b/LINUX Comandos pacman para Linux.docx
@@ -2063,8 +2063,96 @@
           <w:sz w:val="28"/>
           <w:szCs w:val="28"/>
         </w:rPr>
-        <w:t xml:space="preserve"> token</w:t>
-      </w:r>
+        <w:t xml:space="preserve"> token </w:t>
+      </w:r>
+    </w:p>
+    <w:p>
+      <w:pPr>
+        <w:rPr>
+          <w:sz w:val="28"/>
+          <w:szCs w:val="28"/>
+        </w:rPr>
+      </w:pPr>
+      <w:r>
+        <w:rPr>
+          <w:sz w:val="28"/>
+          <w:szCs w:val="28"/>
+        </w:rPr>
+        <w:t xml:space="preserve"># comando para desmontar disco externo por cualquier motivo: </w:t>
+      </w:r>
+      <w:proofErr w:type="spellStart"/>
+      <w:r>
+        <w:rPr>
+          <w:sz w:val="28"/>
+          <w:szCs w:val="28"/>
+        </w:rPr>
+        <w:t>umount</w:t>
+      </w:r>
+      <w:proofErr w:type="spellEnd"/>
+      <w:r>
+        <w:rPr>
+          <w:sz w:val="28"/>
+          <w:szCs w:val="28"/>
+        </w:rPr>
+        <w:t xml:space="preserve"> /</w:t>
+      </w:r>
+      <w:proofErr w:type="spellStart"/>
+      <w:r>
+        <w:rPr>
+          <w:sz w:val="28"/>
+          <w:szCs w:val="28"/>
+        </w:rPr>
+        <w:t>dev</w:t>
+      </w:r>
+      <w:proofErr w:type="spellEnd"/>
+      <w:r>
+        <w:rPr>
+          <w:sz w:val="28"/>
+          <w:szCs w:val="28"/>
+        </w:rPr>
+        <w:t>/</w:t>
+      </w:r>
+      <w:proofErr w:type="spellStart"/>
+      <w:r>
+        <w:rPr>
+          <w:sz w:val="28"/>
+          <w:szCs w:val="28"/>
+        </w:rPr>
+        <w:t>sdX</w:t>
+      </w:r>
+      <w:proofErr w:type="spellEnd"/>
+    </w:p>
+    <w:p>
+      <w:pPr>
+        <w:rPr>
+          <w:sz w:val="28"/>
+          <w:szCs w:val="28"/>
+        </w:rPr>
+      </w:pPr>
+    </w:p>
+    <w:p>
+      <w:pPr>
+        <w:rPr>
+          <w:sz w:val="28"/>
+          <w:szCs w:val="28"/>
+        </w:rPr>
+      </w:pPr>
+      <w:r>
+        <w:rPr>
+          <w:sz w:val="28"/>
+          <w:szCs w:val="28"/>
+        </w:rPr>
+        <w:t xml:space="preserve">sudo </w:t>
+      </w:r>
+      <w:proofErr w:type="spellStart"/>
+      <w:r>
+        <w:rPr>
+          <w:sz w:val="28"/>
+          <w:szCs w:val="28"/>
+        </w:rPr>
+        <w:t>apt</w:t>
+      </w:r>
+      <w:proofErr w:type="spellEnd"/>
       <w:r>
         <w:rPr>
           <w:sz w:val="28"/>
@@ -2072,14 +2160,30 @@
         </w:rPr>
         <w:t xml:space="preserve"> </w:t>
       </w:r>
-    </w:p>
-    <w:p>
-      <w:pPr>
-        <w:rPr>
-          <w:sz w:val="28"/>
-          <w:szCs w:val="28"/>
-        </w:rPr>
-      </w:pPr>
+      <w:proofErr w:type="spellStart"/>
+      <w:r>
+        <w:rPr>
+          <w:sz w:val="28"/>
+          <w:szCs w:val="28"/>
+        </w:rPr>
+        <w:t>upgrade</w:t>
+      </w:r>
+      <w:proofErr w:type="spellEnd"/>
+      <w:r>
+        <w:rPr>
+          <w:sz w:val="28"/>
+          <w:szCs w:val="28"/>
+        </w:rPr>
+        <w:t xml:space="preserve"> </w:t>
+      </w:r>
+      <w:r>
+        <w:rPr>
+          <w:sz w:val="32"/>
+          <w:szCs w:val="32"/>
+          <w:lang w:val="en-US"/>
+        </w:rPr>
+        <w:t>-y</w:t>
+      </w:r>
     </w:p>
     <w:p>
       <w:pPr>
@@ -2117,7 +2221,7 @@
           <w:sz w:val="28"/>
           <w:szCs w:val="28"/>
         </w:rPr>
-        <w:t>upgrade</w:t>
+        <w:t>install</w:t>
       </w:r>
       <w:proofErr w:type="spellEnd"/>
       <w:r>
@@ -2127,6 +2231,22 @@
         </w:rPr>
         <w:t xml:space="preserve"> </w:t>
       </w:r>
+      <w:proofErr w:type="spellStart"/>
+      <w:r>
+        <w:rPr>
+          <w:sz w:val="28"/>
+          <w:szCs w:val="28"/>
+        </w:rPr>
+        <w:t>htop</w:t>
+      </w:r>
+      <w:proofErr w:type="spellEnd"/>
+      <w:r>
+        <w:rPr>
+          <w:sz w:val="28"/>
+          <w:szCs w:val="28"/>
+        </w:rPr>
+        <w:t xml:space="preserve"> </w:t>
+      </w:r>
       <w:r>
         <w:rPr>
           <w:sz w:val="32"/>
@@ -2188,7 +2308,7 @@
           <w:sz w:val="28"/>
           <w:szCs w:val="28"/>
         </w:rPr>
-        <w:t>htop</w:t>
+        <w:t>inxi</w:t>
       </w:r>
       <w:proofErr w:type="spellEnd"/>
       <w:r>
@@ -2206,60 +2326,249 @@
         </w:rPr>
         <w:t>-y</w:t>
       </w:r>
-    </w:p>
-    <w:p>
-      <w:pPr>
-        <w:rPr>
-          <w:sz w:val="28"/>
-          <w:szCs w:val="28"/>
-        </w:rPr>
-      </w:pPr>
-      <w:r>
-        <w:rPr>
-          <w:sz w:val="28"/>
-          <w:szCs w:val="28"/>
+      <w:r>
+        <w:rPr>
+          <w:sz w:val="28"/>
+          <w:szCs w:val="28"/>
+        </w:rPr>
+        <w:t xml:space="preserve">    </w:t>
+      </w:r>
+      <w:r>
+        <w:rPr>
+          <w:sz w:val="28"/>
+          <w:szCs w:val="28"/>
+        </w:rPr>
+        <w:t xml:space="preserve">(reemplaza </w:t>
+      </w:r>
+      <w:proofErr w:type="spellStart"/>
+      <w:r>
+        <w:rPr>
+          <w:sz w:val="28"/>
+          <w:szCs w:val="28"/>
+        </w:rPr>
+        <w:t>neofetch</w:t>
+      </w:r>
+      <w:proofErr w:type="spellEnd"/>
+      <w:r>
+        <w:rPr>
+          <w:sz w:val="28"/>
+          <w:szCs w:val="28"/>
+        </w:rPr>
+        <w:t xml:space="preserve">) </w:t>
+      </w:r>
+    </w:p>
+    <w:p>
+      <w:pPr>
+        <w:rPr>
+          <w:sz w:val="32"/>
+          <w:szCs w:val="32"/>
+          <w:lang w:val="en-US"/>
+        </w:rPr>
+      </w:pPr>
+      <w:proofErr w:type="spellStart"/>
+      <w:r>
+        <w:rPr>
+          <w:sz w:val="32"/>
+          <w:szCs w:val="32"/>
+          <w:lang w:val="en-US"/>
+        </w:rPr>
+        <w:t>sudo</w:t>
+      </w:r>
+      <w:proofErr w:type="spellEnd"/>
+      <w:r>
+        <w:rPr>
+          <w:sz w:val="32"/>
+          <w:szCs w:val="32"/>
+          <w:lang w:val="en-US"/>
+        </w:rPr>
+        <w:t xml:space="preserve"> apt</w:t>
+      </w:r>
+      <w:r>
+        <w:rPr>
+          <w:sz w:val="32"/>
+          <w:szCs w:val="32"/>
+          <w:lang w:val="en-US"/>
+        </w:rPr>
+        <w:t xml:space="preserve"> install </w:t>
+      </w:r>
+      <w:proofErr w:type="spellStart"/>
+      <w:r>
+        <w:rPr>
+          <w:sz w:val="32"/>
+          <w:szCs w:val="32"/>
+          <w:lang w:val="en-US"/>
+        </w:rPr>
+        <w:t>stacer</w:t>
+      </w:r>
+      <w:proofErr w:type="spellEnd"/>
+      <w:r>
+        <w:rPr>
+          <w:sz w:val="32"/>
+          <w:szCs w:val="32"/>
+          <w:lang w:val="en-US"/>
+        </w:rPr>
+        <w:t xml:space="preserve"> -y</w:t>
+      </w:r>
+    </w:p>
+    <w:p>
+      <w:pPr>
+        <w:rPr>
+          <w:sz w:val="32"/>
+          <w:szCs w:val="32"/>
+          <w:lang w:val="en-US"/>
+        </w:rPr>
+      </w:pPr>
+      <w:proofErr w:type="spellStart"/>
+      <w:r>
+        <w:rPr>
+          <w:sz w:val="32"/>
+          <w:szCs w:val="32"/>
+          <w:lang w:val="en-US"/>
+        </w:rPr>
+        <w:t>sudo</w:t>
+      </w:r>
+      <w:proofErr w:type="spellEnd"/>
+      <w:r>
+        <w:rPr>
+          <w:sz w:val="32"/>
+          <w:szCs w:val="32"/>
+          <w:lang w:val="en-US"/>
+        </w:rPr>
+        <w:t xml:space="preserve"> apt</w:t>
+      </w:r>
+      <w:r>
+        <w:rPr>
+          <w:sz w:val="32"/>
+          <w:szCs w:val="32"/>
+          <w:lang w:val="en-US"/>
+        </w:rPr>
+        <w:t xml:space="preserve"> install </w:t>
+      </w:r>
+      <w:proofErr w:type="spellStart"/>
+      <w:r>
+        <w:rPr>
+          <w:sz w:val="32"/>
+          <w:szCs w:val="32"/>
+          <w:lang w:val="en-US"/>
+        </w:rPr>
+        <w:t>g</w:t>
+      </w:r>
+      <w:r>
+        <w:rPr>
+          <w:sz w:val="32"/>
+          <w:szCs w:val="32"/>
+          <w:lang w:val="en-US"/>
+        </w:rPr>
+        <w:t>parted</w:t>
+      </w:r>
+      <w:proofErr w:type="spellEnd"/>
+      <w:r>
+        <w:rPr>
+          <w:sz w:val="32"/>
+          <w:szCs w:val="32"/>
+          <w:lang w:val="en-US"/>
+        </w:rPr>
+        <w:t xml:space="preserve"> -y</w:t>
+      </w:r>
+    </w:p>
+    <w:p>
+      <w:pPr>
+        <w:rPr>
+          <w:sz w:val="32"/>
+          <w:szCs w:val="32"/>
+        </w:rPr>
+      </w:pPr>
+      <w:r>
+        <w:rPr>
+          <w:sz w:val="32"/>
+          <w:szCs w:val="32"/>
         </w:rPr>
         <w:t xml:space="preserve">sudo </w:t>
       </w:r>
       <w:proofErr w:type="spellStart"/>
       <w:r>
         <w:rPr>
-          <w:sz w:val="28"/>
-          <w:szCs w:val="28"/>
+          <w:sz w:val="32"/>
+          <w:szCs w:val="32"/>
         </w:rPr>
         <w:t>apt</w:t>
       </w:r>
       <w:proofErr w:type="spellEnd"/>
       <w:r>
         <w:rPr>
-          <w:sz w:val="28"/>
-          <w:szCs w:val="28"/>
+          <w:sz w:val="32"/>
+          <w:szCs w:val="32"/>
         </w:rPr>
         <w:t xml:space="preserve"> </w:t>
       </w:r>
       <w:proofErr w:type="spellStart"/>
       <w:r>
         <w:rPr>
-          <w:sz w:val="28"/>
-          <w:szCs w:val="28"/>
+          <w:sz w:val="32"/>
+          <w:szCs w:val="32"/>
         </w:rPr>
         <w:t>install</w:t>
       </w:r>
       <w:proofErr w:type="spellEnd"/>
       <w:r>
         <w:rPr>
-          <w:sz w:val="28"/>
-          <w:szCs w:val="28"/>
+          <w:sz w:val="32"/>
+          <w:szCs w:val="32"/>
         </w:rPr>
         <w:t xml:space="preserve"> </w:t>
       </w:r>
       <w:proofErr w:type="spellStart"/>
       <w:r>
         <w:rPr>
-          <w:sz w:val="28"/>
-          <w:szCs w:val="28"/>
-        </w:rPr>
-        <w:t>inxi</w:t>
+          <w:sz w:val="32"/>
+          <w:szCs w:val="32"/>
+        </w:rPr>
+        <w:t>v</w:t>
+      </w:r>
+      <w:r>
+        <w:rPr>
+          <w:sz w:val="32"/>
+          <w:szCs w:val="32"/>
+        </w:rPr>
+        <w:t>ariety</w:t>
+      </w:r>
+      <w:proofErr w:type="spellEnd"/>
+      <w:r>
+        <w:rPr>
+          <w:sz w:val="32"/>
+          <w:szCs w:val="32"/>
+        </w:rPr>
+        <w:t xml:space="preserve"> (cambiador fondos</w:t>
+      </w:r>
+      <w:r>
+        <w:rPr>
+          <w:sz w:val="32"/>
+          <w:szCs w:val="32"/>
+        </w:rPr>
+        <w:t xml:space="preserve"> pantalla)</w:t>
+      </w:r>
+    </w:p>
+    <w:p>
+      <w:pPr>
+        <w:rPr>
+          <w:sz w:val="28"/>
+          <w:szCs w:val="28"/>
+        </w:rPr>
+      </w:pPr>
+      <w:r>
+        <w:rPr>
+          <w:sz w:val="28"/>
+          <w:szCs w:val="28"/>
+        </w:rPr>
+        <w:t xml:space="preserve">sudo </w:t>
+      </w:r>
+      <w:proofErr w:type="spellStart"/>
+      <w:r>
+        <w:rPr>
+          <w:sz w:val="28"/>
+          <w:szCs w:val="28"/>
+        </w:rPr>
+        <w:t>apt</w:t>
       </w:r>
       <w:proofErr w:type="spellEnd"/>
       <w:r>
@@ -2269,71 +2578,477 @@
         </w:rPr>
         <w:t xml:space="preserve"> </w:t>
       </w:r>
-      <w:r>
-        <w:rPr>
-          <w:sz w:val="32"/>
-          <w:szCs w:val="32"/>
-          <w:lang w:val="en-US"/>
+      <w:proofErr w:type="spellStart"/>
+      <w:r>
+        <w:rPr>
+          <w:sz w:val="28"/>
+          <w:szCs w:val="28"/>
+        </w:rPr>
+        <w:t>install</w:t>
+      </w:r>
+      <w:proofErr w:type="spellEnd"/>
+      <w:r>
+        <w:rPr>
+          <w:sz w:val="28"/>
+          <w:szCs w:val="28"/>
+        </w:rPr>
+        <w:t xml:space="preserve"> </w:t>
+      </w:r>
+      <w:proofErr w:type="spellStart"/>
+      <w:r>
+        <w:rPr>
+          <w:sz w:val="28"/>
+          <w:szCs w:val="28"/>
+        </w:rPr>
+        <w:t>simplescreenrecorder</w:t>
+      </w:r>
+      <w:proofErr w:type="spellEnd"/>
+      <w:r>
+        <w:rPr>
+          <w:sz w:val="28"/>
+          <w:szCs w:val="28"/>
+        </w:rPr>
+        <w:t xml:space="preserve"> -y</w:t>
+      </w:r>
+    </w:p>
+    <w:p>
+      <w:pPr>
+        <w:rPr>
+          <w:sz w:val="28"/>
+          <w:szCs w:val="28"/>
+        </w:rPr>
+      </w:pPr>
+      <w:r>
+        <w:rPr>
+          <w:sz w:val="28"/>
+          <w:szCs w:val="28"/>
+        </w:rPr>
+        <w:t xml:space="preserve">sudo </w:t>
+      </w:r>
+      <w:proofErr w:type="spellStart"/>
+      <w:r>
+        <w:rPr>
+          <w:sz w:val="28"/>
+          <w:szCs w:val="28"/>
+        </w:rPr>
+        <w:t>apt</w:t>
+      </w:r>
+      <w:proofErr w:type="spellEnd"/>
+      <w:r>
+        <w:rPr>
+          <w:sz w:val="28"/>
+          <w:szCs w:val="28"/>
+        </w:rPr>
+        <w:t xml:space="preserve"> </w:t>
+      </w:r>
+      <w:proofErr w:type="spellStart"/>
+      <w:r>
+        <w:rPr>
+          <w:sz w:val="28"/>
+          <w:szCs w:val="28"/>
+        </w:rPr>
+        <w:t>install</w:t>
+      </w:r>
+      <w:proofErr w:type="spellEnd"/>
+      <w:r>
+        <w:rPr>
+          <w:sz w:val="28"/>
+          <w:szCs w:val="28"/>
+        </w:rPr>
+        <w:t xml:space="preserve"> </w:t>
+      </w:r>
+      <w:proofErr w:type="spellStart"/>
+      <w:r>
+        <w:rPr>
+          <w:sz w:val="28"/>
+          <w:szCs w:val="28"/>
+        </w:rPr>
+        <w:t>kdeconnect</w:t>
+      </w:r>
+      <w:proofErr w:type="spellEnd"/>
+      <w:r>
+        <w:rPr>
+          <w:sz w:val="28"/>
+          <w:szCs w:val="28"/>
+        </w:rPr>
+        <w:t xml:space="preserve"> -y</w:t>
+      </w:r>
+    </w:p>
+    <w:p>
+      <w:pPr>
+        <w:rPr>
+          <w:sz w:val="32"/>
+          <w:szCs w:val="32"/>
+        </w:rPr>
+      </w:pPr>
+      <w:r>
+        <w:rPr>
+          <w:sz w:val="28"/>
+          <w:szCs w:val="28"/>
+        </w:rPr>
+        <w:t xml:space="preserve">sudo </w:t>
+      </w:r>
+      <w:proofErr w:type="spellStart"/>
+      <w:r>
+        <w:rPr>
+          <w:sz w:val="28"/>
+          <w:szCs w:val="28"/>
+        </w:rPr>
+        <w:t>apt</w:t>
+      </w:r>
+      <w:proofErr w:type="spellEnd"/>
+      <w:r>
+        <w:rPr>
+          <w:sz w:val="28"/>
+          <w:szCs w:val="28"/>
+        </w:rPr>
+        <w:t xml:space="preserve"> </w:t>
+      </w:r>
+      <w:proofErr w:type="spellStart"/>
+      <w:r>
+        <w:rPr>
+          <w:sz w:val="28"/>
+          <w:szCs w:val="28"/>
+        </w:rPr>
+        <w:t>install</w:t>
+      </w:r>
+      <w:proofErr w:type="spellEnd"/>
+      <w:r>
+        <w:rPr>
+          <w:sz w:val="28"/>
+          <w:szCs w:val="28"/>
+        </w:rPr>
+        <w:t xml:space="preserve"> </w:t>
+      </w:r>
+      <w:proofErr w:type="spellStart"/>
+      <w:r>
+        <w:rPr>
+          <w:sz w:val="28"/>
+          <w:szCs w:val="28"/>
+        </w:rPr>
+        <w:t>supertuxkart</w:t>
+      </w:r>
+      <w:proofErr w:type="spellEnd"/>
+      <w:r>
+        <w:rPr>
+          <w:sz w:val="32"/>
+          <w:szCs w:val="32"/>
+        </w:rPr>
+        <w:t xml:space="preserve"> </w:t>
+      </w:r>
+      <w:bookmarkStart w:id="0" w:name="_Hlk224294036"/>
+      <w:r>
+        <w:rPr>
+          <w:sz w:val="32"/>
+          <w:szCs w:val="32"/>
         </w:rPr>
         <w:t>-y</w:t>
       </w:r>
-      <w:r>
-        <w:rPr>
-          <w:sz w:val="28"/>
-          <w:szCs w:val="28"/>
-        </w:rPr>
-        <w:t xml:space="preserve">    </w:t>
-      </w:r>
-      <w:r>
-        <w:rPr>
-          <w:sz w:val="28"/>
-          <w:szCs w:val="28"/>
-        </w:rPr>
-        <w:t xml:space="preserve">(reemplaza </w:t>
-      </w:r>
-      <w:proofErr w:type="spellStart"/>
-      <w:r>
-        <w:rPr>
-          <w:sz w:val="28"/>
-          <w:szCs w:val="28"/>
-        </w:rPr>
-        <w:t>neofetch</w:t>
-      </w:r>
-      <w:proofErr w:type="spellEnd"/>
-      <w:r>
-        <w:rPr>
-          <w:sz w:val="28"/>
-          <w:szCs w:val="28"/>
-        </w:rPr>
-        <w:t xml:space="preserve">) </w:t>
-      </w:r>
-    </w:p>
-    <w:p>
-      <w:pPr>
-        <w:rPr>
-          <w:sz w:val="32"/>
-          <w:szCs w:val="32"/>
-          <w:lang w:val="en-US"/>
-        </w:rPr>
-      </w:pPr>
-      <w:proofErr w:type="spellStart"/>
-      <w:r>
-        <w:rPr>
-          <w:sz w:val="32"/>
-          <w:szCs w:val="32"/>
-          <w:lang w:val="en-US"/>
-        </w:rPr>
-        <w:t>sudo</w:t>
-      </w:r>
-      <w:proofErr w:type="spellEnd"/>
-      <w:r>
-        <w:rPr>
-          <w:sz w:val="32"/>
-          <w:szCs w:val="32"/>
-          <w:lang w:val="en-US"/>
-        </w:rPr>
-        <w:t xml:space="preserve"> apt</w:t>
-      </w:r>
+      <w:bookmarkEnd w:id="0"/>
+    </w:p>
+    <w:p>
+      <w:pPr>
+        <w:rPr>
+          <w:sz w:val="32"/>
+          <w:szCs w:val="32"/>
+        </w:rPr>
+      </w:pPr>
+      <w:r>
+        <w:rPr>
+          <w:sz w:val="32"/>
+          <w:szCs w:val="32"/>
+        </w:rPr>
+        <w:t xml:space="preserve">sudo </w:t>
+      </w:r>
+      <w:proofErr w:type="spellStart"/>
+      <w:r>
+        <w:rPr>
+          <w:sz w:val="32"/>
+          <w:szCs w:val="32"/>
+        </w:rPr>
+        <w:t>apt</w:t>
+      </w:r>
+      <w:proofErr w:type="spellEnd"/>
+      <w:r>
+        <w:rPr>
+          <w:sz w:val="32"/>
+          <w:szCs w:val="32"/>
+        </w:rPr>
+        <w:t xml:space="preserve"> </w:t>
+      </w:r>
+      <w:proofErr w:type="spellStart"/>
+      <w:r>
+        <w:rPr>
+          <w:sz w:val="32"/>
+          <w:szCs w:val="32"/>
+        </w:rPr>
+        <w:t>install</w:t>
+      </w:r>
+      <w:proofErr w:type="spellEnd"/>
+      <w:r>
+        <w:rPr>
+          <w:sz w:val="32"/>
+          <w:szCs w:val="32"/>
+        </w:rPr>
+        <w:t xml:space="preserve"> </w:t>
+      </w:r>
+      <w:proofErr w:type="spellStart"/>
+      <w:r>
+        <w:rPr>
+          <w:sz w:val="32"/>
+          <w:szCs w:val="32"/>
+        </w:rPr>
+        <w:t>extremetuxracer</w:t>
+      </w:r>
+      <w:proofErr w:type="spellEnd"/>
+      <w:r>
+        <w:rPr>
+          <w:sz w:val="32"/>
+          <w:szCs w:val="32"/>
+        </w:rPr>
+        <w:t xml:space="preserve"> -y</w:t>
+      </w:r>
+    </w:p>
+    <w:p>
+      <w:pPr>
+        <w:rPr>
+          <w:sz w:val="32"/>
+          <w:szCs w:val="32"/>
+        </w:rPr>
+      </w:pPr>
+      <w:r>
+        <w:rPr>
+          <w:sz w:val="32"/>
+          <w:szCs w:val="32"/>
+        </w:rPr>
+        <w:t># Instalar Pi-Apps (un solo comando</w:t>
+      </w:r>
+      <w:r>
+        <w:rPr>
+          <w:sz w:val="32"/>
+          <w:szCs w:val="32"/>
+        </w:rPr>
+        <w:t xml:space="preserve">, para </w:t>
+      </w:r>
+      <w:proofErr w:type="spellStart"/>
+      <w:r>
+        <w:rPr>
+          <w:sz w:val="32"/>
+          <w:szCs w:val="32"/>
+        </w:rPr>
+        <w:t>steam</w:t>
+      </w:r>
+      <w:proofErr w:type="spellEnd"/>
+      <w:r>
+        <w:rPr>
+          <w:sz w:val="32"/>
+          <w:szCs w:val="32"/>
+        </w:rPr>
+        <w:t xml:space="preserve"> y </w:t>
+      </w:r>
+      <w:r>
+        <w:rPr>
+          <w:sz w:val="32"/>
+          <w:szCs w:val="32"/>
+        </w:rPr>
+        <w:t xml:space="preserve">Usando Pi-Apps, </w:t>
+      </w:r>
+      <w:proofErr w:type="spellStart"/>
+      <w:r>
+        <w:rPr>
+          <w:sz w:val="32"/>
+          <w:szCs w:val="32"/>
+        </w:rPr>
+        <w:t>Steam</w:t>
+      </w:r>
+      <w:proofErr w:type="spellEnd"/>
+      <w:r>
+        <w:rPr>
+          <w:sz w:val="32"/>
+          <w:szCs w:val="32"/>
+        </w:rPr>
+        <w:t xml:space="preserve"> se instala sin complicaciones, y </w:t>
+      </w:r>
+      <w:proofErr w:type="spellStart"/>
+      <w:r>
+        <w:rPr>
+          <w:sz w:val="32"/>
+          <w:szCs w:val="32"/>
+        </w:rPr>
+        <w:t>Half-Life</w:t>
+      </w:r>
+      <w:proofErr w:type="spellEnd"/>
+      <w:r>
+        <w:rPr>
+          <w:sz w:val="32"/>
+          <w:szCs w:val="32"/>
+        </w:rPr>
+        <w:t xml:space="preserve"> 2, HL2 </w:t>
+      </w:r>
+      <w:proofErr w:type="spellStart"/>
+      <w:r>
+        <w:rPr>
+          <w:sz w:val="32"/>
+          <w:szCs w:val="32"/>
+        </w:rPr>
+        <w:t>Episode</w:t>
+      </w:r>
+      <w:proofErr w:type="spellEnd"/>
+      <w:r>
+        <w:rPr>
+          <w:sz w:val="32"/>
+          <w:szCs w:val="32"/>
+        </w:rPr>
+        <w:t xml:space="preserve"> 1, </w:t>
+      </w:r>
+      <w:proofErr w:type="spellStart"/>
+      <w:r>
+        <w:rPr>
+          <w:sz w:val="32"/>
+          <w:szCs w:val="32"/>
+        </w:rPr>
+        <w:t>Episode</w:t>
+      </w:r>
+      <w:proofErr w:type="spellEnd"/>
+      <w:r>
+        <w:rPr>
+          <w:sz w:val="32"/>
+          <w:szCs w:val="32"/>
+        </w:rPr>
+        <w:t xml:space="preserve"> 2, </w:t>
+      </w:r>
+      <w:proofErr w:type="spellStart"/>
+      <w:r>
+        <w:rPr>
+          <w:sz w:val="32"/>
+          <w:szCs w:val="32"/>
+        </w:rPr>
+        <w:t>Left</w:t>
+      </w:r>
+      <w:proofErr w:type="spellEnd"/>
+      <w:r>
+        <w:rPr>
+          <w:sz w:val="32"/>
+          <w:szCs w:val="32"/>
+        </w:rPr>
+        <w:t xml:space="preserve"> 4 </w:t>
+      </w:r>
+      <w:proofErr w:type="spellStart"/>
+      <w:r>
+        <w:rPr>
+          <w:sz w:val="32"/>
+          <w:szCs w:val="32"/>
+        </w:rPr>
+        <w:t>Dead</w:t>
+      </w:r>
+      <w:proofErr w:type="spellEnd"/>
+      <w:r>
+        <w:rPr>
+          <w:sz w:val="32"/>
+          <w:szCs w:val="32"/>
+        </w:rPr>
+        <w:t xml:space="preserve"> 2 y </w:t>
+      </w:r>
+      <w:proofErr w:type="spellStart"/>
+      <w:r>
+        <w:rPr>
+          <w:sz w:val="32"/>
+          <w:szCs w:val="32"/>
+        </w:rPr>
+        <w:t>Counter</w:t>
+      </w:r>
+      <w:proofErr w:type="spellEnd"/>
+      <w:r>
+        <w:rPr>
+          <w:sz w:val="32"/>
+          <w:szCs w:val="32"/>
+        </w:rPr>
+        <w:t xml:space="preserve">-Strike: </w:t>
+      </w:r>
+      <w:proofErr w:type="spellStart"/>
+      <w:r>
+        <w:rPr>
+          <w:sz w:val="32"/>
+          <w:szCs w:val="32"/>
+        </w:rPr>
+        <w:t>Source</w:t>
+      </w:r>
+      <w:proofErr w:type="spellEnd"/>
+      <w:r>
+        <w:rPr>
+          <w:sz w:val="32"/>
+          <w:szCs w:val="32"/>
+        </w:rPr>
+        <w:t xml:space="preserve"> están confirmados funcionando en Pi 5.)</w:t>
+      </w:r>
+    </w:p>
+    <w:p>
+      <w:pPr>
+        <w:rPr>
+          <w:sz w:val="32"/>
+          <w:szCs w:val="32"/>
+        </w:rPr>
+      </w:pPr>
+      <w:proofErr w:type="spellStart"/>
+      <w:r>
+        <w:rPr>
+          <w:sz w:val="32"/>
+          <w:szCs w:val="32"/>
+        </w:rPr>
+        <w:t>curl</w:t>
+      </w:r>
+      <w:proofErr w:type="spellEnd"/>
+      <w:r>
+        <w:rPr>
+          <w:sz w:val="32"/>
+          <w:szCs w:val="32"/>
+        </w:rPr>
+        <w:t xml:space="preserve"> -</w:t>
+      </w:r>
+      <w:proofErr w:type="spellStart"/>
+      <w:r>
+        <w:rPr>
+          <w:sz w:val="32"/>
+          <w:szCs w:val="32"/>
+        </w:rPr>
+        <w:t>sSL</w:t>
+      </w:r>
+      <w:proofErr w:type="spellEnd"/>
+      <w:r>
+        <w:rPr>
+          <w:sz w:val="32"/>
+          <w:szCs w:val="32"/>
+        </w:rPr>
+        <w:t xml:space="preserve"> https://raw.githubusercontent.com/Botspot/pi-apps/master/install | </w:t>
+      </w:r>
+      <w:proofErr w:type="spellStart"/>
+      <w:r>
+        <w:rPr>
+          <w:sz w:val="32"/>
+          <w:szCs w:val="32"/>
+        </w:rPr>
+        <w:t>bash</w:t>
+      </w:r>
+      <w:proofErr w:type="spellEnd"/>
+    </w:p>
+    <w:p>
+      <w:pPr>
+        <w:rPr>
+          <w:sz w:val="32"/>
+          <w:szCs w:val="32"/>
+          <w:lang w:val="en-US"/>
+        </w:rPr>
+      </w:pPr>
+      <w:proofErr w:type="spellStart"/>
+      <w:r>
+        <w:rPr>
+          <w:sz w:val="32"/>
+          <w:szCs w:val="32"/>
+          <w:lang w:val="en-US"/>
+        </w:rPr>
+        <w:t>flatpak</w:t>
+      </w:r>
+      <w:proofErr w:type="spellEnd"/>
       <w:r>
         <w:rPr>
           <w:sz w:val="32"/>
@@ -2342,51 +3057,68 @@
         </w:rPr>
         <w:t xml:space="preserve"> install </w:t>
       </w:r>
-      <w:proofErr w:type="spellStart"/>
-      <w:r>
-        <w:rPr>
-          <w:sz w:val="32"/>
-          <w:szCs w:val="32"/>
-          <w:lang w:val="en-US"/>
-        </w:rPr>
-        <w:t>stacer</w:t>
-      </w:r>
-      <w:proofErr w:type="spellEnd"/>
-      <w:r>
-        <w:rPr>
-          <w:sz w:val="32"/>
-          <w:szCs w:val="32"/>
-          <w:lang w:val="en-US"/>
-        </w:rPr>
-        <w:t xml:space="preserve"> -y</w:t>
-      </w:r>
-    </w:p>
-    <w:p>
-      <w:pPr>
-        <w:rPr>
-          <w:sz w:val="32"/>
-          <w:szCs w:val="32"/>
-          <w:lang w:val="en-US"/>
-        </w:rPr>
-      </w:pPr>
-      <w:proofErr w:type="spellStart"/>
-      <w:r>
-        <w:rPr>
-          <w:sz w:val="32"/>
-          <w:szCs w:val="32"/>
-          <w:lang w:val="en-US"/>
-        </w:rPr>
-        <w:t>sudo</w:t>
-      </w:r>
-      <w:proofErr w:type="spellEnd"/>
-      <w:r>
-        <w:rPr>
-          <w:sz w:val="32"/>
-          <w:szCs w:val="32"/>
-          <w:lang w:val="en-US"/>
-        </w:rPr>
-        <w:t xml:space="preserve"> apt</w:t>
-      </w:r>
+      <w:r>
+        <w:rPr>
+          <w:sz w:val="32"/>
+          <w:szCs w:val="32"/>
+        </w:rPr>
+        <w:t>-y</w:t>
+      </w:r>
+      <w:r>
+        <w:rPr>
+          <w:sz w:val="32"/>
+          <w:szCs w:val="32"/>
+          <w:lang w:val="en-US"/>
+        </w:rPr>
+        <w:t xml:space="preserve"> </w:t>
+      </w:r>
+      <w:proofErr w:type="spellStart"/>
+      <w:r>
+        <w:rPr>
+          <w:sz w:val="32"/>
+          <w:szCs w:val="32"/>
+          <w:lang w:val="en-US"/>
+        </w:rPr>
+        <w:t>flathub</w:t>
+      </w:r>
+      <w:proofErr w:type="spellEnd"/>
+      <w:r>
+        <w:rPr>
+          <w:sz w:val="32"/>
+          <w:szCs w:val="32"/>
+          <w:lang w:val="en-US"/>
+        </w:rPr>
+        <w:t xml:space="preserve"> </w:t>
+      </w:r>
+      <w:proofErr w:type="spellStart"/>
+      <w:r>
+        <w:rPr>
+          <w:sz w:val="32"/>
+          <w:szCs w:val="32"/>
+          <w:lang w:val="en-US"/>
+        </w:rPr>
+        <w:t>org.chromium.Chromium</w:t>
+      </w:r>
+      <w:proofErr w:type="spellEnd"/>
+    </w:p>
+    <w:p>
+      <w:pPr>
+        <w:rPr>
+          <w:sz w:val="32"/>
+          <w:szCs w:val="32"/>
+          <w:lang w:val="en-US"/>
+        </w:rPr>
+      </w:pPr>
+      <w:proofErr w:type="spellStart"/>
+      <w:r>
+        <w:rPr>
+          <w:sz w:val="32"/>
+          <w:szCs w:val="32"/>
+          <w:lang w:val="en-US"/>
+        </w:rPr>
+        <w:t>flatpak</w:t>
+      </w:r>
+      <w:proofErr w:type="spellEnd"/>
       <w:r>
         <w:rPr>
           <w:sz w:val="32"/>
@@ -2395,60 +3127,18 @@
         </w:rPr>
         <w:t xml:space="preserve"> install </w:t>
       </w:r>
-      <w:proofErr w:type="spellStart"/>
-      <w:r>
-        <w:rPr>
-          <w:sz w:val="32"/>
-          <w:szCs w:val="32"/>
-          <w:lang w:val="en-US"/>
-        </w:rPr>
-        <w:t>g</w:t>
-      </w:r>
-      <w:r>
-        <w:rPr>
-          <w:sz w:val="32"/>
-          <w:szCs w:val="32"/>
-          <w:lang w:val="en-US"/>
-        </w:rPr>
-        <w:t>parted</w:t>
-      </w:r>
-      <w:proofErr w:type="spellEnd"/>
-      <w:r>
-        <w:rPr>
-          <w:sz w:val="32"/>
-          <w:szCs w:val="32"/>
-          <w:lang w:val="en-US"/>
-        </w:rPr>
-        <w:t xml:space="preserve"> -y</w:t>
-      </w:r>
-    </w:p>
-    <w:p>
-      <w:pPr>
-        <w:rPr>
-          <w:sz w:val="32"/>
-          <w:szCs w:val="32"/>
-        </w:rPr>
-      </w:pPr>
-      <w:r>
-        <w:rPr>
-          <w:sz w:val="32"/>
-          <w:szCs w:val="32"/>
-        </w:rPr>
-        <w:t xml:space="preserve">sudo </w:t>
-      </w:r>
-      <w:proofErr w:type="spellStart"/>
-      <w:r>
-        <w:rPr>
-          <w:sz w:val="32"/>
-          <w:szCs w:val="32"/>
-        </w:rPr>
-        <w:t>apt</w:t>
-      </w:r>
-      <w:proofErr w:type="spellEnd"/>
-      <w:r>
-        <w:rPr>
-          <w:sz w:val="32"/>
-          <w:szCs w:val="32"/>
+      <w:r>
+        <w:rPr>
+          <w:sz w:val="32"/>
+          <w:szCs w:val="32"/>
+        </w:rPr>
+        <w:t>-y</w:t>
+      </w:r>
+      <w:r>
+        <w:rPr>
+          <w:sz w:val="32"/>
+          <w:szCs w:val="32"/>
+          <w:lang w:val="en-US"/>
         </w:rPr>
         <w:t xml:space="preserve"> </w:t>
       </w:r>
@@ -2457,14 +3147,16 @@
         <w:rPr>
           <w:sz w:val="32"/>
           <w:szCs w:val="32"/>
-        </w:rPr>
-        <w:t>install</w:t>
-      </w:r>
-      <w:proofErr w:type="spellEnd"/>
-      <w:r>
-        <w:rPr>
-          <w:sz w:val="32"/>
-          <w:szCs w:val="32"/>
+          <w:lang w:val="en-US"/>
+        </w:rPr>
+        <w:t>flathub</w:t>
+      </w:r>
+      <w:proofErr w:type="spellEnd"/>
+      <w:r>
+        <w:rPr>
+          <w:sz w:val="32"/>
+          <w:szCs w:val="32"/>
+          <w:lang w:val="en-US"/>
         </w:rPr>
         <w:t xml:space="preserve"> </w:t>
       </w:r>
@@ -2473,122 +3165,128 @@
         <w:rPr>
           <w:sz w:val="32"/>
           <w:szCs w:val="32"/>
-        </w:rPr>
-        <w:t>v</w:t>
-      </w:r>
-      <w:r>
-        <w:rPr>
-          <w:sz w:val="32"/>
-          <w:szCs w:val="32"/>
-        </w:rPr>
-        <w:t>ariety</w:t>
-      </w:r>
-      <w:proofErr w:type="spellEnd"/>
-      <w:r>
-        <w:rPr>
-          <w:sz w:val="32"/>
-          <w:szCs w:val="32"/>
-        </w:rPr>
-        <w:t xml:space="preserve"> (cambiador fondos</w:t>
-      </w:r>
-      <w:r>
-        <w:rPr>
-          <w:sz w:val="32"/>
-          <w:szCs w:val="32"/>
-        </w:rPr>
-        <w:t xml:space="preserve"> pantalla)</w:t>
-      </w:r>
-    </w:p>
-    <w:p>
-      <w:pPr>
-        <w:rPr>
-          <w:sz w:val="32"/>
-          <w:szCs w:val="32"/>
-        </w:rPr>
-      </w:pPr>
-      <w:r>
-        <w:rPr>
-          <w:sz w:val="28"/>
-          <w:szCs w:val="28"/>
-        </w:rPr>
-        <w:t xml:space="preserve">sudo </w:t>
-      </w:r>
-      <w:proofErr w:type="spellStart"/>
-      <w:r>
-        <w:rPr>
-          <w:sz w:val="28"/>
-          <w:szCs w:val="28"/>
-        </w:rPr>
-        <w:t>apt</w:t>
-      </w:r>
-      <w:proofErr w:type="spellEnd"/>
-      <w:r>
-        <w:rPr>
-          <w:sz w:val="28"/>
-          <w:szCs w:val="28"/>
+          <w:lang w:val="en-US"/>
+        </w:rPr>
+        <w:t>io.github.mimbrero.WhatsAppDesktop</w:t>
+      </w:r>
+      <w:proofErr w:type="spellEnd"/>
+    </w:p>
+    <w:p>
+      <w:pPr>
+        <w:rPr>
+          <w:sz w:val="32"/>
+          <w:szCs w:val="32"/>
+          <w:lang w:val="en-US"/>
+        </w:rPr>
+      </w:pPr>
+      <w:proofErr w:type="spellStart"/>
+      <w:r>
+        <w:rPr>
+          <w:sz w:val="32"/>
+          <w:szCs w:val="32"/>
+          <w:lang w:val="en-US"/>
+        </w:rPr>
+        <w:t>flatpak</w:t>
+      </w:r>
+      <w:proofErr w:type="spellEnd"/>
+      <w:r>
+        <w:rPr>
+          <w:sz w:val="32"/>
+          <w:szCs w:val="32"/>
+          <w:lang w:val="en-US"/>
+        </w:rPr>
+        <w:t xml:space="preserve"> install </w:t>
+      </w:r>
+      <w:r>
+        <w:rPr>
+          <w:sz w:val="32"/>
+          <w:szCs w:val="32"/>
+        </w:rPr>
+        <w:t>-y</w:t>
+      </w:r>
+      <w:r>
+        <w:rPr>
+          <w:sz w:val="32"/>
+          <w:szCs w:val="32"/>
+          <w:lang w:val="en-US"/>
         </w:rPr>
         <w:t xml:space="preserve"> </w:t>
       </w:r>
       <w:proofErr w:type="spellStart"/>
       <w:r>
         <w:rPr>
-          <w:sz w:val="28"/>
-          <w:szCs w:val="28"/>
-        </w:rPr>
-        <w:t>install</w:t>
-      </w:r>
-      <w:proofErr w:type="spellEnd"/>
-      <w:r>
-        <w:rPr>
-          <w:sz w:val="28"/>
-          <w:szCs w:val="28"/>
+          <w:sz w:val="32"/>
+          <w:szCs w:val="32"/>
+          <w:lang w:val="en-US"/>
+        </w:rPr>
+        <w:t>flathub</w:t>
+      </w:r>
+      <w:proofErr w:type="spellEnd"/>
+      <w:r>
+        <w:rPr>
+          <w:sz w:val="32"/>
+          <w:szCs w:val="32"/>
+          <w:lang w:val="en-US"/>
         </w:rPr>
         <w:t xml:space="preserve"> </w:t>
       </w:r>
       <w:proofErr w:type="spellStart"/>
       <w:r>
         <w:rPr>
-          <w:sz w:val="28"/>
-          <w:szCs w:val="28"/>
-        </w:rPr>
-        <w:t>simplescreenrecorder</w:t>
-      </w:r>
-      <w:proofErr w:type="spellEnd"/>
-      <w:r>
-        <w:rPr>
-          <w:sz w:val="28"/>
-          <w:szCs w:val="28"/>
-        </w:rPr>
-        <w:t xml:space="preserve"> -y</w:t>
-      </w:r>
-    </w:p>
-    <w:p>
-      <w:pPr>
-        <w:rPr>
-          <w:sz w:val="32"/>
-          <w:szCs w:val="32"/>
-        </w:rPr>
-      </w:pPr>
-      <w:r>
-        <w:rPr>
-          <w:sz w:val="32"/>
-          <w:szCs w:val="32"/>
-        </w:rPr>
-        <w:t xml:space="preserve">sudo </w:t>
-      </w:r>
-      <w:proofErr w:type="spellStart"/>
-      <w:r>
-        <w:rPr>
-          <w:sz w:val="32"/>
-          <w:szCs w:val="32"/>
-        </w:rPr>
-        <w:t>apt</w:t>
-      </w:r>
-      <w:proofErr w:type="spellEnd"/>
-      <w:r>
-        <w:rPr>
-          <w:sz w:val="32"/>
-          <w:szCs w:val="32"/>
+          <w:sz w:val="32"/>
+          <w:szCs w:val="32"/>
+          <w:lang w:val="en-US"/>
+        </w:rPr>
+        <w:t>us.zoom.Zoom</w:t>
+      </w:r>
+      <w:proofErr w:type="spellEnd"/>
+      <w:r>
+        <w:rPr>
+          <w:sz w:val="32"/>
+          <w:szCs w:val="32"/>
+          <w:lang w:val="en-US"/>
+        </w:rPr>
+        <w:t> </w:t>
+      </w:r>
+    </w:p>
+    <w:p>
+      <w:pPr>
+        <w:rPr>
+          <w:sz w:val="32"/>
+          <w:szCs w:val="32"/>
+          <w:lang w:val="en-US"/>
+        </w:rPr>
+      </w:pPr>
+      <w:proofErr w:type="spellStart"/>
+      <w:r>
+        <w:rPr>
+          <w:sz w:val="32"/>
+          <w:szCs w:val="32"/>
+          <w:lang w:val="en-US"/>
+        </w:rPr>
+        <w:t>flatpak</w:t>
+      </w:r>
+      <w:proofErr w:type="spellEnd"/>
+      <w:r>
+        <w:rPr>
+          <w:sz w:val="32"/>
+          <w:szCs w:val="32"/>
+          <w:lang w:val="en-US"/>
+        </w:rPr>
+        <w:t xml:space="preserve"> install </w:t>
+      </w:r>
+      <w:r>
+        <w:rPr>
+          <w:sz w:val="32"/>
+          <w:szCs w:val="32"/>
+        </w:rPr>
+        <w:t>-y</w:t>
+      </w:r>
+      <w:r>
+        <w:rPr>
+          <w:sz w:val="32"/>
+          <w:szCs w:val="32"/>
+          <w:lang w:val="en-US"/>
         </w:rPr>
         <w:t xml:space="preserve"> </w:t>
       </w:r>
@@ -2597,14 +3295,16 @@
         <w:rPr>
           <w:sz w:val="32"/>
           <w:szCs w:val="32"/>
-        </w:rPr>
-        <w:t>install</w:t>
-      </w:r>
-      <w:proofErr w:type="spellEnd"/>
-      <w:r>
-        <w:rPr>
-          <w:sz w:val="32"/>
-          <w:szCs w:val="32"/>
+          <w:lang w:val="en-US"/>
+        </w:rPr>
+        <w:t>flathub</w:t>
+      </w:r>
+      <w:proofErr w:type="spellEnd"/>
+      <w:r>
+        <w:rPr>
+          <w:sz w:val="32"/>
+          <w:szCs w:val="32"/>
+          <w:lang w:val="en-US"/>
         </w:rPr>
         <w:t xml:space="preserve"> </w:t>
       </w:r>
@@ -2613,18 +3313,109 @@
         <w:rPr>
           <w:sz w:val="32"/>
           <w:szCs w:val="32"/>
-        </w:rPr>
-        <w:t>supertuxkart</w:t>
-      </w:r>
-      <w:proofErr w:type="spellEnd"/>
-      <w:r>
-        <w:rPr>
-          <w:sz w:val="32"/>
-          <w:szCs w:val="32"/>
+          <w:lang w:val="en-US"/>
+        </w:rPr>
+        <w:t>org.videolan.VLC</w:t>
+      </w:r>
+      <w:proofErr w:type="spellEnd"/>
+    </w:p>
+    <w:p>
+      <w:pPr>
+        <w:rPr>
+          <w:sz w:val="32"/>
+          <w:szCs w:val="32"/>
+          <w:lang w:val="en-US"/>
+        </w:rPr>
+      </w:pPr>
+      <w:proofErr w:type="spellStart"/>
+      <w:r>
+        <w:rPr>
+          <w:sz w:val="32"/>
+          <w:szCs w:val="32"/>
+          <w:lang w:val="en-US"/>
+        </w:rPr>
+        <w:lastRenderedPageBreak/>
+        <w:t>flatpak</w:t>
+      </w:r>
+      <w:proofErr w:type="spellEnd"/>
+      <w:r>
+        <w:rPr>
+          <w:sz w:val="32"/>
+          <w:szCs w:val="32"/>
+          <w:lang w:val="en-US"/>
+        </w:rPr>
+        <w:t xml:space="preserve"> install </w:t>
+      </w:r>
+      <w:r>
+        <w:rPr>
+          <w:sz w:val="32"/>
+          <w:szCs w:val="32"/>
+        </w:rPr>
+        <w:t>-y</w:t>
+      </w:r>
+      <w:r>
+        <w:rPr>
+          <w:sz w:val="32"/>
+          <w:szCs w:val="32"/>
+          <w:lang w:val="en-US"/>
         </w:rPr>
         <w:t xml:space="preserve"> </w:t>
       </w:r>
-      <w:bookmarkStart w:id="0" w:name="_Hlk224294036"/>
+      <w:proofErr w:type="spellStart"/>
+      <w:r>
+        <w:rPr>
+          <w:sz w:val="32"/>
+          <w:szCs w:val="32"/>
+          <w:lang w:val="en-US"/>
+        </w:rPr>
+        <w:t>flathub</w:t>
+      </w:r>
+      <w:proofErr w:type="spellEnd"/>
+      <w:r>
+        <w:rPr>
+          <w:sz w:val="32"/>
+          <w:szCs w:val="32"/>
+          <w:lang w:val="en-US"/>
+        </w:rPr>
+        <w:t xml:space="preserve"> </w:t>
+      </w:r>
+      <w:proofErr w:type="spellStart"/>
+      <w:r>
+        <w:rPr>
+          <w:sz w:val="32"/>
+          <w:szCs w:val="32"/>
+          <w:lang w:val="en-US"/>
+        </w:rPr>
+        <w:t>com.rustdesk.RustDesk</w:t>
+      </w:r>
+      <w:proofErr w:type="spellEnd"/>
+    </w:p>
+    <w:p>
+      <w:pPr>
+        <w:rPr>
+          <w:sz w:val="32"/>
+          <w:szCs w:val="32"/>
+          <w:lang w:val="en-US"/>
+        </w:rPr>
+      </w:pPr>
+      <w:proofErr w:type="spellStart"/>
+      <w:r>
+        <w:rPr>
+          <w:sz w:val="32"/>
+          <w:szCs w:val="32"/>
+          <w:lang w:val="en-US"/>
+        </w:rPr>
+        <w:t>flatpak</w:t>
+      </w:r>
+      <w:proofErr w:type="spellEnd"/>
+      <w:r>
+        <w:rPr>
+          <w:sz w:val="32"/>
+          <w:szCs w:val="32"/>
+          <w:lang w:val="en-US"/>
+        </w:rPr>
+        <w:t xml:space="preserve"> install </w:t>
+      </w:r>
       <w:r>
         <w:rPr>
           <w:sz w:val="32"/>
@@ -2632,35 +3423,11 @@
         </w:rPr>
         <w:t>-y</w:t>
       </w:r>
-      <w:bookmarkEnd w:id="0"/>
-    </w:p>
-    <w:p>
-      <w:pPr>
-        <w:rPr>
-          <w:sz w:val="32"/>
-          <w:szCs w:val="32"/>
-        </w:rPr>
-      </w:pPr>
-      <w:r>
-        <w:rPr>
-          <w:sz w:val="32"/>
-          <w:szCs w:val="32"/>
-        </w:rPr>
-        <w:t xml:space="preserve">sudo </w:t>
-      </w:r>
-      <w:proofErr w:type="spellStart"/>
-      <w:r>
-        <w:rPr>
-          <w:sz w:val="32"/>
-          <w:szCs w:val="32"/>
-        </w:rPr>
-        <w:t>apt</w:t>
-      </w:r>
-      <w:proofErr w:type="spellEnd"/>
-      <w:r>
-        <w:rPr>
-          <w:sz w:val="32"/>
-          <w:szCs w:val="32"/>
+      <w:r>
+        <w:rPr>
+          <w:sz w:val="32"/>
+          <w:szCs w:val="32"/>
+          <w:lang w:val="en-US"/>
         </w:rPr>
         <w:t xml:space="preserve"> </w:t>
       </w:r>
@@ -2669,14 +3436,16 @@
         <w:rPr>
           <w:sz w:val="32"/>
           <w:szCs w:val="32"/>
-        </w:rPr>
-        <w:t>install</w:t>
-      </w:r>
-      <w:proofErr w:type="spellEnd"/>
-      <w:r>
-        <w:rPr>
-          <w:sz w:val="32"/>
-          <w:szCs w:val="32"/>
+          <w:lang w:val="en-US"/>
+        </w:rPr>
+        <w:t>flathub</w:t>
+      </w:r>
+      <w:proofErr w:type="spellEnd"/>
+      <w:r>
+        <w:rPr>
+          <w:sz w:val="32"/>
+          <w:szCs w:val="32"/>
+          <w:lang w:val="en-US"/>
         </w:rPr>
         <w:t xml:space="preserve"> </w:t>
       </w:r>
@@ -2685,662 +3454,6 @@
         <w:rPr>
           <w:sz w:val="32"/>
           <w:szCs w:val="32"/>
-        </w:rPr>
-        <w:t>extremetuxracer</w:t>
-      </w:r>
-      <w:proofErr w:type="spellEnd"/>
-      <w:r>
-        <w:rPr>
-          <w:sz w:val="32"/>
-          <w:szCs w:val="32"/>
-        </w:rPr>
-        <w:t xml:space="preserve"> -y</w:t>
-      </w:r>
-    </w:p>
-    <w:p>
-      <w:pPr>
-        <w:rPr>
-          <w:sz w:val="32"/>
-          <w:szCs w:val="32"/>
-        </w:rPr>
-      </w:pPr>
-      <w:r>
-        <w:rPr>
-          <w:sz w:val="32"/>
-          <w:szCs w:val="32"/>
-        </w:rPr>
-        <w:t># Instalar Pi-Apps (un solo comando</w:t>
-      </w:r>
-      <w:r>
-        <w:rPr>
-          <w:sz w:val="32"/>
-          <w:szCs w:val="32"/>
-        </w:rPr>
-        <w:t xml:space="preserve">, para </w:t>
-      </w:r>
-      <w:proofErr w:type="spellStart"/>
-      <w:r>
-        <w:rPr>
-          <w:sz w:val="32"/>
-          <w:szCs w:val="32"/>
-        </w:rPr>
-        <w:t>steam</w:t>
-      </w:r>
-      <w:proofErr w:type="spellEnd"/>
-      <w:r>
-        <w:rPr>
-          <w:sz w:val="32"/>
-          <w:szCs w:val="32"/>
-        </w:rPr>
-        <w:t xml:space="preserve"> y </w:t>
-      </w:r>
-      <w:r>
-        <w:rPr>
-          <w:sz w:val="32"/>
-          <w:szCs w:val="32"/>
-        </w:rPr>
-        <w:t xml:space="preserve">Usando Pi-Apps, </w:t>
-      </w:r>
-      <w:proofErr w:type="spellStart"/>
-      <w:r>
-        <w:rPr>
-          <w:sz w:val="32"/>
-          <w:szCs w:val="32"/>
-        </w:rPr>
-        <w:t>Steam</w:t>
-      </w:r>
-      <w:proofErr w:type="spellEnd"/>
-      <w:r>
-        <w:rPr>
-          <w:sz w:val="32"/>
-          <w:szCs w:val="32"/>
-        </w:rPr>
-        <w:t xml:space="preserve"> se instala sin complicaciones, y </w:t>
-      </w:r>
-      <w:proofErr w:type="spellStart"/>
-      <w:r>
-        <w:rPr>
-          <w:sz w:val="32"/>
-          <w:szCs w:val="32"/>
-        </w:rPr>
-        <w:t>Half-Life</w:t>
-      </w:r>
-      <w:proofErr w:type="spellEnd"/>
-      <w:r>
-        <w:rPr>
-          <w:sz w:val="32"/>
-          <w:szCs w:val="32"/>
-        </w:rPr>
-        <w:t xml:space="preserve"> 2, HL2 </w:t>
-      </w:r>
-      <w:proofErr w:type="spellStart"/>
-      <w:r>
-        <w:rPr>
-          <w:sz w:val="32"/>
-          <w:szCs w:val="32"/>
-        </w:rPr>
-        <w:t>Episode</w:t>
-      </w:r>
-      <w:proofErr w:type="spellEnd"/>
-      <w:r>
-        <w:rPr>
-          <w:sz w:val="32"/>
-          <w:szCs w:val="32"/>
-        </w:rPr>
-        <w:t xml:space="preserve"> 1, </w:t>
-      </w:r>
-      <w:proofErr w:type="spellStart"/>
-      <w:r>
-        <w:rPr>
-          <w:sz w:val="32"/>
-          <w:szCs w:val="32"/>
-        </w:rPr>
-        <w:t>Episode</w:t>
-      </w:r>
-      <w:proofErr w:type="spellEnd"/>
-      <w:r>
-        <w:rPr>
-          <w:sz w:val="32"/>
-          <w:szCs w:val="32"/>
-        </w:rPr>
-        <w:t xml:space="preserve"> 2, </w:t>
-      </w:r>
-      <w:proofErr w:type="spellStart"/>
-      <w:r>
-        <w:rPr>
-          <w:sz w:val="32"/>
-          <w:szCs w:val="32"/>
-        </w:rPr>
-        <w:t>Left</w:t>
-      </w:r>
-      <w:proofErr w:type="spellEnd"/>
-      <w:r>
-        <w:rPr>
-          <w:sz w:val="32"/>
-          <w:szCs w:val="32"/>
-        </w:rPr>
-        <w:t xml:space="preserve"> 4 </w:t>
-      </w:r>
-      <w:proofErr w:type="spellStart"/>
-      <w:r>
-        <w:rPr>
-          <w:sz w:val="32"/>
-          <w:szCs w:val="32"/>
-        </w:rPr>
-        <w:t>Dead</w:t>
-      </w:r>
-      <w:proofErr w:type="spellEnd"/>
-      <w:r>
-        <w:rPr>
-          <w:sz w:val="32"/>
-          <w:szCs w:val="32"/>
-        </w:rPr>
-        <w:t xml:space="preserve"> 2 y </w:t>
-      </w:r>
-      <w:proofErr w:type="spellStart"/>
-      <w:r>
-        <w:rPr>
-          <w:sz w:val="32"/>
-          <w:szCs w:val="32"/>
-        </w:rPr>
-        <w:t>Counter</w:t>
-      </w:r>
-      <w:proofErr w:type="spellEnd"/>
-      <w:r>
-        <w:rPr>
-          <w:sz w:val="32"/>
-          <w:szCs w:val="32"/>
-        </w:rPr>
-        <w:t xml:space="preserve">-Strike: </w:t>
-      </w:r>
-      <w:proofErr w:type="spellStart"/>
-      <w:r>
-        <w:rPr>
-          <w:sz w:val="32"/>
-          <w:szCs w:val="32"/>
-        </w:rPr>
-        <w:t>Source</w:t>
-      </w:r>
-      <w:proofErr w:type="spellEnd"/>
-      <w:r>
-        <w:rPr>
-          <w:sz w:val="32"/>
-          <w:szCs w:val="32"/>
-        </w:rPr>
-        <w:t xml:space="preserve"> están confirmados funcionando en Pi 5.)</w:t>
-      </w:r>
-    </w:p>
-    <w:p>
-      <w:pPr>
-        <w:rPr>
-          <w:sz w:val="32"/>
-          <w:szCs w:val="32"/>
-        </w:rPr>
-      </w:pPr>
-      <w:proofErr w:type="spellStart"/>
-      <w:r>
-        <w:rPr>
-          <w:sz w:val="32"/>
-          <w:szCs w:val="32"/>
-        </w:rPr>
-        <w:t>curl</w:t>
-      </w:r>
-      <w:proofErr w:type="spellEnd"/>
-      <w:r>
-        <w:rPr>
-          <w:sz w:val="32"/>
-          <w:szCs w:val="32"/>
-        </w:rPr>
-        <w:t xml:space="preserve"> -</w:t>
-      </w:r>
-      <w:proofErr w:type="spellStart"/>
-      <w:r>
-        <w:rPr>
-          <w:sz w:val="32"/>
-          <w:szCs w:val="32"/>
-        </w:rPr>
-        <w:t>sSL</w:t>
-      </w:r>
-      <w:proofErr w:type="spellEnd"/>
-      <w:r>
-        <w:rPr>
-          <w:sz w:val="32"/>
-          <w:szCs w:val="32"/>
-        </w:rPr>
-        <w:t xml:space="preserve"> https://raw.githubusercontent.com/Botspot/pi-apps/master/install | </w:t>
-      </w:r>
-      <w:proofErr w:type="spellStart"/>
-      <w:r>
-        <w:rPr>
-          <w:sz w:val="32"/>
-          <w:szCs w:val="32"/>
-        </w:rPr>
-        <w:t>bash</w:t>
-      </w:r>
-      <w:proofErr w:type="spellEnd"/>
-    </w:p>
-    <w:p>
-      <w:pPr>
-        <w:rPr>
-          <w:sz w:val="32"/>
-          <w:szCs w:val="32"/>
-          <w:lang w:val="en-US"/>
-        </w:rPr>
-      </w:pPr>
-      <w:proofErr w:type="spellStart"/>
-      <w:r>
-        <w:rPr>
-          <w:sz w:val="32"/>
-          <w:szCs w:val="32"/>
-          <w:lang w:val="en-US"/>
-        </w:rPr>
-        <w:t>flatpak</w:t>
-      </w:r>
-      <w:proofErr w:type="spellEnd"/>
-      <w:r>
-        <w:rPr>
-          <w:sz w:val="32"/>
-          <w:szCs w:val="32"/>
-          <w:lang w:val="en-US"/>
-        </w:rPr>
-        <w:t xml:space="preserve"> install </w:t>
-      </w:r>
-      <w:r>
-        <w:rPr>
-          <w:sz w:val="32"/>
-          <w:szCs w:val="32"/>
-        </w:rPr>
-        <w:t>-y</w:t>
-      </w:r>
-      <w:r>
-        <w:rPr>
-          <w:sz w:val="32"/>
-          <w:szCs w:val="32"/>
-          <w:lang w:val="en-US"/>
-        </w:rPr>
-        <w:t xml:space="preserve"> </w:t>
-      </w:r>
-      <w:proofErr w:type="spellStart"/>
-      <w:r>
-        <w:rPr>
-          <w:sz w:val="32"/>
-          <w:szCs w:val="32"/>
-          <w:lang w:val="en-US"/>
-        </w:rPr>
-        <w:t>flathub</w:t>
-      </w:r>
-      <w:proofErr w:type="spellEnd"/>
-      <w:r>
-        <w:rPr>
-          <w:sz w:val="32"/>
-          <w:szCs w:val="32"/>
-          <w:lang w:val="en-US"/>
-        </w:rPr>
-        <w:t xml:space="preserve"> </w:t>
-      </w:r>
-      <w:proofErr w:type="spellStart"/>
-      <w:r>
-        <w:rPr>
-          <w:sz w:val="32"/>
-          <w:szCs w:val="32"/>
-          <w:lang w:val="en-US"/>
-        </w:rPr>
-        <w:t>org.chromium.Chromium</w:t>
-      </w:r>
-      <w:proofErr w:type="spellEnd"/>
-    </w:p>
-    <w:p>
-      <w:pPr>
-        <w:rPr>
-          <w:sz w:val="32"/>
-          <w:szCs w:val="32"/>
-          <w:lang w:val="en-US"/>
-        </w:rPr>
-      </w:pPr>
-      <w:proofErr w:type="spellStart"/>
-      <w:r>
-        <w:rPr>
-          <w:sz w:val="32"/>
-          <w:szCs w:val="32"/>
-          <w:lang w:val="en-US"/>
-        </w:rPr>
-        <w:t>flatpak</w:t>
-      </w:r>
-      <w:proofErr w:type="spellEnd"/>
-      <w:r>
-        <w:rPr>
-          <w:sz w:val="32"/>
-          <w:szCs w:val="32"/>
-          <w:lang w:val="en-US"/>
-        </w:rPr>
-        <w:t xml:space="preserve"> install </w:t>
-      </w:r>
-      <w:r>
-        <w:rPr>
-          <w:sz w:val="32"/>
-          <w:szCs w:val="32"/>
-        </w:rPr>
-        <w:t>-y</w:t>
-      </w:r>
-      <w:r>
-        <w:rPr>
-          <w:sz w:val="32"/>
-          <w:szCs w:val="32"/>
-          <w:lang w:val="en-US"/>
-        </w:rPr>
-        <w:t xml:space="preserve"> </w:t>
-      </w:r>
-      <w:proofErr w:type="spellStart"/>
-      <w:r>
-        <w:rPr>
-          <w:sz w:val="32"/>
-          <w:szCs w:val="32"/>
-          <w:lang w:val="en-US"/>
-        </w:rPr>
-        <w:t>flathub</w:t>
-      </w:r>
-      <w:proofErr w:type="spellEnd"/>
-      <w:r>
-        <w:rPr>
-          <w:sz w:val="32"/>
-          <w:szCs w:val="32"/>
-          <w:lang w:val="en-US"/>
-        </w:rPr>
-        <w:t xml:space="preserve"> </w:t>
-      </w:r>
-      <w:proofErr w:type="spellStart"/>
-      <w:r>
-        <w:rPr>
-          <w:sz w:val="32"/>
-          <w:szCs w:val="32"/>
-          <w:lang w:val="en-US"/>
-        </w:rPr>
-        <w:t>io.github.mimbrero.WhatsAppDesktop</w:t>
-      </w:r>
-      <w:proofErr w:type="spellEnd"/>
-    </w:p>
-    <w:p>
-      <w:pPr>
-        <w:rPr>
-          <w:sz w:val="32"/>
-          <w:szCs w:val="32"/>
-          <w:lang w:val="en-US"/>
-        </w:rPr>
-      </w:pPr>
-      <w:proofErr w:type="spellStart"/>
-      <w:r>
-        <w:rPr>
-          <w:sz w:val="32"/>
-          <w:szCs w:val="32"/>
-          <w:lang w:val="en-US"/>
-        </w:rPr>
-        <w:t>flatpak</w:t>
-      </w:r>
-      <w:proofErr w:type="spellEnd"/>
-      <w:r>
-        <w:rPr>
-          <w:sz w:val="32"/>
-          <w:szCs w:val="32"/>
-          <w:lang w:val="en-US"/>
-        </w:rPr>
-        <w:t xml:space="preserve"> install </w:t>
-      </w:r>
-      <w:r>
-        <w:rPr>
-          <w:sz w:val="32"/>
-          <w:szCs w:val="32"/>
-        </w:rPr>
-        <w:t>-y</w:t>
-      </w:r>
-      <w:r>
-        <w:rPr>
-          <w:sz w:val="32"/>
-          <w:szCs w:val="32"/>
-          <w:lang w:val="en-US"/>
-        </w:rPr>
-        <w:t xml:space="preserve"> </w:t>
-      </w:r>
-      <w:proofErr w:type="spellStart"/>
-      <w:r>
-        <w:rPr>
-          <w:sz w:val="32"/>
-          <w:szCs w:val="32"/>
-          <w:lang w:val="en-US"/>
-        </w:rPr>
-        <w:t>flathub</w:t>
-      </w:r>
-      <w:proofErr w:type="spellEnd"/>
-      <w:r>
-        <w:rPr>
-          <w:sz w:val="32"/>
-          <w:szCs w:val="32"/>
-          <w:lang w:val="en-US"/>
-        </w:rPr>
-        <w:t xml:space="preserve"> </w:t>
-      </w:r>
-      <w:proofErr w:type="spellStart"/>
-      <w:r>
-        <w:rPr>
-          <w:sz w:val="32"/>
-          <w:szCs w:val="32"/>
-          <w:lang w:val="en-US"/>
-        </w:rPr>
-        <w:t>us.zoom.Zoom</w:t>
-      </w:r>
-      <w:proofErr w:type="spellEnd"/>
-      <w:r>
-        <w:rPr>
-          <w:sz w:val="32"/>
-          <w:szCs w:val="32"/>
-          <w:lang w:val="en-US"/>
-        </w:rPr>
-        <w:t> </w:t>
-      </w:r>
-    </w:p>
-    <w:p>
-      <w:pPr>
-        <w:rPr>
-          <w:sz w:val="32"/>
-          <w:szCs w:val="32"/>
-          <w:lang w:val="en-US"/>
-        </w:rPr>
-      </w:pPr>
-      <w:proofErr w:type="spellStart"/>
-      <w:r>
-        <w:rPr>
-          <w:sz w:val="32"/>
-          <w:szCs w:val="32"/>
-          <w:lang w:val="en-US"/>
-        </w:rPr>
-        <w:t>flatpak</w:t>
-      </w:r>
-      <w:proofErr w:type="spellEnd"/>
-      <w:r>
-        <w:rPr>
-          <w:sz w:val="32"/>
-          <w:szCs w:val="32"/>
-          <w:lang w:val="en-US"/>
-        </w:rPr>
-        <w:t xml:space="preserve"> install </w:t>
-      </w:r>
-      <w:r>
-        <w:rPr>
-          <w:sz w:val="32"/>
-          <w:szCs w:val="32"/>
-        </w:rPr>
-        <w:t>-y</w:t>
-      </w:r>
-      <w:r>
-        <w:rPr>
-          <w:sz w:val="32"/>
-          <w:szCs w:val="32"/>
-          <w:lang w:val="en-US"/>
-        </w:rPr>
-        <w:t xml:space="preserve"> </w:t>
-      </w:r>
-      <w:proofErr w:type="spellStart"/>
-      <w:r>
-        <w:rPr>
-          <w:sz w:val="32"/>
-          <w:szCs w:val="32"/>
-          <w:lang w:val="en-US"/>
-        </w:rPr>
-        <w:t>flathub</w:t>
-      </w:r>
-      <w:proofErr w:type="spellEnd"/>
-      <w:r>
-        <w:rPr>
-          <w:sz w:val="32"/>
-          <w:szCs w:val="32"/>
-          <w:lang w:val="en-US"/>
-        </w:rPr>
-        <w:t xml:space="preserve"> </w:t>
-      </w:r>
-      <w:proofErr w:type="spellStart"/>
-      <w:r>
-        <w:rPr>
-          <w:sz w:val="32"/>
-          <w:szCs w:val="32"/>
-          <w:lang w:val="en-US"/>
-        </w:rPr>
-        <w:t>org.videolan.VLC</w:t>
-      </w:r>
-      <w:proofErr w:type="spellEnd"/>
-    </w:p>
-    <w:p>
-      <w:pPr>
-        <w:rPr>
-          <w:sz w:val="32"/>
-          <w:szCs w:val="32"/>
-          <w:lang w:val="en-US"/>
-        </w:rPr>
-      </w:pPr>
-      <w:proofErr w:type="spellStart"/>
-      <w:r>
-        <w:rPr>
-          <w:sz w:val="32"/>
-          <w:szCs w:val="32"/>
-          <w:lang w:val="en-US"/>
-        </w:rPr>
-        <w:t>flatpak</w:t>
-      </w:r>
-      <w:proofErr w:type="spellEnd"/>
-      <w:r>
-        <w:rPr>
-          <w:sz w:val="32"/>
-          <w:szCs w:val="32"/>
-          <w:lang w:val="en-US"/>
-        </w:rPr>
-        <w:t xml:space="preserve"> install </w:t>
-      </w:r>
-      <w:r>
-        <w:rPr>
-          <w:sz w:val="32"/>
-          <w:szCs w:val="32"/>
-        </w:rPr>
-        <w:t>-y</w:t>
-      </w:r>
-      <w:r>
-        <w:rPr>
-          <w:sz w:val="32"/>
-          <w:szCs w:val="32"/>
-          <w:lang w:val="en-US"/>
-        </w:rPr>
-        <w:t xml:space="preserve"> </w:t>
-      </w:r>
-      <w:proofErr w:type="spellStart"/>
-      <w:r>
-        <w:rPr>
-          <w:sz w:val="32"/>
-          <w:szCs w:val="32"/>
-          <w:lang w:val="en-US"/>
-        </w:rPr>
-        <w:t>flathub</w:t>
-      </w:r>
-      <w:proofErr w:type="spellEnd"/>
-      <w:r>
-        <w:rPr>
-          <w:sz w:val="32"/>
-          <w:szCs w:val="32"/>
-          <w:lang w:val="en-US"/>
-        </w:rPr>
-        <w:t xml:space="preserve"> </w:t>
-      </w:r>
-      <w:proofErr w:type="spellStart"/>
-      <w:r>
-        <w:rPr>
-          <w:sz w:val="32"/>
-          <w:szCs w:val="32"/>
-          <w:lang w:val="en-US"/>
-        </w:rPr>
-        <w:t>com.rustdesk.RustDesk</w:t>
-      </w:r>
-      <w:proofErr w:type="spellEnd"/>
-    </w:p>
-    <w:p>
-      <w:pPr>
-        <w:rPr>
-          <w:sz w:val="32"/>
-          <w:szCs w:val="32"/>
-          <w:lang w:val="en-US"/>
-        </w:rPr>
-      </w:pPr>
-      <w:proofErr w:type="spellStart"/>
-      <w:r>
-        <w:rPr>
-          <w:sz w:val="32"/>
-          <w:szCs w:val="32"/>
-          <w:lang w:val="en-US"/>
-        </w:rPr>
-        <w:t>flatpak</w:t>
-      </w:r>
-      <w:proofErr w:type="spellEnd"/>
-      <w:r>
-        <w:rPr>
-          <w:sz w:val="32"/>
-          <w:szCs w:val="32"/>
-          <w:lang w:val="en-US"/>
-        </w:rPr>
-        <w:t xml:space="preserve"> install </w:t>
-      </w:r>
-      <w:r>
-        <w:rPr>
-          <w:sz w:val="32"/>
-          <w:szCs w:val="32"/>
-        </w:rPr>
-        <w:t>-y</w:t>
-      </w:r>
-      <w:r>
-        <w:rPr>
-          <w:sz w:val="32"/>
-          <w:szCs w:val="32"/>
-          <w:lang w:val="en-US"/>
-        </w:rPr>
-        <w:t xml:space="preserve"> </w:t>
-      </w:r>
-      <w:proofErr w:type="spellStart"/>
-      <w:r>
-        <w:rPr>
-          <w:sz w:val="32"/>
-          <w:szCs w:val="32"/>
-          <w:lang w:val="en-US"/>
-        </w:rPr>
-        <w:t>flathub</w:t>
-      </w:r>
-      <w:proofErr w:type="spellEnd"/>
-      <w:r>
-        <w:rPr>
-          <w:sz w:val="32"/>
-          <w:szCs w:val="32"/>
-          <w:lang w:val="en-US"/>
-        </w:rPr>
-        <w:t xml:space="preserve"> </w:t>
-      </w:r>
-      <w:proofErr w:type="spellStart"/>
-      <w:r>
-        <w:rPr>
-          <w:sz w:val="32"/>
-          <w:szCs w:val="32"/>
           <w:lang w:val="en-US"/>
         </w:rPr>
         <w:t>io.github.webcamoid.Webcamoid</w:t>
@@ -3362,7 +3475,6 @@
           <w:szCs w:val="32"/>
           <w:lang w:val="en-US"/>
         </w:rPr>
-        <w:lastRenderedPageBreak/>
         <w:t>flatpak</w:t>
       </w:r>
       <w:proofErr w:type="spellEnd"/>
@@ -4471,7 +4583,6 @@
           <w:sz w:val="24"/>
           <w:u w:val="single"/>
         </w:rPr>
-        <w:lastRenderedPageBreak/>
         <w:t xml:space="preserve">Mi </w:t>
       </w:r>
       <w:proofErr w:type="spellStart"/>
@@ -6382,6 +6493,7 @@
           <w:szCs w:val="24"/>
           <w:lang w:val="en-US"/>
         </w:rPr>
+        <w:lastRenderedPageBreak/>
         <w:t>sudo</w:t>
       </w:r>
       <w:proofErr w:type="spellEnd"/>
@@ -6548,7 +6660,6 @@
           <w:szCs w:val="28"/>
           <w:lang w:val="en-US"/>
         </w:rPr>
-        <w:lastRenderedPageBreak/>
         <w:t>flatpak</w:t>
       </w:r>
       <w:proofErr w:type="spellEnd"/>
@@ -7640,6 +7751,7 @@
           <w:szCs w:val="24"/>
           <w:lang w:val="es-ES"/>
         </w:rPr>
+        <w:lastRenderedPageBreak/>
         <w:t xml:space="preserve">sudo </w:t>
       </w:r>
       <w:proofErr w:type="spellStart"/>
@@ -8823,176 +8935,6 @@
           <w:sz w:val="28"/>
           <w:szCs w:val="28"/>
         </w:rPr>
-        <w:t>echo "</w:t>
-      </w:r>
-      <w:r>
-        <w:rPr>
-          <w:rFonts w:ascii="Segoe UI Emoji" w:hAnsi="Segoe UI Emoji" w:cs="Segoe UI Emoji"/>
-          <w:sz w:val="28"/>
-          <w:szCs w:val="28"/>
-        </w:rPr>
-        <w:t>🔧</w:t>
-      </w:r>
-      <w:r>
-        <w:rPr>
-          <w:sz w:val="28"/>
-          <w:szCs w:val="28"/>
-        </w:rPr>
-        <w:t xml:space="preserve"> Instalando utilidades necesarias..."</w:t>
-      </w:r>
-    </w:p>
-    <w:p>
-      <w:pPr>
-        <w:spacing w:after="0"/>
-        <w:rPr>
-          <w:sz w:val="28"/>
-          <w:szCs w:val="28"/>
-        </w:rPr>
-      </w:pPr>
-      <w:r>
-        <w:rPr>
-          <w:sz w:val="28"/>
-          <w:szCs w:val="28"/>
-        </w:rPr>
-        <w:t xml:space="preserve">sudo </w:t>
-      </w:r>
-      <w:proofErr w:type="spellStart"/>
-      <w:r>
-        <w:rPr>
-          <w:sz w:val="28"/>
-          <w:szCs w:val="28"/>
-        </w:rPr>
-        <w:t>apt</w:t>
-      </w:r>
-      <w:proofErr w:type="spellEnd"/>
-      <w:r>
-        <w:rPr>
-          <w:sz w:val="28"/>
-          <w:szCs w:val="28"/>
-        </w:rPr>
-        <w:t xml:space="preserve"> </w:t>
-      </w:r>
-      <w:proofErr w:type="spellStart"/>
-      <w:r>
-        <w:rPr>
-          <w:sz w:val="28"/>
-          <w:szCs w:val="28"/>
-        </w:rPr>
-        <w:t>update</w:t>
-      </w:r>
-      <w:proofErr w:type="spellEnd"/>
-    </w:p>
-    <w:p>
-      <w:pPr>
-        <w:spacing w:after="0"/>
-        <w:rPr>
-          <w:sz w:val="28"/>
-          <w:szCs w:val="28"/>
-        </w:rPr>
-      </w:pPr>
-      <w:r>
-        <w:rPr>
-          <w:sz w:val="28"/>
-          <w:szCs w:val="28"/>
-        </w:rPr>
-        <w:t xml:space="preserve">sudo </w:t>
-      </w:r>
-      <w:proofErr w:type="spellStart"/>
-      <w:r>
-        <w:rPr>
-          <w:sz w:val="28"/>
-          <w:szCs w:val="28"/>
-        </w:rPr>
-        <w:t>apt</w:t>
-      </w:r>
-      <w:proofErr w:type="spellEnd"/>
-      <w:r>
-        <w:rPr>
-          <w:sz w:val="28"/>
-          <w:szCs w:val="28"/>
-        </w:rPr>
-        <w:t xml:space="preserve"> </w:t>
-      </w:r>
-      <w:proofErr w:type="spellStart"/>
-      <w:r>
-        <w:rPr>
-          <w:sz w:val="28"/>
-          <w:szCs w:val="28"/>
-        </w:rPr>
-        <w:t>install</w:t>
-      </w:r>
-      <w:proofErr w:type="spellEnd"/>
-      <w:r>
-        <w:rPr>
-          <w:sz w:val="28"/>
-          <w:szCs w:val="28"/>
-        </w:rPr>
-        <w:t xml:space="preserve"> -y </w:t>
-      </w:r>
-      <w:proofErr w:type="spellStart"/>
-      <w:r>
-        <w:rPr>
-          <w:sz w:val="28"/>
-          <w:szCs w:val="28"/>
-        </w:rPr>
-        <w:t>cpufrequtils</w:t>
-      </w:r>
-      <w:proofErr w:type="spellEnd"/>
-      <w:r>
-        <w:rPr>
-          <w:sz w:val="28"/>
-          <w:szCs w:val="28"/>
-        </w:rPr>
-        <w:t xml:space="preserve"> lm-</w:t>
-      </w:r>
-      <w:proofErr w:type="spellStart"/>
-      <w:r>
-        <w:rPr>
-          <w:sz w:val="28"/>
-          <w:szCs w:val="28"/>
-        </w:rPr>
-        <w:t>sensors</w:t>
-      </w:r>
-      <w:proofErr w:type="spellEnd"/>
-      <w:r>
-        <w:rPr>
-          <w:sz w:val="28"/>
-          <w:szCs w:val="28"/>
-        </w:rPr>
-        <w:t xml:space="preserve"> </w:t>
-      </w:r>
-      <w:proofErr w:type="spellStart"/>
-      <w:r>
-        <w:rPr>
-          <w:sz w:val="28"/>
-          <w:szCs w:val="28"/>
-        </w:rPr>
-        <w:t>psensor</w:t>
-      </w:r>
-      <w:proofErr w:type="spellEnd"/>
-    </w:p>
-    <w:p>
-      <w:pPr>
-        <w:spacing w:after="0"/>
-        <w:rPr>
-          <w:sz w:val="28"/>
-          <w:szCs w:val="28"/>
-        </w:rPr>
-      </w:pPr>
-    </w:p>
-    <w:p>
-      <w:pPr>
-        <w:spacing w:after="0"/>
-        <w:rPr>
-          <w:sz w:val="28"/>
-          <w:szCs w:val="28"/>
-        </w:rPr>
-      </w:pPr>
-      <w:r>
-        <w:rPr>
-          <w:sz w:val="28"/>
-          <w:szCs w:val="28"/>
-        </w:rPr>
         <w:lastRenderedPageBreak/>
         <w:t>echo "</w:t>
       </w:r>
@@ -9002,6 +8944,176 @@
           <w:sz w:val="28"/>
           <w:szCs w:val="28"/>
         </w:rPr>
+        <w:t>🔧</w:t>
+      </w:r>
+      <w:r>
+        <w:rPr>
+          <w:sz w:val="28"/>
+          <w:szCs w:val="28"/>
+        </w:rPr>
+        <w:t xml:space="preserve"> Instalando utilidades necesarias..."</w:t>
+      </w:r>
+    </w:p>
+    <w:p>
+      <w:pPr>
+        <w:spacing w:after="0"/>
+        <w:rPr>
+          <w:sz w:val="28"/>
+          <w:szCs w:val="28"/>
+        </w:rPr>
+      </w:pPr>
+      <w:r>
+        <w:rPr>
+          <w:sz w:val="28"/>
+          <w:szCs w:val="28"/>
+        </w:rPr>
+        <w:t xml:space="preserve">sudo </w:t>
+      </w:r>
+      <w:proofErr w:type="spellStart"/>
+      <w:r>
+        <w:rPr>
+          <w:sz w:val="28"/>
+          <w:szCs w:val="28"/>
+        </w:rPr>
+        <w:t>apt</w:t>
+      </w:r>
+      <w:proofErr w:type="spellEnd"/>
+      <w:r>
+        <w:rPr>
+          <w:sz w:val="28"/>
+          <w:szCs w:val="28"/>
+        </w:rPr>
+        <w:t xml:space="preserve"> </w:t>
+      </w:r>
+      <w:proofErr w:type="spellStart"/>
+      <w:r>
+        <w:rPr>
+          <w:sz w:val="28"/>
+          <w:szCs w:val="28"/>
+        </w:rPr>
+        <w:t>update</w:t>
+      </w:r>
+      <w:proofErr w:type="spellEnd"/>
+    </w:p>
+    <w:p>
+      <w:pPr>
+        <w:spacing w:after="0"/>
+        <w:rPr>
+          <w:sz w:val="28"/>
+          <w:szCs w:val="28"/>
+        </w:rPr>
+      </w:pPr>
+      <w:r>
+        <w:rPr>
+          <w:sz w:val="28"/>
+          <w:szCs w:val="28"/>
+        </w:rPr>
+        <w:t xml:space="preserve">sudo </w:t>
+      </w:r>
+      <w:proofErr w:type="spellStart"/>
+      <w:r>
+        <w:rPr>
+          <w:sz w:val="28"/>
+          <w:szCs w:val="28"/>
+        </w:rPr>
+        <w:t>apt</w:t>
+      </w:r>
+      <w:proofErr w:type="spellEnd"/>
+      <w:r>
+        <w:rPr>
+          <w:sz w:val="28"/>
+          <w:szCs w:val="28"/>
+        </w:rPr>
+        <w:t xml:space="preserve"> </w:t>
+      </w:r>
+      <w:proofErr w:type="spellStart"/>
+      <w:r>
+        <w:rPr>
+          <w:sz w:val="28"/>
+          <w:szCs w:val="28"/>
+        </w:rPr>
+        <w:t>install</w:t>
+      </w:r>
+      <w:proofErr w:type="spellEnd"/>
+      <w:r>
+        <w:rPr>
+          <w:sz w:val="28"/>
+          <w:szCs w:val="28"/>
+        </w:rPr>
+        <w:t xml:space="preserve"> -y </w:t>
+      </w:r>
+      <w:proofErr w:type="spellStart"/>
+      <w:r>
+        <w:rPr>
+          <w:sz w:val="28"/>
+          <w:szCs w:val="28"/>
+        </w:rPr>
+        <w:t>cpufrequtils</w:t>
+      </w:r>
+      <w:proofErr w:type="spellEnd"/>
+      <w:r>
+        <w:rPr>
+          <w:sz w:val="28"/>
+          <w:szCs w:val="28"/>
+        </w:rPr>
+        <w:t xml:space="preserve"> lm-</w:t>
+      </w:r>
+      <w:proofErr w:type="spellStart"/>
+      <w:r>
+        <w:rPr>
+          <w:sz w:val="28"/>
+          <w:szCs w:val="28"/>
+        </w:rPr>
+        <w:t>sensors</w:t>
+      </w:r>
+      <w:proofErr w:type="spellEnd"/>
+      <w:r>
+        <w:rPr>
+          <w:sz w:val="28"/>
+          <w:szCs w:val="28"/>
+        </w:rPr>
+        <w:t xml:space="preserve"> </w:t>
+      </w:r>
+      <w:proofErr w:type="spellStart"/>
+      <w:r>
+        <w:rPr>
+          <w:sz w:val="28"/>
+          <w:szCs w:val="28"/>
+        </w:rPr>
+        <w:t>psensor</w:t>
+      </w:r>
+      <w:proofErr w:type="spellEnd"/>
+    </w:p>
+    <w:p>
+      <w:pPr>
+        <w:spacing w:after="0"/>
+        <w:rPr>
+          <w:sz w:val="28"/>
+          <w:szCs w:val="28"/>
+        </w:rPr>
+      </w:pPr>
+    </w:p>
+    <w:p>
+      <w:pPr>
+        <w:spacing w:after="0"/>
+        <w:rPr>
+          <w:sz w:val="28"/>
+          <w:szCs w:val="28"/>
+        </w:rPr>
+      </w:pPr>
+      <w:r>
+        <w:rPr>
+          <w:sz w:val="28"/>
+          <w:szCs w:val="28"/>
+        </w:rPr>
+        <w:t>echo "</w:t>
+      </w:r>
+      <w:r>
+        <w:rPr>
+          <w:rFonts w:ascii="Segoe UI Emoji" w:hAnsi="Segoe UI Emoji" w:cs="Segoe UI Emoji"/>
+          <w:sz w:val="28"/>
+          <w:szCs w:val="28"/>
+        </w:rPr>
         <w:t>🔍</w:t>
       </w:r>
       <w:r>
@@ -10061,6 +10173,7 @@
           <w:szCs w:val="28"/>
           <w:lang w:val="en-US"/>
         </w:rPr>
+        <w:lastRenderedPageBreak/>
         <w:t>WantedBy</w:t>
       </w:r>
       <w:proofErr w:type="spellEnd"/>
@@ -10155,7 +10268,6 @@
           <w:sz w:val="28"/>
           <w:szCs w:val="28"/>
         </w:rPr>
-        <w:lastRenderedPageBreak/>
         <w:t xml:space="preserve">sudo </w:t>
       </w:r>
       <w:proofErr w:type="spellStart"/>

--- a/LINUX Comandos pacman para Linux.docx
+++ b/LINUX Comandos pacman para Linux.docx
@@ -538,6 +538,35 @@
           <w:sz w:val="28"/>
           <w:szCs w:val="28"/>
         </w:rPr>
+        <w:t xml:space="preserve">nano </w:t>
+      </w:r>
+      <w:r>
+        <w:rPr>
+          <w:sz w:val="28"/>
+          <w:szCs w:val="28"/>
+        </w:rPr>
+        <w:t>~/Documentos/Automatico/</w:t>
+      </w:r>
+      <w:r>
+        <w:rPr>
+          <w:sz w:val="28"/>
+          <w:szCs w:val="28"/>
+        </w:rPr>
+        <w:t>coretemp.sh</w:t>
+      </w:r>
+    </w:p>
+    <w:p>
+      <w:pPr>
+        <w:rPr>
+          <w:sz w:val="28"/>
+          <w:szCs w:val="28"/>
+        </w:rPr>
+      </w:pPr>
+      <w:r>
+        <w:rPr>
+          <w:sz w:val="28"/>
+          <w:szCs w:val="28"/>
+        </w:rPr>
         <w:t>chmod +x ~/Documentos/Automatico/</w:t>
       </w:r>
       <w:r>
@@ -604,6 +633,7 @@
           <w:sz w:val="28"/>
           <w:szCs w:val="28"/>
         </w:rPr>
+        <w:lastRenderedPageBreak/>
         <w:t>chmod +x ~/Documentos/Automatico/SimilCPU-Z-Old-Machine-Lx.sh</w:t>
       </w:r>
     </w:p>
@@ -619,602 +649,1034 @@
           <w:sz w:val="28"/>
           <w:szCs w:val="28"/>
         </w:rPr>
+        <w:t>chmod +x ~/Documentos/Automatico/Turbo-Chromium.sh</w:t>
+      </w:r>
+    </w:p>
+    <w:p>
+      <w:pPr>
+        <w:rPr>
+          <w:sz w:val="28"/>
+          <w:szCs w:val="28"/>
+        </w:rPr>
+      </w:pPr>
+      <w:r>
+        <w:rPr>
+          <w:sz w:val="28"/>
+          <w:szCs w:val="28"/>
+        </w:rPr>
+        <w:t>chmod +x ~/Documentos/Automatico/MantSemDebloat-iMac-Mint.sh</w:t>
+      </w:r>
+    </w:p>
+    <w:p>
+      <w:pPr>
+        <w:rPr>
+          <w:sz w:val="28"/>
+          <w:szCs w:val="28"/>
+        </w:rPr>
+      </w:pPr>
+      <w:r>
+        <w:rPr>
+          <w:sz w:val="28"/>
+          <w:szCs w:val="28"/>
+        </w:rPr>
+        <w:t>chmod +x</w:t>
+      </w:r>
+      <w:r>
+        <w:rPr>
+          <w:sz w:val="28"/>
+          <w:szCs w:val="28"/>
+        </w:rPr>
+        <w:t xml:space="preserve"> </w:t>
+      </w:r>
+      <w:r>
+        <w:rPr>
+          <w:sz w:val="28"/>
+          <w:szCs w:val="28"/>
+        </w:rPr>
+        <w:t>~/Documentos/Automatico/</w:t>
+      </w:r>
+      <w:r>
+        <w:rPr>
+          <w:sz w:val="28"/>
+          <w:szCs w:val="28"/>
+        </w:rPr>
+        <w:t>coretemp.sh</w:t>
+      </w:r>
+    </w:p>
+    <w:p>
+      <w:pPr>
+        <w:rPr>
+          <w:sz w:val="28"/>
+          <w:szCs w:val="28"/>
+        </w:rPr>
+      </w:pPr>
+    </w:p>
+    <w:p>
+      <w:pPr>
+        <w:rPr>
+          <w:sz w:val="28"/>
+          <w:szCs w:val="28"/>
+        </w:rPr>
+      </w:pPr>
+      <w:r>
+        <w:rPr>
+          <w:sz w:val="28"/>
+          <w:szCs w:val="28"/>
+        </w:rPr>
+        <w:t>~/Documentos/Automatico/InstallAppsAutomatico-Linux.sh</w:t>
+      </w:r>
+    </w:p>
+    <w:p>
+      <w:pPr>
+        <w:rPr>
+          <w:sz w:val="28"/>
+          <w:szCs w:val="28"/>
+        </w:rPr>
+      </w:pPr>
+      <w:r>
+        <w:rPr>
+          <w:sz w:val="28"/>
+          <w:szCs w:val="28"/>
+        </w:rPr>
+        <w:t>~/Documentos/Automatico/SimilCPU-Z-Old-Machine-Lx.sh</w:t>
+      </w:r>
+    </w:p>
+    <w:p>
+      <w:pPr>
+        <w:rPr>
+          <w:sz w:val="28"/>
+          <w:szCs w:val="28"/>
+        </w:rPr>
+      </w:pPr>
+      <w:r>
+        <w:rPr>
+          <w:sz w:val="28"/>
+          <w:szCs w:val="28"/>
+        </w:rPr>
+        <w:t>~/Documentos/Automatico/Turbo-Chromium.sh</w:t>
+      </w:r>
+    </w:p>
+    <w:p>
+      <w:pPr>
+        <w:rPr>
+          <w:sz w:val="28"/>
+          <w:szCs w:val="28"/>
+        </w:rPr>
+      </w:pPr>
+      <w:r>
+        <w:rPr>
+          <w:sz w:val="28"/>
+          <w:szCs w:val="28"/>
+        </w:rPr>
+        <w:t>~/Documentos/Automatico/MantSemDebloat-iMac-Mint.sh</w:t>
+      </w:r>
+    </w:p>
+    <w:p>
+      <w:pPr>
+        <w:rPr>
+          <w:sz w:val="28"/>
+          <w:szCs w:val="28"/>
+          <w:u w:val="single"/>
+        </w:rPr>
+      </w:pPr>
+      <w:r>
+        <w:rPr>
+          <w:sz w:val="28"/>
+          <w:szCs w:val="28"/>
+        </w:rPr>
+        <w:t>~/Documentos/Automatico/</w:t>
+      </w:r>
+      <w:r>
+        <w:rPr>
+          <w:sz w:val="28"/>
+          <w:szCs w:val="28"/>
+        </w:rPr>
+        <w:t>coretemp.sh</w:t>
+      </w:r>
+    </w:p>
+    <w:p>
+      <w:pPr>
+        <w:rPr>
+          <w:sz w:val="28"/>
+          <w:szCs w:val="28"/>
+        </w:rPr>
+      </w:pPr>
+      <w:r>
+        <w:rPr>
+          <w:sz w:val="28"/>
+          <w:szCs w:val="28"/>
+        </w:rPr>
+        <w:t>O</w:t>
+      </w:r>
+    </w:p>
+    <w:p>
+      <w:pPr>
+        <w:rPr>
+          <w:sz w:val="28"/>
+          <w:szCs w:val="28"/>
+        </w:rPr>
+      </w:pPr>
+      <w:r>
+        <w:rPr>
+          <w:sz w:val="28"/>
+          <w:szCs w:val="28"/>
+        </w:rPr>
+        <w:t>bash ~/Documentos/Automatico/InstallAppsAutomatico-Linux.sh</w:t>
+      </w:r>
+    </w:p>
+    <w:p>
+      <w:pPr>
+        <w:rPr>
+          <w:sz w:val="28"/>
+          <w:szCs w:val="28"/>
+        </w:rPr>
+      </w:pPr>
+    </w:p>
+    <w:p>
+      <w:pPr>
+        <w:rPr>
+          <w:sz w:val="28"/>
+          <w:szCs w:val="28"/>
+        </w:rPr>
+      </w:pPr>
+      <w:r>
+        <w:rPr>
+          <w:sz w:val="28"/>
+          <w:szCs w:val="28"/>
+        </w:rPr>
+        <w:t># alt+126= ~ patita del ñoqui para admin linux jajaja</w:t>
+      </w:r>
+    </w:p>
+    <w:p>
+      <w:pPr>
+        <w:rPr>
+          <w:sz w:val="28"/>
+          <w:szCs w:val="28"/>
+        </w:rPr>
+      </w:pPr>
+    </w:p>
+    <w:p>
+      <w:pPr>
+        <w:rPr>
+          <w:sz w:val="28"/>
+          <w:szCs w:val="28"/>
+        </w:rPr>
+      </w:pPr>
+      <w:r>
+        <w:rPr>
+          <w:sz w:val="28"/>
+          <w:szCs w:val="28"/>
+        </w:rPr>
+        <w:t>sudo apt purge -y firefox firefox-locale-es &amp;&amp; sudo apt autoremove -y</w:t>
+      </w:r>
+    </w:p>
+    <w:p>
+      <w:pPr>
+        <w:rPr>
+          <w:sz w:val="28"/>
+          <w:szCs w:val="28"/>
+        </w:rPr>
+      </w:pPr>
+      <w:r>
+        <w:rPr>
+          <w:sz w:val="28"/>
+          <w:szCs w:val="28"/>
+        </w:rPr>
+        <w:t>rm -rf ~/.mozilla/firefox</w:t>
+      </w:r>
+    </w:p>
+    <w:p>
+      <w:pPr>
+        <w:rPr>
+          <w:sz w:val="28"/>
+          <w:szCs w:val="28"/>
+        </w:rPr>
+      </w:pPr>
+    </w:p>
+    <w:p>
+      <w:pPr>
+        <w:rPr>
+          <w:sz w:val="28"/>
+          <w:szCs w:val="28"/>
+        </w:rPr>
+      </w:pPr>
+      <w:r>
+        <w:rPr>
+          <w:sz w:val="28"/>
+          <w:szCs w:val="28"/>
+        </w:rPr>
+        <w:t>Limpieza archivos que vienen desde windows</w:t>
+      </w:r>
+    </w:p>
+    <w:p>
+      <w:pPr>
+        <w:rPr>
+          <w:sz w:val="28"/>
+          <w:szCs w:val="28"/>
+        </w:rPr>
+      </w:pPr>
+      <w:r>
+        <w:rPr>
+          <w:sz w:val="28"/>
+          <w:szCs w:val="28"/>
+        </w:rPr>
+        <w:t>sed -i 's/\r$//' ~/Documentos/Automatico/*.sh</w:t>
+      </w:r>
+    </w:p>
+    <w:p>
+      <w:pPr>
+        <w:rPr>
+          <w:sz w:val="28"/>
+          <w:szCs w:val="28"/>
+        </w:rPr>
+      </w:pPr>
+      <w:r>
+        <w:rPr>
+          <w:sz w:val="28"/>
+          <w:szCs w:val="28"/>
+        </w:rPr>
+        <w:t xml:space="preserve"># agregar extension </w:t>
+      </w:r>
+      <w:r>
+        <w:rPr>
+          <w:sz w:val="28"/>
+          <w:szCs w:val="28"/>
+        </w:rPr>
+        <w:t>h264ify</w:t>
+      </w:r>
+      <w:r>
+        <w:rPr>
+          <w:sz w:val="28"/>
+          <w:szCs w:val="28"/>
+        </w:rPr>
+        <w:t xml:space="preserve"> para agilizar videos ! </w:t>
+      </w:r>
+    </w:p>
+    <w:p>
+      <w:pPr>
+        <w:rPr>
+          <w:sz w:val="28"/>
+          <w:szCs w:val="28"/>
+        </w:rPr>
+      </w:pPr>
+      <w:r>
+        <w:rPr>
+          <w:sz w:val="28"/>
+          <w:szCs w:val="28"/>
+        </w:rPr>
+        <w:t>https://chromewebstore.google.com/detail/h264ify/aleakchihdccplidncghkekgioiakgal?pli=1</w:t>
+      </w:r>
+    </w:p>
+    <w:p>
+      <w:pPr>
+        <w:rPr>
+          <w:sz w:val="28"/>
+          <w:szCs w:val="28"/>
+        </w:rPr>
+      </w:pPr>
+    </w:p>
+    <w:p>
+      <w:pPr>
+        <w:rPr>
+          <w:sz w:val="28"/>
+          <w:szCs w:val="28"/>
+        </w:rPr>
+      </w:pPr>
+      <w:r>
+        <w:rPr>
+          <w:sz w:val="28"/>
+          <w:szCs w:val="28"/>
+        </w:rPr>
+        <w:t># Prueba de apagado y encendido en 120 ssegundos</w:t>
+      </w:r>
+    </w:p>
+    <w:p>
+      <w:pPr>
+        <w:rPr>
+          <w:sz w:val="28"/>
+          <w:szCs w:val="28"/>
+        </w:rPr>
+      </w:pPr>
+      <w:r>
+        <w:rPr>
+          <w:sz w:val="28"/>
+          <w:szCs w:val="28"/>
+        </w:rPr>
+        <w:t xml:space="preserve">sudo rtcwake -m off -s 120 </w:t>
+      </w:r>
+    </w:p>
+    <w:p>
+      <w:pPr>
+        <w:rPr>
+          <w:sz w:val="28"/>
+          <w:szCs w:val="28"/>
+        </w:rPr>
+      </w:pPr>
+    </w:p>
+    <w:p>
+      <w:pPr>
+        <w:rPr>
+          <w:sz w:val="28"/>
+          <w:szCs w:val="28"/>
+        </w:rPr>
+      </w:pPr>
+      <w:r>
+        <w:rPr>
+          <w:sz w:val="28"/>
+          <w:szCs w:val="28"/>
+        </w:rPr>
+        <w:t>crontab -e</w:t>
+      </w:r>
+    </w:p>
+    <w:p>
+      <w:pPr>
+        <w:rPr>
+          <w:sz w:val="28"/>
+          <w:szCs w:val="28"/>
+        </w:rPr>
+      </w:pPr>
+      <w:r>
+        <w:rPr>
+          <w:sz w:val="28"/>
+          <w:szCs w:val="28"/>
+        </w:rPr>
+        <w:t>45 07 * * 4 /home/cucurucho/Documentos/Automatico/MantSemDebloat-iMac-Mint.sh</w:t>
+      </w:r>
+    </w:p>
+    <w:p>
+      <w:pPr>
+        <w:rPr>
+          <w:sz w:val="28"/>
+          <w:szCs w:val="28"/>
+        </w:rPr>
+      </w:pPr>
+    </w:p>
+    <w:p>
+      <w:pPr>
+        <w:rPr>
+          <w:sz w:val="28"/>
+          <w:szCs w:val="28"/>
+        </w:rPr>
+      </w:pPr>
+      <w:r>
+        <w:rPr>
+          <w:sz w:val="28"/>
+          <w:szCs w:val="28"/>
+        </w:rPr>
+        <w:t xml:space="preserve">crontab -l (lista la agenda de encendido) </w:t>
+      </w:r>
+    </w:p>
+    <w:p>
+      <w:pPr>
+        <w:rPr>
+          <w:sz w:val="28"/>
+          <w:szCs w:val="28"/>
+        </w:rPr>
+      </w:pPr>
+    </w:p>
+    <w:p>
+      <w:pPr>
+        <w:rPr>
+          <w:sz w:val="28"/>
+          <w:szCs w:val="28"/>
+        </w:rPr>
+      </w:pPr>
+      <w:r>
+        <w:rPr>
+          <w:sz w:val="28"/>
+          <w:szCs w:val="28"/>
+        </w:rPr>
+        <w:t xml:space="preserve">mastermac@mastermac-iMac:~$ </w:t>
+      </w:r>
+    </w:p>
+    <w:p>
+      <w:pPr>
+        <w:rPr>
+          <w:sz w:val="28"/>
+          <w:szCs w:val="28"/>
+        </w:rPr>
+      </w:pPr>
+      <w:r>
+        <w:rPr>
+          <w:sz w:val="28"/>
+          <w:szCs w:val="28"/>
+        </w:rPr>
+        <w:t xml:space="preserve">cucurucho@cucurucho-945GZM-S2:~$ </w:t>
+      </w:r>
+    </w:p>
+    <w:p>
+      <w:pPr>
+        <w:rPr>
+          <w:sz w:val="28"/>
+          <w:szCs w:val="28"/>
+        </w:rPr>
+      </w:pPr>
+    </w:p>
+    <w:p>
+      <w:pPr>
+        <w:rPr>
+          <w:sz w:val="28"/>
+          <w:szCs w:val="28"/>
+        </w:rPr>
+      </w:pPr>
+      <w:r>
+        <w:rPr>
+          <w:sz w:val="28"/>
+          <w:szCs w:val="28"/>
+        </w:rPr>
+        <w:t># programar despertador pc</w:t>
+      </w:r>
+    </w:p>
+    <w:p>
+      <w:pPr>
+        <w:rPr>
+          <w:sz w:val="28"/>
+          <w:szCs w:val="28"/>
+        </w:rPr>
+      </w:pPr>
+      <w:r>
+        <w:rPr>
+          <w:sz w:val="28"/>
+          <w:szCs w:val="28"/>
+        </w:rPr>
+        <w:t>echo 0 | sudo tee /sys/class/rtc/rtc0/wakealarm</w:t>
+      </w:r>
+    </w:p>
+    <w:p>
+      <w:pPr>
+        <w:rPr>
+          <w:sz w:val="28"/>
+          <w:szCs w:val="28"/>
+        </w:rPr>
+      </w:pPr>
+      <w:r>
+        <w:rPr>
+          <w:sz w:val="28"/>
+          <w:szCs w:val="28"/>
+        </w:rPr>
+        <w:t>TARGET=$(date -d "tomorrow 07:30" +%s)</w:t>
+      </w:r>
+    </w:p>
+    <w:p>
+      <w:pPr>
+        <w:rPr>
+          <w:sz w:val="28"/>
+          <w:szCs w:val="28"/>
+        </w:rPr>
+      </w:pPr>
+      <w:r>
+        <w:rPr>
+          <w:sz w:val="28"/>
+          <w:szCs w:val="28"/>
+        </w:rPr>
+        <w:t>echo $TARGET | sudo tee /sys/class/rtc/rtc0/wakealarm</w:t>
+      </w:r>
+    </w:p>
+    <w:p>
+      <w:pPr>
+        <w:rPr>
+          <w:sz w:val="28"/>
+          <w:szCs w:val="28"/>
+        </w:rPr>
+      </w:pPr>
+    </w:p>
+    <w:p>
+      <w:pPr>
+        <w:rPr>
+          <w:sz w:val="28"/>
+          <w:szCs w:val="28"/>
+        </w:rPr>
+      </w:pPr>
+      <w:r>
+        <w:rPr>
+          <w:sz w:val="28"/>
+          <w:szCs w:val="28"/>
+        </w:rPr>
+        <w:t># esto muestra si la programacion funciono</w:t>
+      </w:r>
+    </w:p>
+    <w:p>
+      <w:pPr>
+        <w:rPr>
+          <w:sz w:val="28"/>
+          <w:szCs w:val="28"/>
+        </w:rPr>
+      </w:pPr>
+      <w:r>
+        <w:rPr>
+          <w:sz w:val="28"/>
+          <w:szCs w:val="28"/>
+        </w:rPr>
+        <w:t>cat /proc/driver/rtc</w:t>
+      </w:r>
+    </w:p>
+    <w:p>
+      <w:pPr>
+        <w:rPr>
+          <w:sz w:val="28"/>
+          <w:szCs w:val="28"/>
+        </w:rPr>
+      </w:pPr>
+    </w:p>
+    <w:p>
+      <w:pPr>
+        <w:rPr>
+          <w:sz w:val="28"/>
+          <w:szCs w:val="28"/>
+        </w:rPr>
+      </w:pPr>
+      <w:r>
+        <w:rPr>
+          <w:sz w:val="28"/>
+          <w:szCs w:val="28"/>
+        </w:rPr>
+        <w:t># cambiar token en telegram</w:t>
+      </w:r>
+    </w:p>
+    <w:p>
+      <w:pPr>
+        <w:rPr>
+          <w:sz w:val="28"/>
+          <w:szCs w:val="28"/>
+        </w:rPr>
+      </w:pPr>
+      <w:r>
+        <w:rPr>
+          <w:sz w:val="28"/>
+          <w:szCs w:val="28"/>
+        </w:rPr>
+        <w:t xml:space="preserve">/mybots → tu bot → API Token → Revoke current token </w:t>
+      </w:r>
+    </w:p>
+    <w:p>
+      <w:pPr>
+        <w:rPr>
+          <w:sz w:val="28"/>
+          <w:szCs w:val="28"/>
+        </w:rPr>
+      </w:pPr>
+      <w:r>
+        <w:rPr>
+          <w:sz w:val="28"/>
+          <w:szCs w:val="28"/>
+        </w:rPr>
+        <w:t xml:space="preserve"># comando para desmontar disco externo por cualquier motivo: </w:t>
+      </w:r>
+      <w:r>
+        <w:rPr>
+          <w:sz w:val="28"/>
+          <w:szCs w:val="28"/>
+        </w:rPr>
+        <w:t>umount /dev/sdX</w:t>
+      </w:r>
+    </w:p>
+    <w:p>
+      <w:pPr>
+        <w:rPr>
+          <w:sz w:val="28"/>
+          <w:szCs w:val="28"/>
+        </w:rPr>
+      </w:pPr>
+    </w:p>
+    <w:p>
+      <w:pPr>
+        <w:rPr>
+          <w:sz w:val="28"/>
+          <w:szCs w:val="28"/>
+        </w:rPr>
+      </w:pPr>
+      <w:r>
+        <w:rPr>
+          <w:sz w:val="28"/>
+          <w:szCs w:val="28"/>
+        </w:rPr>
+        <w:t>sudo apt</w:t>
+      </w:r>
+      <w:r>
+        <w:rPr>
+          <w:sz w:val="28"/>
+          <w:szCs w:val="28"/>
+        </w:rPr>
+        <w:t xml:space="preserve"> upgrade</w:t>
+      </w:r>
+      <w:r>
+        <w:rPr>
+          <w:sz w:val="28"/>
+          <w:szCs w:val="28"/>
+        </w:rPr>
+        <w:t xml:space="preserve"> </w:t>
+      </w:r>
+      <w:r>
+        <w:rPr>
+          <w:sz w:val="32"/>
+          <w:szCs w:val="32"/>
+          <w:lang w:val="en-US"/>
+        </w:rPr>
+        <w:t>-y</w:t>
+      </w:r>
+    </w:p>
+    <w:p>
+      <w:pPr>
+        <w:rPr>
+          <w:sz w:val="28"/>
+          <w:szCs w:val="28"/>
+        </w:rPr>
+      </w:pPr>
+      <w:r>
+        <w:rPr>
+          <w:sz w:val="28"/>
+          <w:szCs w:val="28"/>
+        </w:rPr>
+        <w:t>sudo apt</w:t>
+      </w:r>
+      <w:r>
+        <w:rPr>
+          <w:sz w:val="28"/>
+          <w:szCs w:val="28"/>
+        </w:rPr>
+        <w:t xml:space="preserve"> install htop</w:t>
+      </w:r>
+      <w:r>
+        <w:rPr>
+          <w:sz w:val="28"/>
+          <w:szCs w:val="28"/>
+        </w:rPr>
+        <w:t xml:space="preserve"> </w:t>
+      </w:r>
+      <w:r>
+        <w:rPr>
+          <w:sz w:val="32"/>
+          <w:szCs w:val="32"/>
+          <w:lang w:val="en-US"/>
+        </w:rPr>
+        <w:t>-y</w:t>
+      </w:r>
+    </w:p>
+    <w:p>
+      <w:pPr>
+        <w:rPr>
+          <w:sz w:val="28"/>
+          <w:szCs w:val="28"/>
+        </w:rPr>
+      </w:pPr>
+      <w:r>
+        <w:rPr>
+          <w:sz w:val="28"/>
+          <w:szCs w:val="28"/>
+        </w:rPr>
+        <w:t xml:space="preserve">sudo apt install inxi </w:t>
+      </w:r>
+      <w:r>
+        <w:rPr>
+          <w:sz w:val="32"/>
+          <w:szCs w:val="32"/>
+          <w:lang w:val="en-US"/>
+        </w:rPr>
+        <w:t>-y</w:t>
+      </w:r>
+      <w:r>
+        <w:rPr>
+          <w:sz w:val="28"/>
+          <w:szCs w:val="28"/>
+        </w:rPr>
+        <w:t xml:space="preserve">    </w:t>
+      </w:r>
+      <w:r>
+        <w:rPr>
+          <w:sz w:val="28"/>
+          <w:szCs w:val="28"/>
+        </w:rPr>
+        <w:t xml:space="preserve">(reemplaza neofetch) </w:t>
+      </w:r>
+    </w:p>
+    <w:p>
+      <w:pPr>
+        <w:rPr>
+          <w:sz w:val="32"/>
+          <w:szCs w:val="32"/>
+          <w:lang w:val="en-US"/>
+        </w:rPr>
+      </w:pPr>
+      <w:r>
+        <w:rPr>
+          <w:sz w:val="32"/>
+          <w:szCs w:val="32"/>
+          <w:lang w:val="en-US"/>
+        </w:rPr>
+        <w:t>sudo apt</w:t>
+      </w:r>
+      <w:r>
+        <w:rPr>
+          <w:sz w:val="32"/>
+          <w:szCs w:val="32"/>
+          <w:lang w:val="en-US"/>
+        </w:rPr>
+        <w:t xml:space="preserve"> install stacer</w:t>
+      </w:r>
+      <w:r>
+        <w:rPr>
+          <w:sz w:val="32"/>
+          <w:szCs w:val="32"/>
+          <w:lang w:val="en-US"/>
+        </w:rPr>
+        <w:t xml:space="preserve"> -y</w:t>
+      </w:r>
+    </w:p>
+    <w:p>
+      <w:pPr>
+        <w:rPr>
+          <w:sz w:val="32"/>
+          <w:szCs w:val="32"/>
+          <w:lang w:val="en-US"/>
+        </w:rPr>
+      </w:pPr>
+      <w:r>
+        <w:rPr>
+          <w:sz w:val="32"/>
+          <w:szCs w:val="32"/>
+          <w:lang w:val="en-US"/>
+        </w:rPr>
+        <w:t>sudo apt</w:t>
+      </w:r>
+      <w:r>
+        <w:rPr>
+          <w:sz w:val="32"/>
+          <w:szCs w:val="32"/>
+          <w:lang w:val="en-US"/>
+        </w:rPr>
+        <w:t xml:space="preserve"> install </w:t>
+      </w:r>
+      <w:r>
+        <w:rPr>
+          <w:sz w:val="32"/>
+          <w:szCs w:val="32"/>
+          <w:lang w:val="en-US"/>
+        </w:rPr>
+        <w:t>g</w:t>
+      </w:r>
+      <w:r>
+        <w:rPr>
+          <w:sz w:val="32"/>
+          <w:szCs w:val="32"/>
+          <w:lang w:val="en-US"/>
+        </w:rPr>
+        <w:t>parted</w:t>
+      </w:r>
+      <w:r>
+        <w:rPr>
+          <w:sz w:val="32"/>
+          <w:szCs w:val="32"/>
+          <w:lang w:val="en-US"/>
+        </w:rPr>
+        <w:t xml:space="preserve"> -y</w:t>
+      </w:r>
+    </w:p>
+    <w:p>
+      <w:pPr>
+        <w:rPr>
+          <w:sz w:val="32"/>
+          <w:szCs w:val="32"/>
+        </w:rPr>
+      </w:pPr>
+      <w:r>
+        <w:rPr>
+          <w:sz w:val="32"/>
+          <w:szCs w:val="32"/>
+        </w:rPr>
+        <w:t>sudo apt</w:t>
+      </w:r>
+      <w:r>
+        <w:rPr>
+          <w:sz w:val="32"/>
+          <w:szCs w:val="32"/>
+        </w:rPr>
+        <w:t xml:space="preserve"> install </w:t>
+      </w:r>
+      <w:r>
+        <w:rPr>
+          <w:sz w:val="32"/>
+          <w:szCs w:val="32"/>
+        </w:rPr>
+        <w:t>v</w:t>
+      </w:r>
+      <w:r>
+        <w:rPr>
+          <w:sz w:val="32"/>
+          <w:szCs w:val="32"/>
+        </w:rPr>
+        <w:t>ariety (cambiador fondos</w:t>
+      </w:r>
+      <w:r>
+        <w:rPr>
+          <w:sz w:val="32"/>
+          <w:szCs w:val="32"/>
+        </w:rPr>
+        <w:t xml:space="preserve"> pantalla)</w:t>
+      </w:r>
+    </w:p>
+    <w:p>
+      <w:pPr>
+        <w:rPr>
+          <w:sz w:val="28"/>
+          <w:szCs w:val="28"/>
+        </w:rPr>
+      </w:pPr>
+      <w:r>
+        <w:rPr>
+          <w:sz w:val="28"/>
+          <w:szCs w:val="28"/>
+        </w:rPr>
+        <w:t>sudo apt install simplescreenrecorder -y</w:t>
+      </w:r>
+    </w:p>
+    <w:p>
+      <w:pPr>
+        <w:rPr>
+          <w:sz w:val="28"/>
+          <w:szCs w:val="28"/>
+        </w:rPr>
+      </w:pPr>
+      <w:r>
+        <w:rPr>
+          <w:sz w:val="28"/>
+          <w:szCs w:val="28"/>
+        </w:rPr>
+        <w:t>sudo apt install kdeconnect</w:t>
+      </w:r>
+      <w:r>
+        <w:rPr>
+          <w:sz w:val="28"/>
+          <w:szCs w:val="28"/>
+        </w:rPr>
+        <w:t xml:space="preserve"> -y</w:t>
+      </w:r>
+    </w:p>
+    <w:p>
+      <w:pPr>
+        <w:rPr>
+          <w:sz w:val="32"/>
+          <w:szCs w:val="32"/>
+        </w:rPr>
+      </w:pPr>
+      <w:r>
+        <w:rPr>
+          <w:sz w:val="28"/>
+          <w:szCs w:val="28"/>
+        </w:rPr>
+        <w:t>sudo apt install supertuxkart</w:t>
+      </w:r>
+      <w:r>
+        <w:rPr>
+          <w:sz w:val="32"/>
+          <w:szCs w:val="32"/>
+        </w:rPr>
+        <w:t xml:space="preserve"> </w:t>
+      </w:r>
+      <w:bookmarkStart w:id="0" w:name="_Hlk224294036"/>
+      <w:r>
+        <w:rPr>
+          <w:sz w:val="32"/>
+          <w:szCs w:val="32"/>
+        </w:rPr>
+        <w:t>-y</w:t>
+      </w:r>
+      <w:bookmarkEnd w:id="0"/>
+    </w:p>
+    <w:p>
+      <w:pPr>
+        <w:rPr>
+          <w:sz w:val="32"/>
+          <w:szCs w:val="32"/>
+        </w:rPr>
+      </w:pPr>
+      <w:r>
+        <w:rPr>
+          <w:sz w:val="32"/>
+          <w:szCs w:val="32"/>
+        </w:rPr>
+        <w:t>sudo apt install extremetuxracer</w:t>
+      </w:r>
+      <w:r>
+        <w:rPr>
+          <w:sz w:val="32"/>
+          <w:szCs w:val="32"/>
+        </w:rPr>
+        <w:t xml:space="preserve"> -y</w:t>
+      </w:r>
+    </w:p>
+    <w:p>
+      <w:pPr>
+        <w:rPr>
+          <w:sz w:val="32"/>
+          <w:szCs w:val="32"/>
+        </w:rPr>
+      </w:pPr>
+      <w:r>
+        <w:rPr>
+          <w:sz w:val="32"/>
+          <w:szCs w:val="32"/>
+        </w:rPr>
+        <w:t># Instalar Pi-Apps (un solo comando</w:t>
+      </w:r>
+      <w:r>
+        <w:rPr>
+          <w:sz w:val="32"/>
+          <w:szCs w:val="32"/>
+        </w:rPr>
+        <w:t xml:space="preserve">, para steam y </w:t>
+      </w:r>
+      <w:r>
+        <w:rPr>
+          <w:sz w:val="32"/>
+          <w:szCs w:val="32"/>
+        </w:rPr>
+        <w:t>Usando Pi-Apps, Steam se instala sin complicaciones, y Half-Life 2, HL2 Episode 1, Episode 2, Left 4 Dead 2 y Counter-Strike: Source están confirmados funcionando en Pi 5.)</w:t>
+      </w:r>
+    </w:p>
+    <w:p>
+      <w:pPr>
+        <w:rPr>
+          <w:sz w:val="32"/>
+          <w:szCs w:val="32"/>
+        </w:rPr>
+      </w:pPr>
+      <w:r>
+        <w:rPr>
+          <w:sz w:val="32"/>
+          <w:szCs w:val="32"/>
+        </w:rPr>
         <w:lastRenderedPageBreak/>
-        <w:t>chmod +x ~/Documentos/Automatico/Turbo-Chromium.sh</w:t>
-      </w:r>
-    </w:p>
-    <w:p>
-      <w:pPr>
-        <w:rPr>
-          <w:sz w:val="28"/>
-          <w:szCs w:val="28"/>
-        </w:rPr>
-      </w:pPr>
-      <w:r>
-        <w:rPr>
-          <w:sz w:val="28"/>
-          <w:szCs w:val="28"/>
-        </w:rPr>
-        <w:t>chmod +x ~/Documentos/Automatico/MantSemDebloat-iMac-Mint.sh</w:t>
-      </w:r>
-    </w:p>
-    <w:p>
-      <w:pPr>
-        <w:rPr>
-          <w:sz w:val="28"/>
-          <w:szCs w:val="28"/>
-        </w:rPr>
-      </w:pPr>
-    </w:p>
-    <w:p>
-      <w:pPr>
-        <w:rPr>
-          <w:sz w:val="28"/>
-          <w:szCs w:val="28"/>
-        </w:rPr>
-      </w:pPr>
-      <w:r>
-        <w:rPr>
-          <w:sz w:val="28"/>
-          <w:szCs w:val="28"/>
-        </w:rPr>
-        <w:t>~/Documentos/Automatico/InstallAppsAutomatico-Linux.sh</w:t>
-      </w:r>
-    </w:p>
-    <w:p>
-      <w:pPr>
-        <w:rPr>
-          <w:sz w:val="28"/>
-          <w:szCs w:val="28"/>
-        </w:rPr>
-      </w:pPr>
-      <w:r>
-        <w:rPr>
-          <w:sz w:val="28"/>
-          <w:szCs w:val="28"/>
-        </w:rPr>
-        <w:t>~/Documentos/Automatico/SimilCPU-Z-Old-Machine-Lx.sh</w:t>
-      </w:r>
-    </w:p>
-    <w:p>
-      <w:pPr>
-        <w:rPr>
-          <w:sz w:val="28"/>
-          <w:szCs w:val="28"/>
-        </w:rPr>
-      </w:pPr>
-      <w:r>
-        <w:rPr>
-          <w:sz w:val="28"/>
-          <w:szCs w:val="28"/>
-        </w:rPr>
-        <w:t>~/Documentos/Automatico/Turbo-Chromium.sh</w:t>
-      </w:r>
-    </w:p>
-    <w:p>
-      <w:pPr>
-        <w:rPr>
-          <w:sz w:val="28"/>
-          <w:szCs w:val="28"/>
-        </w:rPr>
-      </w:pPr>
-      <w:r>
-        <w:rPr>
-          <w:sz w:val="28"/>
-          <w:szCs w:val="28"/>
-        </w:rPr>
-        <w:t>~/Documentos/Automatico/MantSemDebloat-iMac-Mint.sh</w:t>
-      </w:r>
-    </w:p>
-    <w:p>
-      <w:pPr>
-        <w:rPr>
-          <w:sz w:val="28"/>
-          <w:szCs w:val="28"/>
-        </w:rPr>
-      </w:pPr>
-      <w:r>
-        <w:rPr>
-          <w:sz w:val="28"/>
-          <w:szCs w:val="28"/>
-        </w:rPr>
-        <w:t>O</w:t>
-      </w:r>
-    </w:p>
-    <w:p>
-      <w:pPr>
-        <w:rPr>
-          <w:sz w:val="28"/>
-          <w:szCs w:val="28"/>
-        </w:rPr>
-      </w:pPr>
-      <w:r>
-        <w:rPr>
-          <w:sz w:val="28"/>
-          <w:szCs w:val="28"/>
-        </w:rPr>
-        <w:t>bash ~/Documentos/Automatico/InstallAppsAutomatico-Linux.sh</w:t>
-      </w:r>
-    </w:p>
-    <w:p>
-      <w:pPr>
-        <w:rPr>
-          <w:sz w:val="28"/>
-          <w:szCs w:val="28"/>
-        </w:rPr>
-      </w:pPr>
-    </w:p>
-    <w:p>
-      <w:pPr>
-        <w:rPr>
-          <w:sz w:val="28"/>
-          <w:szCs w:val="28"/>
-        </w:rPr>
-      </w:pPr>
-      <w:r>
-        <w:rPr>
-          <w:sz w:val="28"/>
-          <w:szCs w:val="28"/>
-        </w:rPr>
-        <w:t># alt+126= ~ patita del ñoqui para admin linux jajaja</w:t>
-      </w:r>
-    </w:p>
-    <w:p>
-      <w:pPr>
-        <w:rPr>
-          <w:sz w:val="28"/>
-          <w:szCs w:val="28"/>
-        </w:rPr>
-      </w:pPr>
-    </w:p>
-    <w:p>
-      <w:pPr>
-        <w:rPr>
-          <w:sz w:val="28"/>
-          <w:szCs w:val="28"/>
-        </w:rPr>
-      </w:pPr>
-      <w:r>
-        <w:rPr>
-          <w:sz w:val="28"/>
-          <w:szCs w:val="28"/>
-        </w:rPr>
-        <w:t>sudo apt purge -y firefox firefox-locale-es &amp;&amp; sudo apt autoremove -y</w:t>
-      </w:r>
-    </w:p>
-    <w:p>
-      <w:pPr>
-        <w:rPr>
-          <w:sz w:val="28"/>
-          <w:szCs w:val="28"/>
-        </w:rPr>
-      </w:pPr>
-      <w:r>
-        <w:rPr>
-          <w:sz w:val="28"/>
-          <w:szCs w:val="28"/>
-        </w:rPr>
-        <w:t>rm -rf ~/.mozilla/firefox</w:t>
-      </w:r>
-    </w:p>
-    <w:p>
-      <w:pPr>
-        <w:rPr>
-          <w:sz w:val="28"/>
-          <w:szCs w:val="28"/>
-        </w:rPr>
-      </w:pPr>
-    </w:p>
-    <w:p>
-      <w:pPr>
-        <w:rPr>
-          <w:sz w:val="28"/>
-          <w:szCs w:val="28"/>
-        </w:rPr>
-      </w:pPr>
-      <w:r>
-        <w:rPr>
-          <w:sz w:val="28"/>
-          <w:szCs w:val="28"/>
-        </w:rPr>
-        <w:t>Limpieza archivos que vienen desde windows</w:t>
-      </w:r>
-    </w:p>
-    <w:p>
-      <w:pPr>
-        <w:rPr>
-          <w:sz w:val="28"/>
-          <w:szCs w:val="28"/>
-        </w:rPr>
-      </w:pPr>
-      <w:r>
-        <w:rPr>
-          <w:sz w:val="28"/>
-          <w:szCs w:val="28"/>
-        </w:rPr>
-        <w:t>sed -i 's/\r$//' ~/Documentos/Automatico/*.sh</w:t>
-      </w:r>
-    </w:p>
-    <w:p>
-      <w:pPr>
-        <w:rPr>
-          <w:sz w:val="28"/>
-          <w:szCs w:val="28"/>
-        </w:rPr>
-      </w:pPr>
-      <w:r>
-        <w:rPr>
-          <w:sz w:val="28"/>
-          <w:szCs w:val="28"/>
-        </w:rPr>
-        <w:t xml:space="preserve"># agregar extension </w:t>
-      </w:r>
-      <w:r>
-        <w:rPr>
-          <w:sz w:val="28"/>
-          <w:szCs w:val="28"/>
-        </w:rPr>
-        <w:t>h264ify</w:t>
-      </w:r>
-      <w:r>
-        <w:rPr>
-          <w:sz w:val="28"/>
-          <w:szCs w:val="28"/>
-        </w:rPr>
-        <w:t xml:space="preserve"> para agilizar videos ! </w:t>
-      </w:r>
-    </w:p>
-    <w:p>
-      <w:pPr>
-        <w:rPr>
-          <w:sz w:val="28"/>
-          <w:szCs w:val="28"/>
-        </w:rPr>
-      </w:pPr>
-      <w:r>
-        <w:rPr>
-          <w:sz w:val="28"/>
-          <w:szCs w:val="28"/>
-        </w:rPr>
-        <w:t>https://chromewebstore.google.com/detail/h264ify/aleakchihdccplidncghkekgioiakgal?pli=1</w:t>
-      </w:r>
-    </w:p>
-    <w:p>
-      <w:pPr>
-        <w:rPr>
-          <w:sz w:val="28"/>
-          <w:szCs w:val="28"/>
-        </w:rPr>
-      </w:pPr>
-    </w:p>
-    <w:p>
-      <w:pPr>
-        <w:rPr>
-          <w:sz w:val="28"/>
-          <w:szCs w:val="28"/>
-        </w:rPr>
-      </w:pPr>
-      <w:r>
-        <w:rPr>
-          <w:sz w:val="28"/>
-          <w:szCs w:val="28"/>
-        </w:rPr>
-        <w:t># Prueba de apagado y encendido en 120 ssegundos</w:t>
-      </w:r>
-    </w:p>
-    <w:p>
-      <w:pPr>
-        <w:rPr>
-          <w:sz w:val="28"/>
-          <w:szCs w:val="28"/>
-        </w:rPr>
-      </w:pPr>
-      <w:r>
-        <w:rPr>
-          <w:sz w:val="28"/>
-          <w:szCs w:val="28"/>
-        </w:rPr>
-        <w:t xml:space="preserve">sudo rtcwake -m off -s 120 </w:t>
-      </w:r>
-    </w:p>
-    <w:p>
-      <w:pPr>
-        <w:rPr>
-          <w:sz w:val="28"/>
-          <w:szCs w:val="28"/>
-        </w:rPr>
-      </w:pPr>
-    </w:p>
-    <w:p>
-      <w:pPr>
-        <w:rPr>
-          <w:sz w:val="28"/>
-          <w:szCs w:val="28"/>
-        </w:rPr>
-      </w:pPr>
-      <w:r>
-        <w:rPr>
-          <w:sz w:val="28"/>
-          <w:szCs w:val="28"/>
-        </w:rPr>
-        <w:t>crontab -e</w:t>
-      </w:r>
-    </w:p>
-    <w:p>
-      <w:pPr>
-        <w:rPr>
-          <w:sz w:val="28"/>
-          <w:szCs w:val="28"/>
-        </w:rPr>
-      </w:pPr>
-      <w:r>
-        <w:rPr>
-          <w:sz w:val="28"/>
-          <w:szCs w:val="28"/>
-        </w:rPr>
-        <w:t>45 07 * * 4 /home/cucurucho/Documentos/Automatico/MantSemDebloat-iMac-Mint.sh</w:t>
-      </w:r>
-    </w:p>
-    <w:p>
-      <w:pPr>
-        <w:rPr>
-          <w:sz w:val="28"/>
-          <w:szCs w:val="28"/>
-        </w:rPr>
-      </w:pPr>
-    </w:p>
-    <w:p>
-      <w:pPr>
-        <w:rPr>
-          <w:sz w:val="28"/>
-          <w:szCs w:val="28"/>
-        </w:rPr>
-      </w:pPr>
-      <w:r>
-        <w:rPr>
-          <w:sz w:val="28"/>
-          <w:szCs w:val="28"/>
-        </w:rPr>
-        <w:t xml:space="preserve">crontab -l (lista la agenda de encendido) </w:t>
-      </w:r>
-    </w:p>
-    <w:p>
-      <w:pPr>
-        <w:rPr>
-          <w:sz w:val="28"/>
-          <w:szCs w:val="28"/>
-        </w:rPr>
-      </w:pPr>
-    </w:p>
-    <w:p>
-      <w:pPr>
-        <w:rPr>
-          <w:sz w:val="28"/>
-          <w:szCs w:val="28"/>
-        </w:rPr>
-      </w:pPr>
-      <w:r>
-        <w:rPr>
-          <w:sz w:val="28"/>
-          <w:szCs w:val="28"/>
-        </w:rPr>
-        <w:t xml:space="preserve">mastermac@mastermac-iMac:~$ </w:t>
-      </w:r>
-    </w:p>
-    <w:p>
-      <w:pPr>
-        <w:rPr>
-          <w:sz w:val="28"/>
-          <w:szCs w:val="28"/>
-        </w:rPr>
-      </w:pPr>
-      <w:r>
-        <w:rPr>
-          <w:sz w:val="28"/>
-          <w:szCs w:val="28"/>
-        </w:rPr>
-        <w:t xml:space="preserve">cucurucho@cucurucho-945GZM-S2:~$ </w:t>
-      </w:r>
-    </w:p>
-    <w:p>
-      <w:pPr>
-        <w:rPr>
-          <w:sz w:val="28"/>
-          <w:szCs w:val="28"/>
-        </w:rPr>
-      </w:pPr>
-    </w:p>
-    <w:p>
-      <w:pPr>
-        <w:rPr>
-          <w:sz w:val="28"/>
-          <w:szCs w:val="28"/>
-        </w:rPr>
-      </w:pPr>
-      <w:r>
-        <w:rPr>
-          <w:sz w:val="28"/>
-          <w:szCs w:val="28"/>
-        </w:rPr>
-        <w:t># programar despertador pc</w:t>
-      </w:r>
-    </w:p>
-    <w:p>
-      <w:pPr>
-        <w:rPr>
-          <w:sz w:val="28"/>
-          <w:szCs w:val="28"/>
-        </w:rPr>
-      </w:pPr>
-      <w:r>
-        <w:rPr>
-          <w:sz w:val="28"/>
-          <w:szCs w:val="28"/>
-        </w:rPr>
-        <w:t>echo 0 | sudo tee /sys/class/rtc/rtc0/wakealarm</w:t>
-      </w:r>
-    </w:p>
-    <w:p>
-      <w:pPr>
-        <w:rPr>
-          <w:sz w:val="28"/>
-          <w:szCs w:val="28"/>
-        </w:rPr>
-      </w:pPr>
-      <w:r>
-        <w:rPr>
-          <w:sz w:val="28"/>
-          <w:szCs w:val="28"/>
-        </w:rPr>
-        <w:t>TARGET=$(date -d "tomorrow 07:30" +%s)</w:t>
-      </w:r>
-    </w:p>
-    <w:p>
-      <w:pPr>
-        <w:rPr>
-          <w:sz w:val="28"/>
-          <w:szCs w:val="28"/>
-        </w:rPr>
-      </w:pPr>
-      <w:r>
-        <w:rPr>
-          <w:sz w:val="28"/>
-          <w:szCs w:val="28"/>
-        </w:rPr>
-        <w:t>echo $TARGET | sudo tee /sys/class/rtc/rtc0/wakealarm</w:t>
-      </w:r>
-    </w:p>
-    <w:p>
-      <w:pPr>
-        <w:rPr>
-          <w:sz w:val="28"/>
-          <w:szCs w:val="28"/>
-        </w:rPr>
-      </w:pPr>
-    </w:p>
-    <w:p>
-      <w:pPr>
-        <w:rPr>
-          <w:sz w:val="28"/>
-          <w:szCs w:val="28"/>
-        </w:rPr>
-      </w:pPr>
-      <w:r>
-        <w:rPr>
-          <w:sz w:val="28"/>
-          <w:szCs w:val="28"/>
-        </w:rPr>
-        <w:t># esto muestra si la programacion funciono</w:t>
-      </w:r>
-    </w:p>
-    <w:p>
-      <w:pPr>
-        <w:rPr>
-          <w:sz w:val="28"/>
-          <w:szCs w:val="28"/>
-        </w:rPr>
-      </w:pPr>
-      <w:r>
-        <w:rPr>
-          <w:sz w:val="28"/>
-          <w:szCs w:val="28"/>
-        </w:rPr>
-        <w:t>cat /proc/driver/rtc</w:t>
-      </w:r>
-    </w:p>
-    <w:p>
-      <w:pPr>
-        <w:rPr>
-          <w:sz w:val="28"/>
-          <w:szCs w:val="28"/>
-        </w:rPr>
-      </w:pPr>
-    </w:p>
-    <w:p>
-      <w:pPr>
-        <w:rPr>
-          <w:sz w:val="28"/>
-          <w:szCs w:val="28"/>
-        </w:rPr>
-      </w:pPr>
-      <w:r>
-        <w:rPr>
-          <w:sz w:val="28"/>
-          <w:szCs w:val="28"/>
-        </w:rPr>
-        <w:t># cambiar token en telegram</w:t>
-      </w:r>
-    </w:p>
-    <w:p>
-      <w:pPr>
-        <w:rPr>
-          <w:sz w:val="28"/>
-          <w:szCs w:val="28"/>
-        </w:rPr>
-      </w:pPr>
-      <w:r>
-        <w:rPr>
-          <w:sz w:val="28"/>
-          <w:szCs w:val="28"/>
-        </w:rPr>
-        <w:t xml:space="preserve">/mybots → tu bot → API Token → Revoke current token </w:t>
-      </w:r>
-    </w:p>
-    <w:p>
-      <w:pPr>
-        <w:rPr>
-          <w:sz w:val="28"/>
-          <w:szCs w:val="28"/>
-        </w:rPr>
-      </w:pPr>
-      <w:r>
-        <w:rPr>
-          <w:sz w:val="28"/>
-          <w:szCs w:val="28"/>
-        </w:rPr>
-        <w:t xml:space="preserve"># comando para desmontar disco externo por cualquier motivo: </w:t>
-      </w:r>
-      <w:r>
-        <w:rPr>
-          <w:sz w:val="28"/>
-          <w:szCs w:val="28"/>
-        </w:rPr>
-        <w:t>umount /dev/sdX</w:t>
-      </w:r>
-    </w:p>
-    <w:p>
-      <w:pPr>
-        <w:rPr>
-          <w:sz w:val="28"/>
-          <w:szCs w:val="28"/>
-        </w:rPr>
-      </w:pPr>
-    </w:p>
-    <w:p>
-      <w:pPr>
-        <w:rPr>
-          <w:sz w:val="28"/>
-          <w:szCs w:val="28"/>
-        </w:rPr>
-      </w:pPr>
-      <w:r>
-        <w:rPr>
-          <w:sz w:val="28"/>
-          <w:szCs w:val="28"/>
-        </w:rPr>
-        <w:t>sudo apt</w:t>
-      </w:r>
-      <w:r>
-        <w:rPr>
-          <w:sz w:val="28"/>
-          <w:szCs w:val="28"/>
-        </w:rPr>
-        <w:t xml:space="preserve"> upgrade</w:t>
-      </w:r>
-      <w:r>
-        <w:rPr>
-          <w:sz w:val="28"/>
-          <w:szCs w:val="28"/>
+        <w:t>curl -sSL https://raw.githubusercontent.com/Botspot/pi-apps/master/install | bash</w:t>
+      </w:r>
+    </w:p>
+    <w:p>
+      <w:pPr>
+        <w:rPr>
+          <w:sz w:val="32"/>
+          <w:szCs w:val="32"/>
+          <w:lang w:val="en-US"/>
+        </w:rPr>
+      </w:pPr>
+      <w:r>
+        <w:rPr>
+          <w:sz w:val="32"/>
+          <w:szCs w:val="32"/>
+          <w:lang w:val="en-US"/>
+        </w:rPr>
+        <w:t xml:space="preserve">flatpak install </w:t>
+      </w:r>
+      <w:r>
+        <w:rPr>
+          <w:sz w:val="32"/>
+          <w:szCs w:val="32"/>
+        </w:rPr>
+        <w:t>-y</w:t>
+      </w:r>
+      <w:r>
+        <w:rPr>
+          <w:sz w:val="32"/>
+          <w:szCs w:val="32"/>
+          <w:lang w:val="en-US"/>
         </w:rPr>
         <w:t xml:space="preserve"> </w:t>
       </w:r>
@@ -1224,34 +1686,37 @@
           <w:szCs w:val="32"/>
           <w:lang w:val="en-US"/>
         </w:rPr>
+        <w:t>flathub org.chromium.Chromium</w:t>
+      </w:r>
+    </w:p>
+    <w:p>
+      <w:pPr>
+        <w:rPr>
+          <w:sz w:val="32"/>
+          <w:szCs w:val="32"/>
+          <w:lang w:val="en-US"/>
+        </w:rPr>
+      </w:pPr>
+      <w:r>
+        <w:rPr>
+          <w:sz w:val="32"/>
+          <w:szCs w:val="32"/>
+          <w:lang w:val="en-US"/>
+        </w:rPr>
+        <w:t xml:space="preserve">flatpak install </w:t>
+      </w:r>
+      <w:r>
+        <w:rPr>
+          <w:sz w:val="32"/>
+          <w:szCs w:val="32"/>
+        </w:rPr>
         <w:t>-y</w:t>
       </w:r>
-    </w:p>
-    <w:p>
-      <w:pPr>
-        <w:rPr>
-          <w:sz w:val="28"/>
-          <w:szCs w:val="28"/>
-        </w:rPr>
-      </w:pPr>
-      <w:r>
-        <w:rPr>
-          <w:sz w:val="28"/>
-          <w:szCs w:val="28"/>
-        </w:rPr>
-        <w:t>sudo apt</w:t>
-      </w:r>
-      <w:r>
-        <w:rPr>
-          <w:sz w:val="28"/>
-          <w:szCs w:val="28"/>
-        </w:rPr>
-        <w:t xml:space="preserve"> install htop</w:t>
-      </w:r>
-      <w:r>
-        <w:rPr>
-          <w:sz w:val="28"/>
-          <w:szCs w:val="28"/>
+      <w:r>
+        <w:rPr>
+          <w:sz w:val="32"/>
+          <w:szCs w:val="32"/>
+          <w:lang w:val="en-US"/>
         </w:rPr>
         <w:t xml:space="preserve"> </w:t>
       </w:r>
@@ -1261,382 +1726,6 @@
           <w:szCs w:val="32"/>
           <w:lang w:val="en-US"/>
         </w:rPr>
-        <w:t>-y</w:t>
-      </w:r>
-    </w:p>
-    <w:p>
-      <w:pPr>
-        <w:rPr>
-          <w:sz w:val="28"/>
-          <w:szCs w:val="28"/>
-        </w:rPr>
-      </w:pPr>
-      <w:r>
-        <w:rPr>
-          <w:sz w:val="28"/>
-          <w:szCs w:val="28"/>
-        </w:rPr>
-        <w:t xml:space="preserve">sudo apt install inxi </w:t>
-      </w:r>
-      <w:r>
-        <w:rPr>
-          <w:sz w:val="32"/>
-          <w:szCs w:val="32"/>
-          <w:lang w:val="en-US"/>
-        </w:rPr>
-        <w:t>-y</w:t>
-      </w:r>
-      <w:r>
-        <w:rPr>
-          <w:sz w:val="28"/>
-          <w:szCs w:val="28"/>
-        </w:rPr>
-        <w:t xml:space="preserve">    </w:t>
-      </w:r>
-      <w:r>
-        <w:rPr>
-          <w:sz w:val="28"/>
-          <w:szCs w:val="28"/>
-        </w:rPr>
-        <w:t xml:space="preserve">(reemplaza neofetch) </w:t>
-      </w:r>
-    </w:p>
-    <w:p>
-      <w:pPr>
-        <w:rPr>
-          <w:sz w:val="32"/>
-          <w:szCs w:val="32"/>
-          <w:lang w:val="en-US"/>
-        </w:rPr>
-      </w:pPr>
-      <w:r>
-        <w:rPr>
-          <w:sz w:val="32"/>
-          <w:szCs w:val="32"/>
-          <w:lang w:val="en-US"/>
-        </w:rPr>
-        <w:t>sudo apt</w:t>
-      </w:r>
-      <w:r>
-        <w:rPr>
-          <w:sz w:val="32"/>
-          <w:szCs w:val="32"/>
-          <w:lang w:val="en-US"/>
-        </w:rPr>
-        <w:t xml:space="preserve"> install stacer</w:t>
-      </w:r>
-      <w:r>
-        <w:rPr>
-          <w:sz w:val="32"/>
-          <w:szCs w:val="32"/>
-          <w:lang w:val="en-US"/>
-        </w:rPr>
-        <w:t xml:space="preserve"> -y</w:t>
-      </w:r>
-    </w:p>
-    <w:p>
-      <w:pPr>
-        <w:rPr>
-          <w:sz w:val="32"/>
-          <w:szCs w:val="32"/>
-          <w:lang w:val="en-US"/>
-        </w:rPr>
-      </w:pPr>
-      <w:r>
-        <w:rPr>
-          <w:sz w:val="32"/>
-          <w:szCs w:val="32"/>
-          <w:lang w:val="en-US"/>
-        </w:rPr>
-        <w:t>sudo apt</w:t>
-      </w:r>
-      <w:r>
-        <w:rPr>
-          <w:sz w:val="32"/>
-          <w:szCs w:val="32"/>
-          <w:lang w:val="en-US"/>
-        </w:rPr>
-        <w:t xml:space="preserve"> install </w:t>
-      </w:r>
-      <w:r>
-        <w:rPr>
-          <w:sz w:val="32"/>
-          <w:szCs w:val="32"/>
-          <w:lang w:val="en-US"/>
-        </w:rPr>
-        <w:t>g</w:t>
-      </w:r>
-      <w:r>
-        <w:rPr>
-          <w:sz w:val="32"/>
-          <w:szCs w:val="32"/>
-          <w:lang w:val="en-US"/>
-        </w:rPr>
-        <w:t>parted</w:t>
-      </w:r>
-      <w:r>
-        <w:rPr>
-          <w:sz w:val="32"/>
-          <w:szCs w:val="32"/>
-          <w:lang w:val="en-US"/>
-        </w:rPr>
-        <w:t xml:space="preserve"> -y</w:t>
-      </w:r>
-    </w:p>
-    <w:p>
-      <w:pPr>
-        <w:rPr>
-          <w:sz w:val="32"/>
-          <w:szCs w:val="32"/>
-        </w:rPr>
-      </w:pPr>
-      <w:r>
-        <w:rPr>
-          <w:sz w:val="32"/>
-          <w:szCs w:val="32"/>
-        </w:rPr>
-        <w:t>sudo apt</w:t>
-      </w:r>
-      <w:r>
-        <w:rPr>
-          <w:sz w:val="32"/>
-          <w:szCs w:val="32"/>
-        </w:rPr>
-        <w:t xml:space="preserve"> install </w:t>
-      </w:r>
-      <w:r>
-        <w:rPr>
-          <w:sz w:val="32"/>
-          <w:szCs w:val="32"/>
-        </w:rPr>
-        <w:t>v</w:t>
-      </w:r>
-      <w:r>
-        <w:rPr>
-          <w:sz w:val="32"/>
-          <w:szCs w:val="32"/>
-        </w:rPr>
-        <w:t>ariety (cambiador fondos</w:t>
-      </w:r>
-      <w:r>
-        <w:rPr>
-          <w:sz w:val="32"/>
-          <w:szCs w:val="32"/>
-        </w:rPr>
-        <w:t xml:space="preserve"> pantalla)</w:t>
-      </w:r>
-    </w:p>
-    <w:p>
-      <w:pPr>
-        <w:rPr>
-          <w:sz w:val="28"/>
-          <w:szCs w:val="28"/>
-        </w:rPr>
-      </w:pPr>
-      <w:r>
-        <w:rPr>
-          <w:sz w:val="28"/>
-          <w:szCs w:val="28"/>
-        </w:rPr>
-        <w:t>sudo apt install simplescreenrecorder -y</w:t>
-      </w:r>
-    </w:p>
-    <w:p>
-      <w:pPr>
-        <w:rPr>
-          <w:sz w:val="28"/>
-          <w:szCs w:val="28"/>
-        </w:rPr>
-      </w:pPr>
-      <w:r>
-        <w:rPr>
-          <w:sz w:val="28"/>
-          <w:szCs w:val="28"/>
-        </w:rPr>
-        <w:t>sudo apt install kdeconnect</w:t>
-      </w:r>
-      <w:r>
-        <w:rPr>
-          <w:sz w:val="28"/>
-          <w:szCs w:val="28"/>
-        </w:rPr>
-        <w:t xml:space="preserve"> -y</w:t>
-      </w:r>
-    </w:p>
-    <w:p>
-      <w:pPr>
-        <w:rPr>
-          <w:sz w:val="32"/>
-          <w:szCs w:val="32"/>
-        </w:rPr>
-      </w:pPr>
-      <w:r>
-        <w:rPr>
-          <w:sz w:val="28"/>
-          <w:szCs w:val="28"/>
-        </w:rPr>
-        <w:t>sudo apt install supertuxkart</w:t>
-      </w:r>
-      <w:r>
-        <w:rPr>
-          <w:sz w:val="32"/>
-          <w:szCs w:val="32"/>
-        </w:rPr>
-        <w:t xml:space="preserve"> </w:t>
-      </w:r>
-      <w:bookmarkStart w:id="0" w:name="_Hlk224294036"/>
-      <w:r>
-        <w:rPr>
-          <w:sz w:val="32"/>
-          <w:szCs w:val="32"/>
-        </w:rPr>
-        <w:t>-y</w:t>
-      </w:r>
-      <w:bookmarkEnd w:id="0"/>
-    </w:p>
-    <w:p>
-      <w:pPr>
-        <w:rPr>
-          <w:sz w:val="32"/>
-          <w:szCs w:val="32"/>
-        </w:rPr>
-      </w:pPr>
-      <w:r>
-        <w:rPr>
-          <w:sz w:val="32"/>
-          <w:szCs w:val="32"/>
-        </w:rPr>
-        <w:t>sudo apt install extremetuxracer</w:t>
-      </w:r>
-      <w:r>
-        <w:rPr>
-          <w:sz w:val="32"/>
-          <w:szCs w:val="32"/>
-        </w:rPr>
-        <w:t xml:space="preserve"> -y</w:t>
-      </w:r>
-    </w:p>
-    <w:p>
-      <w:pPr>
-        <w:rPr>
-          <w:sz w:val="32"/>
-          <w:szCs w:val="32"/>
-        </w:rPr>
-      </w:pPr>
-      <w:r>
-        <w:rPr>
-          <w:sz w:val="32"/>
-          <w:szCs w:val="32"/>
-        </w:rPr>
-        <w:t># Instalar Pi-Apps (un solo comando</w:t>
-      </w:r>
-      <w:r>
-        <w:rPr>
-          <w:sz w:val="32"/>
-          <w:szCs w:val="32"/>
-        </w:rPr>
-        <w:t xml:space="preserve">, para steam y </w:t>
-      </w:r>
-      <w:r>
-        <w:rPr>
-          <w:sz w:val="32"/>
-          <w:szCs w:val="32"/>
-        </w:rPr>
-        <w:t>Usando Pi-Apps, Steam se instala sin complicaciones, y Half-Life 2, HL2 Episode 1, Episode 2, Left 4 Dead 2 y Counter-Strike: Source están confirmados funcionando en Pi 5.)</w:t>
-      </w:r>
-    </w:p>
-    <w:p>
-      <w:pPr>
-        <w:rPr>
-          <w:sz w:val="32"/>
-          <w:szCs w:val="32"/>
-        </w:rPr>
-      </w:pPr>
-      <w:r>
-        <w:rPr>
-          <w:sz w:val="32"/>
-          <w:szCs w:val="32"/>
-        </w:rPr>
-        <w:t>curl -sSL https://raw.githubusercontent.com/Botspot/pi-apps/master/install | bash</w:t>
-      </w:r>
-    </w:p>
-    <w:p>
-      <w:pPr>
-        <w:rPr>
-          <w:sz w:val="32"/>
-          <w:szCs w:val="32"/>
-          <w:lang w:val="en-US"/>
-        </w:rPr>
-      </w:pPr>
-      <w:r>
-        <w:rPr>
-          <w:sz w:val="32"/>
-          <w:szCs w:val="32"/>
-          <w:lang w:val="en-US"/>
-        </w:rPr>
-        <w:t xml:space="preserve">flatpak install </w:t>
-      </w:r>
-      <w:r>
-        <w:rPr>
-          <w:sz w:val="32"/>
-          <w:szCs w:val="32"/>
-        </w:rPr>
-        <w:t>-y</w:t>
-      </w:r>
-      <w:r>
-        <w:rPr>
-          <w:sz w:val="32"/>
-          <w:szCs w:val="32"/>
-          <w:lang w:val="en-US"/>
-        </w:rPr>
-        <w:t xml:space="preserve"> </w:t>
-      </w:r>
-      <w:r>
-        <w:rPr>
-          <w:sz w:val="32"/>
-          <w:szCs w:val="32"/>
-          <w:lang w:val="en-US"/>
-        </w:rPr>
-        <w:t>flathub org.chromium.Chromium</w:t>
-      </w:r>
-    </w:p>
-    <w:p>
-      <w:pPr>
-        <w:rPr>
-          <w:sz w:val="32"/>
-          <w:szCs w:val="32"/>
-          <w:lang w:val="en-US"/>
-        </w:rPr>
-      </w:pPr>
-      <w:r>
-        <w:rPr>
-          <w:sz w:val="32"/>
-          <w:szCs w:val="32"/>
-          <w:lang w:val="en-US"/>
-        </w:rPr>
-        <w:t xml:space="preserve">flatpak install </w:t>
-      </w:r>
-      <w:r>
-        <w:rPr>
-          <w:sz w:val="32"/>
-          <w:szCs w:val="32"/>
-        </w:rPr>
-        <w:t>-y</w:t>
-      </w:r>
-      <w:r>
-        <w:rPr>
-          <w:sz w:val="32"/>
-          <w:szCs w:val="32"/>
-          <w:lang w:val="en-US"/>
-        </w:rPr>
-        <w:t xml:space="preserve"> </w:t>
-      </w:r>
-      <w:r>
-        <w:rPr>
-          <w:sz w:val="32"/>
-          <w:szCs w:val="32"/>
-          <w:lang w:val="en-US"/>
-        </w:rPr>
         <w:t>flathub io.github.mimbrero.WhatsAppDesktop</w:t>
       </w:r>
     </w:p>
@@ -1654,7 +1743,6 @@
           <w:szCs w:val="32"/>
           <w:lang w:val="en-US"/>
         </w:rPr>
-        <w:lastRenderedPageBreak/>
         <w:t xml:space="preserve">flatpak install </w:t>
       </w:r>
       <w:r>
@@ -2310,6 +2398,7 @@
           <w:szCs w:val="32"/>
           <w:lang w:val="es-ES"/>
         </w:rPr>
+        <w:lastRenderedPageBreak/>
         <w:t>Configuración del escritorio (ajuste detallado de la config</w:t>
       </w:r>
       <w:r>
@@ -2358,7 +2447,6 @@
           <w:szCs w:val="28"/>
           <w:u w:val="single"/>
         </w:rPr>
-        <w:lastRenderedPageBreak/>
         <w:t xml:space="preserve">Timeshift – Punto de restauración del SO Linux </w:t>
       </w:r>
     </w:p>
@@ -3215,6 +3303,7 @@
           <w:rStyle w:val="Textoennegrita"/>
           <w:rFonts w:ascii="Arial" w:hAnsi="Arial" w:cs="Arial"/>
         </w:rPr>
+        <w:lastRenderedPageBreak/>
         <w:t>Ubicación:</w:t>
       </w:r>
       <w:r>
@@ -3322,7 +3411,6 @@
           <w:szCs w:val="36"/>
           <w:u w:val="single"/>
         </w:rPr>
-        <w:lastRenderedPageBreak/>
         <w:t>Links Populares para Google</w:t>
       </w:r>
     </w:p>
@@ -5103,7 +5191,6 @@
           <w:szCs w:val="48"/>
           <w:u w:val="single"/>
         </w:rPr>
-        <w:lastRenderedPageBreak/>
         <w:t>ZORIN 17</w:t>
       </w:r>
       <w:r>
@@ -5830,7 +5917,6 @@
           <w:u w:val="single"/>
           <w:lang w:val="en-US"/>
         </w:rPr>
-        <w:lastRenderedPageBreak/>
         <w:t>LINUX – ARCH LINUX</w:t>
       </w:r>
       <w:r>
@@ -6571,6 +6657,7 @@
           <w:szCs w:val="28"/>
           <w:lang w:val="en-US"/>
         </w:rPr>
+        <w:lastRenderedPageBreak/>
         <w:t>s</w:t>
       </w:r>
       <w:r>
@@ -6753,679 +6840,679 @@
           <w:sz w:val="28"/>
           <w:szCs w:val="28"/>
         </w:rPr>
+        <w:t>#!/bin/bash</w:t>
+      </w:r>
+    </w:p>
+    <w:p>
+      <w:pPr>
+        <w:spacing w:after="0"/>
+        <w:rPr>
+          <w:sz w:val="28"/>
+          <w:szCs w:val="28"/>
+        </w:rPr>
+      </w:pPr>
+    </w:p>
+    <w:p>
+      <w:pPr>
+        <w:spacing w:after="0"/>
+        <w:rPr>
+          <w:sz w:val="28"/>
+          <w:szCs w:val="28"/>
+        </w:rPr>
+      </w:pPr>
+      <w:r>
+        <w:rPr>
+          <w:sz w:val="28"/>
+          <w:szCs w:val="28"/>
+        </w:rPr>
+        <w:t>echo "</w:t>
+      </w:r>
+      <w:r>
+        <w:rPr>
+          <w:rFonts w:ascii="Segoe UI Emoji" w:hAnsi="Segoe UI Emoji" w:cs="Segoe UI Emoji"/>
+          <w:sz w:val="28"/>
+          <w:szCs w:val="28"/>
+        </w:rPr>
+        <w:t>🔧</w:t>
+      </w:r>
+      <w:r>
+        <w:rPr>
+          <w:sz w:val="28"/>
+          <w:szCs w:val="28"/>
+        </w:rPr>
+        <w:t xml:space="preserve"> Instalando utilidades necesarias..."</w:t>
+      </w:r>
+    </w:p>
+    <w:p>
+      <w:pPr>
+        <w:spacing w:after="0"/>
+        <w:rPr>
+          <w:sz w:val="28"/>
+          <w:szCs w:val="28"/>
+        </w:rPr>
+      </w:pPr>
+      <w:r>
+        <w:rPr>
+          <w:sz w:val="28"/>
+          <w:szCs w:val="28"/>
+        </w:rPr>
+        <w:t>sudo apt update</w:t>
+      </w:r>
+    </w:p>
+    <w:p>
+      <w:pPr>
+        <w:spacing w:after="0"/>
+        <w:rPr>
+          <w:sz w:val="28"/>
+          <w:szCs w:val="28"/>
+        </w:rPr>
+      </w:pPr>
+      <w:r>
+        <w:rPr>
+          <w:sz w:val="28"/>
+          <w:szCs w:val="28"/>
+        </w:rPr>
+        <w:t>sudo apt install -y cpufrequtils lm-sensors psensor</w:t>
+      </w:r>
+    </w:p>
+    <w:p>
+      <w:pPr>
+        <w:spacing w:after="0"/>
+        <w:rPr>
+          <w:sz w:val="28"/>
+          <w:szCs w:val="28"/>
+        </w:rPr>
+      </w:pPr>
+    </w:p>
+    <w:p>
+      <w:pPr>
+        <w:spacing w:after="0"/>
+        <w:rPr>
+          <w:sz w:val="28"/>
+          <w:szCs w:val="28"/>
+        </w:rPr>
+      </w:pPr>
+      <w:r>
+        <w:rPr>
+          <w:sz w:val="28"/>
+          <w:szCs w:val="28"/>
+        </w:rPr>
+        <w:t>echo "</w:t>
+      </w:r>
+      <w:r>
+        <w:rPr>
+          <w:rFonts w:ascii="Segoe UI Emoji" w:hAnsi="Segoe UI Emoji" w:cs="Segoe UI Emoji"/>
+          <w:sz w:val="28"/>
+          <w:szCs w:val="28"/>
+        </w:rPr>
+        <w:t>🔍</w:t>
+      </w:r>
+      <w:r>
+        <w:rPr>
+          <w:sz w:val="28"/>
+          <w:szCs w:val="28"/>
+        </w:rPr>
+        <w:t xml:space="preserve"> Detectando sensores (esto puede tardar un poquito)..."</w:t>
+      </w:r>
+    </w:p>
+    <w:p>
+      <w:pPr>
+        <w:spacing w:after="0"/>
+        <w:rPr>
+          <w:sz w:val="28"/>
+          <w:szCs w:val="28"/>
+          <w:lang w:val="en-US"/>
+        </w:rPr>
+      </w:pPr>
+      <w:r>
+        <w:rPr>
+          <w:sz w:val="28"/>
+          <w:szCs w:val="28"/>
+          <w:lang w:val="en-US"/>
+        </w:rPr>
+        <w:t>yes | sudo sensors-detect &gt; /dev/null</w:t>
+      </w:r>
+    </w:p>
+    <w:p>
+      <w:pPr>
+        <w:spacing w:after="0"/>
+        <w:rPr>
+          <w:sz w:val="28"/>
+          <w:szCs w:val="28"/>
+          <w:lang w:val="en-US"/>
+        </w:rPr>
+      </w:pPr>
+    </w:p>
+    <w:p>
+      <w:pPr>
+        <w:spacing w:after="0"/>
+        <w:rPr>
+          <w:sz w:val="28"/>
+          <w:szCs w:val="28"/>
+        </w:rPr>
+      </w:pPr>
+      <w:r>
+        <w:rPr>
+          <w:sz w:val="28"/>
+          <w:szCs w:val="28"/>
+        </w:rPr>
+        <w:t>echo "</w:t>
+      </w:r>
+      <w:r>
+        <w:rPr>
+          <w:rFonts w:ascii="Segoe UI Emoji" w:hAnsi="Segoe UI Emoji" w:cs="Segoe UI Emoji"/>
+          <w:sz w:val="28"/>
+          <w:szCs w:val="28"/>
+        </w:rPr>
+        <w:t>📦</w:t>
+      </w:r>
+      <w:r>
+        <w:rPr>
+          <w:sz w:val="28"/>
+          <w:szCs w:val="28"/>
+        </w:rPr>
+        <w:t xml:space="preserve"> Detectando gobernadores de CPU disponibles..."</w:t>
+      </w:r>
+    </w:p>
+    <w:p>
+      <w:pPr>
+        <w:spacing w:after="0"/>
+        <w:rPr>
+          <w:sz w:val="28"/>
+          <w:szCs w:val="28"/>
+        </w:rPr>
+      </w:pPr>
+      <w:r>
+        <w:rPr>
+          <w:sz w:val="28"/>
+          <w:szCs w:val="28"/>
+        </w:rPr>
+        <w:t>AVAILABLE=$(cpufreq-info -g)</w:t>
+      </w:r>
+    </w:p>
+    <w:p>
+      <w:pPr>
+        <w:spacing w:after="0"/>
+        <w:rPr>
+          <w:sz w:val="28"/>
+          <w:szCs w:val="28"/>
+        </w:rPr>
+      </w:pPr>
+    </w:p>
+    <w:p>
+      <w:pPr>
+        <w:spacing w:after="0"/>
+        <w:rPr>
+          <w:sz w:val="28"/>
+          <w:szCs w:val="28"/>
+        </w:rPr>
+      </w:pPr>
+      <w:r>
+        <w:rPr>
+          <w:sz w:val="28"/>
+          <w:szCs w:val="28"/>
+        </w:rPr>
+        <w:t>if [ -z "$AVAILABLE" ]; then</w:t>
+      </w:r>
+    </w:p>
+    <w:p>
+      <w:pPr>
+        <w:spacing w:after="0"/>
+        <w:rPr>
+          <w:sz w:val="28"/>
+          <w:szCs w:val="28"/>
+        </w:rPr>
+      </w:pPr>
+      <w:r>
+        <w:rPr>
+          <w:sz w:val="28"/>
+          <w:szCs w:val="28"/>
+        </w:rPr>
+        <w:t xml:space="preserve">    echo "</w:t>
+      </w:r>
+      <w:r>
+        <w:rPr>
+          <w:rFonts w:ascii="Segoe UI Emoji" w:hAnsi="Segoe UI Emoji" w:cs="Segoe UI Emoji"/>
+          <w:sz w:val="28"/>
+          <w:szCs w:val="28"/>
+        </w:rPr>
+        <w:t>❌</w:t>
+      </w:r>
+      <w:r>
+        <w:rPr>
+          <w:sz w:val="28"/>
+          <w:szCs w:val="28"/>
+        </w:rPr>
+        <w:t xml:space="preserve"> No se detectaron gobernadores. </w:t>
+      </w:r>
+      <w:r>
+        <w:rPr>
+          <w:rFonts w:ascii="Calibri" w:hAnsi="Calibri" w:cs="Calibri"/>
+          <w:sz w:val="28"/>
+          <w:szCs w:val="28"/>
+        </w:rPr>
+        <w:t>¿</w:t>
+      </w:r>
+      <w:r>
+        <w:rPr>
+          <w:sz w:val="28"/>
+          <w:szCs w:val="28"/>
+        </w:rPr>
+        <w:t>Tu CPU lo soporta?"</w:t>
+      </w:r>
+    </w:p>
+    <w:p>
+      <w:pPr>
+        <w:spacing w:after="0"/>
+        <w:rPr>
+          <w:sz w:val="28"/>
+          <w:szCs w:val="28"/>
+        </w:rPr>
+      </w:pPr>
+      <w:r>
+        <w:rPr>
+          <w:sz w:val="28"/>
+          <w:szCs w:val="28"/>
+        </w:rPr>
+        <w:t xml:space="preserve">    exit 1</w:t>
+      </w:r>
+    </w:p>
+    <w:p>
+      <w:pPr>
+        <w:spacing w:after="0"/>
+        <w:rPr>
+          <w:sz w:val="28"/>
+          <w:szCs w:val="28"/>
+        </w:rPr>
+      </w:pPr>
+      <w:r>
+        <w:rPr>
+          <w:sz w:val="28"/>
+          <w:szCs w:val="28"/>
+        </w:rPr>
+        <w:t>fi</w:t>
+      </w:r>
+    </w:p>
+    <w:p>
+      <w:pPr>
+        <w:spacing w:after="0"/>
+        <w:rPr>
+          <w:sz w:val="28"/>
+          <w:szCs w:val="28"/>
+        </w:rPr>
+      </w:pPr>
+    </w:p>
+    <w:p>
+      <w:pPr>
+        <w:spacing w:after="0"/>
+        <w:rPr>
+          <w:sz w:val="28"/>
+          <w:szCs w:val="28"/>
+        </w:rPr>
+      </w:pPr>
+      <w:r>
+        <w:rPr>
+          <w:sz w:val="28"/>
+          <w:szCs w:val="28"/>
+        </w:rPr>
+        <w:t>echo "</w:t>
+      </w:r>
+      <w:r>
+        <w:rPr>
+          <w:rFonts w:ascii="Segoe UI Emoji" w:hAnsi="Segoe UI Emoji" w:cs="Segoe UI Emoji"/>
+          <w:sz w:val="28"/>
+          <w:szCs w:val="28"/>
+        </w:rPr>
+        <w:t>✅</w:t>
+      </w:r>
+      <w:r>
+        <w:rPr>
+          <w:sz w:val="28"/>
+          <w:szCs w:val="28"/>
+        </w:rPr>
+        <w:t xml:space="preserve"> Gobernadores disponibles: $AVAILABLE"</w:t>
+      </w:r>
+    </w:p>
+    <w:p>
+      <w:pPr>
+        <w:spacing w:after="0"/>
+        <w:rPr>
+          <w:sz w:val="28"/>
+          <w:szCs w:val="28"/>
+        </w:rPr>
+      </w:pPr>
+      <w:r>
+        <w:rPr>
+          <w:sz w:val="28"/>
+          <w:szCs w:val="28"/>
+        </w:rPr>
+        <w:t>echo</w:t>
+      </w:r>
+    </w:p>
+    <w:p>
+      <w:pPr>
+        <w:spacing w:after="0"/>
+        <w:rPr>
+          <w:sz w:val="28"/>
+          <w:szCs w:val="28"/>
+        </w:rPr>
+      </w:pPr>
+      <w:r>
+        <w:rPr>
+          <w:sz w:val="28"/>
+          <w:szCs w:val="28"/>
+        </w:rPr>
+        <w:t>read -rp "</w:t>
+      </w:r>
+      <w:r>
+        <w:rPr>
+          <w:rFonts w:ascii="Segoe UI Emoji" w:hAnsi="Segoe UI Emoji" w:cs="Segoe UI Emoji"/>
+          <w:sz w:val="28"/>
+          <w:szCs w:val="28"/>
+        </w:rPr>
+        <w:t>📌</w:t>
+      </w:r>
+      <w:r>
+        <w:rPr>
+          <w:sz w:val="28"/>
+          <w:szCs w:val="28"/>
+        </w:rPr>
+        <w:t xml:space="preserve"> Elegí uno (copialo tal como aparece): " GOVERNOR</w:t>
+      </w:r>
+    </w:p>
+    <w:p>
+      <w:pPr>
+        <w:spacing w:after="0"/>
+        <w:rPr>
+          <w:sz w:val="28"/>
+          <w:szCs w:val="28"/>
+        </w:rPr>
+      </w:pPr>
+    </w:p>
+    <w:p>
+      <w:pPr>
+        <w:spacing w:after="0"/>
+        <w:rPr>
+          <w:sz w:val="28"/>
+          <w:szCs w:val="28"/>
+          <w:lang w:val="pt-PT"/>
+        </w:rPr>
+      </w:pPr>
+      <w:r>
+        <w:rPr>
+          <w:sz w:val="28"/>
+          <w:szCs w:val="28"/>
+          <w:lang w:val="pt-PT"/>
+        </w:rPr>
+        <w:t>if [[ ! "$AVAILABLE" =~ $GOVERNOR ]]; then</w:t>
+      </w:r>
+    </w:p>
+    <w:p>
+      <w:pPr>
+        <w:spacing w:after="0"/>
+        <w:rPr>
+          <w:sz w:val="28"/>
+          <w:szCs w:val="28"/>
+          <w:lang w:val="pt-PT"/>
+        </w:rPr>
+      </w:pPr>
+      <w:r>
+        <w:rPr>
+          <w:sz w:val="28"/>
+          <w:szCs w:val="28"/>
+          <w:lang w:val="pt-PT"/>
+        </w:rPr>
+        <w:t xml:space="preserve">    echo "</w:t>
+      </w:r>
+      <w:r>
+        <w:rPr>
+          <w:rFonts w:ascii="Segoe UI Emoji" w:hAnsi="Segoe UI Emoji" w:cs="Segoe UI Emoji"/>
+          <w:sz w:val="28"/>
+          <w:szCs w:val="28"/>
+          <w:lang w:val="pt-PT"/>
+        </w:rPr>
+        <w:t>❌</w:t>
+      </w:r>
+      <w:r>
+        <w:rPr>
+          <w:sz w:val="28"/>
+          <w:szCs w:val="28"/>
+          <w:lang w:val="pt-PT"/>
+        </w:rPr>
+        <w:t xml:space="preserve"> Gobernador no v</w:t>
+      </w:r>
+      <w:r>
+        <w:rPr>
+          <w:rFonts w:ascii="Calibri" w:hAnsi="Calibri" w:cs="Calibri"/>
+          <w:sz w:val="28"/>
+          <w:szCs w:val="28"/>
+          <w:lang w:val="pt-PT"/>
+        </w:rPr>
+        <w:t>á</w:t>
+      </w:r>
+      <w:r>
+        <w:rPr>
+          <w:sz w:val="28"/>
+          <w:szCs w:val="28"/>
+          <w:lang w:val="pt-PT"/>
+        </w:rPr>
+        <w:t>lido. Abortando."</w:t>
+      </w:r>
+    </w:p>
+    <w:p>
+      <w:pPr>
+        <w:spacing w:after="0"/>
+        <w:rPr>
+          <w:sz w:val="28"/>
+          <w:szCs w:val="28"/>
+          <w:lang w:val="pt-PT"/>
+        </w:rPr>
+      </w:pPr>
+      <w:r>
+        <w:rPr>
+          <w:sz w:val="28"/>
+          <w:szCs w:val="28"/>
+          <w:lang w:val="pt-PT"/>
+        </w:rPr>
+        <w:t xml:space="preserve">    exit 1</w:t>
+      </w:r>
+    </w:p>
+    <w:p>
+      <w:pPr>
+        <w:spacing w:after="0"/>
+        <w:rPr>
+          <w:sz w:val="28"/>
+          <w:szCs w:val="28"/>
+          <w:lang w:val="pt-PT"/>
+        </w:rPr>
+      </w:pPr>
+      <w:r>
+        <w:rPr>
+          <w:sz w:val="28"/>
+          <w:szCs w:val="28"/>
+          <w:lang w:val="pt-PT"/>
+        </w:rPr>
+        <w:t>fi</w:t>
+      </w:r>
+    </w:p>
+    <w:p>
+      <w:pPr>
+        <w:spacing w:after="0"/>
+        <w:rPr>
+          <w:sz w:val="28"/>
+          <w:szCs w:val="28"/>
+          <w:lang w:val="pt-PT"/>
+        </w:rPr>
+      </w:pPr>
+    </w:p>
+    <w:p>
+      <w:pPr>
+        <w:spacing w:after="0"/>
+        <w:rPr>
+          <w:sz w:val="28"/>
+          <w:szCs w:val="28"/>
+          <w:lang w:val="pt-PT"/>
+        </w:rPr>
+      </w:pPr>
+      <w:r>
+        <w:rPr>
+          <w:sz w:val="28"/>
+          <w:szCs w:val="28"/>
+          <w:lang w:val="pt-PT"/>
+        </w:rPr>
+        <w:t>echo "</w:t>
+      </w:r>
+      <w:r>
+        <w:rPr>
+          <w:rFonts w:ascii="Segoe UI Emoji" w:hAnsi="Segoe UI Emoji" w:cs="Segoe UI Emoji"/>
+          <w:sz w:val="28"/>
+          <w:szCs w:val="28"/>
+          <w:lang w:val="pt-PT"/>
+        </w:rPr>
+        <w:t>⚙</w:t>
+      </w:r>
+      <w:r>
+        <w:rPr>
+          <w:rFonts w:ascii="Segoe UI Emoji" w:hAnsi="Segoe UI Emoji" w:cs="Segoe UI Emoji"/>
+          <w:sz w:val="28"/>
+          <w:szCs w:val="28"/>
+        </w:rPr>
+        <w:t>️</w:t>
+      </w:r>
+      <w:r>
+        <w:rPr>
+          <w:sz w:val="28"/>
+          <w:szCs w:val="28"/>
+          <w:lang w:val="pt-PT"/>
+        </w:rPr>
+        <w:t xml:space="preserve"> Aplicando '$GOVERNOR' a todos los núcleos..."</w:t>
+      </w:r>
+    </w:p>
+    <w:p>
+      <w:pPr>
+        <w:spacing w:after="0"/>
+        <w:rPr>
+          <w:sz w:val="28"/>
+          <w:szCs w:val="28"/>
+          <w:lang w:val="pt-PT"/>
+        </w:rPr>
+      </w:pPr>
+      <w:r>
+        <w:rPr>
+          <w:sz w:val="28"/>
+          <w:szCs w:val="28"/>
+          <w:lang w:val="pt-PT"/>
+        </w:rPr>
+        <w:t>for cpu in /sys/devices/system/cpu/cpu[0-9]*; do</w:t>
+      </w:r>
+    </w:p>
+    <w:p>
+      <w:pPr>
+        <w:spacing w:after="0"/>
+        <w:rPr>
+          <w:sz w:val="28"/>
+          <w:szCs w:val="28"/>
+          <w:lang w:val="en-US"/>
+        </w:rPr>
+      </w:pPr>
+      <w:r>
+        <w:rPr>
+          <w:sz w:val="28"/>
+          <w:szCs w:val="28"/>
+          <w:lang w:val="pt-PT"/>
+        </w:rPr>
+        <w:t xml:space="preserve">    </w:t>
+      </w:r>
+      <w:r>
+        <w:rPr>
+          <w:sz w:val="28"/>
+          <w:szCs w:val="28"/>
+          <w:lang w:val="en-US"/>
+        </w:rPr>
+        <w:t>echo $GOVERNOR | sudo tee "$cpu/cpufreq/scaling_governor" &gt; /dev/null</w:t>
+      </w:r>
+    </w:p>
+    <w:p>
+      <w:pPr>
+        <w:spacing w:after="0"/>
+        <w:rPr>
+          <w:sz w:val="28"/>
+          <w:szCs w:val="28"/>
+        </w:rPr>
+      </w:pPr>
+      <w:r>
+        <w:rPr>
+          <w:sz w:val="28"/>
+          <w:szCs w:val="28"/>
+        </w:rPr>
+        <w:t>done</w:t>
+      </w:r>
+    </w:p>
+    <w:p>
+      <w:pPr>
+        <w:spacing w:after="0"/>
+        <w:rPr>
+          <w:sz w:val="28"/>
+          <w:szCs w:val="28"/>
+        </w:rPr>
+      </w:pPr>
+    </w:p>
+    <w:p>
+      <w:pPr>
+        <w:spacing w:after="0"/>
+        <w:rPr>
+          <w:sz w:val="28"/>
+          <w:szCs w:val="28"/>
+        </w:rPr>
+      </w:pPr>
+      <w:r>
+        <w:rPr>
+          <w:sz w:val="28"/>
+          <w:szCs w:val="28"/>
+        </w:rPr>
+        <w:t>echo "</w:t>
+      </w:r>
+      <w:r>
+        <w:rPr>
+          <w:rFonts w:ascii="Segoe UI Emoji" w:hAnsi="Segoe UI Emoji" w:cs="Segoe UI Emoji"/>
+          <w:sz w:val="28"/>
+          <w:szCs w:val="28"/>
+        </w:rPr>
+        <w:t>🛠️</w:t>
+      </w:r>
+      <w:r>
+        <w:rPr>
+          <w:sz w:val="28"/>
+          <w:szCs w:val="28"/>
+        </w:rPr>
+        <w:t xml:space="preserve"> Creando servicio systemd para usar '$GOVERNOR' al inicio..."</w:t>
+      </w:r>
+    </w:p>
+    <w:p>
+      <w:pPr>
+        <w:spacing w:after="0"/>
+        <w:rPr>
+          <w:sz w:val="28"/>
+          <w:szCs w:val="28"/>
+        </w:rPr>
+      </w:pPr>
+    </w:p>
+    <w:p>
+      <w:pPr>
+        <w:spacing w:after="0"/>
+        <w:rPr>
+          <w:sz w:val="28"/>
+          <w:szCs w:val="28"/>
+          <w:lang w:val="en-US"/>
+        </w:rPr>
+      </w:pPr>
+      <w:r>
+        <w:rPr>
+          <w:sz w:val="28"/>
+          <w:szCs w:val="28"/>
+          <w:lang w:val="en-US"/>
+        </w:rPr>
         <w:lastRenderedPageBreak/>
-        <w:t>#!/bin/bash</w:t>
-      </w:r>
-    </w:p>
-    <w:p>
-      <w:pPr>
-        <w:spacing w:after="0"/>
-        <w:rPr>
-          <w:sz w:val="28"/>
-          <w:szCs w:val="28"/>
-        </w:rPr>
-      </w:pPr>
-    </w:p>
-    <w:p>
-      <w:pPr>
-        <w:spacing w:after="0"/>
-        <w:rPr>
-          <w:sz w:val="28"/>
-          <w:szCs w:val="28"/>
-        </w:rPr>
-      </w:pPr>
-      <w:r>
-        <w:rPr>
-          <w:sz w:val="28"/>
-          <w:szCs w:val="28"/>
-        </w:rPr>
-        <w:t>echo "</w:t>
-      </w:r>
-      <w:r>
-        <w:rPr>
-          <w:rFonts w:ascii="Segoe UI Emoji" w:hAnsi="Segoe UI Emoji" w:cs="Segoe UI Emoji"/>
-          <w:sz w:val="28"/>
-          <w:szCs w:val="28"/>
-        </w:rPr>
-        <w:t>🔧</w:t>
-      </w:r>
-      <w:r>
-        <w:rPr>
-          <w:sz w:val="28"/>
-          <w:szCs w:val="28"/>
-        </w:rPr>
-        <w:t xml:space="preserve"> Instalando utilidades necesarias..."</w:t>
-      </w:r>
-    </w:p>
-    <w:p>
-      <w:pPr>
-        <w:spacing w:after="0"/>
-        <w:rPr>
-          <w:sz w:val="28"/>
-          <w:szCs w:val="28"/>
-        </w:rPr>
-      </w:pPr>
-      <w:r>
-        <w:rPr>
-          <w:sz w:val="28"/>
-          <w:szCs w:val="28"/>
-        </w:rPr>
-        <w:t>sudo apt update</w:t>
-      </w:r>
-    </w:p>
-    <w:p>
-      <w:pPr>
-        <w:spacing w:after="0"/>
-        <w:rPr>
-          <w:sz w:val="28"/>
-          <w:szCs w:val="28"/>
-        </w:rPr>
-      </w:pPr>
-      <w:r>
-        <w:rPr>
-          <w:sz w:val="28"/>
-          <w:szCs w:val="28"/>
-        </w:rPr>
-        <w:t>sudo apt install -y cpufrequtils lm-sensors psensor</w:t>
-      </w:r>
-    </w:p>
-    <w:p>
-      <w:pPr>
-        <w:spacing w:after="0"/>
-        <w:rPr>
-          <w:sz w:val="28"/>
-          <w:szCs w:val="28"/>
-        </w:rPr>
-      </w:pPr>
-    </w:p>
-    <w:p>
-      <w:pPr>
-        <w:spacing w:after="0"/>
-        <w:rPr>
-          <w:sz w:val="28"/>
-          <w:szCs w:val="28"/>
-        </w:rPr>
-      </w:pPr>
-      <w:r>
-        <w:rPr>
-          <w:sz w:val="28"/>
-          <w:szCs w:val="28"/>
-        </w:rPr>
-        <w:t>echo "</w:t>
-      </w:r>
-      <w:r>
-        <w:rPr>
-          <w:rFonts w:ascii="Segoe UI Emoji" w:hAnsi="Segoe UI Emoji" w:cs="Segoe UI Emoji"/>
-          <w:sz w:val="28"/>
-          <w:szCs w:val="28"/>
-        </w:rPr>
-        <w:t>🔍</w:t>
-      </w:r>
-      <w:r>
-        <w:rPr>
-          <w:sz w:val="28"/>
-          <w:szCs w:val="28"/>
-        </w:rPr>
-        <w:t xml:space="preserve"> Detectando sensores (esto puede tardar un poquito)..."</w:t>
-      </w:r>
-    </w:p>
-    <w:p>
-      <w:pPr>
-        <w:spacing w:after="0"/>
-        <w:rPr>
-          <w:sz w:val="28"/>
-          <w:szCs w:val="28"/>
-          <w:lang w:val="en-US"/>
-        </w:rPr>
-      </w:pPr>
-      <w:r>
-        <w:rPr>
-          <w:sz w:val="28"/>
-          <w:szCs w:val="28"/>
-          <w:lang w:val="en-US"/>
-        </w:rPr>
-        <w:t>yes | sudo sensors-detect &gt; /dev/null</w:t>
-      </w:r>
-    </w:p>
-    <w:p>
-      <w:pPr>
-        <w:spacing w:after="0"/>
-        <w:rPr>
-          <w:sz w:val="28"/>
-          <w:szCs w:val="28"/>
-          <w:lang w:val="en-US"/>
-        </w:rPr>
-      </w:pPr>
-    </w:p>
-    <w:p>
-      <w:pPr>
-        <w:spacing w:after="0"/>
-        <w:rPr>
-          <w:sz w:val="28"/>
-          <w:szCs w:val="28"/>
-        </w:rPr>
-      </w:pPr>
-      <w:r>
-        <w:rPr>
-          <w:sz w:val="28"/>
-          <w:szCs w:val="28"/>
-        </w:rPr>
-        <w:t>echo "</w:t>
-      </w:r>
-      <w:r>
-        <w:rPr>
-          <w:rFonts w:ascii="Segoe UI Emoji" w:hAnsi="Segoe UI Emoji" w:cs="Segoe UI Emoji"/>
-          <w:sz w:val="28"/>
-          <w:szCs w:val="28"/>
-        </w:rPr>
-        <w:t>📦</w:t>
-      </w:r>
-      <w:r>
-        <w:rPr>
-          <w:sz w:val="28"/>
-          <w:szCs w:val="28"/>
-        </w:rPr>
-        <w:t xml:space="preserve"> Detectando gobernadores de CPU disponibles..."</w:t>
-      </w:r>
-    </w:p>
-    <w:p>
-      <w:pPr>
-        <w:spacing w:after="0"/>
-        <w:rPr>
-          <w:sz w:val="28"/>
-          <w:szCs w:val="28"/>
-        </w:rPr>
-      </w:pPr>
-      <w:r>
-        <w:rPr>
-          <w:sz w:val="28"/>
-          <w:szCs w:val="28"/>
-        </w:rPr>
-        <w:t>AVAILABLE=$(cpufreq-info -g)</w:t>
-      </w:r>
-    </w:p>
-    <w:p>
-      <w:pPr>
-        <w:spacing w:after="0"/>
-        <w:rPr>
-          <w:sz w:val="28"/>
-          <w:szCs w:val="28"/>
-        </w:rPr>
-      </w:pPr>
-    </w:p>
-    <w:p>
-      <w:pPr>
-        <w:spacing w:after="0"/>
-        <w:rPr>
-          <w:sz w:val="28"/>
-          <w:szCs w:val="28"/>
-        </w:rPr>
-      </w:pPr>
-      <w:r>
-        <w:rPr>
-          <w:sz w:val="28"/>
-          <w:szCs w:val="28"/>
-        </w:rPr>
-        <w:t>if [ -z "$AVAILABLE" ]; then</w:t>
-      </w:r>
-    </w:p>
-    <w:p>
-      <w:pPr>
-        <w:spacing w:after="0"/>
-        <w:rPr>
-          <w:sz w:val="28"/>
-          <w:szCs w:val="28"/>
-        </w:rPr>
-      </w:pPr>
-      <w:r>
-        <w:rPr>
-          <w:sz w:val="28"/>
-          <w:szCs w:val="28"/>
-        </w:rPr>
-        <w:t xml:space="preserve">    echo "</w:t>
-      </w:r>
-      <w:r>
-        <w:rPr>
-          <w:rFonts w:ascii="Segoe UI Emoji" w:hAnsi="Segoe UI Emoji" w:cs="Segoe UI Emoji"/>
-          <w:sz w:val="28"/>
-          <w:szCs w:val="28"/>
-        </w:rPr>
-        <w:t>❌</w:t>
-      </w:r>
-      <w:r>
-        <w:rPr>
-          <w:sz w:val="28"/>
-          <w:szCs w:val="28"/>
-        </w:rPr>
-        <w:t xml:space="preserve"> No se detectaron gobernadores. </w:t>
-      </w:r>
-      <w:r>
-        <w:rPr>
-          <w:rFonts w:ascii="Calibri" w:hAnsi="Calibri" w:cs="Calibri"/>
-          <w:sz w:val="28"/>
-          <w:szCs w:val="28"/>
-        </w:rPr>
-        <w:t>¿</w:t>
-      </w:r>
-      <w:r>
-        <w:rPr>
-          <w:sz w:val="28"/>
-          <w:szCs w:val="28"/>
-        </w:rPr>
-        <w:t>Tu CPU lo soporta?"</w:t>
-      </w:r>
-    </w:p>
-    <w:p>
-      <w:pPr>
-        <w:spacing w:after="0"/>
-        <w:rPr>
-          <w:sz w:val="28"/>
-          <w:szCs w:val="28"/>
-        </w:rPr>
-      </w:pPr>
-      <w:r>
-        <w:rPr>
-          <w:sz w:val="28"/>
-          <w:szCs w:val="28"/>
-        </w:rPr>
-        <w:t xml:space="preserve">    exit 1</w:t>
-      </w:r>
-    </w:p>
-    <w:p>
-      <w:pPr>
-        <w:spacing w:after="0"/>
-        <w:rPr>
-          <w:sz w:val="28"/>
-          <w:szCs w:val="28"/>
-        </w:rPr>
-      </w:pPr>
-      <w:r>
-        <w:rPr>
-          <w:sz w:val="28"/>
-          <w:szCs w:val="28"/>
-        </w:rPr>
-        <w:t>fi</w:t>
-      </w:r>
-    </w:p>
-    <w:p>
-      <w:pPr>
-        <w:spacing w:after="0"/>
-        <w:rPr>
-          <w:sz w:val="28"/>
-          <w:szCs w:val="28"/>
-        </w:rPr>
-      </w:pPr>
-    </w:p>
-    <w:p>
-      <w:pPr>
-        <w:spacing w:after="0"/>
-        <w:rPr>
-          <w:sz w:val="28"/>
-          <w:szCs w:val="28"/>
-        </w:rPr>
-      </w:pPr>
-      <w:r>
-        <w:rPr>
-          <w:sz w:val="28"/>
-          <w:szCs w:val="28"/>
-        </w:rPr>
-        <w:t>echo "</w:t>
-      </w:r>
-      <w:r>
-        <w:rPr>
-          <w:rFonts w:ascii="Segoe UI Emoji" w:hAnsi="Segoe UI Emoji" w:cs="Segoe UI Emoji"/>
-          <w:sz w:val="28"/>
-          <w:szCs w:val="28"/>
-        </w:rPr>
-        <w:t>✅</w:t>
-      </w:r>
-      <w:r>
-        <w:rPr>
-          <w:sz w:val="28"/>
-          <w:szCs w:val="28"/>
-        </w:rPr>
-        <w:t xml:space="preserve"> Gobernadores disponibles: $AVAILABLE"</w:t>
-      </w:r>
-    </w:p>
-    <w:p>
-      <w:pPr>
-        <w:spacing w:after="0"/>
-        <w:rPr>
-          <w:sz w:val="28"/>
-          <w:szCs w:val="28"/>
-        </w:rPr>
-      </w:pPr>
-      <w:r>
-        <w:rPr>
-          <w:sz w:val="28"/>
-          <w:szCs w:val="28"/>
-        </w:rPr>
-        <w:t>echo</w:t>
-      </w:r>
-    </w:p>
-    <w:p>
-      <w:pPr>
-        <w:spacing w:after="0"/>
-        <w:rPr>
-          <w:sz w:val="28"/>
-          <w:szCs w:val="28"/>
-        </w:rPr>
-      </w:pPr>
-      <w:r>
-        <w:rPr>
-          <w:sz w:val="28"/>
-          <w:szCs w:val="28"/>
-        </w:rPr>
-        <w:t>read -rp "</w:t>
-      </w:r>
-      <w:r>
-        <w:rPr>
-          <w:rFonts w:ascii="Segoe UI Emoji" w:hAnsi="Segoe UI Emoji" w:cs="Segoe UI Emoji"/>
-          <w:sz w:val="28"/>
-          <w:szCs w:val="28"/>
-        </w:rPr>
-        <w:t>📌</w:t>
-      </w:r>
-      <w:r>
-        <w:rPr>
-          <w:sz w:val="28"/>
-          <w:szCs w:val="28"/>
-        </w:rPr>
-        <w:t xml:space="preserve"> Elegí uno (copialo tal como aparece): " GOVERNOR</w:t>
-      </w:r>
-    </w:p>
-    <w:p>
-      <w:pPr>
-        <w:spacing w:after="0"/>
-        <w:rPr>
-          <w:sz w:val="28"/>
-          <w:szCs w:val="28"/>
-        </w:rPr>
-      </w:pPr>
-    </w:p>
-    <w:p>
-      <w:pPr>
-        <w:spacing w:after="0"/>
-        <w:rPr>
-          <w:sz w:val="28"/>
-          <w:szCs w:val="28"/>
-          <w:lang w:val="pt-PT"/>
-        </w:rPr>
-      </w:pPr>
-      <w:r>
-        <w:rPr>
-          <w:sz w:val="28"/>
-          <w:szCs w:val="28"/>
-          <w:lang w:val="pt-PT"/>
-        </w:rPr>
-        <w:t>if [[ ! "$AVAILABLE" =~ $GOVERNOR ]]; then</w:t>
-      </w:r>
-    </w:p>
-    <w:p>
-      <w:pPr>
-        <w:spacing w:after="0"/>
-        <w:rPr>
-          <w:sz w:val="28"/>
-          <w:szCs w:val="28"/>
-          <w:lang w:val="pt-PT"/>
-        </w:rPr>
-      </w:pPr>
-      <w:r>
-        <w:rPr>
-          <w:sz w:val="28"/>
-          <w:szCs w:val="28"/>
-          <w:lang w:val="pt-PT"/>
-        </w:rPr>
-        <w:t xml:space="preserve">    echo "</w:t>
-      </w:r>
-      <w:r>
-        <w:rPr>
-          <w:rFonts w:ascii="Segoe UI Emoji" w:hAnsi="Segoe UI Emoji" w:cs="Segoe UI Emoji"/>
-          <w:sz w:val="28"/>
-          <w:szCs w:val="28"/>
-          <w:lang w:val="pt-PT"/>
-        </w:rPr>
-        <w:t>❌</w:t>
-      </w:r>
-      <w:r>
-        <w:rPr>
-          <w:sz w:val="28"/>
-          <w:szCs w:val="28"/>
-          <w:lang w:val="pt-PT"/>
-        </w:rPr>
-        <w:t xml:space="preserve"> Gobernador no v</w:t>
-      </w:r>
-      <w:r>
-        <w:rPr>
-          <w:rFonts w:ascii="Calibri" w:hAnsi="Calibri" w:cs="Calibri"/>
-          <w:sz w:val="28"/>
-          <w:szCs w:val="28"/>
-          <w:lang w:val="pt-PT"/>
-        </w:rPr>
-        <w:t>á</w:t>
-      </w:r>
-      <w:r>
-        <w:rPr>
-          <w:sz w:val="28"/>
-          <w:szCs w:val="28"/>
-          <w:lang w:val="pt-PT"/>
-        </w:rPr>
-        <w:t>lido. Abortando."</w:t>
-      </w:r>
-    </w:p>
-    <w:p>
-      <w:pPr>
-        <w:spacing w:after="0"/>
-        <w:rPr>
-          <w:sz w:val="28"/>
-          <w:szCs w:val="28"/>
-          <w:lang w:val="pt-PT"/>
-        </w:rPr>
-      </w:pPr>
-      <w:r>
-        <w:rPr>
-          <w:sz w:val="28"/>
-          <w:szCs w:val="28"/>
-          <w:lang w:val="pt-PT"/>
-        </w:rPr>
-        <w:t xml:space="preserve">    exit 1</w:t>
-      </w:r>
-    </w:p>
-    <w:p>
-      <w:pPr>
-        <w:spacing w:after="0"/>
-        <w:rPr>
-          <w:sz w:val="28"/>
-          <w:szCs w:val="28"/>
-          <w:lang w:val="pt-PT"/>
-        </w:rPr>
-      </w:pPr>
-      <w:r>
-        <w:rPr>
-          <w:sz w:val="28"/>
-          <w:szCs w:val="28"/>
-          <w:lang w:val="pt-PT"/>
-        </w:rPr>
-        <w:t>fi</w:t>
-      </w:r>
-    </w:p>
-    <w:p>
-      <w:pPr>
-        <w:spacing w:after="0"/>
-        <w:rPr>
-          <w:sz w:val="28"/>
-          <w:szCs w:val="28"/>
-          <w:lang w:val="pt-PT"/>
-        </w:rPr>
-      </w:pPr>
-    </w:p>
-    <w:p>
-      <w:pPr>
-        <w:spacing w:after="0"/>
-        <w:rPr>
-          <w:sz w:val="28"/>
-          <w:szCs w:val="28"/>
-          <w:lang w:val="pt-PT"/>
-        </w:rPr>
-      </w:pPr>
-      <w:r>
-        <w:rPr>
-          <w:sz w:val="28"/>
-          <w:szCs w:val="28"/>
-          <w:lang w:val="pt-PT"/>
-        </w:rPr>
-        <w:t>echo "</w:t>
-      </w:r>
-      <w:r>
-        <w:rPr>
-          <w:rFonts w:ascii="Segoe UI Emoji" w:hAnsi="Segoe UI Emoji" w:cs="Segoe UI Emoji"/>
-          <w:sz w:val="28"/>
-          <w:szCs w:val="28"/>
-          <w:lang w:val="pt-PT"/>
-        </w:rPr>
-        <w:t>⚙</w:t>
-      </w:r>
-      <w:r>
-        <w:rPr>
-          <w:rFonts w:ascii="Segoe UI Emoji" w:hAnsi="Segoe UI Emoji" w:cs="Segoe UI Emoji"/>
-          <w:sz w:val="28"/>
-          <w:szCs w:val="28"/>
-        </w:rPr>
-        <w:t>️</w:t>
-      </w:r>
-      <w:r>
-        <w:rPr>
-          <w:sz w:val="28"/>
-          <w:szCs w:val="28"/>
-          <w:lang w:val="pt-PT"/>
-        </w:rPr>
-        <w:t xml:space="preserve"> Aplicando '$GOVERNOR' a todos los núcleos..."</w:t>
-      </w:r>
-    </w:p>
-    <w:p>
-      <w:pPr>
-        <w:spacing w:after="0"/>
-        <w:rPr>
-          <w:sz w:val="28"/>
-          <w:szCs w:val="28"/>
-          <w:lang w:val="pt-PT"/>
-        </w:rPr>
-      </w:pPr>
-      <w:r>
-        <w:rPr>
-          <w:sz w:val="28"/>
-          <w:szCs w:val="28"/>
-          <w:lang w:val="pt-PT"/>
-        </w:rPr>
-        <w:t>for cpu in /sys/devices/system/cpu/cpu[0-9]*; do</w:t>
-      </w:r>
-    </w:p>
-    <w:p>
-      <w:pPr>
-        <w:spacing w:after="0"/>
-        <w:rPr>
-          <w:sz w:val="28"/>
-          <w:szCs w:val="28"/>
-          <w:lang w:val="en-US"/>
-        </w:rPr>
-      </w:pPr>
-      <w:r>
-        <w:rPr>
-          <w:sz w:val="28"/>
-          <w:szCs w:val="28"/>
-          <w:lang w:val="pt-PT"/>
-        </w:rPr>
-        <w:t xml:space="preserve">    </w:t>
-      </w:r>
-      <w:r>
-        <w:rPr>
-          <w:sz w:val="28"/>
-          <w:szCs w:val="28"/>
-          <w:lang w:val="en-US"/>
-        </w:rPr>
-        <w:t>echo $GOVERNOR | sudo tee "$cpu/cpufreq/scaling_governor" &gt; /dev/null</w:t>
-      </w:r>
-    </w:p>
-    <w:p>
-      <w:pPr>
-        <w:spacing w:after="0"/>
-        <w:rPr>
-          <w:sz w:val="28"/>
-          <w:szCs w:val="28"/>
-        </w:rPr>
-      </w:pPr>
-      <w:r>
-        <w:rPr>
-          <w:sz w:val="28"/>
-          <w:szCs w:val="28"/>
-        </w:rPr>
-        <w:t>done</w:t>
-      </w:r>
-    </w:p>
-    <w:p>
-      <w:pPr>
-        <w:spacing w:after="0"/>
-        <w:rPr>
-          <w:sz w:val="28"/>
-          <w:szCs w:val="28"/>
-        </w:rPr>
-      </w:pPr>
-    </w:p>
-    <w:p>
-      <w:pPr>
-        <w:spacing w:after="0"/>
-        <w:rPr>
-          <w:sz w:val="28"/>
-          <w:szCs w:val="28"/>
-        </w:rPr>
-      </w:pPr>
-      <w:r>
-        <w:rPr>
-          <w:sz w:val="28"/>
-          <w:szCs w:val="28"/>
-        </w:rPr>
-        <w:t>echo "</w:t>
-      </w:r>
-      <w:r>
-        <w:rPr>
-          <w:rFonts w:ascii="Segoe UI Emoji" w:hAnsi="Segoe UI Emoji" w:cs="Segoe UI Emoji"/>
-          <w:sz w:val="28"/>
-          <w:szCs w:val="28"/>
-        </w:rPr>
-        <w:t>🛠️</w:t>
-      </w:r>
-      <w:r>
-        <w:rPr>
-          <w:sz w:val="28"/>
-          <w:szCs w:val="28"/>
-        </w:rPr>
-        <w:t xml:space="preserve"> Creando servicio systemd para usar '$GOVERNOR' al inicio..."</w:t>
-      </w:r>
-    </w:p>
-    <w:p>
-      <w:pPr>
-        <w:spacing w:after="0"/>
-        <w:rPr>
-          <w:sz w:val="28"/>
-          <w:szCs w:val="28"/>
-        </w:rPr>
-      </w:pPr>
-    </w:p>
-    <w:p>
-      <w:pPr>
-        <w:spacing w:after="0"/>
-        <w:rPr>
-          <w:sz w:val="28"/>
-          <w:szCs w:val="28"/>
-          <w:lang w:val="en-US"/>
-        </w:rPr>
-      </w:pPr>
-      <w:r>
-        <w:rPr>
-          <w:sz w:val="28"/>
-          <w:szCs w:val="28"/>
-          <w:lang w:val="en-US"/>
-        </w:rPr>
         <w:t>sudo tee /etc/systemd/system/cpufreq-custom.service &gt; /dev/null &lt;&lt;EOF</w:t>
       </w:r>
     </w:p>
@@ -8213,6 +8300,7 @@
           <w:sz w:val="44"/>
           <w:szCs w:val="44"/>
         </w:rPr>
+        <w:lastRenderedPageBreak/>
         <w:t>Descargar Script</w:t>
       </w:r>
     </w:p>

--- a/LINUX Comandos pacman para Linux.docx
+++ b/LINUX Comandos pacman para Linux.docx
@@ -50,8 +50,9 @@
           <w:szCs w:val="44"/>
           <w:u w:val="single"/>
         </w:rPr>
-        <w:t xml:space="preserve">LINUX MINT  Mate (viene de Ubuntu)     </w:t>
-      </w:r>
+        <w:t xml:space="preserve">LINUX </w:t>
+      </w:r>
+      <w:proofErr w:type="gramStart"/>
       <w:r>
         <w:rPr>
           <w:b/>
@@ -62,8 +63,9 @@
           <w:szCs w:val="44"/>
           <w:u w:val="single"/>
         </w:rPr>
-        <w:t>0</w:t>
-      </w:r>
+        <w:t>MINT  Mate</w:t>
+      </w:r>
+      <w:proofErr w:type="gramEnd"/>
       <w:r>
         <w:rPr>
           <w:b/>
@@ -74,7 +76,7 @@
           <w:szCs w:val="44"/>
           <w:u w:val="single"/>
         </w:rPr>
-        <w:t>1</w:t>
+        <w:t xml:space="preserve"> (viene de Ubuntu)     </w:t>
       </w:r>
       <w:r>
         <w:rPr>
@@ -85,9 +87,8 @@
           <w:sz w:val="44"/>
           <w:szCs w:val="44"/>
           <w:u w:val="single"/>
-          <w:lang w:val="es-ES"/>
-        </w:rPr>
-        <w:t>/</w:t>
+        </w:rPr>
+        <w:t>0</w:t>
       </w:r>
       <w:r>
         <w:rPr>
@@ -98,9 +99,8 @@
           <w:sz w:val="44"/>
           <w:szCs w:val="44"/>
           <w:u w:val="single"/>
-          <w:lang w:val="es-ES"/>
-        </w:rPr>
-        <w:t>0</w:t>
+        </w:rPr>
+        <w:t>1</w:t>
       </w:r>
       <w:r>
         <w:rPr>
@@ -113,7 +113,7 @@
           <w:u w:val="single"/>
           <w:lang w:val="es-ES"/>
         </w:rPr>
-        <w:t>5</w:t>
+        <w:t>/</w:t>
       </w:r>
       <w:r>
         <w:rPr>
@@ -126,7 +126,7 @@
           <w:u w:val="single"/>
           <w:lang w:val="es-ES"/>
         </w:rPr>
-        <w:t>/202</w:t>
+        <w:t>0</w:t>
       </w:r>
       <w:r>
         <w:rPr>
@@ -139,7 +139,7 @@
           <w:u w:val="single"/>
           <w:lang w:val="es-ES"/>
         </w:rPr>
-        <w:t>6</w:t>
+        <w:t>5</w:t>
       </w:r>
       <w:r>
         <w:rPr>
@@ -152,6 +152,32 @@
           <w:u w:val="single"/>
           <w:lang w:val="es-ES"/>
         </w:rPr>
+        <w:t>/202</w:t>
+      </w:r>
+      <w:r>
+        <w:rPr>
+          <w:b/>
+          <w:bCs/>
+          <w:i/>
+          <w:iCs/>
+          <w:sz w:val="44"/>
+          <w:szCs w:val="44"/>
+          <w:u w:val="single"/>
+          <w:lang w:val="es-ES"/>
+        </w:rPr>
+        <w:t>6</w:t>
+      </w:r>
+      <w:r>
+        <w:rPr>
+          <w:b/>
+          <w:bCs/>
+          <w:i/>
+          <w:iCs/>
+          <w:sz w:val="44"/>
+          <w:szCs w:val="44"/>
+          <w:u w:val="single"/>
+          <w:lang w:val="es-ES"/>
+        </w:rPr>
         <w:t xml:space="preserve"> </w:t>
       </w:r>
     </w:p>
@@ -202,6 +228,7 @@
         <w:t xml:space="preserve"> </w:t>
       </w:r>
       <w:proofErr w:type="spellStart"/>
+      <w:proofErr w:type="gramStart"/>
       <w:r>
         <w:rPr>
           <w:sz w:val="28"/>
@@ -210,6 +237,7 @@
         <w:t>etcher,cambiar</w:t>
       </w:r>
       <w:proofErr w:type="spellEnd"/>
+      <w:proofErr w:type="gramEnd"/>
       <w:r>
         <w:rPr>
           <w:sz w:val="28"/>
@@ -726,12 +754,21 @@
         <w:t xml:space="preserve"> </w:t>
       </w:r>
       <w:proofErr w:type="spellStart"/>
-      <w:r>
-        <w:rPr>
-          <w:sz w:val="28"/>
-          <w:szCs w:val="28"/>
-        </w:rPr>
-        <w:t>org.localsend.localsend_app</w:t>
+      <w:proofErr w:type="gramStart"/>
+      <w:r>
+        <w:rPr>
+          <w:sz w:val="28"/>
+          <w:szCs w:val="28"/>
+        </w:rPr>
+        <w:t>org.localsend</w:t>
+      </w:r>
+      <w:proofErr w:type="gramEnd"/>
+      <w:r>
+        <w:rPr>
+          <w:sz w:val="28"/>
+          <w:szCs w:val="28"/>
+        </w:rPr>
+        <w:t>.localsend_app</w:t>
       </w:r>
       <w:proofErr w:type="spellEnd"/>
       <w:r>
@@ -770,7 +807,23 @@
           <w:sz w:val="28"/>
           <w:szCs w:val="28"/>
         </w:rPr>
-        <w:t xml:space="preserve"> &amp;&amp; ./Turbo-Chromium.sh  // optimiza </w:t>
+        <w:t xml:space="preserve"> &amp;&amp; </w:t>
+      </w:r>
+      <w:proofErr w:type="gramStart"/>
+      <w:r>
+        <w:rPr>
+          <w:sz w:val="28"/>
+          <w:szCs w:val="28"/>
+        </w:rPr>
+        <w:t>./Turbo-Chromium.sh  /</w:t>
+      </w:r>
+      <w:proofErr w:type="gramEnd"/>
+      <w:r>
+        <w:rPr>
+          <w:sz w:val="28"/>
+          <w:szCs w:val="28"/>
+        </w:rPr>
+        <w:t xml:space="preserve">/ optimiza </w:t>
       </w:r>
       <w:proofErr w:type="spellStart"/>
       <w:r>
@@ -1415,6 +1468,143 @@
     <w:p>
       <w:pPr>
         <w:rPr>
+          <w:b/>
+          <w:bCs/>
+          <w:sz w:val="28"/>
+          <w:szCs w:val="28"/>
+          <w:u w:val="single"/>
+        </w:rPr>
+      </w:pPr>
+      <w:r>
+        <w:rPr>
+          <w:b/>
+          <w:bCs/>
+          <w:sz w:val="28"/>
+          <w:szCs w:val="28"/>
+          <w:u w:val="single"/>
+        </w:rPr>
+        <w:t xml:space="preserve">Mueve Descarga-automatico.sh </w:t>
+      </w:r>
+    </w:p>
+    <w:p>
+      <w:pPr>
+        <w:rPr>
+          <w:sz w:val="28"/>
+          <w:szCs w:val="28"/>
+        </w:rPr>
+      </w:pPr>
+      <w:proofErr w:type="spellStart"/>
+      <w:r>
+        <w:rPr>
+          <w:sz w:val="28"/>
+          <w:szCs w:val="28"/>
+        </w:rPr>
+        <w:t>mv</w:t>
+      </w:r>
+      <w:proofErr w:type="spellEnd"/>
+      <w:r>
+        <w:rPr>
+          <w:sz w:val="28"/>
+          <w:szCs w:val="28"/>
+        </w:rPr>
+        <w:t xml:space="preserve"> ~/Downloads/</w:t>
+      </w:r>
+      <w:r>
+        <w:rPr>
+          <w:sz w:val="28"/>
+          <w:szCs w:val="28"/>
+        </w:rPr>
+        <w:t>descarga-automatico.sh</w:t>
+      </w:r>
+      <w:r>
+        <w:rPr>
+          <w:sz w:val="28"/>
+          <w:szCs w:val="28"/>
+        </w:rPr>
+        <w:t xml:space="preserve"> ~/Documentos/</w:t>
+      </w:r>
+      <w:proofErr w:type="spellStart"/>
+      <w:r>
+        <w:rPr>
+          <w:sz w:val="28"/>
+          <w:szCs w:val="28"/>
+        </w:rPr>
+        <w:t>Automatico</w:t>
+      </w:r>
+      <w:proofErr w:type="spellEnd"/>
+      <w:r>
+        <w:rPr>
+          <w:sz w:val="28"/>
+          <w:szCs w:val="28"/>
+        </w:rPr>
+        <w:t>/</w:t>
+      </w:r>
+    </w:p>
+    <w:p>
+      <w:pPr>
+        <w:rPr>
+          <w:sz w:val="28"/>
+          <w:szCs w:val="28"/>
+        </w:rPr>
+      </w:pPr>
+    </w:p>
+    <w:p>
+      <w:pPr>
+        <w:rPr>
+          <w:sz w:val="28"/>
+          <w:szCs w:val="28"/>
+        </w:rPr>
+      </w:pPr>
+      <w:r>
+        <w:rPr>
+          <w:sz w:val="28"/>
+          <w:szCs w:val="28"/>
+        </w:rPr>
+        <w:t>=============================================================================</w:t>
+      </w:r>
+    </w:p>
+    <w:p>
+      <w:pPr>
+        <w:rPr>
+          <w:sz w:val="28"/>
+          <w:szCs w:val="28"/>
+        </w:rPr>
+      </w:pPr>
+      <w:r>
+        <w:rPr>
+          <w:sz w:val="28"/>
+          <w:szCs w:val="28"/>
+        </w:rPr>
+        <w:t xml:space="preserve"># alt+126= ~ patita del ñoqui para admin </w:t>
+      </w:r>
+      <w:proofErr w:type="spellStart"/>
+      <w:r>
+        <w:rPr>
+          <w:sz w:val="28"/>
+          <w:szCs w:val="28"/>
+        </w:rPr>
+        <w:t>linux</w:t>
+      </w:r>
+      <w:proofErr w:type="spellEnd"/>
+      <w:r>
+        <w:rPr>
+          <w:sz w:val="28"/>
+          <w:szCs w:val="28"/>
+        </w:rPr>
+        <w:t xml:space="preserve"> jajaja</w:t>
+      </w:r>
+    </w:p>
+    <w:p>
+      <w:pPr>
+        <w:rPr>
+          <w:sz w:val="28"/>
+          <w:szCs w:val="28"/>
+        </w:rPr>
+      </w:pPr>
+    </w:p>
+    <w:p>
+      <w:pPr>
+        <w:rPr>
           <w:sz w:val="28"/>
           <w:szCs w:val="28"/>
         </w:rPr>
@@ -1432,100 +1622,170 @@
           <w:sz w:val="28"/>
           <w:szCs w:val="28"/>
         </w:rPr>
-        <w:t>mkdir</w:t>
-      </w:r>
-      <w:proofErr w:type="spellEnd"/>
-      <w:r>
-        <w:rPr>
-          <w:sz w:val="28"/>
-          <w:szCs w:val="28"/>
-        </w:rPr>
-        <w:t xml:space="preserve"> -p "/home/$USUARIO/Documentos/</w:t>
-      </w:r>
-      <w:proofErr w:type="spellStart"/>
-      <w:r>
-        <w:rPr>
-          <w:sz w:val="28"/>
-          <w:szCs w:val="28"/>
-        </w:rPr>
-        <w:t>Automatico</w:t>
-      </w:r>
-      <w:proofErr w:type="spellEnd"/>
-      <w:r>
-        <w:rPr>
-          <w:sz w:val="28"/>
-          <w:szCs w:val="28"/>
-        </w:rPr>
-        <w:t>"</w:t>
-      </w:r>
-    </w:p>
-    <w:p>
-      <w:pPr>
-        <w:rPr>
-          <w:b/>
-          <w:bCs/>
-          <w:sz w:val="28"/>
-          <w:szCs w:val="28"/>
-          <w:u w:val="single"/>
-        </w:rPr>
-      </w:pPr>
-      <w:r>
-        <w:rPr>
-          <w:b/>
-          <w:bCs/>
-          <w:sz w:val="28"/>
-          <w:szCs w:val="28"/>
-          <w:u w:val="single"/>
-        </w:rPr>
-        <w:t xml:space="preserve">Mueve Descarga-automatico.sh </w:t>
-      </w:r>
-    </w:p>
-    <w:p>
-      <w:pPr>
-        <w:rPr>
-          <w:sz w:val="28"/>
-          <w:szCs w:val="28"/>
-        </w:rPr>
-      </w:pPr>
-      <w:proofErr w:type="spellStart"/>
-      <w:r>
-        <w:rPr>
-          <w:sz w:val="28"/>
-          <w:szCs w:val="28"/>
-        </w:rPr>
-        <w:t>mv</w:t>
-      </w:r>
-      <w:proofErr w:type="spellEnd"/>
-      <w:r>
-        <w:rPr>
-          <w:sz w:val="28"/>
-          <w:szCs w:val="28"/>
-        </w:rPr>
-        <w:t xml:space="preserve"> ~/Downloads/</w:t>
-      </w:r>
-      <w:r>
-        <w:rPr>
-          <w:sz w:val="28"/>
-          <w:szCs w:val="28"/>
-        </w:rPr>
-        <w:t>descarga-automatico.sh</w:t>
-      </w:r>
-      <w:r>
-        <w:rPr>
-          <w:sz w:val="28"/>
-          <w:szCs w:val="28"/>
-        </w:rPr>
-        <w:t xml:space="preserve"> ~/Documentos/</w:t>
-      </w:r>
-      <w:proofErr w:type="spellStart"/>
-      <w:r>
-        <w:rPr>
-          <w:sz w:val="28"/>
-          <w:szCs w:val="28"/>
-        </w:rPr>
-        <w:t>Automatico</w:t>
-      </w:r>
-      <w:proofErr w:type="spellEnd"/>
+        <w:t>apt</w:t>
+      </w:r>
+      <w:proofErr w:type="spellEnd"/>
+      <w:r>
+        <w:rPr>
+          <w:sz w:val="28"/>
+          <w:szCs w:val="28"/>
+        </w:rPr>
+        <w:t xml:space="preserve"> </w:t>
+      </w:r>
+      <w:proofErr w:type="spellStart"/>
+      <w:r>
+        <w:rPr>
+          <w:sz w:val="28"/>
+          <w:szCs w:val="28"/>
+        </w:rPr>
+        <w:t>purge</w:t>
+      </w:r>
+      <w:proofErr w:type="spellEnd"/>
+      <w:r>
+        <w:rPr>
+          <w:sz w:val="28"/>
+          <w:szCs w:val="28"/>
+        </w:rPr>
+        <w:t xml:space="preserve"> -y </w:t>
+      </w:r>
+      <w:proofErr w:type="spellStart"/>
+      <w:r>
+        <w:rPr>
+          <w:sz w:val="28"/>
+          <w:szCs w:val="28"/>
+        </w:rPr>
+        <w:t>firefox</w:t>
+      </w:r>
+      <w:proofErr w:type="spellEnd"/>
+      <w:r>
+        <w:rPr>
+          <w:sz w:val="28"/>
+          <w:szCs w:val="28"/>
+        </w:rPr>
+        <w:t xml:space="preserve"> </w:t>
+      </w:r>
+      <w:proofErr w:type="spellStart"/>
+      <w:r>
+        <w:rPr>
+          <w:sz w:val="28"/>
+          <w:szCs w:val="28"/>
+        </w:rPr>
+        <w:t>firefox</w:t>
+      </w:r>
+      <w:proofErr w:type="spellEnd"/>
+      <w:r>
+        <w:rPr>
+          <w:sz w:val="28"/>
+          <w:szCs w:val="28"/>
+        </w:rPr>
+        <w:t>-</w:t>
+      </w:r>
+      <w:proofErr w:type="spellStart"/>
+      <w:r>
+        <w:rPr>
+          <w:sz w:val="28"/>
+          <w:szCs w:val="28"/>
+        </w:rPr>
+        <w:t>locale</w:t>
+      </w:r>
+      <w:proofErr w:type="spellEnd"/>
+      <w:r>
+        <w:rPr>
+          <w:sz w:val="28"/>
+          <w:szCs w:val="28"/>
+        </w:rPr>
+        <w:t xml:space="preserve">-es &amp;&amp; sudo </w:t>
+      </w:r>
+      <w:proofErr w:type="spellStart"/>
+      <w:r>
+        <w:rPr>
+          <w:sz w:val="28"/>
+          <w:szCs w:val="28"/>
+        </w:rPr>
+        <w:t>apt</w:t>
+      </w:r>
+      <w:proofErr w:type="spellEnd"/>
+      <w:r>
+        <w:rPr>
+          <w:sz w:val="28"/>
+          <w:szCs w:val="28"/>
+        </w:rPr>
+        <w:t xml:space="preserve"> </w:t>
+      </w:r>
+      <w:proofErr w:type="spellStart"/>
+      <w:r>
+        <w:rPr>
+          <w:sz w:val="28"/>
+          <w:szCs w:val="28"/>
+        </w:rPr>
+        <w:t>autoremove</w:t>
+      </w:r>
+      <w:proofErr w:type="spellEnd"/>
+      <w:r>
+        <w:rPr>
+          <w:sz w:val="28"/>
+          <w:szCs w:val="28"/>
+        </w:rPr>
+        <w:t xml:space="preserve"> -y</w:t>
+      </w:r>
+    </w:p>
+    <w:p>
+      <w:pPr>
+        <w:rPr>
+          <w:sz w:val="28"/>
+          <w:szCs w:val="28"/>
+        </w:rPr>
+      </w:pPr>
+      <w:proofErr w:type="spellStart"/>
+      <w:r>
+        <w:rPr>
+          <w:sz w:val="28"/>
+          <w:szCs w:val="28"/>
+        </w:rPr>
+        <w:t>rm</w:t>
+      </w:r>
+      <w:proofErr w:type="spellEnd"/>
+      <w:r>
+        <w:rPr>
+          <w:sz w:val="28"/>
+          <w:szCs w:val="28"/>
+        </w:rPr>
+        <w:t xml:space="preserve"> -</w:t>
+      </w:r>
+      <w:proofErr w:type="spellStart"/>
+      <w:r>
+        <w:rPr>
+          <w:sz w:val="28"/>
+          <w:szCs w:val="28"/>
+        </w:rPr>
+        <w:t>rf</w:t>
+      </w:r>
+      <w:proofErr w:type="spellEnd"/>
+      <w:r>
+        <w:rPr>
+          <w:sz w:val="28"/>
+          <w:szCs w:val="28"/>
+        </w:rPr>
+        <w:t xml:space="preserve"> ~</w:t>
+      </w:r>
+      <w:proofErr w:type="gramStart"/>
+      <w:r>
+        <w:rPr>
+          <w:sz w:val="28"/>
+          <w:szCs w:val="28"/>
+        </w:rPr>
+        <w:t>/.</w:t>
+      </w:r>
+      <w:proofErr w:type="spellStart"/>
+      <w:r>
+        <w:rPr>
+          <w:sz w:val="28"/>
+          <w:szCs w:val="28"/>
+        </w:rPr>
+        <w:t>mozilla</w:t>
+      </w:r>
+      <w:proofErr w:type="spellEnd"/>
+      <w:proofErr w:type="gramEnd"/>
       <w:r>
         <w:rPr>
           <w:sz w:val="28"/>
@@ -1533,90 +1793,100 @@
         </w:rPr>
         <w:t>/</w:t>
       </w:r>
-    </w:p>
-    <w:p>
-      <w:pPr>
-        <w:rPr>
-          <w:sz w:val="28"/>
-          <w:szCs w:val="28"/>
-        </w:rPr>
-      </w:pPr>
-    </w:p>
-    <w:p>
-      <w:pPr>
-        <w:rPr>
-          <w:sz w:val="28"/>
-          <w:szCs w:val="28"/>
-        </w:rPr>
-      </w:pPr>
-      <w:r>
-        <w:rPr>
-          <w:sz w:val="28"/>
-          <w:szCs w:val="28"/>
-        </w:rPr>
-        <w:t>=============================================================================</w:t>
-      </w:r>
-    </w:p>
-    <w:p>
-      <w:pPr>
-        <w:rPr>
-          <w:sz w:val="28"/>
-          <w:szCs w:val="28"/>
-        </w:rPr>
-      </w:pPr>
-      <w:r>
-        <w:rPr>
-          <w:sz w:val="28"/>
-          <w:szCs w:val="28"/>
-        </w:rPr>
-        <w:t xml:space="preserve"># alt+126= ~ patita del ñoqui para admin </w:t>
-      </w:r>
-      <w:proofErr w:type="spellStart"/>
-      <w:r>
-        <w:rPr>
-          <w:sz w:val="28"/>
-          <w:szCs w:val="28"/>
-        </w:rPr>
-        <w:t>linux</w:t>
-      </w:r>
-      <w:proofErr w:type="spellEnd"/>
-      <w:r>
-        <w:rPr>
-          <w:sz w:val="28"/>
-          <w:szCs w:val="28"/>
-        </w:rPr>
-        <w:t xml:space="preserve"> jajaja</w:t>
-      </w:r>
-    </w:p>
-    <w:p>
-      <w:pPr>
-        <w:rPr>
-          <w:sz w:val="28"/>
-          <w:szCs w:val="28"/>
-        </w:rPr>
-      </w:pPr>
-    </w:p>
-    <w:p>
-      <w:pPr>
-        <w:rPr>
-          <w:sz w:val="28"/>
-          <w:szCs w:val="28"/>
-        </w:rPr>
-      </w:pPr>
-      <w:r>
-        <w:rPr>
-          <w:sz w:val="28"/>
-          <w:szCs w:val="28"/>
-        </w:rPr>
-        <w:t xml:space="preserve">sudo </w:t>
-      </w:r>
-      <w:proofErr w:type="spellStart"/>
-      <w:r>
-        <w:rPr>
-          <w:sz w:val="28"/>
-          <w:szCs w:val="28"/>
-        </w:rPr>
-        <w:t>apt</w:t>
+      <w:proofErr w:type="spellStart"/>
+      <w:r>
+        <w:rPr>
+          <w:sz w:val="28"/>
+          <w:szCs w:val="28"/>
+        </w:rPr>
+        <w:t>firefox</w:t>
+      </w:r>
+      <w:proofErr w:type="spellEnd"/>
+    </w:p>
+    <w:p>
+      <w:pPr>
+        <w:rPr>
+          <w:sz w:val="28"/>
+          <w:szCs w:val="28"/>
+        </w:rPr>
+      </w:pPr>
+    </w:p>
+    <w:p>
+      <w:pPr>
+        <w:rPr>
+          <w:sz w:val="28"/>
+          <w:szCs w:val="28"/>
+        </w:rPr>
+      </w:pPr>
+      <w:r>
+        <w:rPr>
+          <w:sz w:val="28"/>
+          <w:szCs w:val="28"/>
+        </w:rPr>
+        <w:t xml:space="preserve">Limpieza archivos que vienen desde </w:t>
+      </w:r>
+      <w:proofErr w:type="spellStart"/>
+      <w:r>
+        <w:rPr>
+          <w:sz w:val="28"/>
+          <w:szCs w:val="28"/>
+        </w:rPr>
+        <w:t>windows</w:t>
+      </w:r>
+      <w:proofErr w:type="spellEnd"/>
+    </w:p>
+    <w:p>
+      <w:pPr>
+        <w:rPr>
+          <w:sz w:val="28"/>
+          <w:szCs w:val="28"/>
+        </w:rPr>
+      </w:pPr>
+      <w:r>
+        <w:rPr>
+          <w:sz w:val="28"/>
+          <w:szCs w:val="28"/>
+        </w:rPr>
+        <w:t>sed -i 's/\</w:t>
+      </w:r>
+      <w:proofErr w:type="spellStart"/>
+      <w:r>
+        <w:rPr>
+          <w:sz w:val="28"/>
+          <w:szCs w:val="28"/>
+        </w:rPr>
+        <w:t>r$</w:t>
+      </w:r>
+      <w:proofErr w:type="spellEnd"/>
+      <w:r>
+        <w:rPr>
+          <w:sz w:val="28"/>
+          <w:szCs w:val="28"/>
+        </w:rPr>
+        <w:t>//' ~/Documentos/Automatico/*.sh</w:t>
+      </w:r>
+    </w:p>
+    <w:p>
+      <w:pPr>
+        <w:rPr>
+          <w:sz w:val="28"/>
+          <w:szCs w:val="28"/>
+        </w:rPr>
+      </w:pPr>
+      <w:r>
+        <w:rPr>
+          <w:sz w:val="28"/>
+          <w:szCs w:val="28"/>
+        </w:rPr>
+        <w:t xml:space="preserve"># agregar </w:t>
+      </w:r>
+      <w:proofErr w:type="spellStart"/>
+      <w:r>
+        <w:rPr>
+          <w:sz w:val="28"/>
+          <w:szCs w:val="28"/>
+        </w:rPr>
+        <w:t>extension</w:t>
       </w:r>
       <w:proofErr w:type="spellEnd"/>
       <w:r>
@@ -1626,31 +1896,29 @@
         </w:rPr>
         <w:t xml:space="preserve"> </w:t>
       </w:r>
-      <w:proofErr w:type="spellStart"/>
-      <w:r>
-        <w:rPr>
-          <w:sz w:val="28"/>
-          <w:szCs w:val="28"/>
-        </w:rPr>
-        <w:t>purge</w:t>
-      </w:r>
-      <w:proofErr w:type="spellEnd"/>
-      <w:r>
-        <w:rPr>
-          <w:sz w:val="28"/>
-          <w:szCs w:val="28"/>
-        </w:rPr>
-        <w:t xml:space="preserve"> -y </w:t>
-      </w:r>
-      <w:proofErr w:type="spellStart"/>
-      <w:r>
-        <w:rPr>
-          <w:sz w:val="28"/>
-          <w:szCs w:val="28"/>
-        </w:rPr>
-        <w:t>firefox</w:t>
-      </w:r>
-      <w:proofErr w:type="spellEnd"/>
+      <w:r>
+        <w:rPr>
+          <w:sz w:val="28"/>
+          <w:szCs w:val="28"/>
+        </w:rPr>
+        <w:t>h264ify</w:t>
+      </w:r>
+      <w:r>
+        <w:rPr>
+          <w:sz w:val="28"/>
+          <w:szCs w:val="28"/>
+        </w:rPr>
+        <w:t xml:space="preserve"> para agilizar </w:t>
+      </w:r>
+      <w:proofErr w:type="gramStart"/>
+      <w:r>
+        <w:rPr>
+          <w:sz w:val="28"/>
+          <w:szCs w:val="28"/>
+        </w:rPr>
+        <w:t>videos !</w:t>
+      </w:r>
+      <w:proofErr w:type="gramEnd"/>
       <w:r>
         <w:rPr>
           <w:sz w:val="28"/>
@@ -1658,243 +1926,6 @@
         </w:rPr>
         <w:t xml:space="preserve"> </w:t>
       </w:r>
-      <w:proofErr w:type="spellStart"/>
-      <w:r>
-        <w:rPr>
-          <w:sz w:val="28"/>
-          <w:szCs w:val="28"/>
-        </w:rPr>
-        <w:t>firefox</w:t>
-      </w:r>
-      <w:proofErr w:type="spellEnd"/>
-      <w:r>
-        <w:rPr>
-          <w:sz w:val="28"/>
-          <w:szCs w:val="28"/>
-        </w:rPr>
-        <w:t>-</w:t>
-      </w:r>
-      <w:proofErr w:type="spellStart"/>
-      <w:r>
-        <w:rPr>
-          <w:sz w:val="28"/>
-          <w:szCs w:val="28"/>
-        </w:rPr>
-        <w:t>locale</w:t>
-      </w:r>
-      <w:proofErr w:type="spellEnd"/>
-      <w:r>
-        <w:rPr>
-          <w:sz w:val="28"/>
-          <w:szCs w:val="28"/>
-        </w:rPr>
-        <w:t xml:space="preserve">-es &amp;&amp; sudo </w:t>
-      </w:r>
-      <w:proofErr w:type="spellStart"/>
-      <w:r>
-        <w:rPr>
-          <w:sz w:val="28"/>
-          <w:szCs w:val="28"/>
-        </w:rPr>
-        <w:t>apt</w:t>
-      </w:r>
-      <w:proofErr w:type="spellEnd"/>
-      <w:r>
-        <w:rPr>
-          <w:sz w:val="28"/>
-          <w:szCs w:val="28"/>
-        </w:rPr>
-        <w:t xml:space="preserve"> </w:t>
-      </w:r>
-      <w:proofErr w:type="spellStart"/>
-      <w:r>
-        <w:rPr>
-          <w:sz w:val="28"/>
-          <w:szCs w:val="28"/>
-        </w:rPr>
-        <w:t>autoremove</w:t>
-      </w:r>
-      <w:proofErr w:type="spellEnd"/>
-      <w:r>
-        <w:rPr>
-          <w:sz w:val="28"/>
-          <w:szCs w:val="28"/>
-        </w:rPr>
-        <w:t xml:space="preserve"> -y</w:t>
-      </w:r>
-    </w:p>
-    <w:p>
-      <w:pPr>
-        <w:rPr>
-          <w:sz w:val="28"/>
-          <w:szCs w:val="28"/>
-        </w:rPr>
-      </w:pPr>
-      <w:proofErr w:type="spellStart"/>
-      <w:r>
-        <w:rPr>
-          <w:sz w:val="28"/>
-          <w:szCs w:val="28"/>
-        </w:rPr>
-        <w:t>rm</w:t>
-      </w:r>
-      <w:proofErr w:type="spellEnd"/>
-      <w:r>
-        <w:rPr>
-          <w:sz w:val="28"/>
-          <w:szCs w:val="28"/>
-        </w:rPr>
-        <w:t xml:space="preserve"> -</w:t>
-      </w:r>
-      <w:proofErr w:type="spellStart"/>
-      <w:r>
-        <w:rPr>
-          <w:sz w:val="28"/>
-          <w:szCs w:val="28"/>
-        </w:rPr>
-        <w:t>rf</w:t>
-      </w:r>
-      <w:proofErr w:type="spellEnd"/>
-      <w:r>
-        <w:rPr>
-          <w:sz w:val="28"/>
-          <w:szCs w:val="28"/>
-        </w:rPr>
-        <w:t xml:space="preserve"> ~/.</w:t>
-      </w:r>
-      <w:proofErr w:type="spellStart"/>
-      <w:r>
-        <w:rPr>
-          <w:sz w:val="28"/>
-          <w:szCs w:val="28"/>
-        </w:rPr>
-        <w:t>mozilla</w:t>
-      </w:r>
-      <w:proofErr w:type="spellEnd"/>
-      <w:r>
-        <w:rPr>
-          <w:sz w:val="28"/>
-          <w:szCs w:val="28"/>
-        </w:rPr>
-        <w:t>/</w:t>
-      </w:r>
-      <w:proofErr w:type="spellStart"/>
-      <w:r>
-        <w:rPr>
-          <w:sz w:val="28"/>
-          <w:szCs w:val="28"/>
-        </w:rPr>
-        <w:t>firefox</w:t>
-      </w:r>
-      <w:proofErr w:type="spellEnd"/>
-    </w:p>
-    <w:p>
-      <w:pPr>
-        <w:rPr>
-          <w:sz w:val="28"/>
-          <w:szCs w:val="28"/>
-        </w:rPr>
-      </w:pPr>
-    </w:p>
-    <w:p>
-      <w:pPr>
-        <w:rPr>
-          <w:sz w:val="28"/>
-          <w:szCs w:val="28"/>
-        </w:rPr>
-      </w:pPr>
-      <w:r>
-        <w:rPr>
-          <w:sz w:val="28"/>
-          <w:szCs w:val="28"/>
-        </w:rPr>
-        <w:t xml:space="preserve">Limpieza archivos que vienen desde </w:t>
-      </w:r>
-      <w:proofErr w:type="spellStart"/>
-      <w:r>
-        <w:rPr>
-          <w:sz w:val="28"/>
-          <w:szCs w:val="28"/>
-        </w:rPr>
-        <w:t>windows</w:t>
-      </w:r>
-      <w:proofErr w:type="spellEnd"/>
-    </w:p>
-    <w:p>
-      <w:pPr>
-        <w:rPr>
-          <w:sz w:val="28"/>
-          <w:szCs w:val="28"/>
-        </w:rPr>
-      </w:pPr>
-      <w:r>
-        <w:rPr>
-          <w:sz w:val="28"/>
-          <w:szCs w:val="28"/>
-        </w:rPr>
-        <w:t>sed -i 's/\</w:t>
-      </w:r>
-      <w:proofErr w:type="spellStart"/>
-      <w:r>
-        <w:rPr>
-          <w:sz w:val="28"/>
-          <w:szCs w:val="28"/>
-        </w:rPr>
-        <w:t>r$</w:t>
-      </w:r>
-      <w:proofErr w:type="spellEnd"/>
-      <w:r>
-        <w:rPr>
-          <w:sz w:val="28"/>
-          <w:szCs w:val="28"/>
-        </w:rPr>
-        <w:t>//' ~/Documentos/Automatico/*.sh</w:t>
-      </w:r>
-    </w:p>
-    <w:p>
-      <w:pPr>
-        <w:rPr>
-          <w:sz w:val="28"/>
-          <w:szCs w:val="28"/>
-        </w:rPr>
-      </w:pPr>
-      <w:r>
-        <w:rPr>
-          <w:sz w:val="28"/>
-          <w:szCs w:val="28"/>
-        </w:rPr>
-        <w:t xml:space="preserve"># agregar </w:t>
-      </w:r>
-      <w:proofErr w:type="spellStart"/>
-      <w:r>
-        <w:rPr>
-          <w:sz w:val="28"/>
-          <w:szCs w:val="28"/>
-        </w:rPr>
-        <w:t>extension</w:t>
-      </w:r>
-      <w:proofErr w:type="spellEnd"/>
-      <w:r>
-        <w:rPr>
-          <w:sz w:val="28"/>
-          <w:szCs w:val="28"/>
-        </w:rPr>
-        <w:t xml:space="preserve"> </w:t>
-      </w:r>
-      <w:r>
-        <w:rPr>
-          <w:sz w:val="28"/>
-          <w:szCs w:val="28"/>
-        </w:rPr>
-        <w:t>h264ify</w:t>
-      </w:r>
-      <w:r>
-        <w:rPr>
-          <w:sz w:val="28"/>
-          <w:szCs w:val="28"/>
-        </w:rPr>
-        <w:t xml:space="preserve"> para agilizar videos ! </w:t>
-      </w:r>
     </w:p>
     <w:p>
       <w:pPr>
@@ -1931,7 +1962,6 @@
           <w:sz w:val="28"/>
           <w:szCs w:val="28"/>
         </w:rPr>
-        <w:lastRenderedPageBreak/>
         <w:t xml:space="preserve"># Prueba de apagado y encendido en 120 </w:t>
       </w:r>
       <w:proofErr w:type="spellStart"/>
@@ -1943,1074 +1973,6 @@
         <w:t>ssegundos</w:t>
       </w:r>
       <w:proofErr w:type="spellEnd"/>
-    </w:p>
-    <w:p>
-      <w:pPr>
-        <w:rPr>
-          <w:sz w:val="28"/>
-          <w:szCs w:val="28"/>
-        </w:rPr>
-      </w:pPr>
-      <w:r>
-        <w:rPr>
-          <w:sz w:val="28"/>
-          <w:szCs w:val="28"/>
-        </w:rPr>
-        <w:t xml:space="preserve">sudo </w:t>
-      </w:r>
-      <w:proofErr w:type="spellStart"/>
-      <w:r>
-        <w:rPr>
-          <w:sz w:val="28"/>
-          <w:szCs w:val="28"/>
-        </w:rPr>
-        <w:t>rtcwake</w:t>
-      </w:r>
-      <w:proofErr w:type="spellEnd"/>
-      <w:r>
-        <w:rPr>
-          <w:sz w:val="28"/>
-          <w:szCs w:val="28"/>
-        </w:rPr>
-        <w:t xml:space="preserve"> -m off -s 120 </w:t>
-      </w:r>
-    </w:p>
-    <w:p>
-      <w:pPr>
-        <w:rPr>
-          <w:sz w:val="28"/>
-          <w:szCs w:val="28"/>
-        </w:rPr>
-      </w:pPr>
-    </w:p>
-    <w:p>
-      <w:pPr>
-        <w:rPr>
-          <w:sz w:val="28"/>
-          <w:szCs w:val="28"/>
-        </w:rPr>
-      </w:pPr>
-      <w:proofErr w:type="spellStart"/>
-      <w:r>
-        <w:rPr>
-          <w:sz w:val="28"/>
-          <w:szCs w:val="28"/>
-        </w:rPr>
-        <w:t>crontab</w:t>
-      </w:r>
-      <w:proofErr w:type="spellEnd"/>
-      <w:r>
-        <w:rPr>
-          <w:sz w:val="28"/>
-          <w:szCs w:val="28"/>
-        </w:rPr>
-        <w:t xml:space="preserve"> -e</w:t>
-      </w:r>
-    </w:p>
-    <w:p>
-      <w:pPr>
-        <w:rPr>
-          <w:sz w:val="28"/>
-          <w:szCs w:val="28"/>
-        </w:rPr>
-      </w:pPr>
-      <w:r>
-        <w:rPr>
-          <w:sz w:val="28"/>
-          <w:szCs w:val="28"/>
-        </w:rPr>
-        <w:t>45 07 * * 4 /home/cucurucho/Documentos/Automatico/MantSemDebloat-iMac-Mint.sh</w:t>
-      </w:r>
-    </w:p>
-    <w:p>
-      <w:pPr>
-        <w:rPr>
-          <w:sz w:val="28"/>
-          <w:szCs w:val="28"/>
-        </w:rPr>
-      </w:pPr>
-    </w:p>
-    <w:p>
-      <w:pPr>
-        <w:rPr>
-          <w:sz w:val="28"/>
-          <w:szCs w:val="28"/>
-        </w:rPr>
-      </w:pPr>
-      <w:proofErr w:type="spellStart"/>
-      <w:r>
-        <w:rPr>
-          <w:sz w:val="28"/>
-          <w:szCs w:val="28"/>
-        </w:rPr>
-        <w:t>crontab</w:t>
-      </w:r>
-      <w:proofErr w:type="spellEnd"/>
-      <w:r>
-        <w:rPr>
-          <w:sz w:val="28"/>
-          <w:szCs w:val="28"/>
-        </w:rPr>
-        <w:t xml:space="preserve"> -l (lista la agenda de encendido) </w:t>
-      </w:r>
-    </w:p>
-    <w:p>
-      <w:pPr>
-        <w:rPr>
-          <w:sz w:val="28"/>
-          <w:szCs w:val="28"/>
-        </w:rPr>
-      </w:pPr>
-    </w:p>
-    <w:p>
-      <w:pPr>
-        <w:rPr>
-          <w:sz w:val="28"/>
-          <w:szCs w:val="28"/>
-        </w:rPr>
-      </w:pPr>
-      <w:proofErr w:type="spellStart"/>
-      <w:r>
-        <w:rPr>
-          <w:sz w:val="28"/>
-          <w:szCs w:val="28"/>
-        </w:rPr>
-        <w:t>mastermac@mastermac-iMac</w:t>
-      </w:r>
-      <w:proofErr w:type="spellEnd"/>
-      <w:r>
-        <w:rPr>
-          <w:sz w:val="28"/>
-          <w:szCs w:val="28"/>
-        </w:rPr>
-        <w:t xml:space="preserve">:~$ </w:t>
-      </w:r>
-    </w:p>
-    <w:p>
-      <w:pPr>
-        <w:rPr>
-          <w:sz w:val="28"/>
-          <w:szCs w:val="28"/>
-        </w:rPr>
-      </w:pPr>
-      <w:r>
-        <w:rPr>
-          <w:sz w:val="28"/>
-          <w:szCs w:val="28"/>
-        </w:rPr>
-        <w:t xml:space="preserve">cucurucho@cucurucho-945GZM-S2:~$ </w:t>
-      </w:r>
-    </w:p>
-    <w:p>
-      <w:pPr>
-        <w:rPr>
-          <w:sz w:val="28"/>
-          <w:szCs w:val="28"/>
-        </w:rPr>
-      </w:pPr>
-    </w:p>
-    <w:p>
-      <w:pPr>
-        <w:rPr>
-          <w:sz w:val="28"/>
-          <w:szCs w:val="28"/>
-        </w:rPr>
-      </w:pPr>
-      <w:r>
-        <w:rPr>
-          <w:sz w:val="28"/>
-          <w:szCs w:val="28"/>
-        </w:rPr>
-        <w:t># programar despertador pc</w:t>
-      </w:r>
-    </w:p>
-    <w:p>
-      <w:pPr>
-        <w:rPr>
-          <w:sz w:val="28"/>
-          <w:szCs w:val="28"/>
-        </w:rPr>
-      </w:pPr>
-      <w:r>
-        <w:rPr>
-          <w:sz w:val="28"/>
-          <w:szCs w:val="28"/>
-        </w:rPr>
-        <w:t xml:space="preserve">echo 0 | sudo </w:t>
-      </w:r>
-      <w:proofErr w:type="spellStart"/>
-      <w:r>
-        <w:rPr>
-          <w:sz w:val="28"/>
-          <w:szCs w:val="28"/>
-        </w:rPr>
-        <w:t>tee</w:t>
-      </w:r>
-      <w:proofErr w:type="spellEnd"/>
-      <w:r>
-        <w:rPr>
-          <w:sz w:val="28"/>
-          <w:szCs w:val="28"/>
-        </w:rPr>
-        <w:t xml:space="preserve"> /</w:t>
-      </w:r>
-      <w:proofErr w:type="spellStart"/>
-      <w:r>
-        <w:rPr>
-          <w:sz w:val="28"/>
-          <w:szCs w:val="28"/>
-        </w:rPr>
-        <w:t>sys</w:t>
-      </w:r>
-      <w:proofErr w:type="spellEnd"/>
-      <w:r>
-        <w:rPr>
-          <w:sz w:val="28"/>
-          <w:szCs w:val="28"/>
-        </w:rPr>
-        <w:t>/</w:t>
-      </w:r>
-      <w:proofErr w:type="spellStart"/>
-      <w:r>
-        <w:rPr>
-          <w:sz w:val="28"/>
-          <w:szCs w:val="28"/>
-        </w:rPr>
-        <w:t>class</w:t>
-      </w:r>
-      <w:proofErr w:type="spellEnd"/>
-      <w:r>
-        <w:rPr>
-          <w:sz w:val="28"/>
-          <w:szCs w:val="28"/>
-        </w:rPr>
-        <w:t>/</w:t>
-      </w:r>
-      <w:proofErr w:type="spellStart"/>
-      <w:r>
-        <w:rPr>
-          <w:sz w:val="28"/>
-          <w:szCs w:val="28"/>
-        </w:rPr>
-        <w:t>rtc</w:t>
-      </w:r>
-      <w:proofErr w:type="spellEnd"/>
-      <w:r>
-        <w:rPr>
-          <w:sz w:val="28"/>
-          <w:szCs w:val="28"/>
-        </w:rPr>
-        <w:t>/rtc0/</w:t>
-      </w:r>
-      <w:proofErr w:type="spellStart"/>
-      <w:r>
-        <w:rPr>
-          <w:sz w:val="28"/>
-          <w:szCs w:val="28"/>
-        </w:rPr>
-        <w:t>wakealarm</w:t>
-      </w:r>
-      <w:proofErr w:type="spellEnd"/>
-    </w:p>
-    <w:p>
-      <w:pPr>
-        <w:rPr>
-          <w:sz w:val="28"/>
-          <w:szCs w:val="28"/>
-        </w:rPr>
-      </w:pPr>
-      <w:r>
-        <w:rPr>
-          <w:sz w:val="28"/>
-          <w:szCs w:val="28"/>
-        </w:rPr>
-        <w:t>TARGET=$(date -d "</w:t>
-      </w:r>
-      <w:proofErr w:type="spellStart"/>
-      <w:r>
-        <w:rPr>
-          <w:sz w:val="28"/>
-          <w:szCs w:val="28"/>
-        </w:rPr>
-        <w:t>tomorrow</w:t>
-      </w:r>
-      <w:proofErr w:type="spellEnd"/>
-      <w:r>
-        <w:rPr>
-          <w:sz w:val="28"/>
-          <w:szCs w:val="28"/>
-        </w:rPr>
-        <w:t xml:space="preserve"> 07:30" +%s)</w:t>
-      </w:r>
-    </w:p>
-    <w:p>
-      <w:pPr>
-        <w:rPr>
-          <w:sz w:val="28"/>
-          <w:szCs w:val="28"/>
-        </w:rPr>
-      </w:pPr>
-      <w:r>
-        <w:rPr>
-          <w:sz w:val="28"/>
-          <w:szCs w:val="28"/>
-        </w:rPr>
-        <w:t xml:space="preserve">echo $TARGET | sudo </w:t>
-      </w:r>
-      <w:proofErr w:type="spellStart"/>
-      <w:r>
-        <w:rPr>
-          <w:sz w:val="28"/>
-          <w:szCs w:val="28"/>
-        </w:rPr>
-        <w:t>tee</w:t>
-      </w:r>
-      <w:proofErr w:type="spellEnd"/>
-      <w:r>
-        <w:rPr>
-          <w:sz w:val="28"/>
-          <w:szCs w:val="28"/>
-        </w:rPr>
-        <w:t xml:space="preserve"> /</w:t>
-      </w:r>
-      <w:proofErr w:type="spellStart"/>
-      <w:r>
-        <w:rPr>
-          <w:sz w:val="28"/>
-          <w:szCs w:val="28"/>
-        </w:rPr>
-        <w:t>sys</w:t>
-      </w:r>
-      <w:proofErr w:type="spellEnd"/>
-      <w:r>
-        <w:rPr>
-          <w:sz w:val="28"/>
-          <w:szCs w:val="28"/>
-        </w:rPr>
-        <w:t>/</w:t>
-      </w:r>
-      <w:proofErr w:type="spellStart"/>
-      <w:r>
-        <w:rPr>
-          <w:sz w:val="28"/>
-          <w:szCs w:val="28"/>
-        </w:rPr>
-        <w:t>class</w:t>
-      </w:r>
-      <w:proofErr w:type="spellEnd"/>
-      <w:r>
-        <w:rPr>
-          <w:sz w:val="28"/>
-          <w:szCs w:val="28"/>
-        </w:rPr>
-        <w:t>/</w:t>
-      </w:r>
-      <w:proofErr w:type="spellStart"/>
-      <w:r>
-        <w:rPr>
-          <w:sz w:val="28"/>
-          <w:szCs w:val="28"/>
-        </w:rPr>
-        <w:t>rtc</w:t>
-      </w:r>
-      <w:proofErr w:type="spellEnd"/>
-      <w:r>
-        <w:rPr>
-          <w:sz w:val="28"/>
-          <w:szCs w:val="28"/>
-        </w:rPr>
-        <w:t>/rtc0/</w:t>
-      </w:r>
-      <w:proofErr w:type="spellStart"/>
-      <w:r>
-        <w:rPr>
-          <w:sz w:val="28"/>
-          <w:szCs w:val="28"/>
-        </w:rPr>
-        <w:t>wakealarm</w:t>
-      </w:r>
-      <w:proofErr w:type="spellEnd"/>
-    </w:p>
-    <w:p>
-      <w:pPr>
-        <w:rPr>
-          <w:sz w:val="28"/>
-          <w:szCs w:val="28"/>
-        </w:rPr>
-      </w:pPr>
-    </w:p>
-    <w:p>
-      <w:pPr>
-        <w:rPr>
-          <w:sz w:val="28"/>
-          <w:szCs w:val="28"/>
-        </w:rPr>
-      </w:pPr>
-      <w:r>
-        <w:rPr>
-          <w:sz w:val="28"/>
-          <w:szCs w:val="28"/>
-        </w:rPr>
-        <w:t xml:space="preserve"># esto muestra si la </w:t>
-      </w:r>
-      <w:proofErr w:type="spellStart"/>
-      <w:r>
-        <w:rPr>
-          <w:sz w:val="28"/>
-          <w:szCs w:val="28"/>
-        </w:rPr>
-        <w:t>programacion</w:t>
-      </w:r>
-      <w:proofErr w:type="spellEnd"/>
-      <w:r>
-        <w:rPr>
-          <w:sz w:val="28"/>
-          <w:szCs w:val="28"/>
-        </w:rPr>
-        <w:t xml:space="preserve"> funciono</w:t>
-      </w:r>
-    </w:p>
-    <w:p>
-      <w:pPr>
-        <w:rPr>
-          <w:sz w:val="28"/>
-          <w:szCs w:val="28"/>
-        </w:rPr>
-      </w:pPr>
-      <w:proofErr w:type="spellStart"/>
-      <w:r>
-        <w:rPr>
-          <w:sz w:val="28"/>
-          <w:szCs w:val="28"/>
-        </w:rPr>
-        <w:t>cat</w:t>
-      </w:r>
-      <w:proofErr w:type="spellEnd"/>
-      <w:r>
-        <w:rPr>
-          <w:sz w:val="28"/>
-          <w:szCs w:val="28"/>
-        </w:rPr>
-        <w:t xml:space="preserve"> /</w:t>
-      </w:r>
-      <w:proofErr w:type="spellStart"/>
-      <w:r>
-        <w:rPr>
-          <w:sz w:val="28"/>
-          <w:szCs w:val="28"/>
-        </w:rPr>
-        <w:t>proc</w:t>
-      </w:r>
-      <w:proofErr w:type="spellEnd"/>
-      <w:r>
-        <w:rPr>
-          <w:sz w:val="28"/>
-          <w:szCs w:val="28"/>
-        </w:rPr>
-        <w:t>/driver/</w:t>
-      </w:r>
-      <w:proofErr w:type="spellStart"/>
-      <w:r>
-        <w:rPr>
-          <w:sz w:val="28"/>
-          <w:szCs w:val="28"/>
-        </w:rPr>
-        <w:t>rtc</w:t>
-      </w:r>
-      <w:proofErr w:type="spellEnd"/>
-    </w:p>
-    <w:p>
-      <w:pPr>
-        <w:rPr>
-          <w:sz w:val="28"/>
-          <w:szCs w:val="28"/>
-        </w:rPr>
-      </w:pPr>
-    </w:p>
-    <w:p>
-      <w:pPr>
-        <w:rPr>
-          <w:sz w:val="28"/>
-          <w:szCs w:val="28"/>
-        </w:rPr>
-      </w:pPr>
-      <w:r>
-        <w:rPr>
-          <w:sz w:val="28"/>
-          <w:szCs w:val="28"/>
-        </w:rPr>
-        <w:t xml:space="preserve"># cambiar token en </w:t>
-      </w:r>
-      <w:proofErr w:type="spellStart"/>
-      <w:r>
-        <w:rPr>
-          <w:sz w:val="28"/>
-          <w:szCs w:val="28"/>
-        </w:rPr>
-        <w:t>telegram</w:t>
-      </w:r>
-      <w:proofErr w:type="spellEnd"/>
-    </w:p>
-    <w:p>
-      <w:pPr>
-        <w:rPr>
-          <w:sz w:val="28"/>
-          <w:szCs w:val="28"/>
-        </w:rPr>
-      </w:pPr>
-      <w:r>
-        <w:rPr>
-          <w:sz w:val="28"/>
-          <w:szCs w:val="28"/>
-        </w:rPr>
-        <w:t>/</w:t>
-      </w:r>
-      <w:proofErr w:type="spellStart"/>
-      <w:r>
-        <w:rPr>
-          <w:sz w:val="28"/>
-          <w:szCs w:val="28"/>
-        </w:rPr>
-        <w:t>mybots</w:t>
-      </w:r>
-      <w:proofErr w:type="spellEnd"/>
-      <w:r>
-        <w:rPr>
-          <w:sz w:val="28"/>
-          <w:szCs w:val="28"/>
-        </w:rPr>
-        <w:t xml:space="preserve"> → tu </w:t>
-      </w:r>
-      <w:proofErr w:type="spellStart"/>
-      <w:r>
-        <w:rPr>
-          <w:sz w:val="28"/>
-          <w:szCs w:val="28"/>
-        </w:rPr>
-        <w:t>bot</w:t>
-      </w:r>
-      <w:proofErr w:type="spellEnd"/>
-      <w:r>
-        <w:rPr>
-          <w:sz w:val="28"/>
-          <w:szCs w:val="28"/>
-        </w:rPr>
-        <w:t xml:space="preserve"> → API Token → </w:t>
-      </w:r>
-      <w:proofErr w:type="spellStart"/>
-      <w:r>
-        <w:rPr>
-          <w:sz w:val="28"/>
-          <w:szCs w:val="28"/>
-        </w:rPr>
-        <w:t>Revoke</w:t>
-      </w:r>
-      <w:proofErr w:type="spellEnd"/>
-      <w:r>
-        <w:rPr>
-          <w:sz w:val="28"/>
-          <w:szCs w:val="28"/>
-        </w:rPr>
-        <w:t xml:space="preserve"> </w:t>
-      </w:r>
-      <w:proofErr w:type="spellStart"/>
-      <w:r>
-        <w:rPr>
-          <w:sz w:val="28"/>
-          <w:szCs w:val="28"/>
-        </w:rPr>
-        <w:t>current</w:t>
-      </w:r>
-      <w:proofErr w:type="spellEnd"/>
-      <w:r>
-        <w:rPr>
-          <w:sz w:val="28"/>
-          <w:szCs w:val="28"/>
-        </w:rPr>
-        <w:t xml:space="preserve"> token </w:t>
-      </w:r>
-    </w:p>
-    <w:p>
-      <w:pPr>
-        <w:rPr>
-          <w:sz w:val="28"/>
-          <w:szCs w:val="28"/>
-        </w:rPr>
-      </w:pPr>
-      <w:r>
-        <w:rPr>
-          <w:sz w:val="28"/>
-          <w:szCs w:val="28"/>
-        </w:rPr>
-        <w:t xml:space="preserve"># comando para desmontar disco externo por cualquier motivo: </w:t>
-      </w:r>
-      <w:proofErr w:type="spellStart"/>
-      <w:r>
-        <w:rPr>
-          <w:sz w:val="28"/>
-          <w:szCs w:val="28"/>
-        </w:rPr>
-        <w:t>umount</w:t>
-      </w:r>
-      <w:proofErr w:type="spellEnd"/>
-      <w:r>
-        <w:rPr>
-          <w:sz w:val="28"/>
-          <w:szCs w:val="28"/>
-        </w:rPr>
-        <w:t xml:space="preserve"> /</w:t>
-      </w:r>
-      <w:proofErr w:type="spellStart"/>
-      <w:r>
-        <w:rPr>
-          <w:sz w:val="28"/>
-          <w:szCs w:val="28"/>
-        </w:rPr>
-        <w:t>dev</w:t>
-      </w:r>
-      <w:proofErr w:type="spellEnd"/>
-      <w:r>
-        <w:rPr>
-          <w:sz w:val="28"/>
-          <w:szCs w:val="28"/>
-        </w:rPr>
-        <w:t>/</w:t>
-      </w:r>
-      <w:proofErr w:type="spellStart"/>
-      <w:r>
-        <w:rPr>
-          <w:sz w:val="28"/>
-          <w:szCs w:val="28"/>
-        </w:rPr>
-        <w:t>sdX</w:t>
-      </w:r>
-      <w:proofErr w:type="spellEnd"/>
-    </w:p>
-    <w:p>
-      <w:pPr>
-        <w:rPr>
-          <w:sz w:val="28"/>
-          <w:szCs w:val="28"/>
-        </w:rPr>
-      </w:pPr>
-    </w:p>
-    <w:p>
-      <w:pPr>
-        <w:rPr>
-          <w:sz w:val="28"/>
-          <w:szCs w:val="28"/>
-        </w:rPr>
-      </w:pPr>
-      <w:r>
-        <w:rPr>
-          <w:sz w:val="28"/>
-          <w:szCs w:val="28"/>
-        </w:rPr>
-        <w:t xml:space="preserve">sudo </w:t>
-      </w:r>
-      <w:proofErr w:type="spellStart"/>
-      <w:r>
-        <w:rPr>
-          <w:sz w:val="28"/>
-          <w:szCs w:val="28"/>
-        </w:rPr>
-        <w:t>apt</w:t>
-      </w:r>
-      <w:proofErr w:type="spellEnd"/>
-      <w:r>
-        <w:rPr>
-          <w:sz w:val="28"/>
-          <w:szCs w:val="28"/>
-        </w:rPr>
-        <w:t xml:space="preserve"> </w:t>
-      </w:r>
-      <w:proofErr w:type="spellStart"/>
-      <w:r>
-        <w:rPr>
-          <w:sz w:val="28"/>
-          <w:szCs w:val="28"/>
-        </w:rPr>
-        <w:t>upgrade</w:t>
-      </w:r>
-      <w:proofErr w:type="spellEnd"/>
-      <w:r>
-        <w:rPr>
-          <w:sz w:val="28"/>
-          <w:szCs w:val="28"/>
-        </w:rPr>
-        <w:t xml:space="preserve"> </w:t>
-      </w:r>
-      <w:r>
-        <w:rPr>
-          <w:sz w:val="32"/>
-          <w:szCs w:val="32"/>
-          <w:lang w:val="en-US"/>
-        </w:rPr>
-        <w:t>-y</w:t>
-      </w:r>
-    </w:p>
-    <w:p>
-      <w:pPr>
-        <w:rPr>
-          <w:sz w:val="28"/>
-          <w:szCs w:val="28"/>
-        </w:rPr>
-      </w:pPr>
-      <w:r>
-        <w:rPr>
-          <w:sz w:val="28"/>
-          <w:szCs w:val="28"/>
-        </w:rPr>
-        <w:t xml:space="preserve">sudo </w:t>
-      </w:r>
-      <w:proofErr w:type="spellStart"/>
-      <w:r>
-        <w:rPr>
-          <w:sz w:val="28"/>
-          <w:szCs w:val="28"/>
-        </w:rPr>
-        <w:t>apt</w:t>
-      </w:r>
-      <w:proofErr w:type="spellEnd"/>
-      <w:r>
-        <w:rPr>
-          <w:sz w:val="28"/>
-          <w:szCs w:val="28"/>
-        </w:rPr>
-        <w:t xml:space="preserve"> </w:t>
-      </w:r>
-      <w:proofErr w:type="spellStart"/>
-      <w:r>
-        <w:rPr>
-          <w:sz w:val="28"/>
-          <w:szCs w:val="28"/>
-        </w:rPr>
-        <w:t>install</w:t>
-      </w:r>
-      <w:proofErr w:type="spellEnd"/>
-      <w:r>
-        <w:rPr>
-          <w:sz w:val="28"/>
-          <w:szCs w:val="28"/>
-        </w:rPr>
-        <w:t xml:space="preserve"> </w:t>
-      </w:r>
-      <w:proofErr w:type="spellStart"/>
-      <w:r>
-        <w:rPr>
-          <w:sz w:val="28"/>
-          <w:szCs w:val="28"/>
-        </w:rPr>
-        <w:t>htop</w:t>
-      </w:r>
-      <w:proofErr w:type="spellEnd"/>
-      <w:r>
-        <w:rPr>
-          <w:sz w:val="28"/>
-          <w:szCs w:val="28"/>
-        </w:rPr>
-        <w:t xml:space="preserve"> </w:t>
-      </w:r>
-      <w:r>
-        <w:rPr>
-          <w:sz w:val="32"/>
-          <w:szCs w:val="32"/>
-          <w:lang w:val="en-US"/>
-        </w:rPr>
-        <w:t>-y</w:t>
-      </w:r>
-    </w:p>
-    <w:p>
-      <w:pPr>
-        <w:rPr>
-          <w:sz w:val="28"/>
-          <w:szCs w:val="28"/>
-        </w:rPr>
-      </w:pPr>
-      <w:r>
-        <w:rPr>
-          <w:sz w:val="28"/>
-          <w:szCs w:val="28"/>
-        </w:rPr>
-        <w:t xml:space="preserve">sudo </w:t>
-      </w:r>
-      <w:proofErr w:type="spellStart"/>
-      <w:r>
-        <w:rPr>
-          <w:sz w:val="28"/>
-          <w:szCs w:val="28"/>
-        </w:rPr>
-        <w:t>apt</w:t>
-      </w:r>
-      <w:proofErr w:type="spellEnd"/>
-      <w:r>
-        <w:rPr>
-          <w:sz w:val="28"/>
-          <w:szCs w:val="28"/>
-        </w:rPr>
-        <w:t xml:space="preserve"> </w:t>
-      </w:r>
-      <w:proofErr w:type="spellStart"/>
-      <w:r>
-        <w:rPr>
-          <w:sz w:val="28"/>
-          <w:szCs w:val="28"/>
-        </w:rPr>
-        <w:t>install</w:t>
-      </w:r>
-      <w:proofErr w:type="spellEnd"/>
-      <w:r>
-        <w:rPr>
-          <w:sz w:val="28"/>
-          <w:szCs w:val="28"/>
-        </w:rPr>
-        <w:t xml:space="preserve"> </w:t>
-      </w:r>
-      <w:proofErr w:type="spellStart"/>
-      <w:r>
-        <w:rPr>
-          <w:sz w:val="28"/>
-          <w:szCs w:val="28"/>
-        </w:rPr>
-        <w:t>inxi</w:t>
-      </w:r>
-      <w:proofErr w:type="spellEnd"/>
-      <w:r>
-        <w:rPr>
-          <w:sz w:val="28"/>
-          <w:szCs w:val="28"/>
-        </w:rPr>
-        <w:t xml:space="preserve"> </w:t>
-      </w:r>
-      <w:r>
-        <w:rPr>
-          <w:sz w:val="32"/>
-          <w:szCs w:val="32"/>
-          <w:lang w:val="en-US"/>
-        </w:rPr>
-        <w:t>-y</w:t>
-      </w:r>
-      <w:r>
-        <w:rPr>
-          <w:sz w:val="28"/>
-          <w:szCs w:val="28"/>
-        </w:rPr>
-        <w:t xml:space="preserve">    </w:t>
-      </w:r>
-      <w:r>
-        <w:rPr>
-          <w:sz w:val="28"/>
-          <w:szCs w:val="28"/>
-        </w:rPr>
-        <w:t xml:space="preserve">(reemplaza </w:t>
-      </w:r>
-      <w:proofErr w:type="spellStart"/>
-      <w:r>
-        <w:rPr>
-          <w:sz w:val="28"/>
-          <w:szCs w:val="28"/>
-        </w:rPr>
-        <w:t>neofetch</w:t>
-      </w:r>
-      <w:proofErr w:type="spellEnd"/>
-      <w:r>
-        <w:rPr>
-          <w:sz w:val="28"/>
-          <w:szCs w:val="28"/>
-        </w:rPr>
-        <w:t xml:space="preserve">) </w:t>
-      </w:r>
-    </w:p>
-    <w:p>
-      <w:pPr>
-        <w:rPr>
-          <w:sz w:val="32"/>
-          <w:szCs w:val="32"/>
-          <w:lang w:val="en-US"/>
-        </w:rPr>
-      </w:pPr>
-      <w:proofErr w:type="spellStart"/>
-      <w:r>
-        <w:rPr>
-          <w:sz w:val="32"/>
-          <w:szCs w:val="32"/>
-          <w:lang w:val="en-US"/>
-        </w:rPr>
-        <w:t>sudo</w:t>
-      </w:r>
-      <w:proofErr w:type="spellEnd"/>
-      <w:r>
-        <w:rPr>
-          <w:sz w:val="32"/>
-          <w:szCs w:val="32"/>
-          <w:lang w:val="en-US"/>
-        </w:rPr>
-        <w:t xml:space="preserve"> apt</w:t>
-      </w:r>
-      <w:r>
-        <w:rPr>
-          <w:sz w:val="32"/>
-          <w:szCs w:val="32"/>
-          <w:lang w:val="en-US"/>
-        </w:rPr>
-        <w:t xml:space="preserve"> install </w:t>
-      </w:r>
-      <w:proofErr w:type="spellStart"/>
-      <w:r>
-        <w:rPr>
-          <w:sz w:val="32"/>
-          <w:szCs w:val="32"/>
-          <w:lang w:val="en-US"/>
-        </w:rPr>
-        <w:t>stacer</w:t>
-      </w:r>
-      <w:proofErr w:type="spellEnd"/>
-      <w:r>
-        <w:rPr>
-          <w:sz w:val="32"/>
-          <w:szCs w:val="32"/>
-          <w:lang w:val="en-US"/>
-        </w:rPr>
-        <w:t xml:space="preserve"> -y</w:t>
-      </w:r>
-    </w:p>
-    <w:p>
-      <w:pPr>
-        <w:rPr>
-          <w:sz w:val="32"/>
-          <w:szCs w:val="32"/>
-          <w:lang w:val="en-US"/>
-        </w:rPr>
-      </w:pPr>
-      <w:proofErr w:type="spellStart"/>
-      <w:r>
-        <w:rPr>
-          <w:sz w:val="32"/>
-          <w:szCs w:val="32"/>
-          <w:lang w:val="en-US"/>
-        </w:rPr>
-        <w:t>sudo</w:t>
-      </w:r>
-      <w:proofErr w:type="spellEnd"/>
-      <w:r>
-        <w:rPr>
-          <w:sz w:val="32"/>
-          <w:szCs w:val="32"/>
-          <w:lang w:val="en-US"/>
-        </w:rPr>
-        <w:t xml:space="preserve"> apt</w:t>
-      </w:r>
-      <w:r>
-        <w:rPr>
-          <w:sz w:val="32"/>
-          <w:szCs w:val="32"/>
-          <w:lang w:val="en-US"/>
-        </w:rPr>
-        <w:t xml:space="preserve"> install </w:t>
-      </w:r>
-      <w:proofErr w:type="spellStart"/>
-      <w:r>
-        <w:rPr>
-          <w:sz w:val="32"/>
-          <w:szCs w:val="32"/>
-          <w:lang w:val="en-US"/>
-        </w:rPr>
-        <w:t>g</w:t>
-      </w:r>
-      <w:r>
-        <w:rPr>
-          <w:sz w:val="32"/>
-          <w:szCs w:val="32"/>
-          <w:lang w:val="en-US"/>
-        </w:rPr>
-        <w:t>parted</w:t>
-      </w:r>
-      <w:proofErr w:type="spellEnd"/>
-      <w:r>
-        <w:rPr>
-          <w:sz w:val="32"/>
-          <w:szCs w:val="32"/>
-          <w:lang w:val="en-US"/>
-        </w:rPr>
-        <w:t xml:space="preserve"> -y</w:t>
-      </w:r>
-    </w:p>
-    <w:p>
-      <w:pPr>
-        <w:rPr>
-          <w:sz w:val="32"/>
-          <w:szCs w:val="32"/>
-        </w:rPr>
-      </w:pPr>
-      <w:r>
-        <w:rPr>
-          <w:sz w:val="32"/>
-          <w:szCs w:val="32"/>
-        </w:rPr>
-        <w:t xml:space="preserve">sudo </w:t>
-      </w:r>
-      <w:proofErr w:type="spellStart"/>
-      <w:r>
-        <w:rPr>
-          <w:sz w:val="32"/>
-          <w:szCs w:val="32"/>
-        </w:rPr>
-        <w:t>apt</w:t>
-      </w:r>
-      <w:proofErr w:type="spellEnd"/>
-      <w:r>
-        <w:rPr>
-          <w:sz w:val="32"/>
-          <w:szCs w:val="32"/>
-        </w:rPr>
-        <w:t xml:space="preserve"> </w:t>
-      </w:r>
-      <w:proofErr w:type="spellStart"/>
-      <w:r>
-        <w:rPr>
-          <w:sz w:val="32"/>
-          <w:szCs w:val="32"/>
-        </w:rPr>
-        <w:t>install</w:t>
-      </w:r>
-      <w:proofErr w:type="spellEnd"/>
-      <w:r>
-        <w:rPr>
-          <w:sz w:val="32"/>
-          <w:szCs w:val="32"/>
-        </w:rPr>
-        <w:t xml:space="preserve"> </w:t>
-      </w:r>
-      <w:proofErr w:type="spellStart"/>
-      <w:r>
-        <w:rPr>
-          <w:sz w:val="32"/>
-          <w:szCs w:val="32"/>
-        </w:rPr>
-        <w:t>v</w:t>
-      </w:r>
-      <w:r>
-        <w:rPr>
-          <w:sz w:val="32"/>
-          <w:szCs w:val="32"/>
-        </w:rPr>
-        <w:t>ariety</w:t>
-      </w:r>
-      <w:proofErr w:type="spellEnd"/>
-      <w:r>
-        <w:rPr>
-          <w:sz w:val="32"/>
-          <w:szCs w:val="32"/>
-        </w:rPr>
-        <w:t xml:space="preserve"> (cambiador fondos</w:t>
-      </w:r>
-      <w:r>
-        <w:rPr>
-          <w:sz w:val="32"/>
-          <w:szCs w:val="32"/>
-        </w:rPr>
-        <w:t xml:space="preserve"> pantalla)</w:t>
-      </w:r>
     </w:p>
     <w:p>
       <w:pPr>
@@ -3033,6 +1995,688 @@
           <w:sz w:val="28"/>
           <w:szCs w:val="28"/>
         </w:rPr>
+        <w:t>rtcwake</w:t>
+      </w:r>
+      <w:proofErr w:type="spellEnd"/>
+      <w:r>
+        <w:rPr>
+          <w:sz w:val="28"/>
+          <w:szCs w:val="28"/>
+        </w:rPr>
+        <w:t xml:space="preserve"> -m off -s 120 </w:t>
+      </w:r>
+    </w:p>
+    <w:p>
+      <w:pPr>
+        <w:rPr>
+          <w:sz w:val="28"/>
+          <w:szCs w:val="28"/>
+        </w:rPr>
+      </w:pPr>
+    </w:p>
+    <w:p>
+      <w:pPr>
+        <w:rPr>
+          <w:sz w:val="28"/>
+          <w:szCs w:val="28"/>
+        </w:rPr>
+      </w:pPr>
+      <w:proofErr w:type="spellStart"/>
+      <w:r>
+        <w:rPr>
+          <w:sz w:val="28"/>
+          <w:szCs w:val="28"/>
+        </w:rPr>
+        <w:t>crontab</w:t>
+      </w:r>
+      <w:proofErr w:type="spellEnd"/>
+      <w:r>
+        <w:rPr>
+          <w:sz w:val="28"/>
+          <w:szCs w:val="28"/>
+        </w:rPr>
+        <w:t xml:space="preserve"> -e</w:t>
+      </w:r>
+    </w:p>
+    <w:p>
+      <w:pPr>
+        <w:rPr>
+          <w:sz w:val="28"/>
+          <w:szCs w:val="28"/>
+        </w:rPr>
+      </w:pPr>
+      <w:r>
+        <w:rPr>
+          <w:sz w:val="28"/>
+          <w:szCs w:val="28"/>
+        </w:rPr>
+        <w:t>45 07 * * 4 /home/cucurucho/Documentos/Automatico/MantSemDebloat-iMac-Mint.sh</w:t>
+      </w:r>
+    </w:p>
+    <w:p>
+      <w:pPr>
+        <w:rPr>
+          <w:sz w:val="28"/>
+          <w:szCs w:val="28"/>
+        </w:rPr>
+      </w:pPr>
+    </w:p>
+    <w:p>
+      <w:pPr>
+        <w:rPr>
+          <w:sz w:val="28"/>
+          <w:szCs w:val="28"/>
+        </w:rPr>
+      </w:pPr>
+      <w:proofErr w:type="spellStart"/>
+      <w:r>
+        <w:rPr>
+          <w:sz w:val="28"/>
+          <w:szCs w:val="28"/>
+        </w:rPr>
+        <w:t>crontab</w:t>
+      </w:r>
+      <w:proofErr w:type="spellEnd"/>
+      <w:r>
+        <w:rPr>
+          <w:sz w:val="28"/>
+          <w:szCs w:val="28"/>
+        </w:rPr>
+        <w:t xml:space="preserve"> -l (lista la agenda de encendido) </w:t>
+      </w:r>
+    </w:p>
+    <w:p>
+      <w:pPr>
+        <w:rPr>
+          <w:sz w:val="28"/>
+          <w:szCs w:val="28"/>
+        </w:rPr>
+      </w:pPr>
+    </w:p>
+    <w:p>
+      <w:pPr>
+        <w:rPr>
+          <w:sz w:val="28"/>
+          <w:szCs w:val="28"/>
+        </w:rPr>
+      </w:pPr>
+      <w:proofErr w:type="spellStart"/>
+      <w:r>
+        <w:rPr>
+          <w:sz w:val="28"/>
+          <w:szCs w:val="28"/>
+        </w:rPr>
+        <w:t>mastermac@mastermac-</w:t>
+      </w:r>
+      <w:proofErr w:type="gramStart"/>
+      <w:r>
+        <w:rPr>
+          <w:sz w:val="28"/>
+          <w:szCs w:val="28"/>
+        </w:rPr>
+        <w:t>iMac</w:t>
+      </w:r>
+      <w:proofErr w:type="spellEnd"/>
+      <w:r>
+        <w:rPr>
+          <w:sz w:val="28"/>
+          <w:szCs w:val="28"/>
+        </w:rPr>
+        <w:t>:~</w:t>
+      </w:r>
+      <w:proofErr w:type="gramEnd"/>
+      <w:r>
+        <w:rPr>
+          <w:sz w:val="28"/>
+          <w:szCs w:val="28"/>
+        </w:rPr>
+        <w:t xml:space="preserve">$ </w:t>
+      </w:r>
+    </w:p>
+    <w:p>
+      <w:pPr>
+        <w:rPr>
+          <w:sz w:val="28"/>
+          <w:szCs w:val="28"/>
+        </w:rPr>
+      </w:pPr>
+      <w:r>
+        <w:rPr>
+          <w:sz w:val="28"/>
+          <w:szCs w:val="28"/>
+        </w:rPr>
+        <w:t>cucurucho@cucurucho-945GZM-S</w:t>
+      </w:r>
+      <w:proofErr w:type="gramStart"/>
+      <w:r>
+        <w:rPr>
+          <w:sz w:val="28"/>
+          <w:szCs w:val="28"/>
+        </w:rPr>
+        <w:t>2:~</w:t>
+      </w:r>
+      <w:proofErr w:type="gramEnd"/>
+      <w:r>
+        <w:rPr>
+          <w:sz w:val="28"/>
+          <w:szCs w:val="28"/>
+        </w:rPr>
+        <w:t xml:space="preserve">$ </w:t>
+      </w:r>
+    </w:p>
+    <w:p>
+      <w:pPr>
+        <w:rPr>
+          <w:sz w:val="28"/>
+          <w:szCs w:val="28"/>
+        </w:rPr>
+      </w:pPr>
+    </w:p>
+    <w:p>
+      <w:pPr>
+        <w:rPr>
+          <w:sz w:val="28"/>
+          <w:szCs w:val="28"/>
+        </w:rPr>
+      </w:pPr>
+      <w:r>
+        <w:rPr>
+          <w:sz w:val="28"/>
+          <w:szCs w:val="28"/>
+        </w:rPr>
+        <w:t># programar despertador pc</w:t>
+      </w:r>
+    </w:p>
+    <w:p>
+      <w:pPr>
+        <w:rPr>
+          <w:sz w:val="28"/>
+          <w:szCs w:val="28"/>
+        </w:rPr>
+      </w:pPr>
+      <w:r>
+        <w:rPr>
+          <w:sz w:val="28"/>
+          <w:szCs w:val="28"/>
+        </w:rPr>
+        <w:t xml:space="preserve">echo 0 | sudo </w:t>
+      </w:r>
+      <w:proofErr w:type="spellStart"/>
+      <w:r>
+        <w:rPr>
+          <w:sz w:val="28"/>
+          <w:szCs w:val="28"/>
+        </w:rPr>
+        <w:t>tee</w:t>
+      </w:r>
+      <w:proofErr w:type="spellEnd"/>
+      <w:r>
+        <w:rPr>
+          <w:sz w:val="28"/>
+          <w:szCs w:val="28"/>
+        </w:rPr>
+        <w:t xml:space="preserve"> /</w:t>
+      </w:r>
+      <w:proofErr w:type="spellStart"/>
+      <w:r>
+        <w:rPr>
+          <w:sz w:val="28"/>
+          <w:szCs w:val="28"/>
+        </w:rPr>
+        <w:t>sys</w:t>
+      </w:r>
+      <w:proofErr w:type="spellEnd"/>
+      <w:r>
+        <w:rPr>
+          <w:sz w:val="28"/>
+          <w:szCs w:val="28"/>
+        </w:rPr>
+        <w:t>/</w:t>
+      </w:r>
+      <w:proofErr w:type="spellStart"/>
+      <w:r>
+        <w:rPr>
+          <w:sz w:val="28"/>
+          <w:szCs w:val="28"/>
+        </w:rPr>
+        <w:t>class</w:t>
+      </w:r>
+      <w:proofErr w:type="spellEnd"/>
+      <w:r>
+        <w:rPr>
+          <w:sz w:val="28"/>
+          <w:szCs w:val="28"/>
+        </w:rPr>
+        <w:t>/</w:t>
+      </w:r>
+      <w:proofErr w:type="spellStart"/>
+      <w:r>
+        <w:rPr>
+          <w:sz w:val="28"/>
+          <w:szCs w:val="28"/>
+        </w:rPr>
+        <w:t>rtc</w:t>
+      </w:r>
+      <w:proofErr w:type="spellEnd"/>
+      <w:r>
+        <w:rPr>
+          <w:sz w:val="28"/>
+          <w:szCs w:val="28"/>
+        </w:rPr>
+        <w:t>/rtc0/</w:t>
+      </w:r>
+      <w:proofErr w:type="spellStart"/>
+      <w:r>
+        <w:rPr>
+          <w:sz w:val="28"/>
+          <w:szCs w:val="28"/>
+        </w:rPr>
+        <w:t>wakealarm</w:t>
+      </w:r>
+      <w:proofErr w:type="spellEnd"/>
+    </w:p>
+    <w:p>
+      <w:pPr>
+        <w:rPr>
+          <w:sz w:val="28"/>
+          <w:szCs w:val="28"/>
+        </w:rPr>
+      </w:pPr>
+      <w:r>
+        <w:rPr>
+          <w:sz w:val="28"/>
+          <w:szCs w:val="28"/>
+        </w:rPr>
+        <w:t>TARGET=$(date -d "</w:t>
+      </w:r>
+      <w:proofErr w:type="spellStart"/>
+      <w:r>
+        <w:rPr>
+          <w:sz w:val="28"/>
+          <w:szCs w:val="28"/>
+        </w:rPr>
+        <w:t>tomorrow</w:t>
+      </w:r>
+      <w:proofErr w:type="spellEnd"/>
+      <w:r>
+        <w:rPr>
+          <w:sz w:val="28"/>
+          <w:szCs w:val="28"/>
+        </w:rPr>
+        <w:t xml:space="preserve"> 07:30" +%s)</w:t>
+      </w:r>
+    </w:p>
+    <w:p>
+      <w:pPr>
+        <w:rPr>
+          <w:sz w:val="28"/>
+          <w:szCs w:val="28"/>
+        </w:rPr>
+      </w:pPr>
+      <w:r>
+        <w:rPr>
+          <w:sz w:val="28"/>
+          <w:szCs w:val="28"/>
+        </w:rPr>
+        <w:t xml:space="preserve">echo $TARGET | sudo </w:t>
+      </w:r>
+      <w:proofErr w:type="spellStart"/>
+      <w:r>
+        <w:rPr>
+          <w:sz w:val="28"/>
+          <w:szCs w:val="28"/>
+        </w:rPr>
+        <w:t>tee</w:t>
+      </w:r>
+      <w:proofErr w:type="spellEnd"/>
+      <w:r>
+        <w:rPr>
+          <w:sz w:val="28"/>
+          <w:szCs w:val="28"/>
+        </w:rPr>
+        <w:t xml:space="preserve"> /</w:t>
+      </w:r>
+      <w:proofErr w:type="spellStart"/>
+      <w:r>
+        <w:rPr>
+          <w:sz w:val="28"/>
+          <w:szCs w:val="28"/>
+        </w:rPr>
+        <w:t>sys</w:t>
+      </w:r>
+      <w:proofErr w:type="spellEnd"/>
+      <w:r>
+        <w:rPr>
+          <w:sz w:val="28"/>
+          <w:szCs w:val="28"/>
+        </w:rPr>
+        <w:t>/</w:t>
+      </w:r>
+      <w:proofErr w:type="spellStart"/>
+      <w:r>
+        <w:rPr>
+          <w:sz w:val="28"/>
+          <w:szCs w:val="28"/>
+        </w:rPr>
+        <w:t>class</w:t>
+      </w:r>
+      <w:proofErr w:type="spellEnd"/>
+      <w:r>
+        <w:rPr>
+          <w:sz w:val="28"/>
+          <w:szCs w:val="28"/>
+        </w:rPr>
+        <w:t>/</w:t>
+      </w:r>
+      <w:proofErr w:type="spellStart"/>
+      <w:r>
+        <w:rPr>
+          <w:sz w:val="28"/>
+          <w:szCs w:val="28"/>
+        </w:rPr>
+        <w:t>rtc</w:t>
+      </w:r>
+      <w:proofErr w:type="spellEnd"/>
+      <w:r>
+        <w:rPr>
+          <w:sz w:val="28"/>
+          <w:szCs w:val="28"/>
+        </w:rPr>
+        <w:t>/rtc0/</w:t>
+      </w:r>
+      <w:proofErr w:type="spellStart"/>
+      <w:r>
+        <w:rPr>
+          <w:sz w:val="28"/>
+          <w:szCs w:val="28"/>
+        </w:rPr>
+        <w:t>wakealarm</w:t>
+      </w:r>
+      <w:proofErr w:type="spellEnd"/>
+    </w:p>
+    <w:p>
+      <w:pPr>
+        <w:rPr>
+          <w:sz w:val="28"/>
+          <w:szCs w:val="28"/>
+        </w:rPr>
+      </w:pPr>
+    </w:p>
+    <w:p>
+      <w:pPr>
+        <w:rPr>
+          <w:sz w:val="28"/>
+          <w:szCs w:val="28"/>
+        </w:rPr>
+      </w:pPr>
+      <w:r>
+        <w:rPr>
+          <w:sz w:val="28"/>
+          <w:szCs w:val="28"/>
+        </w:rPr>
+        <w:t xml:space="preserve"># esto muestra si la </w:t>
+      </w:r>
+      <w:proofErr w:type="spellStart"/>
+      <w:r>
+        <w:rPr>
+          <w:sz w:val="28"/>
+          <w:szCs w:val="28"/>
+        </w:rPr>
+        <w:t>programacion</w:t>
+      </w:r>
+      <w:proofErr w:type="spellEnd"/>
+      <w:r>
+        <w:rPr>
+          <w:sz w:val="28"/>
+          <w:szCs w:val="28"/>
+        </w:rPr>
+        <w:t xml:space="preserve"> funciono</w:t>
+      </w:r>
+    </w:p>
+    <w:p>
+      <w:pPr>
+        <w:rPr>
+          <w:sz w:val="28"/>
+          <w:szCs w:val="28"/>
+        </w:rPr>
+      </w:pPr>
+      <w:proofErr w:type="spellStart"/>
+      <w:r>
+        <w:rPr>
+          <w:sz w:val="28"/>
+          <w:szCs w:val="28"/>
+        </w:rPr>
+        <w:t>cat</w:t>
+      </w:r>
+      <w:proofErr w:type="spellEnd"/>
+      <w:r>
+        <w:rPr>
+          <w:sz w:val="28"/>
+          <w:szCs w:val="28"/>
+        </w:rPr>
+        <w:t xml:space="preserve"> /</w:t>
+      </w:r>
+      <w:proofErr w:type="spellStart"/>
+      <w:r>
+        <w:rPr>
+          <w:sz w:val="28"/>
+          <w:szCs w:val="28"/>
+        </w:rPr>
+        <w:t>proc</w:t>
+      </w:r>
+      <w:proofErr w:type="spellEnd"/>
+      <w:r>
+        <w:rPr>
+          <w:sz w:val="28"/>
+          <w:szCs w:val="28"/>
+        </w:rPr>
+        <w:t>/driver/</w:t>
+      </w:r>
+      <w:proofErr w:type="spellStart"/>
+      <w:r>
+        <w:rPr>
+          <w:sz w:val="28"/>
+          <w:szCs w:val="28"/>
+        </w:rPr>
+        <w:t>rtc</w:t>
+      </w:r>
+      <w:proofErr w:type="spellEnd"/>
+    </w:p>
+    <w:p>
+      <w:pPr>
+        <w:rPr>
+          <w:sz w:val="28"/>
+          <w:szCs w:val="28"/>
+        </w:rPr>
+      </w:pPr>
+    </w:p>
+    <w:p>
+      <w:pPr>
+        <w:rPr>
+          <w:sz w:val="28"/>
+          <w:szCs w:val="28"/>
+        </w:rPr>
+      </w:pPr>
+      <w:r>
+        <w:rPr>
+          <w:sz w:val="28"/>
+          <w:szCs w:val="28"/>
+        </w:rPr>
+        <w:t xml:space="preserve"># cambiar token en </w:t>
+      </w:r>
+      <w:proofErr w:type="spellStart"/>
+      <w:r>
+        <w:rPr>
+          <w:sz w:val="28"/>
+          <w:szCs w:val="28"/>
+        </w:rPr>
+        <w:t>telegram</w:t>
+      </w:r>
+      <w:proofErr w:type="spellEnd"/>
+    </w:p>
+    <w:p>
+      <w:pPr>
+        <w:rPr>
+          <w:sz w:val="28"/>
+          <w:szCs w:val="28"/>
+        </w:rPr>
+      </w:pPr>
+      <w:r>
+        <w:rPr>
+          <w:sz w:val="28"/>
+          <w:szCs w:val="28"/>
+        </w:rPr>
+        <w:t>/</w:t>
+      </w:r>
+      <w:proofErr w:type="spellStart"/>
+      <w:r>
+        <w:rPr>
+          <w:sz w:val="28"/>
+          <w:szCs w:val="28"/>
+        </w:rPr>
+        <w:t>mybots</w:t>
+      </w:r>
+      <w:proofErr w:type="spellEnd"/>
+      <w:r>
+        <w:rPr>
+          <w:sz w:val="28"/>
+          <w:szCs w:val="28"/>
+        </w:rPr>
+        <w:t xml:space="preserve"> → tu </w:t>
+      </w:r>
+      <w:proofErr w:type="spellStart"/>
+      <w:r>
+        <w:rPr>
+          <w:sz w:val="28"/>
+          <w:szCs w:val="28"/>
+        </w:rPr>
+        <w:t>bot</w:t>
+      </w:r>
+      <w:proofErr w:type="spellEnd"/>
+      <w:r>
+        <w:rPr>
+          <w:sz w:val="28"/>
+          <w:szCs w:val="28"/>
+        </w:rPr>
+        <w:t xml:space="preserve"> → API Token → </w:t>
+      </w:r>
+      <w:proofErr w:type="spellStart"/>
+      <w:r>
+        <w:rPr>
+          <w:sz w:val="28"/>
+          <w:szCs w:val="28"/>
+        </w:rPr>
+        <w:t>Revoke</w:t>
+      </w:r>
+      <w:proofErr w:type="spellEnd"/>
+      <w:r>
+        <w:rPr>
+          <w:sz w:val="28"/>
+          <w:szCs w:val="28"/>
+        </w:rPr>
+        <w:t xml:space="preserve"> </w:t>
+      </w:r>
+      <w:proofErr w:type="spellStart"/>
+      <w:r>
+        <w:rPr>
+          <w:sz w:val="28"/>
+          <w:szCs w:val="28"/>
+        </w:rPr>
+        <w:t>current</w:t>
+      </w:r>
+      <w:proofErr w:type="spellEnd"/>
+      <w:r>
+        <w:rPr>
+          <w:sz w:val="28"/>
+          <w:szCs w:val="28"/>
+        </w:rPr>
+        <w:t xml:space="preserve"> token </w:t>
+      </w:r>
+    </w:p>
+    <w:p>
+      <w:pPr>
+        <w:rPr>
+          <w:sz w:val="28"/>
+          <w:szCs w:val="28"/>
+        </w:rPr>
+      </w:pPr>
+      <w:r>
+        <w:rPr>
+          <w:sz w:val="28"/>
+          <w:szCs w:val="28"/>
+        </w:rPr>
+        <w:t xml:space="preserve"># comando para desmontar disco externo por cualquier motivo: </w:t>
+      </w:r>
+      <w:proofErr w:type="spellStart"/>
+      <w:r>
+        <w:rPr>
+          <w:sz w:val="28"/>
+          <w:szCs w:val="28"/>
+        </w:rPr>
+        <w:t>umount</w:t>
+      </w:r>
+      <w:proofErr w:type="spellEnd"/>
+      <w:r>
+        <w:rPr>
+          <w:sz w:val="28"/>
+          <w:szCs w:val="28"/>
+        </w:rPr>
+        <w:t xml:space="preserve"> /</w:t>
+      </w:r>
+      <w:proofErr w:type="spellStart"/>
+      <w:r>
+        <w:rPr>
+          <w:sz w:val="28"/>
+          <w:szCs w:val="28"/>
+        </w:rPr>
+        <w:t>dev</w:t>
+      </w:r>
+      <w:proofErr w:type="spellEnd"/>
+      <w:r>
+        <w:rPr>
+          <w:sz w:val="28"/>
+          <w:szCs w:val="28"/>
+        </w:rPr>
+        <w:t>/</w:t>
+      </w:r>
+      <w:proofErr w:type="spellStart"/>
+      <w:r>
+        <w:rPr>
+          <w:sz w:val="28"/>
+          <w:szCs w:val="28"/>
+        </w:rPr>
+        <w:t>sdX</w:t>
+      </w:r>
+      <w:proofErr w:type="spellEnd"/>
+    </w:p>
+    <w:p>
+      <w:pPr>
+        <w:rPr>
+          <w:sz w:val="28"/>
+          <w:szCs w:val="28"/>
+        </w:rPr>
+      </w:pPr>
+    </w:p>
+    <w:p>
+      <w:pPr>
+        <w:rPr>
+          <w:sz w:val="28"/>
+          <w:szCs w:val="28"/>
+        </w:rPr>
+      </w:pPr>
+      <w:r>
+        <w:rPr>
+          <w:sz w:val="28"/>
+          <w:szCs w:val="28"/>
+        </w:rPr>
+        <w:t xml:space="preserve">sudo </w:t>
+      </w:r>
+      <w:proofErr w:type="spellStart"/>
+      <w:r>
+        <w:rPr>
+          <w:sz w:val="28"/>
+          <w:szCs w:val="28"/>
+        </w:rPr>
         <w:t>apt</w:t>
       </w:r>
       <w:proofErr w:type="spellEnd"/>
@@ -3049,6 +2693,61 @@
           <w:sz w:val="28"/>
           <w:szCs w:val="28"/>
         </w:rPr>
+        <w:t>upgrade</w:t>
+      </w:r>
+      <w:proofErr w:type="spellEnd"/>
+      <w:r>
+        <w:rPr>
+          <w:sz w:val="28"/>
+          <w:szCs w:val="28"/>
+        </w:rPr>
+        <w:t xml:space="preserve"> </w:t>
+      </w:r>
+      <w:r>
+        <w:rPr>
+          <w:sz w:val="32"/>
+          <w:szCs w:val="32"/>
+          <w:lang w:val="en-US"/>
+        </w:rPr>
+        <w:t>-y</w:t>
+      </w:r>
+    </w:p>
+    <w:p>
+      <w:pPr>
+        <w:rPr>
+          <w:sz w:val="28"/>
+          <w:szCs w:val="28"/>
+        </w:rPr>
+      </w:pPr>
+      <w:r>
+        <w:rPr>
+          <w:sz w:val="28"/>
+          <w:szCs w:val="28"/>
+        </w:rPr>
+        <w:t xml:space="preserve">sudo </w:t>
+      </w:r>
+      <w:proofErr w:type="spellStart"/>
+      <w:r>
+        <w:rPr>
+          <w:sz w:val="28"/>
+          <w:szCs w:val="28"/>
+        </w:rPr>
+        <w:t>apt</w:t>
+      </w:r>
+      <w:proofErr w:type="spellEnd"/>
+      <w:r>
+        <w:rPr>
+          <w:sz w:val="28"/>
+          <w:szCs w:val="28"/>
+        </w:rPr>
+        <w:t xml:space="preserve"> </w:t>
+      </w:r>
+      <w:proofErr w:type="spellStart"/>
+      <w:r>
+        <w:rPr>
+          <w:sz w:val="28"/>
+          <w:szCs w:val="28"/>
+        </w:rPr>
         <w:t>install</w:t>
       </w:r>
       <w:proofErr w:type="spellEnd"/>
@@ -3065,6 +2764,385 @@
           <w:sz w:val="28"/>
           <w:szCs w:val="28"/>
         </w:rPr>
+        <w:t>htop</w:t>
+      </w:r>
+      <w:proofErr w:type="spellEnd"/>
+      <w:r>
+        <w:rPr>
+          <w:sz w:val="28"/>
+          <w:szCs w:val="28"/>
+        </w:rPr>
+        <w:t xml:space="preserve"> </w:t>
+      </w:r>
+      <w:r>
+        <w:rPr>
+          <w:sz w:val="32"/>
+          <w:szCs w:val="32"/>
+          <w:lang w:val="en-US"/>
+        </w:rPr>
+        <w:t>-y</w:t>
+      </w:r>
+    </w:p>
+    <w:p>
+      <w:pPr>
+        <w:rPr>
+          <w:sz w:val="28"/>
+          <w:szCs w:val="28"/>
+        </w:rPr>
+      </w:pPr>
+      <w:r>
+        <w:rPr>
+          <w:sz w:val="28"/>
+          <w:szCs w:val="28"/>
+        </w:rPr>
+        <w:t xml:space="preserve">sudo </w:t>
+      </w:r>
+      <w:proofErr w:type="spellStart"/>
+      <w:r>
+        <w:rPr>
+          <w:sz w:val="28"/>
+          <w:szCs w:val="28"/>
+        </w:rPr>
+        <w:t>apt</w:t>
+      </w:r>
+      <w:proofErr w:type="spellEnd"/>
+      <w:r>
+        <w:rPr>
+          <w:sz w:val="28"/>
+          <w:szCs w:val="28"/>
+        </w:rPr>
+        <w:t xml:space="preserve"> </w:t>
+      </w:r>
+      <w:proofErr w:type="spellStart"/>
+      <w:r>
+        <w:rPr>
+          <w:sz w:val="28"/>
+          <w:szCs w:val="28"/>
+        </w:rPr>
+        <w:t>install</w:t>
+      </w:r>
+      <w:proofErr w:type="spellEnd"/>
+      <w:r>
+        <w:rPr>
+          <w:sz w:val="28"/>
+          <w:szCs w:val="28"/>
+        </w:rPr>
+        <w:t xml:space="preserve"> </w:t>
+      </w:r>
+      <w:proofErr w:type="spellStart"/>
+      <w:r>
+        <w:rPr>
+          <w:sz w:val="28"/>
+          <w:szCs w:val="28"/>
+        </w:rPr>
+        <w:t>inxi</w:t>
+      </w:r>
+      <w:proofErr w:type="spellEnd"/>
+      <w:r>
+        <w:rPr>
+          <w:sz w:val="28"/>
+          <w:szCs w:val="28"/>
+        </w:rPr>
+        <w:t xml:space="preserve"> </w:t>
+      </w:r>
+      <w:r>
+        <w:rPr>
+          <w:sz w:val="32"/>
+          <w:szCs w:val="32"/>
+          <w:lang w:val="en-US"/>
+        </w:rPr>
+        <w:t>-y</w:t>
+      </w:r>
+      <w:r>
+        <w:rPr>
+          <w:sz w:val="28"/>
+          <w:szCs w:val="28"/>
+        </w:rPr>
+        <w:t xml:space="preserve"> </w:t>
+      </w:r>
+      <w:proofErr w:type="gramStart"/>
+      <w:r>
+        <w:rPr>
+          <w:sz w:val="28"/>
+          <w:szCs w:val="28"/>
+        </w:rPr>
+        <w:t xml:space="preserve">   </w:t>
+      </w:r>
+      <w:r>
+        <w:rPr>
+          <w:sz w:val="28"/>
+          <w:szCs w:val="28"/>
+        </w:rPr>
+        <w:t>(</w:t>
+      </w:r>
+      <w:proofErr w:type="gramEnd"/>
+      <w:r>
+        <w:rPr>
+          <w:sz w:val="28"/>
+          <w:szCs w:val="28"/>
+        </w:rPr>
+        <w:t xml:space="preserve">reemplaza </w:t>
+      </w:r>
+      <w:proofErr w:type="spellStart"/>
+      <w:r>
+        <w:rPr>
+          <w:sz w:val="28"/>
+          <w:szCs w:val="28"/>
+        </w:rPr>
+        <w:t>neofetch</w:t>
+      </w:r>
+      <w:proofErr w:type="spellEnd"/>
+      <w:r>
+        <w:rPr>
+          <w:sz w:val="28"/>
+          <w:szCs w:val="28"/>
+        </w:rPr>
+        <w:t xml:space="preserve">) </w:t>
+      </w:r>
+    </w:p>
+    <w:p>
+      <w:pPr>
+        <w:rPr>
+          <w:sz w:val="32"/>
+          <w:szCs w:val="32"/>
+          <w:lang w:val="en-US"/>
+        </w:rPr>
+      </w:pPr>
+      <w:proofErr w:type="spellStart"/>
+      <w:r>
+        <w:rPr>
+          <w:sz w:val="32"/>
+          <w:szCs w:val="32"/>
+          <w:lang w:val="en-US"/>
+        </w:rPr>
+        <w:t>sudo</w:t>
+      </w:r>
+      <w:proofErr w:type="spellEnd"/>
+      <w:r>
+        <w:rPr>
+          <w:sz w:val="32"/>
+          <w:szCs w:val="32"/>
+          <w:lang w:val="en-US"/>
+        </w:rPr>
+        <w:t xml:space="preserve"> apt</w:t>
+      </w:r>
+      <w:r>
+        <w:rPr>
+          <w:sz w:val="32"/>
+          <w:szCs w:val="32"/>
+          <w:lang w:val="en-US"/>
+        </w:rPr>
+        <w:t xml:space="preserve"> install </w:t>
+      </w:r>
+      <w:proofErr w:type="spellStart"/>
+      <w:r>
+        <w:rPr>
+          <w:sz w:val="32"/>
+          <w:szCs w:val="32"/>
+          <w:lang w:val="en-US"/>
+        </w:rPr>
+        <w:t>stacer</w:t>
+      </w:r>
+      <w:proofErr w:type="spellEnd"/>
+      <w:r>
+        <w:rPr>
+          <w:sz w:val="32"/>
+          <w:szCs w:val="32"/>
+          <w:lang w:val="en-US"/>
+        </w:rPr>
+        <w:t xml:space="preserve"> -y</w:t>
+      </w:r>
+    </w:p>
+    <w:p>
+      <w:pPr>
+        <w:rPr>
+          <w:sz w:val="32"/>
+          <w:szCs w:val="32"/>
+          <w:lang w:val="en-US"/>
+        </w:rPr>
+      </w:pPr>
+      <w:proofErr w:type="spellStart"/>
+      <w:r>
+        <w:rPr>
+          <w:sz w:val="32"/>
+          <w:szCs w:val="32"/>
+          <w:lang w:val="en-US"/>
+        </w:rPr>
+        <w:t>sudo</w:t>
+      </w:r>
+      <w:proofErr w:type="spellEnd"/>
+      <w:r>
+        <w:rPr>
+          <w:sz w:val="32"/>
+          <w:szCs w:val="32"/>
+          <w:lang w:val="en-US"/>
+        </w:rPr>
+        <w:t xml:space="preserve"> apt</w:t>
+      </w:r>
+      <w:r>
+        <w:rPr>
+          <w:sz w:val="32"/>
+          <w:szCs w:val="32"/>
+          <w:lang w:val="en-US"/>
+        </w:rPr>
+        <w:t xml:space="preserve"> install </w:t>
+      </w:r>
+      <w:proofErr w:type="spellStart"/>
+      <w:r>
+        <w:rPr>
+          <w:sz w:val="32"/>
+          <w:szCs w:val="32"/>
+          <w:lang w:val="en-US"/>
+        </w:rPr>
+        <w:t>g</w:t>
+      </w:r>
+      <w:r>
+        <w:rPr>
+          <w:sz w:val="32"/>
+          <w:szCs w:val="32"/>
+          <w:lang w:val="en-US"/>
+        </w:rPr>
+        <w:t>parted</w:t>
+      </w:r>
+      <w:proofErr w:type="spellEnd"/>
+      <w:r>
+        <w:rPr>
+          <w:sz w:val="32"/>
+          <w:szCs w:val="32"/>
+          <w:lang w:val="en-US"/>
+        </w:rPr>
+        <w:t xml:space="preserve"> -y</w:t>
+      </w:r>
+    </w:p>
+    <w:p>
+      <w:pPr>
+        <w:rPr>
+          <w:sz w:val="32"/>
+          <w:szCs w:val="32"/>
+        </w:rPr>
+      </w:pPr>
+      <w:r>
+        <w:rPr>
+          <w:sz w:val="32"/>
+          <w:szCs w:val="32"/>
+        </w:rPr>
+        <w:t xml:space="preserve">sudo </w:t>
+      </w:r>
+      <w:proofErr w:type="spellStart"/>
+      <w:r>
+        <w:rPr>
+          <w:sz w:val="32"/>
+          <w:szCs w:val="32"/>
+        </w:rPr>
+        <w:t>apt</w:t>
+      </w:r>
+      <w:proofErr w:type="spellEnd"/>
+      <w:r>
+        <w:rPr>
+          <w:sz w:val="32"/>
+          <w:szCs w:val="32"/>
+        </w:rPr>
+        <w:t xml:space="preserve"> </w:t>
+      </w:r>
+      <w:proofErr w:type="spellStart"/>
+      <w:r>
+        <w:rPr>
+          <w:sz w:val="32"/>
+          <w:szCs w:val="32"/>
+        </w:rPr>
+        <w:t>install</w:t>
+      </w:r>
+      <w:proofErr w:type="spellEnd"/>
+      <w:r>
+        <w:rPr>
+          <w:sz w:val="32"/>
+          <w:szCs w:val="32"/>
+        </w:rPr>
+        <w:t xml:space="preserve"> </w:t>
+      </w:r>
+      <w:proofErr w:type="spellStart"/>
+      <w:r>
+        <w:rPr>
+          <w:sz w:val="32"/>
+          <w:szCs w:val="32"/>
+        </w:rPr>
+        <w:t>v</w:t>
+      </w:r>
+      <w:r>
+        <w:rPr>
+          <w:sz w:val="32"/>
+          <w:szCs w:val="32"/>
+        </w:rPr>
+        <w:t>ariety</w:t>
+      </w:r>
+      <w:proofErr w:type="spellEnd"/>
+      <w:r>
+        <w:rPr>
+          <w:sz w:val="32"/>
+          <w:szCs w:val="32"/>
+        </w:rPr>
+        <w:t xml:space="preserve"> (cambiador fondos</w:t>
+      </w:r>
+      <w:r>
+        <w:rPr>
+          <w:sz w:val="32"/>
+          <w:szCs w:val="32"/>
+        </w:rPr>
+        <w:t xml:space="preserve"> pantalla)</w:t>
+      </w:r>
+    </w:p>
+    <w:p>
+      <w:pPr>
+        <w:rPr>
+          <w:sz w:val="28"/>
+          <w:szCs w:val="28"/>
+        </w:rPr>
+      </w:pPr>
+      <w:r>
+        <w:rPr>
+          <w:sz w:val="28"/>
+          <w:szCs w:val="28"/>
+        </w:rPr>
+        <w:t xml:space="preserve">sudo </w:t>
+      </w:r>
+      <w:proofErr w:type="spellStart"/>
+      <w:r>
+        <w:rPr>
+          <w:sz w:val="28"/>
+          <w:szCs w:val="28"/>
+        </w:rPr>
+        <w:t>apt</w:t>
+      </w:r>
+      <w:proofErr w:type="spellEnd"/>
+      <w:r>
+        <w:rPr>
+          <w:sz w:val="28"/>
+          <w:szCs w:val="28"/>
+        </w:rPr>
+        <w:t xml:space="preserve"> </w:t>
+      </w:r>
+      <w:proofErr w:type="spellStart"/>
+      <w:r>
+        <w:rPr>
+          <w:sz w:val="28"/>
+          <w:szCs w:val="28"/>
+        </w:rPr>
+        <w:t>install</w:t>
+      </w:r>
+      <w:proofErr w:type="spellEnd"/>
+      <w:r>
+        <w:rPr>
+          <w:sz w:val="28"/>
+          <w:szCs w:val="28"/>
+        </w:rPr>
+        <w:t xml:space="preserve"> </w:t>
+      </w:r>
+      <w:proofErr w:type="spellStart"/>
+      <w:r>
+        <w:rPr>
+          <w:sz w:val="28"/>
+          <w:szCs w:val="28"/>
+        </w:rPr>
         <w:t>simplescreenrecorder</w:t>
       </w:r>
       <w:proofErr w:type="spellEnd"/>
@@ -3088,6 +3166,7 @@
           <w:sz w:val="28"/>
           <w:szCs w:val="28"/>
         </w:rPr>
+        <w:lastRenderedPageBreak/>
         <w:t xml:space="preserve">sudo </w:t>
       </w:r>
       <w:proofErr w:type="spellStart"/>
@@ -3556,13 +3635,23 @@
         <w:t xml:space="preserve"> </w:t>
       </w:r>
       <w:proofErr w:type="spellStart"/>
-      <w:r>
-        <w:rPr>
-          <w:sz w:val="32"/>
-          <w:szCs w:val="32"/>
-          <w:lang w:val="en-US"/>
-        </w:rPr>
-        <w:t>org.chromium.Chromium</w:t>
+      <w:proofErr w:type="gramStart"/>
+      <w:r>
+        <w:rPr>
+          <w:sz w:val="32"/>
+          <w:szCs w:val="32"/>
+          <w:lang w:val="en-US"/>
+        </w:rPr>
+        <w:t>org.chromium</w:t>
+      </w:r>
+      <w:proofErr w:type="gramEnd"/>
+      <w:r>
+        <w:rPr>
+          <w:sz w:val="32"/>
+          <w:szCs w:val="32"/>
+          <w:lang w:val="en-US"/>
+        </w:rPr>
+        <w:t>.Chromium</w:t>
       </w:r>
       <w:proofErr w:type="spellEnd"/>
     </w:p>
@@ -3626,13 +3715,23 @@
         <w:t xml:space="preserve"> </w:t>
       </w:r>
       <w:proofErr w:type="spellStart"/>
-      <w:r>
-        <w:rPr>
-          <w:sz w:val="32"/>
-          <w:szCs w:val="32"/>
-          <w:lang w:val="en-US"/>
-        </w:rPr>
-        <w:t>io.github.mimbrero.WhatsAppDesktop</w:t>
+      <w:proofErr w:type="gramStart"/>
+      <w:r>
+        <w:rPr>
+          <w:sz w:val="32"/>
+          <w:szCs w:val="32"/>
+          <w:lang w:val="en-US"/>
+        </w:rPr>
+        <w:t>io.github</w:t>
+      </w:r>
+      <w:proofErr w:type="gramEnd"/>
+      <w:r>
+        <w:rPr>
+          <w:sz w:val="32"/>
+          <w:szCs w:val="32"/>
+          <w:lang w:val="en-US"/>
+        </w:rPr>
+        <w:t>.mimbrero.WhatsAppDesktop</w:t>
       </w:r>
       <w:proofErr w:type="spellEnd"/>
     </w:p>
@@ -3696,13 +3795,23 @@
         <w:t xml:space="preserve"> </w:t>
       </w:r>
       <w:proofErr w:type="spellStart"/>
-      <w:r>
-        <w:rPr>
-          <w:sz w:val="32"/>
-          <w:szCs w:val="32"/>
-          <w:lang w:val="en-US"/>
-        </w:rPr>
-        <w:t>us.zoom.Zoom</w:t>
+      <w:proofErr w:type="gramStart"/>
+      <w:r>
+        <w:rPr>
+          <w:sz w:val="32"/>
+          <w:szCs w:val="32"/>
+          <w:lang w:val="en-US"/>
+        </w:rPr>
+        <w:t>us.zoom</w:t>
+      </w:r>
+      <w:proofErr w:type="gramEnd"/>
+      <w:r>
+        <w:rPr>
+          <w:sz w:val="32"/>
+          <w:szCs w:val="32"/>
+          <w:lang w:val="en-US"/>
+        </w:rPr>
+        <w:t>.Zoom</w:t>
       </w:r>
       <w:proofErr w:type="spellEnd"/>
       <w:r>
@@ -3844,13 +3953,23 @@
         <w:t xml:space="preserve"> </w:t>
       </w:r>
       <w:proofErr w:type="spellStart"/>
-      <w:r>
-        <w:rPr>
-          <w:sz w:val="32"/>
-          <w:szCs w:val="32"/>
-          <w:lang w:val="en-US"/>
-        </w:rPr>
-        <w:t>com.rustdesk.RustDesk</w:t>
+      <w:proofErr w:type="gramStart"/>
+      <w:r>
+        <w:rPr>
+          <w:sz w:val="32"/>
+          <w:szCs w:val="32"/>
+          <w:lang w:val="en-US"/>
+        </w:rPr>
+        <w:t>com.rustdesk</w:t>
+      </w:r>
+      <w:proofErr w:type="gramEnd"/>
+      <w:r>
+        <w:rPr>
+          <w:sz w:val="32"/>
+          <w:szCs w:val="32"/>
+          <w:lang w:val="en-US"/>
+        </w:rPr>
+        <w:t>.RustDesk</w:t>
       </w:r>
       <w:proofErr w:type="spellEnd"/>
     </w:p>
@@ -3914,13 +4033,23 @@
         <w:t xml:space="preserve"> </w:t>
       </w:r>
       <w:proofErr w:type="spellStart"/>
-      <w:r>
-        <w:rPr>
-          <w:sz w:val="32"/>
-          <w:szCs w:val="32"/>
-          <w:lang w:val="en-US"/>
-        </w:rPr>
-        <w:t>io.github.webcamoid.Webcamoid</w:t>
+      <w:proofErr w:type="gramStart"/>
+      <w:r>
+        <w:rPr>
+          <w:sz w:val="32"/>
+          <w:szCs w:val="32"/>
+          <w:lang w:val="en-US"/>
+        </w:rPr>
+        <w:t>io.github</w:t>
+      </w:r>
+      <w:proofErr w:type="gramEnd"/>
+      <w:r>
+        <w:rPr>
+          <w:sz w:val="32"/>
+          <w:szCs w:val="32"/>
+          <w:lang w:val="en-US"/>
+        </w:rPr>
+        <w:t>.webcamoid.Webcamoid</w:t>
       </w:r>
       <w:proofErr w:type="spellEnd"/>
     </w:p>
@@ -3984,13 +4113,23 @@
         <w:t xml:space="preserve"> </w:t>
       </w:r>
       <w:proofErr w:type="spellStart"/>
-      <w:r>
-        <w:rPr>
-          <w:sz w:val="32"/>
-          <w:szCs w:val="32"/>
-          <w:lang w:val="en-US"/>
-        </w:rPr>
-        <w:t>nz.mega.MEGAsync</w:t>
+      <w:proofErr w:type="gramStart"/>
+      <w:r>
+        <w:rPr>
+          <w:sz w:val="32"/>
+          <w:szCs w:val="32"/>
+          <w:lang w:val="en-US"/>
+        </w:rPr>
+        <w:t>nz.mega</w:t>
+      </w:r>
+      <w:proofErr w:type="gramEnd"/>
+      <w:r>
+        <w:rPr>
+          <w:sz w:val="32"/>
+          <w:szCs w:val="32"/>
+          <w:lang w:val="en-US"/>
+        </w:rPr>
+        <w:t>.MEGAsync</w:t>
       </w:r>
       <w:proofErr w:type="spellEnd"/>
       <w:r>
@@ -4062,13 +4201,23 @@
         <w:t xml:space="preserve"> </w:t>
       </w:r>
       <w:proofErr w:type="spellStart"/>
-      <w:r>
-        <w:rPr>
-          <w:sz w:val="32"/>
-          <w:szCs w:val="32"/>
-          <w:lang w:val="en-US"/>
-        </w:rPr>
-        <w:t>org.speed_dreams.SpeedDreams</w:t>
+      <w:proofErr w:type="gramStart"/>
+      <w:r>
+        <w:rPr>
+          <w:sz w:val="32"/>
+          <w:szCs w:val="32"/>
+          <w:lang w:val="en-US"/>
+        </w:rPr>
+        <w:t>org.speed</w:t>
+      </w:r>
+      <w:proofErr w:type="gramEnd"/>
+      <w:r>
+        <w:rPr>
+          <w:sz w:val="32"/>
+          <w:szCs w:val="32"/>
+          <w:lang w:val="en-US"/>
+        </w:rPr>
+        <w:t>_dreams.SpeedDreams</w:t>
       </w:r>
       <w:proofErr w:type="spellEnd"/>
     </w:p>
@@ -4617,7 +4766,23 @@
           <w:sz w:val="32"/>
           <w:szCs w:val="32"/>
         </w:rPr>
-        <w:t xml:space="preserve">    (muestra </w:t>
+        <w:t xml:space="preserve"> </w:t>
+      </w:r>
+      <w:proofErr w:type="gramStart"/>
+      <w:r>
+        <w:rPr>
+          <w:sz w:val="32"/>
+          <w:szCs w:val="32"/>
+        </w:rPr>
+        <w:t xml:space="preserve">   (</w:t>
+      </w:r>
+      <w:proofErr w:type="gramEnd"/>
+      <w:r>
+        <w:rPr>
+          <w:sz w:val="32"/>
+          <w:szCs w:val="32"/>
+        </w:rPr>
+        <w:t xml:space="preserve">muestra </w:t>
       </w:r>
       <w:proofErr w:type="spellStart"/>
       <w:r>
@@ -4794,6 +4959,7 @@
         </w:rPr>
         <w:t xml:space="preserve">preferencias / </w:t>
       </w:r>
+      <w:proofErr w:type="gramStart"/>
       <w:r>
         <w:rPr>
           <w:sz w:val="32"/>
@@ -4806,7 +4972,15 @@
           <w:sz w:val="32"/>
           <w:szCs w:val="32"/>
         </w:rPr>
-        <w:t xml:space="preserve"> / </w:t>
+        <w:t xml:space="preserve"> /</w:t>
+      </w:r>
+      <w:proofErr w:type="gramEnd"/>
+      <w:r>
+        <w:rPr>
+          <w:sz w:val="32"/>
+          <w:szCs w:val="32"/>
+        </w:rPr>
+        <w:t xml:space="preserve"> </w:t>
       </w:r>
       <w:r>
         <w:rPr>
@@ -4838,7 +5012,25 @@
           <w:szCs w:val="32"/>
           <w:lang w:val="es-ES"/>
         </w:rPr>
-        <w:t xml:space="preserve">uración + Equipo + Carpeta personal + Papelera ) </w:t>
+        <w:t xml:space="preserve">uración + Equipo + Carpeta personal + </w:t>
+      </w:r>
+      <w:proofErr w:type="gramStart"/>
+      <w:r>
+        <w:rPr>
+          <w:sz w:val="32"/>
+          <w:szCs w:val="32"/>
+          <w:lang w:val="es-ES"/>
+        </w:rPr>
+        <w:t>Papelera )</w:t>
+      </w:r>
+      <w:proofErr w:type="gramEnd"/>
+      <w:r>
+        <w:rPr>
+          <w:sz w:val="32"/>
+          <w:szCs w:val="32"/>
+          <w:lang w:val="es-ES"/>
+        </w:rPr>
+        <w:t xml:space="preserve"> </w:t>
       </w:r>
     </w:p>
     <w:p>
@@ -5449,6 +5641,7 @@
         <w:t>/</w:t>
       </w:r>
       <w:proofErr w:type="spellStart"/>
+      <w:proofErr w:type="gramStart"/>
       <w:r>
         <w:rPr>
           <w:rStyle w:val="CdigoHTML"/>
@@ -5459,6 +5652,7 @@
         <w:t>cron.d</w:t>
       </w:r>
       <w:proofErr w:type="spellEnd"/>
+      <w:proofErr w:type="gramEnd"/>
       <w:r>
         <w:rPr>
           <w:rStyle w:val="CdigoHTML"/>
@@ -8526,6 +8720,7 @@
         <w:t xml:space="preserve"> </w:t>
       </w:r>
       <w:proofErr w:type="spellStart"/>
+      <w:proofErr w:type="gramStart"/>
       <w:r>
         <w:rPr>
           <w:rFonts w:ascii="Bahnschrift SemiLight SemiConde" w:hAnsi="Bahnschrift SemiLight SemiConde"/>
@@ -8533,7 +8728,17 @@
           <w:szCs w:val="28"/>
           <w:lang w:val="en-US"/>
         </w:rPr>
-        <w:t>io.github.mimbrero.WhatsAppDesktop</w:t>
+        <w:t>io.github</w:t>
+      </w:r>
+      <w:proofErr w:type="gramEnd"/>
+      <w:r>
+        <w:rPr>
+          <w:rFonts w:ascii="Bahnschrift SemiLight SemiConde" w:hAnsi="Bahnschrift SemiLight SemiConde"/>
+          <w:sz w:val="28"/>
+          <w:szCs w:val="28"/>
+          <w:lang w:val="en-US"/>
+        </w:rPr>
+        <w:t>.mimbrero.WhatsAppDesktop</w:t>
       </w:r>
       <w:proofErr w:type="spellEnd"/>
     </w:p>
@@ -8588,6 +8793,7 @@
         <w:t xml:space="preserve"> </w:t>
       </w:r>
       <w:proofErr w:type="spellStart"/>
+      <w:proofErr w:type="gramStart"/>
       <w:r>
         <w:rPr>
           <w:rFonts w:ascii="Bahnschrift SemiLight SemiConde" w:hAnsi="Bahnschrift SemiLight SemiConde"/>
@@ -8595,7 +8801,17 @@
           <w:szCs w:val="28"/>
           <w:lang w:val="en-US"/>
         </w:rPr>
-        <w:t>us.zoom.Zoom</w:t>
+        <w:t>us.zoom</w:t>
+      </w:r>
+      <w:proofErr w:type="gramEnd"/>
+      <w:r>
+        <w:rPr>
+          <w:rFonts w:ascii="Bahnschrift SemiLight SemiConde" w:hAnsi="Bahnschrift SemiLight SemiConde"/>
+          <w:sz w:val="28"/>
+          <w:szCs w:val="28"/>
+          <w:lang w:val="en-US"/>
+        </w:rPr>
+        <w:t>.Zoom</w:t>
       </w:r>
       <w:proofErr w:type="spellEnd"/>
     </w:p>
@@ -8707,13 +8923,23 @@
         <w:t xml:space="preserve"> </w:t>
       </w:r>
       <w:proofErr w:type="spellStart"/>
-      <w:r>
-        <w:rPr>
-          <w:sz w:val="32"/>
-          <w:szCs w:val="32"/>
-          <w:lang w:val="en-US"/>
-        </w:rPr>
-        <w:t>com.anydesk.Anydesk</w:t>
+      <w:proofErr w:type="gramStart"/>
+      <w:r>
+        <w:rPr>
+          <w:sz w:val="32"/>
+          <w:szCs w:val="32"/>
+          <w:lang w:val="en-US"/>
+        </w:rPr>
+        <w:t>com.anydesk</w:t>
+      </w:r>
+      <w:proofErr w:type="gramEnd"/>
+      <w:r>
+        <w:rPr>
+          <w:sz w:val="32"/>
+          <w:szCs w:val="32"/>
+          <w:lang w:val="en-US"/>
+        </w:rPr>
+        <w:t>.Anydesk</w:t>
       </w:r>
       <w:proofErr w:type="spellEnd"/>
     </w:p>
@@ -8764,13 +8990,23 @@
         <w:t xml:space="preserve"> </w:t>
       </w:r>
       <w:proofErr w:type="spellStart"/>
-      <w:r>
-        <w:rPr>
-          <w:sz w:val="32"/>
-          <w:szCs w:val="32"/>
-          <w:lang w:val="en-US"/>
-        </w:rPr>
-        <w:t>org.speed_dreams.SpeedDreams</w:t>
+      <w:proofErr w:type="gramStart"/>
+      <w:r>
+        <w:rPr>
+          <w:sz w:val="32"/>
+          <w:szCs w:val="32"/>
+          <w:lang w:val="en-US"/>
+        </w:rPr>
+        <w:t>org.speed</w:t>
+      </w:r>
+      <w:proofErr w:type="gramEnd"/>
+      <w:r>
+        <w:rPr>
+          <w:sz w:val="32"/>
+          <w:szCs w:val="32"/>
+          <w:lang w:val="en-US"/>
+        </w:rPr>
+        <w:t>_dreams.SpeedDreams</w:t>
       </w:r>
       <w:proofErr w:type="spellEnd"/>
     </w:p>
@@ -9063,7 +9299,31 @@
           <w:szCs w:val="28"/>
           <w:lang w:val="en-US"/>
         </w:rPr>
-        <w:t xml:space="preserve">        (o libappindicator1 ?)</w:t>
+        <w:t xml:space="preserve">     </w:t>
+      </w:r>
+      <w:proofErr w:type="gramStart"/>
+      <w:r>
+        <w:rPr>
+          <w:rFonts w:ascii="Bahnschrift SemiLight SemiConde" w:hAnsi="Bahnschrift SemiLight SemiConde"/>
+          <w:i/>
+          <w:iCs/>
+          <w:sz w:val="28"/>
+          <w:szCs w:val="28"/>
+          <w:lang w:val="en-US"/>
+        </w:rPr>
+        <w:t xml:space="preserve">   (</w:t>
+      </w:r>
+      <w:proofErr w:type="gramEnd"/>
+      <w:r>
+        <w:rPr>
+          <w:rFonts w:ascii="Bahnschrift SemiLight SemiConde" w:hAnsi="Bahnschrift SemiLight SemiConde"/>
+          <w:i/>
+          <w:iCs/>
+          <w:sz w:val="28"/>
+          <w:szCs w:val="28"/>
+          <w:lang w:val="en-US"/>
+        </w:rPr>
+        <w:t>o libappindicator1 ?)</w:t>
       </w:r>
     </w:p>
     <w:p>
@@ -10752,12 +11012,21 @@
           <w:szCs w:val="28"/>
         </w:rPr>
       </w:pPr>
-      <w:r>
-        <w:rPr>
-          <w:sz w:val="28"/>
-          <w:szCs w:val="28"/>
-        </w:rPr>
-        <w:t>#!/bin/bash</w:t>
+      <w:proofErr w:type="gramStart"/>
+      <w:r>
+        <w:rPr>
+          <w:sz w:val="28"/>
+          <w:szCs w:val="28"/>
+        </w:rPr>
+        <w:t>#!/</w:t>
+      </w:r>
+      <w:proofErr w:type="gramEnd"/>
+      <w:r>
+        <w:rPr>
+          <w:sz w:val="28"/>
+          <w:szCs w:val="28"/>
+        </w:rPr>
+        <w:t>bin/bash</w:t>
       </w:r>
     </w:p>
     <w:p>
@@ -10967,7 +11236,23 @@
           <w:sz w:val="28"/>
           <w:szCs w:val="28"/>
         </w:rPr>
-        <w:t xml:space="preserve"> Detectando sensores (esto puede tardar un poquito)..."</w:t>
+        <w:t xml:space="preserve"> Detectando sensores (esto puede tardar un </w:t>
+      </w:r>
+      <w:proofErr w:type="gramStart"/>
+      <w:r>
+        <w:rPr>
+          <w:sz w:val="28"/>
+          <w:szCs w:val="28"/>
+        </w:rPr>
+        <w:t>poquito)...</w:t>
+      </w:r>
+      <w:proofErr w:type="gramEnd"/>
+      <w:r>
+        <w:rPr>
+          <w:sz w:val="28"/>
+          <w:szCs w:val="28"/>
+        </w:rPr>
+        <w:t>"</w:t>
       </w:r>
     </w:p>
     <w:p>
@@ -11110,7 +11395,23 @@
           <w:sz w:val="28"/>
           <w:szCs w:val="28"/>
         </w:rPr>
-        <w:t xml:space="preserve"> [ -z "$AVAILABLE" ]; </w:t>
+        <w:t xml:space="preserve"> [ -z "$AVAILABLE</w:t>
+      </w:r>
+      <w:proofErr w:type="gramStart"/>
+      <w:r>
+        <w:rPr>
+          <w:sz w:val="28"/>
+          <w:szCs w:val="28"/>
+        </w:rPr>
+        <w:t>" ]</w:t>
+      </w:r>
+      <w:proofErr w:type="gramEnd"/>
+      <w:r>
+        <w:rPr>
+          <w:sz w:val="28"/>
+          <w:szCs w:val="28"/>
+        </w:rPr>
+        <w:t xml:space="preserve">; </w:t>
       </w:r>
       <w:proofErr w:type="spellStart"/>
       <w:r>
@@ -11846,6 +12147,7 @@
         <w:t>After=multi-</w:t>
       </w:r>
       <w:proofErr w:type="spellStart"/>
+      <w:proofErr w:type="gramStart"/>
       <w:r>
         <w:rPr>
           <w:sz w:val="28"/>
@@ -11855,6 +12157,7 @@
         <w:t>user.target</w:t>
       </w:r>
       <w:proofErr w:type="spellEnd"/>
+      <w:proofErr w:type="gramEnd"/>
     </w:p>
     <w:p>
       <w:pPr>
@@ -12032,6 +12335,7 @@
         <w:t>=multi-</w:t>
       </w:r>
       <w:proofErr w:type="spellStart"/>
+      <w:proofErr w:type="gramStart"/>
       <w:r>
         <w:rPr>
           <w:sz w:val="28"/>
@@ -12041,6 +12345,7 @@
         <w:t>user.target</w:t>
       </w:r>
       <w:proofErr w:type="spellEnd"/>
+      <w:proofErr w:type="gramEnd"/>
     </w:p>
     <w:p>
       <w:pPr>
@@ -12194,9 +12499,19 @@
           <w:szCs w:val="28"/>
           <w:lang w:val="en-US"/>
         </w:rPr>
-        <w:t>cpufreq-custom.service</w:t>
-      </w:r>
-      <w:proofErr w:type="spellEnd"/>
+        <w:t>cpufreq-</w:t>
+      </w:r>
+      <w:proofErr w:type="gramStart"/>
+      <w:r>
+        <w:rPr>
+          <w:sz w:val="28"/>
+          <w:szCs w:val="28"/>
+          <w:lang w:val="en-US"/>
+        </w:rPr>
+        <w:t>custom.service</w:t>
+      </w:r>
+      <w:proofErr w:type="spellEnd"/>
+      <w:proofErr w:type="gramEnd"/>
     </w:p>
     <w:p>
       <w:pPr>
@@ -12250,9 +12565,19 @@
           <w:szCs w:val="28"/>
           <w:lang w:val="en-US"/>
         </w:rPr>
-        <w:t>cpufreq-custom.service</w:t>
-      </w:r>
-      <w:proofErr w:type="spellEnd"/>
+        <w:t>cpufreq-</w:t>
+      </w:r>
+      <w:proofErr w:type="gramStart"/>
+      <w:r>
+        <w:rPr>
+          <w:sz w:val="28"/>
+          <w:szCs w:val="28"/>
+          <w:lang w:val="en-US"/>
+        </w:rPr>
+        <w:t>custom.service</w:t>
+      </w:r>
+      <w:proofErr w:type="spellEnd"/>
+      <w:proofErr w:type="gramEnd"/>
     </w:p>
     <w:p>
       <w:pPr>

--- a/LINUX Comandos pacman para Linux.docx
+++ b/LINUX Comandos pacman para Linux.docx
@@ -50,9 +50,8 @@
           <w:szCs w:val="44"/>
           <w:u w:val="single"/>
         </w:rPr>
-        <w:t xml:space="preserve">LINUX </w:t>
-      </w:r>
-      <w:proofErr w:type="gramStart"/>
+        <w:t xml:space="preserve">LINUX MINT  Mate (viene de Ubuntu)     </w:t>
+      </w:r>
       <w:r>
         <w:rPr>
           <w:b/>
@@ -63,9 +62,8 @@
           <w:szCs w:val="44"/>
           <w:u w:val="single"/>
         </w:rPr>
-        <w:t>MINT  Mate</w:t>
-      </w:r>
-      <w:proofErr w:type="gramEnd"/>
+        <w:t>0</w:t>
+      </w:r>
       <w:r>
         <w:rPr>
           <w:b/>
@@ -76,7 +74,7 @@
           <w:szCs w:val="44"/>
           <w:u w:val="single"/>
         </w:rPr>
-        <w:t xml:space="preserve"> (viene de Ubuntu)     </w:t>
+        <w:t>1</w:t>
       </w:r>
       <w:r>
         <w:rPr>
@@ -87,8 +85,9 @@
           <w:sz w:val="44"/>
           <w:szCs w:val="44"/>
           <w:u w:val="single"/>
-        </w:rPr>
-        <w:t>0</w:t>
+          <w:lang w:val="es-ES"/>
+        </w:rPr>
+        <w:t>/</w:t>
       </w:r>
       <w:r>
         <w:rPr>
@@ -99,8 +98,9 @@
           <w:sz w:val="44"/>
           <w:szCs w:val="44"/>
           <w:u w:val="single"/>
-        </w:rPr>
-        <w:t>1</w:t>
+          <w:lang w:val="es-ES"/>
+        </w:rPr>
+        <w:t>0</w:t>
       </w:r>
       <w:r>
         <w:rPr>
@@ -113,7 +113,7 @@
           <w:u w:val="single"/>
           <w:lang w:val="es-ES"/>
         </w:rPr>
-        <w:t>/</w:t>
+        <w:t>5</w:t>
       </w:r>
       <w:r>
         <w:rPr>
@@ -126,7 +126,7 @@
           <w:u w:val="single"/>
           <w:lang w:val="es-ES"/>
         </w:rPr>
-        <w:t>0</w:t>
+        <w:t>/202</w:t>
       </w:r>
       <w:r>
         <w:rPr>
@@ -139,7 +139,7 @@
           <w:u w:val="single"/>
           <w:lang w:val="es-ES"/>
         </w:rPr>
-        <w:t>5</w:t>
+        <w:t>6</w:t>
       </w:r>
       <w:r>
         <w:rPr>
@@ -152,32 +152,6 @@
           <w:u w:val="single"/>
           <w:lang w:val="es-ES"/>
         </w:rPr>
-        <w:t>/202</w:t>
-      </w:r>
-      <w:r>
-        <w:rPr>
-          <w:b/>
-          <w:bCs/>
-          <w:i/>
-          <w:iCs/>
-          <w:sz w:val="44"/>
-          <w:szCs w:val="44"/>
-          <w:u w:val="single"/>
-          <w:lang w:val="es-ES"/>
-        </w:rPr>
-        <w:t>6</w:t>
-      </w:r>
-      <w:r>
-        <w:rPr>
-          <w:b/>
-          <w:bCs/>
-          <w:i/>
-          <w:iCs/>
-          <w:sz w:val="44"/>
-          <w:szCs w:val="44"/>
-          <w:u w:val="single"/>
-          <w:lang w:val="es-ES"/>
-        </w:rPr>
         <w:t xml:space="preserve"> </w:t>
       </w:r>
     </w:p>
@@ -228,7 +202,6 @@
         <w:t xml:space="preserve"> </w:t>
       </w:r>
       <w:proofErr w:type="spellStart"/>
-      <w:proofErr w:type="gramStart"/>
       <w:r>
         <w:rPr>
           <w:sz w:val="28"/>
@@ -237,7 +210,6 @@
         <w:t>etcher,cambiar</w:t>
       </w:r>
       <w:proofErr w:type="spellEnd"/>
-      <w:proofErr w:type="gramEnd"/>
       <w:r>
         <w:rPr>
           <w:sz w:val="28"/>
@@ -754,21 +726,12 @@
         <w:t xml:space="preserve"> </w:t>
       </w:r>
       <w:proofErr w:type="spellStart"/>
-      <w:proofErr w:type="gramStart"/>
-      <w:r>
-        <w:rPr>
-          <w:sz w:val="28"/>
-          <w:szCs w:val="28"/>
-        </w:rPr>
-        <w:t>org.localsend</w:t>
-      </w:r>
-      <w:proofErr w:type="gramEnd"/>
-      <w:r>
-        <w:rPr>
-          <w:sz w:val="28"/>
-          <w:szCs w:val="28"/>
-        </w:rPr>
-        <w:t>.localsend_app</w:t>
+      <w:r>
+        <w:rPr>
+          <w:sz w:val="28"/>
+          <w:szCs w:val="28"/>
+        </w:rPr>
+        <w:t>org.localsend.localsend_app</w:t>
       </w:r>
       <w:proofErr w:type="spellEnd"/>
       <w:r>
@@ -807,23 +770,7 @@
           <w:sz w:val="28"/>
           <w:szCs w:val="28"/>
         </w:rPr>
-        <w:t xml:space="preserve"> &amp;&amp; </w:t>
-      </w:r>
-      <w:proofErr w:type="gramStart"/>
-      <w:r>
-        <w:rPr>
-          <w:sz w:val="28"/>
-          <w:szCs w:val="28"/>
-        </w:rPr>
-        <w:t>./Turbo-Chromium.sh  /</w:t>
-      </w:r>
-      <w:proofErr w:type="gramEnd"/>
-      <w:r>
-        <w:rPr>
-          <w:sz w:val="28"/>
-          <w:szCs w:val="28"/>
-        </w:rPr>
-        <w:t xml:space="preserve">/ optimiza </w:t>
+        <w:t xml:space="preserve"> &amp;&amp; ./Turbo-Chromium.sh  // optimiza </w:t>
       </w:r>
       <w:proofErr w:type="spellStart"/>
       <w:r>
@@ -1537,6 +1484,58 @@
           <w:sz w:val="28"/>
           <w:szCs w:val="28"/>
         </w:rPr>
+        <w:t>chmod</w:t>
+      </w:r>
+      <w:proofErr w:type="spellEnd"/>
+      <w:r>
+        <w:rPr>
+          <w:sz w:val="28"/>
+          <w:szCs w:val="28"/>
+        </w:rPr>
+        <w:t xml:space="preserve"> +x ~/D</w:t>
+      </w:r>
+      <w:r>
+        <w:rPr>
+          <w:sz w:val="28"/>
+          <w:szCs w:val="28"/>
+        </w:rPr>
+        <w:t>escarga</w:t>
+      </w:r>
+      <w:r>
+        <w:rPr>
+          <w:sz w:val="28"/>
+          <w:szCs w:val="28"/>
+        </w:rPr>
+        <w:t>s/</w:t>
+      </w:r>
+      <w:r>
+        <w:rPr>
+          <w:sz w:val="28"/>
+          <w:szCs w:val="28"/>
+        </w:rPr>
+        <w:t>descarga-automatico.sh</w:t>
+      </w:r>
+    </w:p>
+    <w:p>
+      <w:pPr>
+        <w:rPr>
+          <w:sz w:val="28"/>
+          <w:szCs w:val="28"/>
+        </w:rPr>
+      </w:pPr>
+      <w:r>
+        <w:rPr>
+          <w:sz w:val="28"/>
+          <w:szCs w:val="28"/>
+        </w:rPr>
+        <w:t xml:space="preserve">sudo </w:t>
+      </w:r>
+      <w:proofErr w:type="spellStart"/>
+      <w:r>
+        <w:rPr>
+          <w:sz w:val="28"/>
+          <w:szCs w:val="28"/>
+        </w:rPr>
         <w:t>mv</w:t>
       </w:r>
       <w:proofErr w:type="spellEnd"/>
@@ -1545,7 +1544,21 @@
           <w:sz w:val="28"/>
           <w:szCs w:val="28"/>
         </w:rPr>
-        <w:t xml:space="preserve"> ~/Downloads/</w:t>
+        <w:t xml:space="preserve"> ~/D</w:t>
+      </w:r>
+      <w:r>
+        <w:rPr>
+          <w:sz w:val="28"/>
+          <w:szCs w:val="28"/>
+        </w:rPr>
+        <w:t>escarga</w:t>
+      </w:r>
+      <w:r>
+        <w:rPr>
+          <w:sz w:val="28"/>
+          <w:szCs w:val="28"/>
+        </w:rPr>
+        <w:t>s/</w:t>
       </w:r>
       <w:r>
         <w:rPr>
@@ -1799,7 +1812,6 @@
           <w:sz w:val="28"/>
           <w:szCs w:val="28"/>
         </w:rPr>
-        <w:lastRenderedPageBreak/>
         <w:t>=============================================================================</w:t>
       </w:r>
     </w:p>
@@ -3061,15 +3073,7 @@
           <w:sz w:val="28"/>
           <w:szCs w:val="28"/>
         </w:rPr>
-        <w:t xml:space="preserve"> ~</w:t>
-      </w:r>
-      <w:proofErr w:type="gramStart"/>
-      <w:r>
-        <w:rPr>
-          <w:sz w:val="28"/>
-          <w:szCs w:val="28"/>
-        </w:rPr>
-        <w:t>/.</w:t>
+        <w:t xml:space="preserve"> ~/.</w:t>
       </w:r>
       <w:proofErr w:type="spellStart"/>
       <w:r>
@@ -3080,7 +3084,6 @@
         <w:t>mozilla</w:t>
       </w:r>
       <w:proofErr w:type="spellEnd"/>
-      <w:proofErr w:type="gramEnd"/>
       <w:r>
         <w:rPr>
           <w:sz w:val="28"/>
@@ -3203,17 +3206,619 @@
           <w:sz w:val="28"/>
           <w:szCs w:val="28"/>
         </w:rPr>
-        <w:t xml:space="preserve"> para agilizar </w:t>
-      </w:r>
-      <w:proofErr w:type="gramStart"/>
-      <w:r>
-        <w:rPr>
-          <w:sz w:val="28"/>
-          <w:szCs w:val="28"/>
-        </w:rPr>
-        <w:t>videos !</w:t>
-      </w:r>
-      <w:proofErr w:type="gramEnd"/>
+        <w:t xml:space="preserve"> para agilizar videos ! </w:t>
+      </w:r>
+    </w:p>
+    <w:p>
+      <w:pPr>
+        <w:rPr>
+          <w:sz w:val="28"/>
+          <w:szCs w:val="28"/>
+        </w:rPr>
+      </w:pPr>
+      <w:r>
+        <w:rPr>
+          <w:sz w:val="28"/>
+          <w:szCs w:val="28"/>
+        </w:rPr>
+        <w:t>https://chromewebstore.google.com/detail/h264ify/aleakchihdccplidncghkekgioiakgal?pli=1</w:t>
+      </w:r>
+    </w:p>
+    <w:p>
+      <w:pPr>
+        <w:rPr>
+          <w:sz w:val="28"/>
+          <w:szCs w:val="28"/>
+        </w:rPr>
+      </w:pPr>
+    </w:p>
+    <w:p>
+      <w:pPr>
+        <w:rPr>
+          <w:sz w:val="28"/>
+          <w:szCs w:val="28"/>
+        </w:rPr>
+      </w:pPr>
+      <w:r>
+        <w:rPr>
+          <w:sz w:val="28"/>
+          <w:szCs w:val="28"/>
+        </w:rPr>
+        <w:t xml:space="preserve"># Prueba de apagado y encendido en 120 </w:t>
+      </w:r>
+      <w:proofErr w:type="spellStart"/>
+      <w:r>
+        <w:rPr>
+          <w:sz w:val="28"/>
+          <w:szCs w:val="28"/>
+        </w:rPr>
+        <w:t>ssegundos</w:t>
+      </w:r>
+      <w:proofErr w:type="spellEnd"/>
+    </w:p>
+    <w:p>
+      <w:pPr>
+        <w:rPr>
+          <w:sz w:val="28"/>
+          <w:szCs w:val="28"/>
+        </w:rPr>
+      </w:pPr>
+      <w:r>
+        <w:rPr>
+          <w:sz w:val="28"/>
+          <w:szCs w:val="28"/>
+        </w:rPr>
+        <w:t xml:space="preserve">sudo </w:t>
+      </w:r>
+      <w:proofErr w:type="spellStart"/>
+      <w:r>
+        <w:rPr>
+          <w:sz w:val="28"/>
+          <w:szCs w:val="28"/>
+        </w:rPr>
+        <w:t>rtcwake</w:t>
+      </w:r>
+      <w:proofErr w:type="spellEnd"/>
+      <w:r>
+        <w:rPr>
+          <w:sz w:val="28"/>
+          <w:szCs w:val="28"/>
+        </w:rPr>
+        <w:t xml:space="preserve"> -m off -s 120 </w:t>
+      </w:r>
+    </w:p>
+    <w:p>
+      <w:pPr>
+        <w:rPr>
+          <w:sz w:val="28"/>
+          <w:szCs w:val="28"/>
+        </w:rPr>
+      </w:pPr>
+    </w:p>
+    <w:p>
+      <w:pPr>
+        <w:rPr>
+          <w:sz w:val="28"/>
+          <w:szCs w:val="28"/>
+        </w:rPr>
+      </w:pPr>
+      <w:proofErr w:type="spellStart"/>
+      <w:r>
+        <w:rPr>
+          <w:sz w:val="28"/>
+          <w:szCs w:val="28"/>
+        </w:rPr>
+        <w:t>crontab</w:t>
+      </w:r>
+      <w:proofErr w:type="spellEnd"/>
+      <w:r>
+        <w:rPr>
+          <w:sz w:val="28"/>
+          <w:szCs w:val="28"/>
+        </w:rPr>
+        <w:t xml:space="preserve"> -e</w:t>
+      </w:r>
+    </w:p>
+    <w:p>
+      <w:pPr>
+        <w:rPr>
+          <w:sz w:val="28"/>
+          <w:szCs w:val="28"/>
+        </w:rPr>
+      </w:pPr>
+      <w:r>
+        <w:rPr>
+          <w:sz w:val="28"/>
+          <w:szCs w:val="28"/>
+        </w:rPr>
+        <w:lastRenderedPageBreak/>
+        <w:t>45 07 * * 4 /home/cucurucho/Documentos/Automatico/MantSemDebloat-iMac-Mint.sh</w:t>
+      </w:r>
+    </w:p>
+    <w:p>
+      <w:pPr>
+        <w:rPr>
+          <w:sz w:val="28"/>
+          <w:szCs w:val="28"/>
+        </w:rPr>
+      </w:pPr>
+    </w:p>
+    <w:p>
+      <w:pPr>
+        <w:rPr>
+          <w:sz w:val="28"/>
+          <w:szCs w:val="28"/>
+        </w:rPr>
+      </w:pPr>
+      <w:proofErr w:type="spellStart"/>
+      <w:r>
+        <w:rPr>
+          <w:sz w:val="28"/>
+          <w:szCs w:val="28"/>
+        </w:rPr>
+        <w:t>crontab</w:t>
+      </w:r>
+      <w:proofErr w:type="spellEnd"/>
+      <w:r>
+        <w:rPr>
+          <w:sz w:val="28"/>
+          <w:szCs w:val="28"/>
+        </w:rPr>
+        <w:t xml:space="preserve"> -l (lista la agenda de encendido) </w:t>
+      </w:r>
+    </w:p>
+    <w:p>
+      <w:pPr>
+        <w:rPr>
+          <w:sz w:val="28"/>
+          <w:szCs w:val="28"/>
+        </w:rPr>
+      </w:pPr>
+    </w:p>
+    <w:p>
+      <w:pPr>
+        <w:rPr>
+          <w:sz w:val="28"/>
+          <w:szCs w:val="28"/>
+        </w:rPr>
+      </w:pPr>
+      <w:proofErr w:type="spellStart"/>
+      <w:r>
+        <w:rPr>
+          <w:sz w:val="28"/>
+          <w:szCs w:val="28"/>
+        </w:rPr>
+        <w:t>mastermac@mastermac-iMac</w:t>
+      </w:r>
+      <w:proofErr w:type="spellEnd"/>
+      <w:r>
+        <w:rPr>
+          <w:sz w:val="28"/>
+          <w:szCs w:val="28"/>
+        </w:rPr>
+        <w:t xml:space="preserve">:~$ </w:t>
+      </w:r>
+    </w:p>
+    <w:p>
+      <w:pPr>
+        <w:rPr>
+          <w:sz w:val="28"/>
+          <w:szCs w:val="28"/>
+        </w:rPr>
+      </w:pPr>
+      <w:r>
+        <w:rPr>
+          <w:sz w:val="28"/>
+          <w:szCs w:val="28"/>
+        </w:rPr>
+        <w:t xml:space="preserve">cucurucho@cucurucho-945GZM-S2:~$ </w:t>
+      </w:r>
+    </w:p>
+    <w:p>
+      <w:pPr>
+        <w:rPr>
+          <w:sz w:val="28"/>
+          <w:szCs w:val="28"/>
+        </w:rPr>
+      </w:pPr>
+    </w:p>
+    <w:p>
+      <w:pPr>
+        <w:rPr>
+          <w:sz w:val="28"/>
+          <w:szCs w:val="28"/>
+        </w:rPr>
+      </w:pPr>
+      <w:r>
+        <w:rPr>
+          <w:sz w:val="28"/>
+          <w:szCs w:val="28"/>
+        </w:rPr>
+        <w:t># programar despertador pc</w:t>
+      </w:r>
+    </w:p>
+    <w:p>
+      <w:pPr>
+        <w:rPr>
+          <w:sz w:val="28"/>
+          <w:szCs w:val="28"/>
+        </w:rPr>
+      </w:pPr>
+      <w:r>
+        <w:rPr>
+          <w:sz w:val="28"/>
+          <w:szCs w:val="28"/>
+        </w:rPr>
+        <w:t xml:space="preserve">echo 0 | sudo </w:t>
+      </w:r>
+      <w:proofErr w:type="spellStart"/>
+      <w:r>
+        <w:rPr>
+          <w:sz w:val="28"/>
+          <w:szCs w:val="28"/>
+        </w:rPr>
+        <w:t>tee</w:t>
+      </w:r>
+      <w:proofErr w:type="spellEnd"/>
+      <w:r>
+        <w:rPr>
+          <w:sz w:val="28"/>
+          <w:szCs w:val="28"/>
+        </w:rPr>
+        <w:t xml:space="preserve"> /</w:t>
+      </w:r>
+      <w:proofErr w:type="spellStart"/>
+      <w:r>
+        <w:rPr>
+          <w:sz w:val="28"/>
+          <w:szCs w:val="28"/>
+        </w:rPr>
+        <w:t>sys</w:t>
+      </w:r>
+      <w:proofErr w:type="spellEnd"/>
+      <w:r>
+        <w:rPr>
+          <w:sz w:val="28"/>
+          <w:szCs w:val="28"/>
+        </w:rPr>
+        <w:t>/</w:t>
+      </w:r>
+      <w:proofErr w:type="spellStart"/>
+      <w:r>
+        <w:rPr>
+          <w:sz w:val="28"/>
+          <w:szCs w:val="28"/>
+        </w:rPr>
+        <w:t>class</w:t>
+      </w:r>
+      <w:proofErr w:type="spellEnd"/>
+      <w:r>
+        <w:rPr>
+          <w:sz w:val="28"/>
+          <w:szCs w:val="28"/>
+        </w:rPr>
+        <w:t>/</w:t>
+      </w:r>
+      <w:proofErr w:type="spellStart"/>
+      <w:r>
+        <w:rPr>
+          <w:sz w:val="28"/>
+          <w:szCs w:val="28"/>
+        </w:rPr>
+        <w:t>rtc</w:t>
+      </w:r>
+      <w:proofErr w:type="spellEnd"/>
+      <w:r>
+        <w:rPr>
+          <w:sz w:val="28"/>
+          <w:szCs w:val="28"/>
+        </w:rPr>
+        <w:t>/rtc0/</w:t>
+      </w:r>
+      <w:proofErr w:type="spellStart"/>
+      <w:r>
+        <w:rPr>
+          <w:sz w:val="28"/>
+          <w:szCs w:val="28"/>
+        </w:rPr>
+        <w:t>wakealarm</w:t>
+      </w:r>
+      <w:proofErr w:type="spellEnd"/>
+    </w:p>
+    <w:p>
+      <w:pPr>
+        <w:rPr>
+          <w:sz w:val="28"/>
+          <w:szCs w:val="28"/>
+        </w:rPr>
+      </w:pPr>
+      <w:r>
+        <w:rPr>
+          <w:sz w:val="28"/>
+          <w:szCs w:val="28"/>
+        </w:rPr>
+        <w:t>TARGET=$(date -d "</w:t>
+      </w:r>
+      <w:proofErr w:type="spellStart"/>
+      <w:r>
+        <w:rPr>
+          <w:sz w:val="28"/>
+          <w:szCs w:val="28"/>
+        </w:rPr>
+        <w:t>tomorrow</w:t>
+      </w:r>
+      <w:proofErr w:type="spellEnd"/>
+      <w:r>
+        <w:rPr>
+          <w:sz w:val="28"/>
+          <w:szCs w:val="28"/>
+        </w:rPr>
+        <w:t xml:space="preserve"> 07:30" +%s)</w:t>
+      </w:r>
+    </w:p>
+    <w:p>
+      <w:pPr>
+        <w:rPr>
+          <w:sz w:val="28"/>
+          <w:szCs w:val="28"/>
+        </w:rPr>
+      </w:pPr>
+      <w:r>
+        <w:rPr>
+          <w:sz w:val="28"/>
+          <w:szCs w:val="28"/>
+        </w:rPr>
+        <w:t xml:space="preserve">echo $TARGET | sudo </w:t>
+      </w:r>
+      <w:proofErr w:type="spellStart"/>
+      <w:r>
+        <w:rPr>
+          <w:sz w:val="28"/>
+          <w:szCs w:val="28"/>
+        </w:rPr>
+        <w:t>tee</w:t>
+      </w:r>
+      <w:proofErr w:type="spellEnd"/>
+      <w:r>
+        <w:rPr>
+          <w:sz w:val="28"/>
+          <w:szCs w:val="28"/>
+        </w:rPr>
+        <w:t xml:space="preserve"> /</w:t>
+      </w:r>
+      <w:proofErr w:type="spellStart"/>
+      <w:r>
+        <w:rPr>
+          <w:sz w:val="28"/>
+          <w:szCs w:val="28"/>
+        </w:rPr>
+        <w:t>sys</w:t>
+      </w:r>
+      <w:proofErr w:type="spellEnd"/>
+      <w:r>
+        <w:rPr>
+          <w:sz w:val="28"/>
+          <w:szCs w:val="28"/>
+        </w:rPr>
+        <w:t>/</w:t>
+      </w:r>
+      <w:proofErr w:type="spellStart"/>
+      <w:r>
+        <w:rPr>
+          <w:sz w:val="28"/>
+          <w:szCs w:val="28"/>
+        </w:rPr>
+        <w:t>class</w:t>
+      </w:r>
+      <w:proofErr w:type="spellEnd"/>
+      <w:r>
+        <w:rPr>
+          <w:sz w:val="28"/>
+          <w:szCs w:val="28"/>
+        </w:rPr>
+        <w:t>/</w:t>
+      </w:r>
+      <w:proofErr w:type="spellStart"/>
+      <w:r>
+        <w:rPr>
+          <w:sz w:val="28"/>
+          <w:szCs w:val="28"/>
+        </w:rPr>
+        <w:t>rtc</w:t>
+      </w:r>
+      <w:proofErr w:type="spellEnd"/>
+      <w:r>
+        <w:rPr>
+          <w:sz w:val="28"/>
+          <w:szCs w:val="28"/>
+        </w:rPr>
+        <w:t>/rtc0/</w:t>
+      </w:r>
+      <w:proofErr w:type="spellStart"/>
+      <w:r>
+        <w:rPr>
+          <w:sz w:val="28"/>
+          <w:szCs w:val="28"/>
+        </w:rPr>
+        <w:t>wakealarm</w:t>
+      </w:r>
+      <w:proofErr w:type="spellEnd"/>
+    </w:p>
+    <w:p>
+      <w:pPr>
+        <w:rPr>
+          <w:sz w:val="28"/>
+          <w:szCs w:val="28"/>
+        </w:rPr>
+      </w:pPr>
+    </w:p>
+    <w:p>
+      <w:pPr>
+        <w:rPr>
+          <w:sz w:val="28"/>
+          <w:szCs w:val="28"/>
+        </w:rPr>
+      </w:pPr>
+      <w:r>
+        <w:rPr>
+          <w:sz w:val="28"/>
+          <w:szCs w:val="28"/>
+        </w:rPr>
+        <w:t xml:space="preserve"># esto muestra si la </w:t>
+      </w:r>
+      <w:proofErr w:type="spellStart"/>
+      <w:r>
+        <w:rPr>
+          <w:sz w:val="28"/>
+          <w:szCs w:val="28"/>
+        </w:rPr>
+        <w:t>programacion</w:t>
+      </w:r>
+      <w:proofErr w:type="spellEnd"/>
+      <w:r>
+        <w:rPr>
+          <w:sz w:val="28"/>
+          <w:szCs w:val="28"/>
+        </w:rPr>
+        <w:t xml:space="preserve"> funciono</w:t>
+      </w:r>
+    </w:p>
+    <w:p>
+      <w:pPr>
+        <w:rPr>
+          <w:sz w:val="28"/>
+          <w:szCs w:val="28"/>
+        </w:rPr>
+      </w:pPr>
+      <w:proofErr w:type="spellStart"/>
+      <w:r>
+        <w:rPr>
+          <w:sz w:val="28"/>
+          <w:szCs w:val="28"/>
+        </w:rPr>
+        <w:t>cat</w:t>
+      </w:r>
+      <w:proofErr w:type="spellEnd"/>
+      <w:r>
+        <w:rPr>
+          <w:sz w:val="28"/>
+          <w:szCs w:val="28"/>
+        </w:rPr>
+        <w:t xml:space="preserve"> /</w:t>
+      </w:r>
+      <w:proofErr w:type="spellStart"/>
+      <w:r>
+        <w:rPr>
+          <w:sz w:val="28"/>
+          <w:szCs w:val="28"/>
+        </w:rPr>
+        <w:t>proc</w:t>
+      </w:r>
+      <w:proofErr w:type="spellEnd"/>
+      <w:r>
+        <w:rPr>
+          <w:sz w:val="28"/>
+          <w:szCs w:val="28"/>
+        </w:rPr>
+        <w:t>/driver/</w:t>
+      </w:r>
+      <w:proofErr w:type="spellStart"/>
+      <w:r>
+        <w:rPr>
+          <w:sz w:val="28"/>
+          <w:szCs w:val="28"/>
+        </w:rPr>
+        <w:t>rtc</w:t>
+      </w:r>
+      <w:proofErr w:type="spellEnd"/>
+    </w:p>
+    <w:p>
+      <w:pPr>
+        <w:rPr>
+          <w:sz w:val="28"/>
+          <w:szCs w:val="28"/>
+        </w:rPr>
+      </w:pPr>
+    </w:p>
+    <w:p>
+      <w:pPr>
+        <w:rPr>
+          <w:sz w:val="28"/>
+          <w:szCs w:val="28"/>
+        </w:rPr>
+      </w:pPr>
+      <w:r>
+        <w:rPr>
+          <w:sz w:val="28"/>
+          <w:szCs w:val="28"/>
+        </w:rPr>
+        <w:t xml:space="preserve"># cambiar token en </w:t>
+      </w:r>
+      <w:proofErr w:type="spellStart"/>
+      <w:r>
+        <w:rPr>
+          <w:sz w:val="28"/>
+          <w:szCs w:val="28"/>
+        </w:rPr>
+        <w:t>telegram</w:t>
+      </w:r>
+      <w:proofErr w:type="spellEnd"/>
+    </w:p>
+    <w:p>
+      <w:pPr>
+        <w:rPr>
+          <w:sz w:val="28"/>
+          <w:szCs w:val="28"/>
+        </w:rPr>
+      </w:pPr>
+      <w:r>
+        <w:rPr>
+          <w:sz w:val="28"/>
+          <w:szCs w:val="28"/>
+        </w:rPr>
+        <w:t>/</w:t>
+      </w:r>
+      <w:proofErr w:type="spellStart"/>
+      <w:r>
+        <w:rPr>
+          <w:sz w:val="28"/>
+          <w:szCs w:val="28"/>
+        </w:rPr>
+        <w:t>mybots</w:t>
+      </w:r>
+      <w:proofErr w:type="spellEnd"/>
+      <w:r>
+        <w:rPr>
+          <w:sz w:val="28"/>
+          <w:szCs w:val="28"/>
+        </w:rPr>
+        <w:t xml:space="preserve"> → tu </w:t>
+      </w:r>
+      <w:proofErr w:type="spellStart"/>
+      <w:r>
+        <w:rPr>
+          <w:sz w:val="28"/>
+          <w:szCs w:val="28"/>
+        </w:rPr>
+        <w:t>bot</w:t>
+      </w:r>
+      <w:proofErr w:type="spellEnd"/>
+      <w:r>
+        <w:rPr>
+          <w:sz w:val="28"/>
+          <w:szCs w:val="28"/>
+        </w:rPr>
+        <w:t xml:space="preserve"> → API Token → </w:t>
+      </w:r>
+      <w:proofErr w:type="spellStart"/>
+      <w:r>
+        <w:rPr>
+          <w:sz w:val="28"/>
+          <w:szCs w:val="28"/>
+        </w:rPr>
+        <w:t>Revoke</w:t>
+      </w:r>
+      <w:proofErr w:type="spellEnd"/>
       <w:r>
         <w:rPr>
           <w:sz w:val="28"/>
@@ -3221,53 +3826,86 @@
         </w:rPr>
         <w:t xml:space="preserve"> </w:t>
       </w:r>
-    </w:p>
-    <w:p>
-      <w:pPr>
-        <w:rPr>
-          <w:sz w:val="28"/>
-          <w:szCs w:val="28"/>
-        </w:rPr>
-      </w:pPr>
-      <w:r>
-        <w:rPr>
-          <w:sz w:val="28"/>
-          <w:szCs w:val="28"/>
-        </w:rPr>
-        <w:t>https://chromewebstore.google.com/detail/h264ify/aleakchihdccplidncghkekgioiakgal?pli=1</w:t>
-      </w:r>
-    </w:p>
-    <w:p>
-      <w:pPr>
-        <w:rPr>
-          <w:sz w:val="28"/>
-          <w:szCs w:val="28"/>
-        </w:rPr>
-      </w:pPr>
-    </w:p>
-    <w:p>
-      <w:pPr>
-        <w:rPr>
-          <w:sz w:val="28"/>
-          <w:szCs w:val="28"/>
-        </w:rPr>
-      </w:pPr>
-      <w:r>
-        <w:rPr>
-          <w:sz w:val="28"/>
-          <w:szCs w:val="28"/>
-        </w:rPr>
-        <w:t xml:space="preserve"># Prueba de apagado y encendido en 120 </w:t>
-      </w:r>
-      <w:proofErr w:type="spellStart"/>
-      <w:r>
-        <w:rPr>
-          <w:sz w:val="28"/>
-          <w:szCs w:val="28"/>
-        </w:rPr>
-        <w:t>ssegundos</w:t>
-      </w:r>
-      <w:proofErr w:type="spellEnd"/>
+      <w:proofErr w:type="spellStart"/>
+      <w:r>
+        <w:rPr>
+          <w:sz w:val="28"/>
+          <w:szCs w:val="28"/>
+        </w:rPr>
+        <w:t>current</w:t>
+      </w:r>
+      <w:proofErr w:type="spellEnd"/>
+      <w:r>
+        <w:rPr>
+          <w:sz w:val="28"/>
+          <w:szCs w:val="28"/>
+        </w:rPr>
+        <w:t xml:space="preserve"> token </w:t>
+      </w:r>
+    </w:p>
+    <w:p>
+      <w:pPr>
+        <w:rPr>
+          <w:sz w:val="28"/>
+          <w:szCs w:val="28"/>
+        </w:rPr>
+      </w:pPr>
+      <w:r>
+        <w:rPr>
+          <w:sz w:val="28"/>
+          <w:szCs w:val="28"/>
+        </w:rPr>
+        <w:t xml:space="preserve"># comando para desmontar disco externo por cualquier motivo: </w:t>
+      </w:r>
+      <w:proofErr w:type="spellStart"/>
+      <w:r>
+        <w:rPr>
+          <w:sz w:val="28"/>
+          <w:szCs w:val="28"/>
+        </w:rPr>
+        <w:t>umount</w:t>
+      </w:r>
+      <w:proofErr w:type="spellEnd"/>
+      <w:r>
+        <w:rPr>
+          <w:sz w:val="28"/>
+          <w:szCs w:val="28"/>
+        </w:rPr>
+        <w:t xml:space="preserve"> /</w:t>
+      </w:r>
+      <w:proofErr w:type="spellStart"/>
+      <w:r>
+        <w:rPr>
+          <w:sz w:val="28"/>
+          <w:szCs w:val="28"/>
+        </w:rPr>
+        <w:t>dev</w:t>
+      </w:r>
+      <w:proofErr w:type="spellEnd"/>
+      <w:r>
+        <w:rPr>
+          <w:sz w:val="28"/>
+          <w:szCs w:val="28"/>
+        </w:rPr>
+        <w:t>/</w:t>
+      </w:r>
+      <w:proofErr w:type="spellStart"/>
+      <w:r>
+        <w:rPr>
+          <w:sz w:val="28"/>
+          <w:szCs w:val="28"/>
+        </w:rPr>
+        <w:t>sdX</w:t>
+      </w:r>
+      <w:proofErr w:type="spellEnd"/>
+    </w:p>
+    <w:p>
+      <w:pPr>
+        <w:rPr>
+          <w:sz w:val="28"/>
+          <w:szCs w:val="28"/>
+        </w:rPr>
+      </w:pPr>
     </w:p>
     <w:p>
       <w:pPr>
@@ -3289,578 +3927,7 @@
           <w:sz w:val="28"/>
           <w:szCs w:val="28"/>
         </w:rPr>
-        <w:t>rtcwake</w:t>
-      </w:r>
-      <w:proofErr w:type="spellEnd"/>
-      <w:r>
-        <w:rPr>
-          <w:sz w:val="28"/>
-          <w:szCs w:val="28"/>
-        </w:rPr>
-        <w:t xml:space="preserve"> -m off -s 120 </w:t>
-      </w:r>
-    </w:p>
-    <w:p>
-      <w:pPr>
-        <w:rPr>
-          <w:sz w:val="28"/>
-          <w:szCs w:val="28"/>
-        </w:rPr>
-      </w:pPr>
-    </w:p>
-    <w:p>
-      <w:pPr>
-        <w:rPr>
-          <w:sz w:val="28"/>
-          <w:szCs w:val="28"/>
-        </w:rPr>
-      </w:pPr>
-      <w:proofErr w:type="spellStart"/>
-      <w:r>
-        <w:rPr>
-          <w:sz w:val="28"/>
-          <w:szCs w:val="28"/>
-        </w:rPr>
-        <w:t>crontab</w:t>
-      </w:r>
-      <w:proofErr w:type="spellEnd"/>
-      <w:r>
-        <w:rPr>
-          <w:sz w:val="28"/>
-          <w:szCs w:val="28"/>
-        </w:rPr>
-        <w:t xml:space="preserve"> -e</w:t>
-      </w:r>
-    </w:p>
-    <w:p>
-      <w:pPr>
-        <w:rPr>
-          <w:sz w:val="28"/>
-          <w:szCs w:val="28"/>
-        </w:rPr>
-      </w:pPr>
-      <w:r>
-        <w:rPr>
-          <w:sz w:val="28"/>
-          <w:szCs w:val="28"/>
-        </w:rPr>
-        <w:t>45 07 * * 4 /home/cucurucho/Documentos/Automatico/MantSemDebloat-iMac-Mint.sh</w:t>
-      </w:r>
-    </w:p>
-    <w:p>
-      <w:pPr>
-        <w:rPr>
-          <w:sz w:val="28"/>
-          <w:szCs w:val="28"/>
-        </w:rPr>
-      </w:pPr>
-    </w:p>
-    <w:p>
-      <w:pPr>
-        <w:rPr>
-          <w:sz w:val="28"/>
-          <w:szCs w:val="28"/>
-        </w:rPr>
-      </w:pPr>
-      <w:proofErr w:type="spellStart"/>
-      <w:r>
-        <w:rPr>
-          <w:sz w:val="28"/>
-          <w:szCs w:val="28"/>
-        </w:rPr>
-        <w:t>crontab</w:t>
-      </w:r>
-      <w:proofErr w:type="spellEnd"/>
-      <w:r>
-        <w:rPr>
-          <w:sz w:val="28"/>
-          <w:szCs w:val="28"/>
-        </w:rPr>
-        <w:t xml:space="preserve"> -l (lista la agenda de encendido) </w:t>
-      </w:r>
-    </w:p>
-    <w:p>
-      <w:pPr>
-        <w:rPr>
-          <w:sz w:val="28"/>
-          <w:szCs w:val="28"/>
-        </w:rPr>
-      </w:pPr>
-    </w:p>
-    <w:p>
-      <w:pPr>
-        <w:rPr>
-          <w:sz w:val="28"/>
-          <w:szCs w:val="28"/>
-        </w:rPr>
-      </w:pPr>
-      <w:proofErr w:type="spellStart"/>
-      <w:r>
-        <w:rPr>
-          <w:sz w:val="28"/>
-          <w:szCs w:val="28"/>
-        </w:rPr>
-        <w:t>mastermac@mastermac-</w:t>
-      </w:r>
-      <w:proofErr w:type="gramStart"/>
-      <w:r>
-        <w:rPr>
-          <w:sz w:val="28"/>
-          <w:szCs w:val="28"/>
-        </w:rPr>
-        <w:t>iMac</w:t>
-      </w:r>
-      <w:proofErr w:type="spellEnd"/>
-      <w:r>
-        <w:rPr>
-          <w:sz w:val="28"/>
-          <w:szCs w:val="28"/>
-        </w:rPr>
-        <w:t>:~</w:t>
-      </w:r>
-      <w:proofErr w:type="gramEnd"/>
-      <w:r>
-        <w:rPr>
-          <w:sz w:val="28"/>
-          <w:szCs w:val="28"/>
-        </w:rPr>
-        <w:t xml:space="preserve">$ </w:t>
-      </w:r>
-    </w:p>
-    <w:p>
-      <w:pPr>
-        <w:rPr>
-          <w:sz w:val="28"/>
-          <w:szCs w:val="28"/>
-        </w:rPr>
-      </w:pPr>
-      <w:r>
-        <w:rPr>
-          <w:sz w:val="28"/>
-          <w:szCs w:val="28"/>
-        </w:rPr>
-        <w:t>cucurucho@cucurucho-945GZM-S</w:t>
-      </w:r>
-      <w:proofErr w:type="gramStart"/>
-      <w:r>
-        <w:rPr>
-          <w:sz w:val="28"/>
-          <w:szCs w:val="28"/>
-        </w:rPr>
-        <w:t>2:~</w:t>
-      </w:r>
-      <w:proofErr w:type="gramEnd"/>
-      <w:r>
-        <w:rPr>
-          <w:sz w:val="28"/>
-          <w:szCs w:val="28"/>
-        </w:rPr>
-        <w:t xml:space="preserve">$ </w:t>
-      </w:r>
-    </w:p>
-    <w:p>
-      <w:pPr>
-        <w:rPr>
-          <w:sz w:val="28"/>
-          <w:szCs w:val="28"/>
-        </w:rPr>
-      </w:pPr>
-    </w:p>
-    <w:p>
-      <w:pPr>
-        <w:rPr>
-          <w:sz w:val="28"/>
-          <w:szCs w:val="28"/>
-        </w:rPr>
-      </w:pPr>
-      <w:r>
-        <w:rPr>
-          <w:sz w:val="28"/>
-          <w:szCs w:val="28"/>
-        </w:rPr>
-        <w:t># programar despertador pc</w:t>
-      </w:r>
-    </w:p>
-    <w:p>
-      <w:pPr>
-        <w:rPr>
-          <w:sz w:val="28"/>
-          <w:szCs w:val="28"/>
-        </w:rPr>
-      </w:pPr>
-      <w:r>
-        <w:rPr>
-          <w:sz w:val="28"/>
-          <w:szCs w:val="28"/>
-        </w:rPr>
-        <w:t xml:space="preserve">echo 0 | sudo </w:t>
-      </w:r>
-      <w:proofErr w:type="spellStart"/>
-      <w:r>
-        <w:rPr>
-          <w:sz w:val="28"/>
-          <w:szCs w:val="28"/>
-        </w:rPr>
-        <w:t>tee</w:t>
-      </w:r>
-      <w:proofErr w:type="spellEnd"/>
-      <w:r>
-        <w:rPr>
-          <w:sz w:val="28"/>
-          <w:szCs w:val="28"/>
-        </w:rPr>
-        <w:t xml:space="preserve"> /</w:t>
-      </w:r>
-      <w:proofErr w:type="spellStart"/>
-      <w:r>
-        <w:rPr>
-          <w:sz w:val="28"/>
-          <w:szCs w:val="28"/>
-        </w:rPr>
-        <w:t>sys</w:t>
-      </w:r>
-      <w:proofErr w:type="spellEnd"/>
-      <w:r>
-        <w:rPr>
-          <w:sz w:val="28"/>
-          <w:szCs w:val="28"/>
-        </w:rPr>
-        <w:t>/</w:t>
-      </w:r>
-      <w:proofErr w:type="spellStart"/>
-      <w:r>
-        <w:rPr>
-          <w:sz w:val="28"/>
-          <w:szCs w:val="28"/>
-        </w:rPr>
-        <w:t>class</w:t>
-      </w:r>
-      <w:proofErr w:type="spellEnd"/>
-      <w:r>
-        <w:rPr>
-          <w:sz w:val="28"/>
-          <w:szCs w:val="28"/>
-        </w:rPr>
-        <w:t>/</w:t>
-      </w:r>
-      <w:proofErr w:type="spellStart"/>
-      <w:r>
-        <w:rPr>
-          <w:sz w:val="28"/>
-          <w:szCs w:val="28"/>
-        </w:rPr>
-        <w:t>rtc</w:t>
-      </w:r>
-      <w:proofErr w:type="spellEnd"/>
-      <w:r>
-        <w:rPr>
-          <w:sz w:val="28"/>
-          <w:szCs w:val="28"/>
-        </w:rPr>
-        <w:t>/rtc0/</w:t>
-      </w:r>
-      <w:proofErr w:type="spellStart"/>
-      <w:r>
-        <w:rPr>
-          <w:sz w:val="28"/>
-          <w:szCs w:val="28"/>
-        </w:rPr>
-        <w:t>wakealarm</w:t>
-      </w:r>
-      <w:proofErr w:type="spellEnd"/>
-    </w:p>
-    <w:p>
-      <w:pPr>
-        <w:rPr>
-          <w:sz w:val="28"/>
-          <w:szCs w:val="28"/>
-        </w:rPr>
-      </w:pPr>
-      <w:r>
-        <w:rPr>
-          <w:sz w:val="28"/>
-          <w:szCs w:val="28"/>
-        </w:rPr>
-        <w:t>TARGET=$(date -d "</w:t>
-      </w:r>
-      <w:proofErr w:type="spellStart"/>
-      <w:r>
-        <w:rPr>
-          <w:sz w:val="28"/>
-          <w:szCs w:val="28"/>
-        </w:rPr>
-        <w:t>tomorrow</w:t>
-      </w:r>
-      <w:proofErr w:type="spellEnd"/>
-      <w:r>
-        <w:rPr>
-          <w:sz w:val="28"/>
-          <w:szCs w:val="28"/>
-        </w:rPr>
-        <w:t xml:space="preserve"> 07:30" +%s)</w:t>
-      </w:r>
-    </w:p>
-    <w:p>
-      <w:pPr>
-        <w:rPr>
-          <w:sz w:val="28"/>
-          <w:szCs w:val="28"/>
-        </w:rPr>
-      </w:pPr>
-      <w:r>
-        <w:rPr>
-          <w:sz w:val="28"/>
-          <w:szCs w:val="28"/>
-        </w:rPr>
-        <w:t xml:space="preserve">echo $TARGET | sudo </w:t>
-      </w:r>
-      <w:proofErr w:type="spellStart"/>
-      <w:r>
-        <w:rPr>
-          <w:sz w:val="28"/>
-          <w:szCs w:val="28"/>
-        </w:rPr>
-        <w:t>tee</w:t>
-      </w:r>
-      <w:proofErr w:type="spellEnd"/>
-      <w:r>
-        <w:rPr>
-          <w:sz w:val="28"/>
-          <w:szCs w:val="28"/>
-        </w:rPr>
-        <w:t xml:space="preserve"> /</w:t>
-      </w:r>
-      <w:proofErr w:type="spellStart"/>
-      <w:r>
-        <w:rPr>
-          <w:sz w:val="28"/>
-          <w:szCs w:val="28"/>
-        </w:rPr>
-        <w:t>sys</w:t>
-      </w:r>
-      <w:proofErr w:type="spellEnd"/>
-      <w:r>
-        <w:rPr>
-          <w:sz w:val="28"/>
-          <w:szCs w:val="28"/>
-        </w:rPr>
-        <w:t>/</w:t>
-      </w:r>
-      <w:proofErr w:type="spellStart"/>
-      <w:r>
-        <w:rPr>
-          <w:sz w:val="28"/>
-          <w:szCs w:val="28"/>
-        </w:rPr>
-        <w:t>class</w:t>
-      </w:r>
-      <w:proofErr w:type="spellEnd"/>
-      <w:r>
-        <w:rPr>
-          <w:sz w:val="28"/>
-          <w:szCs w:val="28"/>
-        </w:rPr>
-        <w:t>/</w:t>
-      </w:r>
-      <w:proofErr w:type="spellStart"/>
-      <w:r>
-        <w:rPr>
-          <w:sz w:val="28"/>
-          <w:szCs w:val="28"/>
-        </w:rPr>
-        <w:t>rtc</w:t>
-      </w:r>
-      <w:proofErr w:type="spellEnd"/>
-      <w:r>
-        <w:rPr>
-          <w:sz w:val="28"/>
-          <w:szCs w:val="28"/>
-        </w:rPr>
-        <w:t>/rtc0/</w:t>
-      </w:r>
-      <w:proofErr w:type="spellStart"/>
-      <w:r>
-        <w:rPr>
-          <w:sz w:val="28"/>
-          <w:szCs w:val="28"/>
-        </w:rPr>
-        <w:t>wakealarm</w:t>
-      </w:r>
-      <w:proofErr w:type="spellEnd"/>
-    </w:p>
-    <w:p>
-      <w:pPr>
-        <w:rPr>
-          <w:sz w:val="28"/>
-          <w:szCs w:val="28"/>
-        </w:rPr>
-      </w:pPr>
-    </w:p>
-    <w:p>
-      <w:pPr>
-        <w:rPr>
-          <w:sz w:val="28"/>
-          <w:szCs w:val="28"/>
-        </w:rPr>
-      </w:pPr>
-      <w:r>
-        <w:rPr>
-          <w:sz w:val="28"/>
-          <w:szCs w:val="28"/>
-        </w:rPr>
-        <w:t xml:space="preserve"># esto muestra si la </w:t>
-      </w:r>
-      <w:proofErr w:type="spellStart"/>
-      <w:r>
-        <w:rPr>
-          <w:sz w:val="28"/>
-          <w:szCs w:val="28"/>
-        </w:rPr>
-        <w:t>programacion</w:t>
-      </w:r>
-      <w:proofErr w:type="spellEnd"/>
-      <w:r>
-        <w:rPr>
-          <w:sz w:val="28"/>
-          <w:szCs w:val="28"/>
-        </w:rPr>
-        <w:t xml:space="preserve"> funciono</w:t>
-      </w:r>
-    </w:p>
-    <w:p>
-      <w:pPr>
-        <w:rPr>
-          <w:sz w:val="28"/>
-          <w:szCs w:val="28"/>
-        </w:rPr>
-      </w:pPr>
-      <w:proofErr w:type="spellStart"/>
-      <w:r>
-        <w:rPr>
-          <w:sz w:val="28"/>
-          <w:szCs w:val="28"/>
-        </w:rPr>
-        <w:t>cat</w:t>
-      </w:r>
-      <w:proofErr w:type="spellEnd"/>
-      <w:r>
-        <w:rPr>
-          <w:sz w:val="28"/>
-          <w:szCs w:val="28"/>
-        </w:rPr>
-        <w:t xml:space="preserve"> /</w:t>
-      </w:r>
-      <w:proofErr w:type="spellStart"/>
-      <w:r>
-        <w:rPr>
-          <w:sz w:val="28"/>
-          <w:szCs w:val="28"/>
-        </w:rPr>
-        <w:t>proc</w:t>
-      </w:r>
-      <w:proofErr w:type="spellEnd"/>
-      <w:r>
-        <w:rPr>
-          <w:sz w:val="28"/>
-          <w:szCs w:val="28"/>
-        </w:rPr>
-        <w:t>/driver/</w:t>
-      </w:r>
-      <w:proofErr w:type="spellStart"/>
-      <w:r>
-        <w:rPr>
-          <w:sz w:val="28"/>
-          <w:szCs w:val="28"/>
-        </w:rPr>
-        <w:t>rtc</w:t>
-      </w:r>
-      <w:proofErr w:type="spellEnd"/>
-    </w:p>
-    <w:p>
-      <w:pPr>
-        <w:rPr>
-          <w:sz w:val="28"/>
-          <w:szCs w:val="28"/>
-        </w:rPr>
-      </w:pPr>
-    </w:p>
-    <w:p>
-      <w:pPr>
-        <w:rPr>
-          <w:sz w:val="28"/>
-          <w:szCs w:val="28"/>
-        </w:rPr>
-      </w:pPr>
-      <w:r>
-        <w:rPr>
-          <w:sz w:val="28"/>
-          <w:szCs w:val="28"/>
-        </w:rPr>
-        <w:t xml:space="preserve"># cambiar token en </w:t>
-      </w:r>
-      <w:proofErr w:type="spellStart"/>
-      <w:r>
-        <w:rPr>
-          <w:sz w:val="28"/>
-          <w:szCs w:val="28"/>
-        </w:rPr>
-        <w:t>telegram</w:t>
-      </w:r>
-      <w:proofErr w:type="spellEnd"/>
-    </w:p>
-    <w:p>
-      <w:pPr>
-        <w:rPr>
-          <w:sz w:val="28"/>
-          <w:szCs w:val="28"/>
-        </w:rPr>
-      </w:pPr>
-      <w:r>
-        <w:rPr>
-          <w:sz w:val="28"/>
-          <w:szCs w:val="28"/>
-        </w:rPr>
-        <w:t>/</w:t>
-      </w:r>
-      <w:proofErr w:type="spellStart"/>
-      <w:r>
-        <w:rPr>
-          <w:sz w:val="28"/>
-          <w:szCs w:val="28"/>
-        </w:rPr>
-        <w:t>mybots</w:t>
-      </w:r>
-      <w:proofErr w:type="spellEnd"/>
-      <w:r>
-        <w:rPr>
-          <w:sz w:val="28"/>
-          <w:szCs w:val="28"/>
-        </w:rPr>
-        <w:t xml:space="preserve"> → tu </w:t>
-      </w:r>
-      <w:proofErr w:type="spellStart"/>
-      <w:r>
-        <w:rPr>
-          <w:sz w:val="28"/>
-          <w:szCs w:val="28"/>
-        </w:rPr>
-        <w:t>bot</w:t>
-      </w:r>
-      <w:proofErr w:type="spellEnd"/>
-      <w:r>
-        <w:rPr>
-          <w:sz w:val="28"/>
-          <w:szCs w:val="28"/>
-        </w:rPr>
-        <w:t xml:space="preserve"> → API Token → </w:t>
-      </w:r>
-      <w:proofErr w:type="spellStart"/>
-      <w:r>
-        <w:rPr>
-          <w:sz w:val="28"/>
-          <w:szCs w:val="28"/>
-        </w:rPr>
-        <w:t>Revoke</w:t>
+        <w:t>apt</w:t>
       </w:r>
       <w:proofErr w:type="spellEnd"/>
       <w:r>
@@ -3876,80 +3943,24 @@
           <w:sz w:val="28"/>
           <w:szCs w:val="28"/>
         </w:rPr>
-        <w:t>current</w:t>
-      </w:r>
-      <w:proofErr w:type="spellEnd"/>
-      <w:r>
-        <w:rPr>
-          <w:sz w:val="28"/>
-          <w:szCs w:val="28"/>
-        </w:rPr>
-        <w:t xml:space="preserve"> token </w:t>
-      </w:r>
-    </w:p>
-    <w:p>
-      <w:pPr>
-        <w:rPr>
-          <w:sz w:val="28"/>
-          <w:szCs w:val="28"/>
-        </w:rPr>
-      </w:pPr>
-      <w:r>
-        <w:rPr>
-          <w:sz w:val="28"/>
-          <w:szCs w:val="28"/>
-        </w:rPr>
-        <w:t xml:space="preserve"># comando para desmontar disco externo por cualquier motivo: </w:t>
-      </w:r>
-      <w:proofErr w:type="spellStart"/>
-      <w:r>
-        <w:rPr>
-          <w:sz w:val="28"/>
-          <w:szCs w:val="28"/>
-        </w:rPr>
-        <w:t>umount</w:t>
-      </w:r>
-      <w:proofErr w:type="spellEnd"/>
-      <w:r>
-        <w:rPr>
-          <w:sz w:val="28"/>
-          <w:szCs w:val="28"/>
-        </w:rPr>
-        <w:t xml:space="preserve"> /</w:t>
-      </w:r>
-      <w:proofErr w:type="spellStart"/>
-      <w:r>
-        <w:rPr>
-          <w:sz w:val="28"/>
-          <w:szCs w:val="28"/>
-        </w:rPr>
-        <w:t>dev</w:t>
-      </w:r>
-      <w:proofErr w:type="spellEnd"/>
-      <w:r>
-        <w:rPr>
-          <w:sz w:val="28"/>
-          <w:szCs w:val="28"/>
-        </w:rPr>
-        <w:t>/</w:t>
-      </w:r>
-      <w:proofErr w:type="spellStart"/>
-      <w:r>
-        <w:rPr>
-          <w:sz w:val="28"/>
-          <w:szCs w:val="28"/>
-        </w:rPr>
-        <w:t>sdX</w:t>
-      </w:r>
-      <w:proofErr w:type="spellEnd"/>
-    </w:p>
-    <w:p>
-      <w:pPr>
-        <w:rPr>
-          <w:sz w:val="28"/>
-          <w:szCs w:val="28"/>
-        </w:rPr>
-      </w:pPr>
+        <w:t>upgrade</w:t>
+      </w:r>
+      <w:proofErr w:type="spellEnd"/>
+      <w:r>
+        <w:rPr>
+          <w:sz w:val="28"/>
+          <w:szCs w:val="28"/>
+        </w:rPr>
+        <w:t xml:space="preserve"> </w:t>
+      </w:r>
+      <w:r>
+        <w:rPr>
+          <w:sz w:val="32"/>
+          <w:szCs w:val="32"/>
+          <w:lang w:val="en-US"/>
+        </w:rPr>
+        <w:t>-y</w:t>
+      </w:r>
     </w:p>
     <w:p>
       <w:pPr>
@@ -3987,7 +3998,7 @@
           <w:sz w:val="28"/>
           <w:szCs w:val="28"/>
         </w:rPr>
-        <w:t>upgrade</w:t>
+        <w:t>install</w:t>
       </w:r>
       <w:proofErr w:type="spellEnd"/>
       <w:r>
@@ -3997,6 +4008,22 @@
         </w:rPr>
         <w:t xml:space="preserve"> </w:t>
       </w:r>
+      <w:proofErr w:type="spellStart"/>
+      <w:r>
+        <w:rPr>
+          <w:sz w:val="28"/>
+          <w:szCs w:val="28"/>
+        </w:rPr>
+        <w:t>htop</w:t>
+      </w:r>
+      <w:proofErr w:type="spellEnd"/>
+      <w:r>
+        <w:rPr>
+          <w:sz w:val="28"/>
+          <w:szCs w:val="28"/>
+        </w:rPr>
+        <w:t xml:space="preserve"> </w:t>
+      </w:r>
       <w:r>
         <w:rPr>
           <w:sz w:val="32"/>
@@ -4058,7 +4085,7 @@
           <w:sz w:val="28"/>
           <w:szCs w:val="28"/>
         </w:rPr>
-        <w:t>htop</w:t>
+        <w:t>inxi</w:t>
       </w:r>
       <w:proofErr w:type="spellEnd"/>
       <w:r>
@@ -4076,106 +4103,19 @@
         </w:rPr>
         <w:t>-y</w:t>
       </w:r>
-    </w:p>
-    <w:p>
-      <w:pPr>
-        <w:rPr>
-          <w:sz w:val="28"/>
-          <w:szCs w:val="28"/>
-        </w:rPr>
-      </w:pPr>
-      <w:r>
-        <w:rPr>
-          <w:sz w:val="28"/>
-          <w:szCs w:val="28"/>
-        </w:rPr>
-        <w:t xml:space="preserve">sudo </w:t>
-      </w:r>
-      <w:proofErr w:type="spellStart"/>
-      <w:r>
-        <w:rPr>
-          <w:sz w:val="28"/>
-          <w:szCs w:val="28"/>
-        </w:rPr>
-        <w:t>apt</w:t>
-      </w:r>
-      <w:proofErr w:type="spellEnd"/>
-      <w:r>
-        <w:rPr>
-          <w:sz w:val="28"/>
-          <w:szCs w:val="28"/>
-        </w:rPr>
-        <w:t xml:space="preserve"> </w:t>
-      </w:r>
-      <w:proofErr w:type="spellStart"/>
-      <w:r>
-        <w:rPr>
-          <w:sz w:val="28"/>
-          <w:szCs w:val="28"/>
-        </w:rPr>
-        <w:t>install</w:t>
-      </w:r>
-      <w:proofErr w:type="spellEnd"/>
-      <w:r>
-        <w:rPr>
-          <w:sz w:val="28"/>
-          <w:szCs w:val="28"/>
-        </w:rPr>
-        <w:t xml:space="preserve"> </w:t>
-      </w:r>
-      <w:proofErr w:type="spellStart"/>
-      <w:r>
-        <w:rPr>
-          <w:sz w:val="28"/>
-          <w:szCs w:val="28"/>
-        </w:rPr>
-        <w:t>inxi</w:t>
-      </w:r>
-      <w:proofErr w:type="spellEnd"/>
-      <w:r>
-        <w:rPr>
-          <w:sz w:val="28"/>
-          <w:szCs w:val="28"/>
-        </w:rPr>
-        <w:t xml:space="preserve"> </w:t>
-      </w:r>
-      <w:r>
-        <w:rPr>
-          <w:sz w:val="32"/>
-          <w:szCs w:val="32"/>
-          <w:lang w:val="en-US"/>
-        </w:rPr>
-        <w:t>-y</w:t>
-      </w:r>
-      <w:r>
-        <w:rPr>
-          <w:sz w:val="28"/>
-          <w:szCs w:val="28"/>
-        </w:rPr>
-        <w:t xml:space="preserve"> </w:t>
-      </w:r>
-      <w:proofErr w:type="gramStart"/>
-      <w:r>
-        <w:rPr>
-          <w:sz w:val="28"/>
-          <w:szCs w:val="28"/>
-        </w:rPr>
-        <w:t xml:space="preserve">   </w:t>
-      </w:r>
-      <w:r>
-        <w:rPr>
-          <w:sz w:val="28"/>
-          <w:szCs w:val="28"/>
-        </w:rPr>
-        <w:t>(</w:t>
-      </w:r>
-      <w:proofErr w:type="gramEnd"/>
-      <w:r>
-        <w:rPr>
-          <w:sz w:val="28"/>
-          <w:szCs w:val="28"/>
-        </w:rPr>
-        <w:t xml:space="preserve">reemplaza </w:t>
+      <w:r>
+        <w:rPr>
+          <w:sz w:val="28"/>
+          <w:szCs w:val="28"/>
+        </w:rPr>
+        <w:t xml:space="preserve">    </w:t>
+      </w:r>
+      <w:r>
+        <w:rPr>
+          <w:sz w:val="28"/>
+          <w:szCs w:val="28"/>
+        </w:rPr>
+        <w:t xml:space="preserve">(reemplaza </w:t>
       </w:r>
       <w:proofErr w:type="spellStart"/>
       <w:r>
@@ -4929,23 +4869,13 @@
         <w:t xml:space="preserve"> </w:t>
       </w:r>
       <w:proofErr w:type="spellStart"/>
-      <w:proofErr w:type="gramStart"/>
-      <w:r>
-        <w:rPr>
-          <w:sz w:val="32"/>
-          <w:szCs w:val="32"/>
-          <w:lang w:val="en-US"/>
-        </w:rPr>
-        <w:t>org.chromium</w:t>
-      </w:r>
-      <w:proofErr w:type="gramEnd"/>
-      <w:r>
-        <w:rPr>
-          <w:sz w:val="32"/>
-          <w:szCs w:val="32"/>
-          <w:lang w:val="en-US"/>
-        </w:rPr>
-        <w:t>.Chromium</w:t>
+      <w:r>
+        <w:rPr>
+          <w:sz w:val="32"/>
+          <w:szCs w:val="32"/>
+          <w:lang w:val="en-US"/>
+        </w:rPr>
+        <w:t>org.chromium.Chromium</w:t>
       </w:r>
       <w:proofErr w:type="spellEnd"/>
     </w:p>
@@ -5009,23 +4939,13 @@
         <w:t xml:space="preserve"> </w:t>
       </w:r>
       <w:proofErr w:type="spellStart"/>
-      <w:proofErr w:type="gramStart"/>
-      <w:r>
-        <w:rPr>
-          <w:sz w:val="32"/>
-          <w:szCs w:val="32"/>
-          <w:lang w:val="en-US"/>
-        </w:rPr>
-        <w:t>io.github</w:t>
-      </w:r>
-      <w:proofErr w:type="gramEnd"/>
-      <w:r>
-        <w:rPr>
-          <w:sz w:val="32"/>
-          <w:szCs w:val="32"/>
-          <w:lang w:val="en-US"/>
-        </w:rPr>
-        <w:t>.mimbrero.WhatsAppDesktop</w:t>
+      <w:r>
+        <w:rPr>
+          <w:sz w:val="32"/>
+          <w:szCs w:val="32"/>
+          <w:lang w:val="en-US"/>
+        </w:rPr>
+        <w:t>io.github.mimbrero.WhatsAppDesktop</w:t>
       </w:r>
       <w:proofErr w:type="spellEnd"/>
     </w:p>
@@ -5089,23 +5009,13 @@
         <w:t xml:space="preserve"> </w:t>
       </w:r>
       <w:proofErr w:type="spellStart"/>
-      <w:proofErr w:type="gramStart"/>
-      <w:r>
-        <w:rPr>
-          <w:sz w:val="32"/>
-          <w:szCs w:val="32"/>
-          <w:lang w:val="en-US"/>
-        </w:rPr>
-        <w:t>us.zoom</w:t>
-      </w:r>
-      <w:proofErr w:type="gramEnd"/>
-      <w:r>
-        <w:rPr>
-          <w:sz w:val="32"/>
-          <w:szCs w:val="32"/>
-          <w:lang w:val="en-US"/>
-        </w:rPr>
-        <w:t>.Zoom</w:t>
+      <w:r>
+        <w:rPr>
+          <w:sz w:val="32"/>
+          <w:szCs w:val="32"/>
+          <w:lang w:val="en-US"/>
+        </w:rPr>
+        <w:t>us.zoom.Zoom</w:t>
       </w:r>
       <w:proofErr w:type="spellEnd"/>
       <w:r>
@@ -5247,23 +5157,13 @@
         <w:t xml:space="preserve"> </w:t>
       </w:r>
       <w:proofErr w:type="spellStart"/>
-      <w:proofErr w:type="gramStart"/>
-      <w:r>
-        <w:rPr>
-          <w:sz w:val="32"/>
-          <w:szCs w:val="32"/>
-          <w:lang w:val="en-US"/>
-        </w:rPr>
-        <w:t>com.rustdesk</w:t>
-      </w:r>
-      <w:proofErr w:type="gramEnd"/>
-      <w:r>
-        <w:rPr>
-          <w:sz w:val="32"/>
-          <w:szCs w:val="32"/>
-          <w:lang w:val="en-US"/>
-        </w:rPr>
-        <w:t>.RustDesk</w:t>
+      <w:r>
+        <w:rPr>
+          <w:sz w:val="32"/>
+          <w:szCs w:val="32"/>
+          <w:lang w:val="en-US"/>
+        </w:rPr>
+        <w:t>com.rustdesk.RustDesk</w:t>
       </w:r>
       <w:proofErr w:type="spellEnd"/>
     </w:p>
@@ -5327,23 +5227,13 @@
         <w:t xml:space="preserve"> </w:t>
       </w:r>
       <w:proofErr w:type="spellStart"/>
-      <w:proofErr w:type="gramStart"/>
-      <w:r>
-        <w:rPr>
-          <w:sz w:val="32"/>
-          <w:szCs w:val="32"/>
-          <w:lang w:val="en-US"/>
-        </w:rPr>
-        <w:t>io.github</w:t>
-      </w:r>
-      <w:proofErr w:type="gramEnd"/>
-      <w:r>
-        <w:rPr>
-          <w:sz w:val="32"/>
-          <w:szCs w:val="32"/>
-          <w:lang w:val="en-US"/>
-        </w:rPr>
-        <w:t>.webcamoid.Webcamoid</w:t>
+      <w:r>
+        <w:rPr>
+          <w:sz w:val="32"/>
+          <w:szCs w:val="32"/>
+          <w:lang w:val="en-US"/>
+        </w:rPr>
+        <w:t>io.github.webcamoid.Webcamoid</w:t>
       </w:r>
       <w:proofErr w:type="spellEnd"/>
     </w:p>
@@ -5407,23 +5297,13 @@
         <w:t xml:space="preserve"> </w:t>
       </w:r>
       <w:proofErr w:type="spellStart"/>
-      <w:proofErr w:type="gramStart"/>
-      <w:r>
-        <w:rPr>
-          <w:sz w:val="32"/>
-          <w:szCs w:val="32"/>
-          <w:lang w:val="en-US"/>
-        </w:rPr>
-        <w:t>nz.mega</w:t>
-      </w:r>
-      <w:proofErr w:type="gramEnd"/>
-      <w:r>
-        <w:rPr>
-          <w:sz w:val="32"/>
-          <w:szCs w:val="32"/>
-          <w:lang w:val="en-US"/>
-        </w:rPr>
-        <w:t>.MEGAsync</w:t>
+      <w:r>
+        <w:rPr>
+          <w:sz w:val="32"/>
+          <w:szCs w:val="32"/>
+          <w:lang w:val="en-US"/>
+        </w:rPr>
+        <w:t>nz.mega.MEGAsync</w:t>
       </w:r>
       <w:proofErr w:type="spellEnd"/>
       <w:r>
@@ -5495,23 +5375,13 @@
         <w:t xml:space="preserve"> </w:t>
       </w:r>
       <w:proofErr w:type="spellStart"/>
-      <w:proofErr w:type="gramStart"/>
-      <w:r>
-        <w:rPr>
-          <w:sz w:val="32"/>
-          <w:szCs w:val="32"/>
-          <w:lang w:val="en-US"/>
-        </w:rPr>
-        <w:t>org.speed</w:t>
-      </w:r>
-      <w:proofErr w:type="gramEnd"/>
-      <w:r>
-        <w:rPr>
-          <w:sz w:val="32"/>
-          <w:szCs w:val="32"/>
-          <w:lang w:val="en-US"/>
-        </w:rPr>
-        <w:t>_dreams.SpeedDreams</w:t>
+      <w:r>
+        <w:rPr>
+          <w:sz w:val="32"/>
+          <w:szCs w:val="32"/>
+          <w:lang w:val="en-US"/>
+        </w:rPr>
+        <w:t>org.speed_dreams.SpeedDreams</w:t>
       </w:r>
       <w:proofErr w:type="spellEnd"/>
     </w:p>
@@ -6059,23 +5929,7 @@
           <w:sz w:val="32"/>
           <w:szCs w:val="32"/>
         </w:rPr>
-        <w:t xml:space="preserve"> </w:t>
-      </w:r>
-      <w:proofErr w:type="gramStart"/>
-      <w:r>
-        <w:rPr>
-          <w:sz w:val="32"/>
-          <w:szCs w:val="32"/>
-        </w:rPr>
-        <w:t xml:space="preserve">   (</w:t>
-      </w:r>
-      <w:proofErr w:type="gramEnd"/>
-      <w:r>
-        <w:rPr>
-          <w:sz w:val="32"/>
-          <w:szCs w:val="32"/>
-        </w:rPr>
-        <w:t xml:space="preserve">muestra </w:t>
+        <w:t xml:space="preserve">    (muestra </w:t>
       </w:r>
       <w:proofErr w:type="spellStart"/>
       <w:r>
@@ -6253,7 +6107,6 @@
         </w:rPr>
         <w:t xml:space="preserve">preferencias / </w:t>
       </w:r>
-      <w:proofErr w:type="gramStart"/>
       <w:r>
         <w:rPr>
           <w:sz w:val="32"/>
@@ -6266,15 +6119,7 @@
           <w:sz w:val="32"/>
           <w:szCs w:val="32"/>
         </w:rPr>
-        <w:t xml:space="preserve"> /</w:t>
-      </w:r>
-      <w:proofErr w:type="gramEnd"/>
-      <w:r>
-        <w:rPr>
-          <w:sz w:val="32"/>
-          <w:szCs w:val="32"/>
-        </w:rPr>
-        <w:t xml:space="preserve"> </w:t>
+        <w:t xml:space="preserve"> / </w:t>
       </w:r>
       <w:r>
         <w:rPr>
@@ -6306,25 +6151,7 @@
           <w:szCs w:val="32"/>
           <w:lang w:val="es-ES"/>
         </w:rPr>
-        <w:t xml:space="preserve">uración + Equipo + Carpeta personal + </w:t>
-      </w:r>
-      <w:proofErr w:type="gramStart"/>
-      <w:r>
-        <w:rPr>
-          <w:sz w:val="32"/>
-          <w:szCs w:val="32"/>
-          <w:lang w:val="es-ES"/>
-        </w:rPr>
-        <w:t>Papelera )</w:t>
-      </w:r>
-      <w:proofErr w:type="gramEnd"/>
-      <w:r>
-        <w:rPr>
-          <w:sz w:val="32"/>
-          <w:szCs w:val="32"/>
-          <w:lang w:val="es-ES"/>
-        </w:rPr>
-        <w:t xml:space="preserve"> </w:t>
+        <w:t xml:space="preserve">uración + Equipo + Carpeta personal + Papelera ) </w:t>
       </w:r>
     </w:p>
     <w:p>
@@ -6935,7 +6762,6 @@
         <w:t>/</w:t>
       </w:r>
       <w:proofErr w:type="spellStart"/>
-      <w:proofErr w:type="gramStart"/>
       <w:r>
         <w:rPr>
           <w:rStyle w:val="CdigoHTML"/>
@@ -6946,7 +6772,6 @@
         <w:t>cron.d</w:t>
       </w:r>
       <w:proofErr w:type="spellEnd"/>
-      <w:proofErr w:type="gramEnd"/>
       <w:r>
         <w:rPr>
           <w:rStyle w:val="CdigoHTML"/>
@@ -10014,7 +9839,6 @@
         <w:t xml:space="preserve"> </w:t>
       </w:r>
       <w:proofErr w:type="spellStart"/>
-      <w:proofErr w:type="gramStart"/>
       <w:r>
         <w:rPr>
           <w:rFonts w:ascii="Bahnschrift SemiLight SemiConde" w:hAnsi="Bahnschrift SemiLight SemiConde"/>
@@ -10022,17 +9846,69 @@
           <w:szCs w:val="28"/>
           <w:lang w:val="en-US"/>
         </w:rPr>
-        <w:t>io.github</w:t>
-      </w:r>
-      <w:proofErr w:type="gramEnd"/>
-      <w:r>
+        <w:t>io.github.mimbrero.WhatsAppDesktop</w:t>
+      </w:r>
+      <w:proofErr w:type="spellEnd"/>
+    </w:p>
+    <w:p>
+      <w:pPr>
+        <w:spacing w:after="0"/>
         <w:rPr>
           <w:rFonts w:ascii="Bahnschrift SemiLight SemiConde" w:hAnsi="Bahnschrift SemiLight SemiConde"/>
           <w:sz w:val="28"/>
           <w:szCs w:val="28"/>
           <w:lang w:val="en-US"/>
         </w:rPr>
-        <w:t>.mimbrero.WhatsAppDesktop</w:t>
+      </w:pPr>
+      <w:proofErr w:type="spellStart"/>
+      <w:r>
+        <w:rPr>
+          <w:rFonts w:ascii="Bahnschrift SemiLight SemiConde" w:hAnsi="Bahnschrift SemiLight SemiConde"/>
+          <w:sz w:val="28"/>
+          <w:szCs w:val="28"/>
+          <w:lang w:val="en-US"/>
+        </w:rPr>
+        <w:t>flatpak</w:t>
+      </w:r>
+      <w:proofErr w:type="spellEnd"/>
+      <w:r>
+        <w:rPr>
+          <w:rFonts w:ascii="Bahnschrift SemiLight SemiConde" w:hAnsi="Bahnschrift SemiLight SemiConde"/>
+          <w:sz w:val="28"/>
+          <w:szCs w:val="28"/>
+          <w:lang w:val="en-US"/>
+        </w:rPr>
+        <w:t xml:space="preserve"> install </w:t>
+      </w:r>
+      <w:proofErr w:type="spellStart"/>
+      <w:r>
+        <w:rPr>
+          <w:rFonts w:ascii="Bahnschrift SemiLight SemiConde" w:hAnsi="Bahnschrift SemiLight SemiConde"/>
+          <w:sz w:val="28"/>
+          <w:szCs w:val="28"/>
+          <w:lang w:val="en-US"/>
+        </w:rPr>
+        <w:t>flathub</w:t>
+      </w:r>
+      <w:proofErr w:type="spellEnd"/>
+      <w:r>
+        <w:rPr>
+          <w:rFonts w:ascii="Bahnschrift SemiLight SemiConde" w:hAnsi="Bahnschrift SemiLight SemiConde"/>
+          <w:sz w:val="28"/>
+          <w:szCs w:val="28"/>
+          <w:lang w:val="en-US"/>
+        </w:rPr>
+        <w:t xml:space="preserve"> </w:t>
+      </w:r>
+      <w:proofErr w:type="spellStart"/>
+      <w:r>
+        <w:rPr>
+          <w:rFonts w:ascii="Bahnschrift SemiLight SemiConde" w:hAnsi="Bahnschrift SemiLight SemiConde"/>
+          <w:sz w:val="28"/>
+          <w:szCs w:val="28"/>
+          <w:lang w:val="en-US"/>
+        </w:rPr>
+        <w:t>us.zoom.Zoom</w:t>
       </w:r>
       <w:proofErr w:type="spellEnd"/>
     </w:p>
@@ -10087,7 +9963,6 @@
         <w:t xml:space="preserve"> </w:t>
       </w:r>
       <w:proofErr w:type="spellStart"/>
-      <w:proofErr w:type="gramStart"/>
       <w:r>
         <w:rPr>
           <w:rFonts w:ascii="Bahnschrift SemiLight SemiConde" w:hAnsi="Bahnschrift SemiLight SemiConde"/>
@@ -10095,36 +9970,81 @@
           <w:szCs w:val="28"/>
           <w:lang w:val="en-US"/>
         </w:rPr>
-        <w:t>us.zoom</w:t>
-      </w:r>
-      <w:proofErr w:type="gramEnd"/>
-      <w:r>
+        <w:t>org.videolan.VLC</w:t>
+      </w:r>
+      <w:proofErr w:type="spellEnd"/>
+    </w:p>
+    <w:p>
+      <w:pPr>
+        <w:spacing w:after="0"/>
+        <w:rPr>
+          <w:sz w:val="32"/>
+          <w:szCs w:val="32"/>
+          <w:lang w:val="en-US"/>
+        </w:rPr>
+      </w:pPr>
+      <w:proofErr w:type="spellStart"/>
+      <w:r>
+        <w:rPr>
+          <w:sz w:val="32"/>
+          <w:szCs w:val="32"/>
+          <w:lang w:val="en-US"/>
+        </w:rPr>
+        <w:t>flatpak</w:t>
+      </w:r>
+      <w:proofErr w:type="spellEnd"/>
+      <w:r>
+        <w:rPr>
+          <w:sz w:val="32"/>
+          <w:szCs w:val="32"/>
+          <w:lang w:val="en-US"/>
+        </w:rPr>
+        <w:t xml:space="preserve"> install </w:t>
+      </w:r>
+      <w:proofErr w:type="spellStart"/>
+      <w:r>
+        <w:rPr>
+          <w:sz w:val="32"/>
+          <w:szCs w:val="32"/>
+          <w:lang w:val="en-US"/>
+        </w:rPr>
+        <w:t>flathub</w:t>
+      </w:r>
+      <w:proofErr w:type="spellEnd"/>
+      <w:r>
+        <w:rPr>
+          <w:sz w:val="32"/>
+          <w:szCs w:val="32"/>
+          <w:lang w:val="en-US"/>
+        </w:rPr>
+        <w:t xml:space="preserve"> </w:t>
+      </w:r>
+      <w:proofErr w:type="spellStart"/>
+      <w:r>
+        <w:rPr>
+          <w:sz w:val="32"/>
+          <w:szCs w:val="32"/>
+          <w:lang w:val="en-US"/>
+        </w:rPr>
+        <w:t>com.anydesk.Anydesk</w:t>
+      </w:r>
+      <w:proofErr w:type="spellEnd"/>
+    </w:p>
+    <w:p>
+      <w:pPr>
+        <w:spacing w:after="0"/>
         <w:rPr>
           <w:rFonts w:ascii="Bahnschrift SemiLight SemiConde" w:hAnsi="Bahnschrift SemiLight SemiConde"/>
           <w:sz w:val="28"/>
           <w:szCs w:val="28"/>
           <w:lang w:val="en-US"/>
         </w:rPr>
-        <w:t>.Zoom</w:t>
-      </w:r>
-      <w:proofErr w:type="spellEnd"/>
-    </w:p>
-    <w:p>
-      <w:pPr>
-        <w:spacing w:after="0"/>
-        <w:rPr>
-          <w:rFonts w:ascii="Bahnschrift SemiLight SemiConde" w:hAnsi="Bahnschrift SemiLight SemiConde"/>
-          <w:sz w:val="28"/>
-          <w:szCs w:val="28"/>
-          <w:lang w:val="en-US"/>
-        </w:rPr>
-      </w:pPr>
-      <w:proofErr w:type="spellStart"/>
-      <w:r>
-        <w:rPr>
-          <w:rFonts w:ascii="Bahnschrift SemiLight SemiConde" w:hAnsi="Bahnschrift SemiLight SemiConde"/>
-          <w:sz w:val="28"/>
-          <w:szCs w:val="28"/>
+      </w:pPr>
+      <w:proofErr w:type="spellStart"/>
+      <w:r>
+        <w:rPr>
+          <w:sz w:val="32"/>
+          <w:szCs w:val="32"/>
           <w:lang w:val="en-US"/>
         </w:rPr>
         <w:t>flatpak</w:t>
@@ -10132,9 +10052,8 @@
       <w:proofErr w:type="spellEnd"/>
       <w:r>
         <w:rPr>
-          <w:rFonts w:ascii="Bahnschrift SemiLight SemiConde" w:hAnsi="Bahnschrift SemiLight SemiConde"/>
-          <w:sz w:val="28"/>
-          <w:szCs w:val="28"/>
+          <w:sz w:val="32"/>
+          <w:szCs w:val="32"/>
           <w:lang w:val="en-US"/>
         </w:rPr>
         <w:t xml:space="preserve"> install </w:t>
@@ -10142,9 +10061,8 @@
       <w:proofErr w:type="spellStart"/>
       <w:r>
         <w:rPr>
-          <w:rFonts w:ascii="Bahnschrift SemiLight SemiConde" w:hAnsi="Bahnschrift SemiLight SemiConde"/>
-          <w:sz w:val="28"/>
-          <w:szCs w:val="28"/>
+          <w:sz w:val="32"/>
+          <w:szCs w:val="32"/>
           <w:lang w:val="en-US"/>
         </w:rPr>
         <w:t>flathub</w:t>
@@ -10152,9 +10070,8 @@
       <w:proofErr w:type="spellEnd"/>
       <w:r>
         <w:rPr>
-          <w:rFonts w:ascii="Bahnschrift SemiLight SemiConde" w:hAnsi="Bahnschrift SemiLight SemiConde"/>
-          <w:sz w:val="28"/>
-          <w:szCs w:val="28"/>
+          <w:sz w:val="32"/>
+          <w:szCs w:val="32"/>
           <w:lang w:val="en-US"/>
         </w:rPr>
         <w:t xml:space="preserve"> </w:t>
@@ -10162,145 +10079,11 @@
       <w:proofErr w:type="spellStart"/>
       <w:r>
         <w:rPr>
-          <w:rFonts w:ascii="Bahnschrift SemiLight SemiConde" w:hAnsi="Bahnschrift SemiLight SemiConde"/>
-          <w:sz w:val="28"/>
-          <w:szCs w:val="28"/>
-          <w:lang w:val="en-US"/>
-        </w:rPr>
-        <w:t>org.videolan.VLC</w:t>
-      </w:r>
-      <w:proofErr w:type="spellEnd"/>
-    </w:p>
-    <w:p>
-      <w:pPr>
-        <w:spacing w:after="0"/>
-        <w:rPr>
-          <w:sz w:val="32"/>
-          <w:szCs w:val="32"/>
-          <w:lang w:val="en-US"/>
-        </w:rPr>
-      </w:pPr>
-      <w:proofErr w:type="spellStart"/>
-      <w:r>
-        <w:rPr>
-          <w:sz w:val="32"/>
-          <w:szCs w:val="32"/>
-          <w:lang w:val="en-US"/>
-        </w:rPr>
-        <w:t>flatpak</w:t>
-      </w:r>
-      <w:proofErr w:type="spellEnd"/>
-      <w:r>
-        <w:rPr>
-          <w:sz w:val="32"/>
-          <w:szCs w:val="32"/>
-          <w:lang w:val="en-US"/>
-        </w:rPr>
-        <w:t xml:space="preserve"> install </w:t>
-      </w:r>
-      <w:proofErr w:type="spellStart"/>
-      <w:r>
-        <w:rPr>
-          <w:sz w:val="32"/>
-          <w:szCs w:val="32"/>
-          <w:lang w:val="en-US"/>
-        </w:rPr>
-        <w:t>flathub</w:t>
-      </w:r>
-      <w:proofErr w:type="spellEnd"/>
-      <w:r>
-        <w:rPr>
-          <w:sz w:val="32"/>
-          <w:szCs w:val="32"/>
-          <w:lang w:val="en-US"/>
-        </w:rPr>
-        <w:t xml:space="preserve"> </w:t>
-      </w:r>
-      <w:proofErr w:type="spellStart"/>
-      <w:proofErr w:type="gramStart"/>
-      <w:r>
-        <w:rPr>
-          <w:sz w:val="32"/>
-          <w:szCs w:val="32"/>
-          <w:lang w:val="en-US"/>
-        </w:rPr>
-        <w:t>com.anydesk</w:t>
-      </w:r>
-      <w:proofErr w:type="gramEnd"/>
-      <w:r>
-        <w:rPr>
-          <w:sz w:val="32"/>
-          <w:szCs w:val="32"/>
-          <w:lang w:val="en-US"/>
-        </w:rPr>
-        <w:t>.Anydesk</w:t>
-      </w:r>
-      <w:proofErr w:type="spellEnd"/>
-    </w:p>
-    <w:p>
-      <w:pPr>
-        <w:spacing w:after="0"/>
-        <w:rPr>
-          <w:rFonts w:ascii="Bahnschrift SemiLight SemiConde" w:hAnsi="Bahnschrift SemiLight SemiConde"/>
-          <w:sz w:val="28"/>
-          <w:szCs w:val="28"/>
-          <w:lang w:val="en-US"/>
-        </w:rPr>
-      </w:pPr>
-      <w:proofErr w:type="spellStart"/>
-      <w:r>
-        <w:rPr>
-          <w:sz w:val="32"/>
-          <w:szCs w:val="32"/>
-          <w:lang w:val="en-US"/>
-        </w:rPr>
-        <w:t>flatpak</w:t>
-      </w:r>
-      <w:proofErr w:type="spellEnd"/>
-      <w:r>
-        <w:rPr>
-          <w:sz w:val="32"/>
-          <w:szCs w:val="32"/>
-          <w:lang w:val="en-US"/>
-        </w:rPr>
-        <w:t xml:space="preserve"> install </w:t>
-      </w:r>
-      <w:proofErr w:type="spellStart"/>
-      <w:r>
-        <w:rPr>
-          <w:sz w:val="32"/>
-          <w:szCs w:val="32"/>
-          <w:lang w:val="en-US"/>
-        </w:rPr>
-        <w:t>flathub</w:t>
-      </w:r>
-      <w:proofErr w:type="spellEnd"/>
-      <w:r>
-        <w:rPr>
-          <w:sz w:val="32"/>
-          <w:szCs w:val="32"/>
-          <w:lang w:val="en-US"/>
-        </w:rPr>
-        <w:t xml:space="preserve"> </w:t>
-      </w:r>
-      <w:proofErr w:type="spellStart"/>
-      <w:proofErr w:type="gramStart"/>
-      <w:r>
-        <w:rPr>
-          <w:sz w:val="32"/>
-          <w:szCs w:val="32"/>
-          <w:lang w:val="en-US"/>
-        </w:rPr>
-        <w:t>org.speed</w:t>
-      </w:r>
-      <w:proofErr w:type="gramEnd"/>
-      <w:r>
-        <w:rPr>
-          <w:sz w:val="32"/>
-          <w:szCs w:val="32"/>
-          <w:lang w:val="en-US"/>
-        </w:rPr>
-        <w:t>_dreams.SpeedDreams</w:t>
+          <w:sz w:val="32"/>
+          <w:szCs w:val="32"/>
+          <w:lang w:val="en-US"/>
+        </w:rPr>
+        <w:t>org.speed_dreams.SpeedDreams</w:t>
       </w:r>
       <w:proofErr w:type="spellEnd"/>
     </w:p>
@@ -10593,31 +10376,7 @@
           <w:szCs w:val="28"/>
           <w:lang w:val="en-US"/>
         </w:rPr>
-        <w:t xml:space="preserve">     </w:t>
-      </w:r>
-      <w:proofErr w:type="gramStart"/>
-      <w:r>
-        <w:rPr>
-          <w:rFonts w:ascii="Bahnschrift SemiLight SemiConde" w:hAnsi="Bahnschrift SemiLight SemiConde"/>
-          <w:i/>
-          <w:iCs/>
-          <w:sz w:val="28"/>
-          <w:szCs w:val="28"/>
-          <w:lang w:val="en-US"/>
-        </w:rPr>
-        <w:t xml:space="preserve">   (</w:t>
-      </w:r>
-      <w:proofErr w:type="gramEnd"/>
-      <w:r>
-        <w:rPr>
-          <w:rFonts w:ascii="Bahnschrift SemiLight SemiConde" w:hAnsi="Bahnschrift SemiLight SemiConde"/>
-          <w:i/>
-          <w:iCs/>
-          <w:sz w:val="28"/>
-          <w:szCs w:val="28"/>
-          <w:lang w:val="en-US"/>
-        </w:rPr>
-        <w:t>o libappindicator1 ?)</w:t>
+        <w:t xml:space="preserve">        (o libappindicator1 ?)</w:t>
       </w:r>
     </w:p>
     <w:p>
@@ -12292,21 +12051,12 @@
           <w:szCs w:val="28"/>
         </w:rPr>
       </w:pPr>
-      <w:proofErr w:type="gramStart"/>
-      <w:r>
-        <w:rPr>
-          <w:sz w:val="28"/>
-          <w:szCs w:val="28"/>
-        </w:rPr>
-        <w:t>#!/</w:t>
-      </w:r>
-      <w:proofErr w:type="gramEnd"/>
-      <w:r>
-        <w:rPr>
-          <w:sz w:val="28"/>
-          <w:szCs w:val="28"/>
-        </w:rPr>
-        <w:t>bin/bash</w:t>
+      <w:r>
+        <w:rPr>
+          <w:sz w:val="28"/>
+          <w:szCs w:val="28"/>
+        </w:rPr>
+        <w:t>#!/bin/bash</w:t>
       </w:r>
     </w:p>
     <w:p>
@@ -12516,23 +12266,7 @@
           <w:sz w:val="28"/>
           <w:szCs w:val="28"/>
         </w:rPr>
-        <w:t xml:space="preserve"> Detectando sensores (esto puede tardar un </w:t>
-      </w:r>
-      <w:proofErr w:type="gramStart"/>
-      <w:r>
-        <w:rPr>
-          <w:sz w:val="28"/>
-          <w:szCs w:val="28"/>
-        </w:rPr>
-        <w:t>poquito)...</w:t>
-      </w:r>
-      <w:proofErr w:type="gramEnd"/>
-      <w:r>
-        <w:rPr>
-          <w:sz w:val="28"/>
-          <w:szCs w:val="28"/>
-        </w:rPr>
-        <w:t>"</w:t>
+        <w:t xml:space="preserve"> Detectando sensores (esto puede tardar un poquito)..."</w:t>
       </w:r>
     </w:p>
     <w:p>
@@ -12675,23 +12409,7 @@
           <w:sz w:val="28"/>
           <w:szCs w:val="28"/>
         </w:rPr>
-        <w:t xml:space="preserve"> [ -z "$AVAILABLE</w:t>
-      </w:r>
-      <w:proofErr w:type="gramStart"/>
-      <w:r>
-        <w:rPr>
-          <w:sz w:val="28"/>
-          <w:szCs w:val="28"/>
-        </w:rPr>
-        <w:t>" ]</w:t>
-      </w:r>
-      <w:proofErr w:type="gramEnd"/>
-      <w:r>
-        <w:rPr>
-          <w:sz w:val="28"/>
-          <w:szCs w:val="28"/>
-        </w:rPr>
-        <w:t xml:space="preserve">; </w:t>
+        <w:t xml:space="preserve"> [ -z "$AVAILABLE" ]; </w:t>
       </w:r>
       <w:proofErr w:type="spellStart"/>
       <w:r>
@@ -13426,7 +13144,6 @@
         <w:t>After=multi-</w:t>
       </w:r>
       <w:proofErr w:type="spellStart"/>
-      <w:proofErr w:type="gramStart"/>
       <w:r>
         <w:rPr>
           <w:sz w:val="28"/>
@@ -13436,7 +13153,6 @@
         <w:t>user.target</w:t>
       </w:r>
       <w:proofErr w:type="spellEnd"/>
-      <w:proofErr w:type="gramEnd"/>
     </w:p>
     <w:p>
       <w:pPr>
@@ -13614,7 +13330,6 @@
         <w:t>=multi-</w:t>
       </w:r>
       <w:proofErr w:type="spellStart"/>
-      <w:proofErr w:type="gramStart"/>
       <w:r>
         <w:rPr>
           <w:sz w:val="28"/>
@@ -13624,7 +13339,6 @@
         <w:t>user.target</w:t>
       </w:r>
       <w:proofErr w:type="spellEnd"/>
-      <w:proofErr w:type="gramEnd"/>
     </w:p>
     <w:p>
       <w:pPr>
@@ -13778,19 +13492,9 @@
           <w:szCs w:val="28"/>
           <w:lang w:val="en-US"/>
         </w:rPr>
-        <w:t>cpufreq-</w:t>
-      </w:r>
-      <w:proofErr w:type="gramStart"/>
-      <w:r>
-        <w:rPr>
-          <w:sz w:val="28"/>
-          <w:szCs w:val="28"/>
-          <w:lang w:val="en-US"/>
-        </w:rPr>
-        <w:t>custom.service</w:t>
-      </w:r>
-      <w:proofErr w:type="spellEnd"/>
-      <w:proofErr w:type="gramEnd"/>
+        <w:t>cpufreq-custom.service</w:t>
+      </w:r>
+      <w:proofErr w:type="spellEnd"/>
     </w:p>
     <w:p>
       <w:pPr>
@@ -13844,19 +13548,9 @@
           <w:szCs w:val="28"/>
           <w:lang w:val="en-US"/>
         </w:rPr>
-        <w:t>cpufreq-</w:t>
-      </w:r>
-      <w:proofErr w:type="gramStart"/>
-      <w:r>
-        <w:rPr>
-          <w:sz w:val="28"/>
-          <w:szCs w:val="28"/>
-          <w:lang w:val="en-US"/>
-        </w:rPr>
-        <w:t>custom.service</w:t>
-      </w:r>
-      <w:proofErr w:type="spellEnd"/>
-      <w:proofErr w:type="gramEnd"/>
+        <w:t>cpufreq-custom.service</w:t>
+      </w:r>
+      <w:proofErr w:type="spellEnd"/>
     </w:p>
     <w:p>
       <w:pPr>
@@ -16052,6 +15746,7 @@
   <w:style w:type="paragraph" w:default="1" w:styleId="Normal">
     <w:name w:val="Normal"/>
     <w:qFormat/>
+    <w:rsid w:val="001065D8"/>
   </w:style>
   <w:style w:type="paragraph" w:styleId="Ttulo2">
     <w:name w:val="heading 2"/>

--- a/LINUX Comandos pacman para Linux.docx
+++ b/LINUX Comandos pacman para Linux.docx
@@ -1002,6 +1002,51 @@
           <w:sz w:val="28"/>
           <w:szCs w:val="28"/>
         </w:rPr>
+        <w:t xml:space="preserve"> +x</w:t>
+      </w:r>
+      <w:r>
+        <w:rPr>
+          <w:sz w:val="28"/>
+          <w:szCs w:val="28"/>
+        </w:rPr>
+        <w:t xml:space="preserve"> </w:t>
+      </w:r>
+      <w:r>
+        <w:rPr>
+          <w:sz w:val="28"/>
+          <w:szCs w:val="28"/>
+        </w:rPr>
+        <w:t>~/Documentos/Automatico/</w:t>
+      </w:r>
+      <w:r>
+        <w:rPr>
+          <w:sz w:val="28"/>
+          <w:szCs w:val="28"/>
+        </w:rPr>
+        <w:t>coretemp.sh</w:t>
+      </w:r>
+    </w:p>
+    <w:p>
+      <w:pPr>
+        <w:rPr>
+          <w:sz w:val="28"/>
+          <w:szCs w:val="28"/>
+        </w:rPr>
+      </w:pPr>
+      <w:proofErr w:type="spellStart"/>
+      <w:r>
+        <w:rPr>
+          <w:sz w:val="28"/>
+          <w:szCs w:val="28"/>
+        </w:rPr>
+        <w:t>chmod</w:t>
+      </w:r>
+      <w:proofErr w:type="spellEnd"/>
+      <w:r>
+        <w:rPr>
+          <w:sz w:val="28"/>
+          <w:szCs w:val="28"/>
+        </w:rPr>
         <w:t xml:space="preserve"> +x ~/Documentos/Automatico/</w:t>
       </w:r>
       <w:r>
@@ -1048,30 +1093,6 @@
           <w:szCs w:val="28"/>
         </w:rPr>
         <w:t>fondos.sh</w:t>
-      </w:r>
-    </w:p>
-    <w:p>
-      <w:pPr>
-        <w:rPr>
-          <w:sz w:val="28"/>
-          <w:szCs w:val="28"/>
-        </w:rPr>
-      </w:pPr>
-      <w:proofErr w:type="spellStart"/>
-      <w:r>
-        <w:rPr>
-          <w:sz w:val="28"/>
-          <w:szCs w:val="28"/>
-        </w:rPr>
-        <w:t>chmod</w:t>
-      </w:r>
-      <w:proofErr w:type="spellEnd"/>
-      <w:r>
-        <w:rPr>
-          <w:sz w:val="28"/>
-          <w:szCs w:val="28"/>
-        </w:rPr>
-        <w:t xml:space="preserve"> +x ~/Documentos/Automatico/InstallAppsAutomatico-Linux.sh</w:t>
       </w:r>
     </w:p>
     <w:p>
@@ -1096,6 +1117,30 @@
           <w:sz w:val="28"/>
           <w:szCs w:val="28"/>
         </w:rPr>
+        <w:t xml:space="preserve"> +x ~/Documentos/Automatico/InstallAppsAutomatico-Linux.sh</w:t>
+      </w:r>
+    </w:p>
+    <w:p>
+      <w:pPr>
+        <w:rPr>
+          <w:sz w:val="28"/>
+          <w:szCs w:val="28"/>
+        </w:rPr>
+      </w:pPr>
+      <w:proofErr w:type="spellStart"/>
+      <w:r>
+        <w:rPr>
+          <w:sz w:val="28"/>
+          <w:szCs w:val="28"/>
+        </w:rPr>
+        <w:t>chmod</w:t>
+      </w:r>
+      <w:proofErr w:type="spellEnd"/>
+      <w:r>
+        <w:rPr>
+          <w:sz w:val="28"/>
+          <w:szCs w:val="28"/>
+        </w:rPr>
         <w:t xml:space="preserve"> +x ~/Documentos/Automatico/SimilCPU-Z-Old-Machine-Lx.sh</w:t>
       </w:r>
     </w:p>
@@ -1168,6 +1213,344 @@
           <w:szCs w:val="28"/>
         </w:rPr>
       </w:pPr>
+    </w:p>
+    <w:p>
+      <w:pPr>
+        <w:rPr>
+          <w:sz w:val="28"/>
+          <w:szCs w:val="28"/>
+        </w:rPr>
+      </w:pPr>
+    </w:p>
+    <w:p>
+      <w:pPr>
+        <w:rPr>
+          <w:sz w:val="28"/>
+          <w:szCs w:val="28"/>
+        </w:rPr>
+      </w:pPr>
+      <w:r>
+        <w:rPr>
+          <w:sz w:val="28"/>
+          <w:szCs w:val="28"/>
+        </w:rPr>
+        <w:t>~/Documentos/Automatico/InstallAppsAutomatico-Linux.sh</w:t>
+      </w:r>
+    </w:p>
+    <w:p>
+      <w:pPr>
+        <w:rPr>
+          <w:sz w:val="28"/>
+          <w:szCs w:val="28"/>
+        </w:rPr>
+      </w:pPr>
+      <w:r>
+        <w:rPr>
+          <w:sz w:val="28"/>
+          <w:szCs w:val="28"/>
+        </w:rPr>
+        <w:t>~/Documentos/Automatico/</w:t>
+      </w:r>
+      <w:r>
+        <w:rPr>
+          <w:sz w:val="28"/>
+          <w:szCs w:val="28"/>
+        </w:rPr>
+        <w:t>descarga-automatico.sh</w:t>
+      </w:r>
+    </w:p>
+    <w:p>
+      <w:pPr>
+        <w:rPr>
+          <w:sz w:val="28"/>
+          <w:szCs w:val="28"/>
+        </w:rPr>
+      </w:pPr>
+      <w:r>
+        <w:rPr>
+          <w:sz w:val="28"/>
+          <w:szCs w:val="28"/>
+        </w:rPr>
+        <w:t>~/Documentos/Automatico/SimilCPU-Z-Old-Machine-Lx.sh</w:t>
+      </w:r>
+    </w:p>
+    <w:p>
+      <w:pPr>
+        <w:rPr>
+          <w:sz w:val="28"/>
+          <w:szCs w:val="28"/>
+        </w:rPr>
+      </w:pPr>
+      <w:r>
+        <w:rPr>
+          <w:sz w:val="28"/>
+          <w:szCs w:val="28"/>
+        </w:rPr>
+        <w:t xml:space="preserve">sudo </w:t>
+      </w:r>
+      <w:r>
+        <w:rPr>
+          <w:sz w:val="28"/>
+          <w:szCs w:val="28"/>
+        </w:rPr>
+        <w:t>~/Documentos/Automatico/Turbo-Chromium.sh</w:t>
+      </w:r>
+    </w:p>
+    <w:p>
+      <w:pPr>
+        <w:rPr>
+          <w:sz w:val="28"/>
+          <w:szCs w:val="28"/>
+        </w:rPr>
+      </w:pPr>
+      <w:r>
+        <w:rPr>
+          <w:sz w:val="28"/>
+          <w:szCs w:val="28"/>
+        </w:rPr>
+        <w:t>~/Documentos/Automatico/MantSemDebloat-iMac-Mint.sh</w:t>
+      </w:r>
+    </w:p>
+    <w:p>
+      <w:pPr>
+        <w:rPr>
+          <w:sz w:val="28"/>
+          <w:szCs w:val="28"/>
+          <w:u w:val="single"/>
+        </w:rPr>
+      </w:pPr>
+      <w:r>
+        <w:rPr>
+          <w:sz w:val="28"/>
+          <w:szCs w:val="28"/>
+        </w:rPr>
+        <w:t>~/Documentos/Automatico/</w:t>
+      </w:r>
+      <w:r>
+        <w:rPr>
+          <w:sz w:val="28"/>
+          <w:szCs w:val="28"/>
+        </w:rPr>
+        <w:t>coretemp.sh</w:t>
+      </w:r>
+    </w:p>
+    <w:p>
+      <w:pPr>
+        <w:rPr>
+          <w:sz w:val="28"/>
+          <w:szCs w:val="28"/>
+        </w:rPr>
+      </w:pPr>
+      <w:r>
+        <w:rPr>
+          <w:sz w:val="28"/>
+          <w:szCs w:val="28"/>
+        </w:rPr>
+        <w:t>O</w:t>
+      </w:r>
+    </w:p>
+    <w:p>
+      <w:pPr>
+        <w:rPr>
+          <w:sz w:val="28"/>
+          <w:szCs w:val="28"/>
+        </w:rPr>
+      </w:pPr>
+      <w:proofErr w:type="spellStart"/>
+      <w:r>
+        <w:rPr>
+          <w:sz w:val="28"/>
+          <w:szCs w:val="28"/>
+        </w:rPr>
+        <w:t>bash</w:t>
+      </w:r>
+      <w:proofErr w:type="spellEnd"/>
+      <w:r>
+        <w:rPr>
+          <w:sz w:val="28"/>
+          <w:szCs w:val="28"/>
+        </w:rPr>
+        <w:t xml:space="preserve"> ~/Documentos/Automatico/InstallAppsAutomatico-Linux.sh</w:t>
+      </w:r>
+    </w:p>
+    <w:p>
+      <w:pPr>
+        <w:rPr>
+          <w:sz w:val="28"/>
+          <w:szCs w:val="28"/>
+        </w:rPr>
+      </w:pPr>
+      <w:r>
+        <w:rPr>
+          <w:sz w:val="28"/>
+          <w:szCs w:val="28"/>
+        </w:rPr>
+        <w:t>=============================================================================</w:t>
+      </w:r>
+    </w:p>
+    <w:p>
+      <w:pPr>
+        <w:rPr>
+          <w:b/>
+          <w:bCs/>
+          <w:sz w:val="28"/>
+          <w:szCs w:val="28"/>
+          <w:u w:val="single"/>
+        </w:rPr>
+      </w:pPr>
+      <w:r>
+        <w:rPr>
+          <w:b/>
+          <w:bCs/>
+          <w:sz w:val="28"/>
+          <w:szCs w:val="28"/>
+          <w:u w:val="single"/>
+        </w:rPr>
+        <w:t>C</w:t>
+      </w:r>
+      <w:r>
+        <w:rPr>
+          <w:b/>
+          <w:bCs/>
+          <w:sz w:val="28"/>
+          <w:szCs w:val="28"/>
+          <w:u w:val="single"/>
+        </w:rPr>
+        <w:t xml:space="preserve">omienzo </w:t>
+      </w:r>
+      <w:r>
+        <w:rPr>
+          <w:b/>
+          <w:bCs/>
+          <w:sz w:val="28"/>
+          <w:szCs w:val="28"/>
+          <w:u w:val="single"/>
+        </w:rPr>
+        <w:t xml:space="preserve">de </w:t>
+      </w:r>
+      <w:r>
+        <w:rPr>
+          <w:b/>
+          <w:bCs/>
+          <w:sz w:val="28"/>
+          <w:szCs w:val="28"/>
+          <w:u w:val="single"/>
+        </w:rPr>
+        <w:t>todo</w:t>
+      </w:r>
+      <w:r>
+        <w:rPr>
+          <w:b/>
+          <w:bCs/>
+          <w:sz w:val="28"/>
+          <w:szCs w:val="28"/>
+          <w:u w:val="single"/>
+        </w:rPr>
+        <w:t>:</w:t>
+      </w:r>
+      <w:r>
+        <w:rPr>
+          <w:b/>
+          <w:bCs/>
+          <w:sz w:val="28"/>
+          <w:szCs w:val="28"/>
+          <w:u w:val="single"/>
+        </w:rPr>
+        <w:t xml:space="preserve"> Paso con </w:t>
+      </w:r>
+      <w:proofErr w:type="spellStart"/>
+      <w:r>
+        <w:rPr>
+          <w:b/>
+          <w:bCs/>
+          <w:sz w:val="28"/>
+          <w:szCs w:val="28"/>
+          <w:u w:val="single"/>
+        </w:rPr>
+        <w:t>Kde</w:t>
+      </w:r>
+      <w:proofErr w:type="spellEnd"/>
+      <w:r>
+        <w:rPr>
+          <w:b/>
+          <w:bCs/>
+          <w:sz w:val="28"/>
+          <w:szCs w:val="28"/>
+          <w:u w:val="single"/>
+        </w:rPr>
+        <w:t xml:space="preserve"> </w:t>
+      </w:r>
+      <w:proofErr w:type="spellStart"/>
+      <w:r>
+        <w:rPr>
+          <w:b/>
+          <w:bCs/>
+          <w:sz w:val="28"/>
+          <w:szCs w:val="28"/>
+          <w:u w:val="single"/>
+        </w:rPr>
+        <w:t>Connect</w:t>
+      </w:r>
+      <w:proofErr w:type="spellEnd"/>
+      <w:r>
+        <w:rPr>
+          <w:b/>
+          <w:bCs/>
+          <w:sz w:val="28"/>
+          <w:szCs w:val="28"/>
+          <w:u w:val="single"/>
+        </w:rPr>
+        <w:t xml:space="preserve"> el script.</w:t>
+      </w:r>
+    </w:p>
+    <w:p>
+      <w:pPr>
+        <w:rPr>
+          <w:b/>
+          <w:bCs/>
+          <w:sz w:val="28"/>
+          <w:szCs w:val="28"/>
+          <w:u w:val="single"/>
+        </w:rPr>
+      </w:pPr>
+      <w:r>
+        <w:rPr>
+          <w:b/>
+          <w:bCs/>
+          <w:sz w:val="28"/>
+          <w:szCs w:val="28"/>
+          <w:u w:val="single"/>
+        </w:rPr>
+        <w:t>Autorizo d</w:t>
+      </w:r>
+      <w:r>
+        <w:rPr>
+          <w:b/>
+          <w:bCs/>
+          <w:sz w:val="28"/>
+          <w:szCs w:val="28"/>
+          <w:u w:val="single"/>
+        </w:rPr>
+        <w:t xml:space="preserve">escarga-automatico.sh </w:t>
+      </w:r>
+      <w:r>
+        <w:rPr>
+          <w:b/>
+          <w:bCs/>
+          <w:sz w:val="28"/>
+          <w:szCs w:val="28"/>
+          <w:u w:val="single"/>
+        </w:rPr>
+        <w:t>en Descargas</w:t>
+      </w:r>
+    </w:p>
+    <w:p>
+      <w:pPr>
+        <w:rPr>
+          <w:sz w:val="28"/>
+          <w:szCs w:val="28"/>
+        </w:rPr>
+      </w:pPr>
       <w:proofErr w:type="spellStart"/>
       <w:r>
         <w:rPr>
@@ -1182,32 +1565,37 @@
           <w:sz w:val="28"/>
           <w:szCs w:val="28"/>
         </w:rPr>
-        <w:t xml:space="preserve"> +x ~/Documentos/Automatico/MantSemDebloat-iMac-Mint.sh</w:t>
-      </w:r>
-    </w:p>
-    <w:p>
-      <w:pPr>
-        <w:rPr>
-          <w:sz w:val="28"/>
-          <w:szCs w:val="28"/>
-        </w:rPr>
-      </w:pPr>
-      <w:proofErr w:type="spellStart"/>
-      <w:r>
-        <w:rPr>
-          <w:sz w:val="28"/>
-          <w:szCs w:val="28"/>
-        </w:rPr>
-        <w:t>chmod</w:t>
-      </w:r>
-      <w:proofErr w:type="spellEnd"/>
-      <w:r>
-        <w:rPr>
-          <w:sz w:val="28"/>
-          <w:szCs w:val="28"/>
-        </w:rPr>
-        <w:t xml:space="preserve"> +x</w:t>
-      </w:r>
+        <w:t xml:space="preserve"> +x ~/D</w:t>
+      </w:r>
+      <w:r>
+        <w:rPr>
+          <w:sz w:val="28"/>
+          <w:szCs w:val="28"/>
+        </w:rPr>
+        <w:t>escarga</w:t>
+      </w:r>
+      <w:r>
+        <w:rPr>
+          <w:sz w:val="28"/>
+          <w:szCs w:val="28"/>
+        </w:rPr>
+        <w:t>s/</w:t>
+      </w:r>
+      <w:r>
+        <w:rPr>
+          <w:sz w:val="28"/>
+          <w:szCs w:val="28"/>
+        </w:rPr>
+        <w:t>descarga-automatico.sh</w:t>
+      </w:r>
+    </w:p>
+    <w:p>
+      <w:pPr>
+        <w:rPr>
+          <w:sz w:val="28"/>
+          <w:szCs w:val="28"/>
+        </w:rPr>
+      </w:pPr>
       <w:r>
         <w:rPr>
           <w:sz w:val="28"/>
@@ -1220,52 +1608,50 @@
           <w:sz w:val="28"/>
           <w:szCs w:val="28"/>
         </w:rPr>
-        <w:t>~/Documentos/Automatico/</w:t>
-      </w:r>
-      <w:r>
-        <w:rPr>
-          <w:sz w:val="28"/>
-          <w:szCs w:val="28"/>
-        </w:rPr>
-        <w:t>coretemp.sh</w:t>
-      </w:r>
-    </w:p>
-    <w:p>
-      <w:pPr>
-        <w:rPr>
-          <w:sz w:val="28"/>
-          <w:szCs w:val="28"/>
-        </w:rPr>
-      </w:pPr>
-    </w:p>
-    <w:p>
-      <w:pPr>
-        <w:rPr>
-          <w:sz w:val="28"/>
-          <w:szCs w:val="28"/>
-        </w:rPr>
-      </w:pPr>
-      <w:r>
-        <w:rPr>
-          <w:sz w:val="28"/>
-          <w:szCs w:val="28"/>
-        </w:rPr>
-        <w:t>~/Documentos/Automatico/InstallAppsAutomatico-Linux.sh</w:t>
-      </w:r>
-    </w:p>
-    <w:p>
-      <w:pPr>
-        <w:rPr>
-          <w:sz w:val="28"/>
-          <w:szCs w:val="28"/>
-        </w:rPr>
-      </w:pPr>
-      <w:r>
-        <w:rPr>
-          <w:sz w:val="28"/>
-          <w:szCs w:val="28"/>
-        </w:rPr>
-        <w:t>~/Documentos/Automatico/</w:t>
+        <w:t xml:space="preserve">Ejecuto desde </w:t>
+      </w:r>
+      <w:r>
+        <w:rPr>
+          <w:sz w:val="28"/>
+          <w:szCs w:val="28"/>
+        </w:rPr>
+        <w:t>D</w:t>
+      </w:r>
+      <w:r>
+        <w:rPr>
+          <w:sz w:val="28"/>
+          <w:szCs w:val="28"/>
+        </w:rPr>
+        <w:t>escargas</w:t>
+      </w:r>
+    </w:p>
+    <w:p>
+      <w:pPr>
+        <w:rPr>
+          <w:sz w:val="28"/>
+          <w:szCs w:val="28"/>
+        </w:rPr>
+      </w:pPr>
+      <w:r>
+        <w:rPr>
+          <w:sz w:val="28"/>
+          <w:szCs w:val="28"/>
+        </w:rPr>
+        <w:t>~/D</w:t>
+      </w:r>
+      <w:r>
+        <w:rPr>
+          <w:sz w:val="28"/>
+          <w:szCs w:val="28"/>
+        </w:rPr>
+        <w:t>escarga</w:t>
+      </w:r>
+      <w:r>
+        <w:rPr>
+          <w:sz w:val="28"/>
+          <w:szCs w:val="28"/>
+        </w:rPr>
+        <w:t>s/</w:t>
       </w:r>
       <w:r>
         <w:rPr>
@@ -1274,366 +1660,44 @@
         </w:rPr>
         <w:t>descarga-automatico.sh</w:t>
       </w:r>
-    </w:p>
-    <w:p>
-      <w:pPr>
-        <w:rPr>
-          <w:sz w:val="28"/>
-          <w:szCs w:val="28"/>
-        </w:rPr>
-      </w:pPr>
-      <w:r>
-        <w:rPr>
-          <w:sz w:val="28"/>
-          <w:szCs w:val="28"/>
-        </w:rPr>
-        <w:t>~/Documentos/Automatico/SimilCPU-Z-Old-Machine-Lx.sh</w:t>
-      </w:r>
-    </w:p>
-    <w:p>
-      <w:pPr>
-        <w:rPr>
-          <w:sz w:val="28"/>
-          <w:szCs w:val="28"/>
-        </w:rPr>
-      </w:pPr>
-      <w:r>
-        <w:rPr>
-          <w:sz w:val="28"/>
-          <w:szCs w:val="28"/>
-        </w:rPr>
-        <w:t>~/Documentos/Automatico/Turbo-Chromium.sh</w:t>
-      </w:r>
-    </w:p>
-    <w:p>
-      <w:pPr>
-        <w:rPr>
-          <w:sz w:val="28"/>
-          <w:szCs w:val="28"/>
-        </w:rPr>
-      </w:pPr>
-      <w:r>
-        <w:rPr>
-          <w:sz w:val="28"/>
-          <w:szCs w:val="28"/>
-        </w:rPr>
-        <w:t>~/Documentos/Automatico/MantSemDebloat-iMac-Mint.sh</w:t>
-      </w:r>
-    </w:p>
-    <w:p>
-      <w:pPr>
-        <w:rPr>
-          <w:sz w:val="28"/>
-          <w:szCs w:val="28"/>
-          <w:u w:val="single"/>
-        </w:rPr>
-      </w:pPr>
-      <w:r>
-        <w:rPr>
-          <w:sz w:val="28"/>
-          <w:szCs w:val="28"/>
-        </w:rPr>
-        <w:t>~/Documentos/Automatico/</w:t>
-      </w:r>
-      <w:r>
-        <w:rPr>
-          <w:sz w:val="28"/>
-          <w:szCs w:val="28"/>
-        </w:rPr>
-        <w:t>coretemp.sh</w:t>
-      </w:r>
-    </w:p>
-    <w:p>
-      <w:pPr>
-        <w:rPr>
-          <w:sz w:val="28"/>
-          <w:szCs w:val="28"/>
-        </w:rPr>
-      </w:pPr>
-      <w:r>
-        <w:rPr>
-          <w:sz w:val="28"/>
-          <w:szCs w:val="28"/>
-        </w:rPr>
-        <w:t>O</w:t>
-      </w:r>
-    </w:p>
-    <w:p>
-      <w:pPr>
-        <w:rPr>
-          <w:sz w:val="28"/>
-          <w:szCs w:val="28"/>
-        </w:rPr>
-      </w:pPr>
-      <w:proofErr w:type="spellStart"/>
-      <w:r>
-        <w:rPr>
-          <w:sz w:val="28"/>
-          <w:szCs w:val="28"/>
-        </w:rPr>
-        <w:t>bash</w:t>
-      </w:r>
-      <w:proofErr w:type="spellEnd"/>
-      <w:r>
-        <w:rPr>
-          <w:sz w:val="28"/>
-          <w:szCs w:val="28"/>
-        </w:rPr>
-        <w:t xml:space="preserve"> ~/Documentos/Automatico/InstallAppsAutomatico-Linux.sh</w:t>
-      </w:r>
-    </w:p>
-    <w:p>
-      <w:pPr>
-        <w:rPr>
-          <w:sz w:val="28"/>
-          <w:szCs w:val="28"/>
-        </w:rPr>
-      </w:pPr>
-      <w:r>
-        <w:rPr>
-          <w:sz w:val="28"/>
-          <w:szCs w:val="28"/>
-        </w:rPr>
-        <w:t>=============================================================================</w:t>
-      </w:r>
-    </w:p>
-    <w:p>
-      <w:pPr>
-        <w:rPr>
-          <w:b/>
-          <w:bCs/>
-          <w:sz w:val="28"/>
-          <w:szCs w:val="28"/>
-          <w:u w:val="single"/>
-        </w:rPr>
-      </w:pPr>
-      <w:r>
-        <w:rPr>
-          <w:b/>
-          <w:bCs/>
-          <w:sz w:val="28"/>
-          <w:szCs w:val="28"/>
-          <w:u w:val="single"/>
-        </w:rPr>
-        <w:t>C</w:t>
-      </w:r>
-      <w:r>
-        <w:rPr>
-          <w:b/>
-          <w:bCs/>
-          <w:sz w:val="28"/>
-          <w:szCs w:val="28"/>
-          <w:u w:val="single"/>
-        </w:rPr>
-        <w:t>omienzo todo</w:t>
-      </w:r>
-      <w:r>
-        <w:rPr>
-          <w:b/>
-          <w:bCs/>
-          <w:sz w:val="28"/>
-          <w:szCs w:val="28"/>
-          <w:u w:val="single"/>
-        </w:rPr>
-        <w:t>:</w:t>
-      </w:r>
-      <w:r>
-        <w:rPr>
-          <w:b/>
-          <w:bCs/>
-          <w:sz w:val="28"/>
-          <w:szCs w:val="28"/>
-          <w:u w:val="single"/>
-        </w:rPr>
-        <w:t xml:space="preserve"> Paso con </w:t>
-      </w:r>
-      <w:proofErr w:type="spellStart"/>
-      <w:r>
-        <w:rPr>
-          <w:b/>
-          <w:bCs/>
-          <w:sz w:val="28"/>
-          <w:szCs w:val="28"/>
-          <w:u w:val="single"/>
-        </w:rPr>
-        <w:t>Kde</w:t>
-      </w:r>
-      <w:proofErr w:type="spellEnd"/>
-      <w:r>
-        <w:rPr>
-          <w:b/>
-          <w:bCs/>
-          <w:sz w:val="28"/>
-          <w:szCs w:val="28"/>
-          <w:u w:val="single"/>
-        </w:rPr>
-        <w:t xml:space="preserve"> </w:t>
-      </w:r>
-      <w:proofErr w:type="spellStart"/>
-      <w:r>
-        <w:rPr>
-          <w:b/>
-          <w:bCs/>
-          <w:sz w:val="28"/>
-          <w:szCs w:val="28"/>
-          <w:u w:val="single"/>
-        </w:rPr>
-        <w:t>Connect</w:t>
-      </w:r>
-      <w:proofErr w:type="spellEnd"/>
-      <w:r>
-        <w:rPr>
-          <w:b/>
-          <w:bCs/>
-          <w:sz w:val="28"/>
-          <w:szCs w:val="28"/>
-          <w:u w:val="single"/>
-        </w:rPr>
-        <w:t xml:space="preserve"> el script.</w:t>
-      </w:r>
-    </w:p>
-    <w:p>
-      <w:pPr>
-        <w:rPr>
-          <w:b/>
-          <w:bCs/>
-          <w:sz w:val="28"/>
-          <w:szCs w:val="28"/>
-          <w:u w:val="single"/>
-        </w:rPr>
-      </w:pPr>
-      <w:r>
-        <w:rPr>
-          <w:b/>
-          <w:bCs/>
-          <w:sz w:val="28"/>
-          <w:szCs w:val="28"/>
-          <w:u w:val="single"/>
-        </w:rPr>
-        <w:t>Autorizo d</w:t>
-      </w:r>
-      <w:r>
-        <w:rPr>
-          <w:b/>
-          <w:bCs/>
-          <w:sz w:val="28"/>
-          <w:szCs w:val="28"/>
-          <w:u w:val="single"/>
-        </w:rPr>
-        <w:t xml:space="preserve">escarga-automatico.sh </w:t>
-      </w:r>
-      <w:r>
-        <w:rPr>
-          <w:b/>
-          <w:bCs/>
-          <w:sz w:val="28"/>
-          <w:szCs w:val="28"/>
-          <w:u w:val="single"/>
-        </w:rPr>
-        <w:t>en Descargas</w:t>
-      </w:r>
-    </w:p>
-    <w:p>
-      <w:pPr>
-        <w:rPr>
-          <w:sz w:val="28"/>
-          <w:szCs w:val="28"/>
-        </w:rPr>
-      </w:pPr>
-      <w:proofErr w:type="spellStart"/>
-      <w:r>
-        <w:rPr>
-          <w:sz w:val="28"/>
-          <w:szCs w:val="28"/>
-        </w:rPr>
-        <w:t>chmod</w:t>
-      </w:r>
-      <w:proofErr w:type="spellEnd"/>
-      <w:r>
-        <w:rPr>
-          <w:sz w:val="28"/>
-          <w:szCs w:val="28"/>
-        </w:rPr>
-        <w:t xml:space="preserve"> +x ~/D</w:t>
-      </w:r>
-      <w:r>
-        <w:rPr>
-          <w:sz w:val="28"/>
-          <w:szCs w:val="28"/>
-        </w:rPr>
-        <w:t>escarga</w:t>
-      </w:r>
-      <w:r>
-        <w:rPr>
-          <w:sz w:val="28"/>
-          <w:szCs w:val="28"/>
-        </w:rPr>
-        <w:t>s/</w:t>
-      </w:r>
-      <w:r>
-        <w:rPr>
-          <w:sz w:val="28"/>
-          <w:szCs w:val="28"/>
-        </w:rPr>
-        <w:t>descarga-automatico.sh</w:t>
-      </w:r>
-    </w:p>
-    <w:p>
-      <w:pPr>
-        <w:rPr>
-          <w:sz w:val="28"/>
-          <w:szCs w:val="28"/>
-        </w:rPr>
-      </w:pPr>
-      <w:r>
-        <w:rPr>
-          <w:sz w:val="28"/>
-          <w:szCs w:val="28"/>
-        </w:rPr>
-        <w:t xml:space="preserve"> </w:t>
-      </w:r>
-      <w:r>
-        <w:rPr>
-          <w:sz w:val="28"/>
-          <w:szCs w:val="28"/>
-        </w:rPr>
-        <w:t>Ejecuto desde descargas</w:t>
-      </w:r>
-    </w:p>
-    <w:p>
-      <w:pPr>
-        <w:rPr>
-          <w:sz w:val="28"/>
-          <w:szCs w:val="28"/>
-        </w:rPr>
-      </w:pPr>
-      <w:r>
-        <w:rPr>
-          <w:sz w:val="28"/>
-          <w:szCs w:val="28"/>
-        </w:rPr>
-        <w:t>~/D</w:t>
-      </w:r>
-      <w:r>
-        <w:rPr>
-          <w:sz w:val="28"/>
-          <w:szCs w:val="28"/>
-        </w:rPr>
-        <w:t>escarga</w:t>
-      </w:r>
-      <w:r>
-        <w:rPr>
-          <w:sz w:val="28"/>
-          <w:szCs w:val="28"/>
-        </w:rPr>
-        <w:t>s/</w:t>
-      </w:r>
-      <w:r>
-        <w:rPr>
-          <w:sz w:val="28"/>
-          <w:szCs w:val="28"/>
-        </w:rPr>
-        <w:t>descarga-automatico.sh</w:t>
+      <w:r>
+        <w:rPr>
+          <w:sz w:val="28"/>
+          <w:szCs w:val="28"/>
+        </w:rPr>
+        <w:t xml:space="preserve"> // luego el script borra </w:t>
+      </w:r>
+      <w:proofErr w:type="spellStart"/>
+      <w:r>
+        <w:rPr>
+          <w:sz w:val="28"/>
+          <w:szCs w:val="28"/>
+        </w:rPr>
+        <w:t>el</w:t>
+      </w:r>
+      <w:proofErr w:type="spellEnd"/>
+      <w:r>
+        <w:rPr>
+          <w:sz w:val="28"/>
+          <w:szCs w:val="28"/>
+        </w:rPr>
+        <w:t xml:space="preserve"> .</w:t>
+      </w:r>
+      <w:proofErr w:type="spellStart"/>
+      <w:r>
+        <w:rPr>
+          <w:sz w:val="28"/>
+          <w:szCs w:val="28"/>
+        </w:rPr>
+        <w:t>sh</w:t>
+      </w:r>
+      <w:proofErr w:type="spellEnd"/>
+      <w:r>
+        <w:rPr>
+          <w:sz w:val="28"/>
+          <w:szCs w:val="28"/>
+        </w:rPr>
+        <w:t xml:space="preserve"> de Descargas</w:t>
       </w:r>
     </w:p>
     <w:p>
@@ -3061,6 +3125,3704 @@
         </w:rPr>
         <w:t>=============================================================================</w:t>
       </w:r>
+      <w:r>
+        <w:rPr>
+          <w:sz w:val="28"/>
+          <w:szCs w:val="28"/>
+        </w:rPr>
+        <w:t xml:space="preserve"> </w:t>
+      </w:r>
+    </w:p>
+    <w:p>
+      <w:pPr>
+        <w:rPr>
+          <w:sz w:val="28"/>
+          <w:szCs w:val="28"/>
+        </w:rPr>
+      </w:pPr>
+      <w:r>
+        <w:rPr>
+          <w:sz w:val="28"/>
+          <w:szCs w:val="28"/>
+        </w:rPr>
+        <w:t xml:space="preserve">SONIDO AL INICIO DE LINUX MINT: </w:t>
+      </w:r>
+    </w:p>
+    <w:p>
+      <w:pPr>
+        <w:rPr>
+          <w:sz w:val="28"/>
+          <w:szCs w:val="28"/>
+        </w:rPr>
+      </w:pPr>
+      <w:r>
+        <w:rPr>
+          <w:sz w:val="28"/>
+          <w:szCs w:val="28"/>
+        </w:rPr>
+        <w:t># 9. Sonido de Inicio MATE</w:t>
+      </w:r>
+    </w:p>
+    <w:p>
+      <w:pPr>
+        <w:rPr>
+          <w:sz w:val="28"/>
+          <w:szCs w:val="28"/>
+        </w:rPr>
+      </w:pPr>
+      <w:r>
+        <w:rPr>
+          <w:sz w:val="28"/>
+          <w:szCs w:val="28"/>
+        </w:rPr>
+        <w:t>echo "--- Configurando Sonido de Inicio ---"</w:t>
+      </w:r>
+    </w:p>
+    <w:p>
+      <w:pPr>
+        <w:rPr>
+          <w:sz w:val="28"/>
+          <w:szCs w:val="28"/>
+        </w:rPr>
+      </w:pPr>
+      <w:proofErr w:type="spellStart"/>
+      <w:r>
+        <w:rPr>
+          <w:sz w:val="28"/>
+          <w:szCs w:val="28"/>
+        </w:rPr>
+        <w:t>mkdir</w:t>
+      </w:r>
+      <w:proofErr w:type="spellEnd"/>
+      <w:r>
+        <w:rPr>
+          <w:sz w:val="28"/>
+          <w:szCs w:val="28"/>
+        </w:rPr>
+        <w:t xml:space="preserve"> -p ~/.</w:t>
+      </w:r>
+      <w:proofErr w:type="spellStart"/>
+      <w:r>
+        <w:rPr>
+          <w:sz w:val="28"/>
+          <w:szCs w:val="28"/>
+        </w:rPr>
+        <w:t>config</w:t>
+      </w:r>
+      <w:proofErr w:type="spellEnd"/>
+      <w:r>
+        <w:rPr>
+          <w:sz w:val="28"/>
+          <w:szCs w:val="28"/>
+        </w:rPr>
+        <w:t>/</w:t>
+      </w:r>
+      <w:proofErr w:type="spellStart"/>
+      <w:r>
+        <w:rPr>
+          <w:sz w:val="28"/>
+          <w:szCs w:val="28"/>
+        </w:rPr>
+        <w:t>autostart</w:t>
+      </w:r>
+      <w:proofErr w:type="spellEnd"/>
+    </w:p>
+    <w:p>
+      <w:pPr>
+        <w:rPr>
+          <w:sz w:val="28"/>
+          <w:szCs w:val="28"/>
+        </w:rPr>
+      </w:pPr>
+      <w:proofErr w:type="spellStart"/>
+      <w:r>
+        <w:rPr>
+          <w:sz w:val="28"/>
+          <w:szCs w:val="28"/>
+        </w:rPr>
+        <w:t>cat</w:t>
+      </w:r>
+      <w:proofErr w:type="spellEnd"/>
+      <w:r>
+        <w:rPr>
+          <w:sz w:val="28"/>
+          <w:szCs w:val="28"/>
+        </w:rPr>
+        <w:t xml:space="preserve"> &lt;&lt; 'EOF' &gt; ~/.</w:t>
+      </w:r>
+      <w:proofErr w:type="spellStart"/>
+      <w:r>
+        <w:rPr>
+          <w:sz w:val="28"/>
+          <w:szCs w:val="28"/>
+        </w:rPr>
+        <w:t>config</w:t>
+      </w:r>
+      <w:proofErr w:type="spellEnd"/>
+      <w:r>
+        <w:rPr>
+          <w:sz w:val="28"/>
+          <w:szCs w:val="28"/>
+        </w:rPr>
+        <w:t>/</w:t>
+      </w:r>
+      <w:proofErr w:type="spellStart"/>
+      <w:r>
+        <w:rPr>
+          <w:sz w:val="28"/>
+          <w:szCs w:val="28"/>
+        </w:rPr>
+        <w:t>autostart</w:t>
+      </w:r>
+      <w:proofErr w:type="spellEnd"/>
+      <w:r>
+        <w:rPr>
+          <w:sz w:val="28"/>
+          <w:szCs w:val="28"/>
+        </w:rPr>
+        <w:t>/</w:t>
+      </w:r>
+      <w:proofErr w:type="spellStart"/>
+      <w:r>
+        <w:rPr>
+          <w:sz w:val="28"/>
+          <w:szCs w:val="28"/>
+        </w:rPr>
+        <w:t>login-sound.desktop</w:t>
+      </w:r>
+      <w:proofErr w:type="spellEnd"/>
+    </w:p>
+    <w:p>
+      <w:pPr>
+        <w:rPr>
+          <w:sz w:val="28"/>
+          <w:szCs w:val="28"/>
+        </w:rPr>
+      </w:pPr>
+      <w:r>
+        <w:rPr>
+          <w:sz w:val="28"/>
+          <w:szCs w:val="28"/>
+        </w:rPr>
+        <w:t xml:space="preserve">[Desktop </w:t>
+      </w:r>
+      <w:proofErr w:type="spellStart"/>
+      <w:r>
+        <w:rPr>
+          <w:sz w:val="28"/>
+          <w:szCs w:val="28"/>
+        </w:rPr>
+        <w:t>Entry</w:t>
+      </w:r>
+      <w:proofErr w:type="spellEnd"/>
+      <w:r>
+        <w:rPr>
+          <w:sz w:val="28"/>
+          <w:szCs w:val="28"/>
+        </w:rPr>
+        <w:t>]</w:t>
+      </w:r>
+    </w:p>
+    <w:p>
+      <w:pPr>
+        <w:rPr>
+          <w:sz w:val="28"/>
+          <w:szCs w:val="28"/>
+        </w:rPr>
+      </w:pPr>
+      <w:proofErr w:type="spellStart"/>
+      <w:r>
+        <w:rPr>
+          <w:sz w:val="28"/>
+          <w:szCs w:val="28"/>
+        </w:rPr>
+        <w:t>Type</w:t>
+      </w:r>
+      <w:proofErr w:type="spellEnd"/>
+      <w:r>
+        <w:rPr>
+          <w:sz w:val="28"/>
+          <w:szCs w:val="28"/>
+        </w:rPr>
+        <w:t>=</w:t>
+      </w:r>
+      <w:proofErr w:type="spellStart"/>
+      <w:r>
+        <w:rPr>
+          <w:sz w:val="28"/>
+          <w:szCs w:val="28"/>
+        </w:rPr>
+        <w:t>Application</w:t>
+      </w:r>
+      <w:proofErr w:type="spellEnd"/>
+    </w:p>
+    <w:p>
+      <w:pPr>
+        <w:rPr>
+          <w:sz w:val="28"/>
+          <w:szCs w:val="28"/>
+        </w:rPr>
+      </w:pPr>
+      <w:proofErr w:type="spellStart"/>
+      <w:r>
+        <w:rPr>
+          <w:sz w:val="28"/>
+          <w:szCs w:val="28"/>
+        </w:rPr>
+        <w:t>Name</w:t>
+      </w:r>
+      <w:proofErr w:type="spellEnd"/>
+      <w:r>
+        <w:rPr>
+          <w:sz w:val="28"/>
+          <w:szCs w:val="28"/>
+        </w:rPr>
+        <w:t>=Sonido de Inicio</w:t>
+      </w:r>
+    </w:p>
+    <w:p>
+      <w:pPr>
+        <w:rPr>
+          <w:sz w:val="28"/>
+          <w:szCs w:val="28"/>
+        </w:rPr>
+      </w:pPr>
+      <w:proofErr w:type="spellStart"/>
+      <w:r>
+        <w:rPr>
+          <w:sz w:val="28"/>
+          <w:szCs w:val="28"/>
+        </w:rPr>
+        <w:t>Comment</w:t>
+      </w:r>
+      <w:proofErr w:type="spellEnd"/>
+      <w:r>
+        <w:rPr>
+          <w:sz w:val="28"/>
+          <w:szCs w:val="28"/>
+        </w:rPr>
+        <w:t xml:space="preserve">=Reproduce el sonido al iniciar </w:t>
+      </w:r>
+      <w:proofErr w:type="spellStart"/>
+      <w:r>
+        <w:rPr>
+          <w:sz w:val="28"/>
+          <w:szCs w:val="28"/>
+        </w:rPr>
+        <w:t>sesion</w:t>
+      </w:r>
+      <w:proofErr w:type="spellEnd"/>
+    </w:p>
+    <w:p>
+      <w:pPr>
+        <w:rPr>
+          <w:sz w:val="28"/>
+          <w:szCs w:val="28"/>
+        </w:rPr>
+      </w:pPr>
+      <w:proofErr w:type="spellStart"/>
+      <w:r>
+        <w:rPr>
+          <w:sz w:val="28"/>
+          <w:szCs w:val="28"/>
+        </w:rPr>
+        <w:t>Exec</w:t>
+      </w:r>
+      <w:proofErr w:type="spellEnd"/>
+      <w:r>
+        <w:rPr>
+          <w:sz w:val="28"/>
+          <w:szCs w:val="28"/>
+        </w:rPr>
+        <w:t>=</w:t>
+      </w:r>
+      <w:proofErr w:type="spellStart"/>
+      <w:r>
+        <w:rPr>
+          <w:sz w:val="28"/>
+          <w:szCs w:val="28"/>
+        </w:rPr>
+        <w:t>canberra-gtk-play</w:t>
+      </w:r>
+      <w:proofErr w:type="spellEnd"/>
+      <w:r>
+        <w:rPr>
+          <w:sz w:val="28"/>
+          <w:szCs w:val="28"/>
+        </w:rPr>
+        <w:t xml:space="preserve"> --id="desktop-</w:t>
+      </w:r>
+      <w:proofErr w:type="spellStart"/>
+      <w:r>
+        <w:rPr>
+          <w:sz w:val="28"/>
+          <w:szCs w:val="28"/>
+        </w:rPr>
+        <w:t>login</w:t>
+      </w:r>
+      <w:proofErr w:type="spellEnd"/>
+      <w:r>
+        <w:rPr>
+          <w:sz w:val="28"/>
+          <w:szCs w:val="28"/>
+        </w:rPr>
+        <w:t>" --</w:t>
+      </w:r>
+      <w:proofErr w:type="spellStart"/>
+      <w:r>
+        <w:rPr>
+          <w:sz w:val="28"/>
+          <w:szCs w:val="28"/>
+        </w:rPr>
+        <w:t>description</w:t>
+      </w:r>
+      <w:proofErr w:type="spellEnd"/>
+      <w:r>
+        <w:rPr>
+          <w:sz w:val="28"/>
+          <w:szCs w:val="28"/>
+        </w:rPr>
+        <w:t xml:space="preserve">="Linux </w:t>
+      </w:r>
+      <w:proofErr w:type="spellStart"/>
+      <w:r>
+        <w:rPr>
+          <w:sz w:val="28"/>
+          <w:szCs w:val="28"/>
+        </w:rPr>
+        <w:t>Mint</w:t>
+      </w:r>
+      <w:proofErr w:type="spellEnd"/>
+      <w:r>
+        <w:rPr>
+          <w:sz w:val="28"/>
+          <w:szCs w:val="28"/>
+        </w:rPr>
+        <w:t xml:space="preserve"> </w:t>
+      </w:r>
+      <w:proofErr w:type="spellStart"/>
+      <w:r>
+        <w:rPr>
+          <w:sz w:val="28"/>
+          <w:szCs w:val="28"/>
+        </w:rPr>
+        <w:t>Login</w:t>
+      </w:r>
+      <w:proofErr w:type="spellEnd"/>
+      <w:r>
+        <w:rPr>
+          <w:sz w:val="28"/>
+          <w:szCs w:val="28"/>
+        </w:rPr>
+        <w:t>"</w:t>
+      </w:r>
+    </w:p>
+    <w:p>
+      <w:pPr>
+        <w:rPr>
+          <w:sz w:val="28"/>
+          <w:szCs w:val="28"/>
+        </w:rPr>
+      </w:pPr>
+      <w:r>
+        <w:rPr>
+          <w:sz w:val="28"/>
+          <w:szCs w:val="28"/>
+        </w:rPr>
+        <w:lastRenderedPageBreak/>
+        <w:t>X-GNOME-</w:t>
+      </w:r>
+      <w:proofErr w:type="spellStart"/>
+      <w:r>
+        <w:rPr>
+          <w:sz w:val="28"/>
+          <w:szCs w:val="28"/>
+        </w:rPr>
+        <w:t>Autostart</w:t>
+      </w:r>
+      <w:proofErr w:type="spellEnd"/>
+      <w:r>
+        <w:rPr>
+          <w:sz w:val="28"/>
+          <w:szCs w:val="28"/>
+        </w:rPr>
+        <w:t>-</w:t>
+      </w:r>
+      <w:proofErr w:type="spellStart"/>
+      <w:r>
+        <w:rPr>
+          <w:sz w:val="28"/>
+          <w:szCs w:val="28"/>
+        </w:rPr>
+        <w:t>enabled</w:t>
+      </w:r>
+      <w:proofErr w:type="spellEnd"/>
+      <w:r>
+        <w:rPr>
+          <w:sz w:val="28"/>
+          <w:szCs w:val="28"/>
+        </w:rPr>
+        <w:t>=true</w:t>
+      </w:r>
+    </w:p>
+    <w:p>
+      <w:pPr>
+        <w:rPr>
+          <w:sz w:val="28"/>
+          <w:szCs w:val="28"/>
+        </w:rPr>
+      </w:pPr>
+      <w:r>
+        <w:rPr>
+          <w:sz w:val="28"/>
+          <w:szCs w:val="28"/>
+        </w:rPr>
+        <w:t>EOF</w:t>
+      </w:r>
+    </w:p>
+    <w:p>
+      <w:pPr>
+        <w:rPr>
+          <w:sz w:val="28"/>
+          <w:szCs w:val="28"/>
+        </w:rPr>
+      </w:pPr>
+      <w:r>
+        <w:rPr>
+          <w:sz w:val="32"/>
+          <w:szCs w:val="32"/>
+          <w:lang w:val="en-US"/>
+        </w:rPr>
+        <w:t>=</w:t>
+      </w:r>
+      <w:r>
+        <w:rPr>
+          <w:sz w:val="32"/>
+          <w:szCs w:val="32"/>
+          <w:lang w:val="en-US"/>
+        </w:rPr>
+        <w:t>====</w:t>
+      </w:r>
+      <w:r>
+        <w:rPr>
+          <w:sz w:val="32"/>
+          <w:szCs w:val="32"/>
+          <w:lang w:val="en-US"/>
+        </w:rPr>
+        <w:t>=============================================================</w:t>
+      </w:r>
+      <w:r>
+        <w:rPr>
+          <w:sz w:val="32"/>
+          <w:szCs w:val="32"/>
+          <w:lang w:val="en-US"/>
+        </w:rPr>
+        <w:t>=</w:t>
+      </w:r>
+    </w:p>
+    <w:p>
+      <w:pPr>
+        <w:rPr>
+          <w:sz w:val="28"/>
+          <w:szCs w:val="28"/>
+        </w:rPr>
+      </w:pPr>
+    </w:p>
+    <w:p>
+      <w:pPr>
+        <w:rPr>
+          <w:sz w:val="28"/>
+          <w:szCs w:val="28"/>
+        </w:rPr>
+      </w:pPr>
+    </w:p>
+    <w:p>
+      <w:pPr>
+        <w:rPr>
+          <w:sz w:val="28"/>
+          <w:szCs w:val="28"/>
+        </w:rPr>
+      </w:pPr>
+    </w:p>
+    <w:p>
+      <w:pPr>
+        <w:rPr>
+          <w:sz w:val="28"/>
+          <w:szCs w:val="28"/>
+        </w:rPr>
+      </w:pPr>
+      <w:r>
+        <w:rPr>
+          <w:sz w:val="32"/>
+          <w:szCs w:val="32"/>
+          <w:lang w:val="en-US"/>
+        </w:rPr>
+        <w:t>===================================================================</w:t>
+      </w:r>
+      <w:r>
+        <w:rPr>
+          <w:sz w:val="28"/>
+          <w:szCs w:val="28"/>
+        </w:rPr>
+        <w:t xml:space="preserve"> </w:t>
+      </w:r>
+    </w:p>
+    <w:p>
+      <w:pPr>
+        <w:rPr>
+          <w:sz w:val="28"/>
+          <w:szCs w:val="28"/>
+        </w:rPr>
+      </w:pPr>
+      <w:r>
+        <w:rPr>
+          <w:sz w:val="28"/>
+          <w:szCs w:val="28"/>
+        </w:rPr>
+        <w:t>CUANDO ABRIS CHROMIUM TE PIDE CONTRASEÑA, EJECUTAR ESTO</w:t>
+      </w:r>
+      <w:r>
+        <w:rPr>
+          <w:sz w:val="28"/>
+          <w:szCs w:val="28"/>
+        </w:rPr>
+        <w:t xml:space="preserve">: </w:t>
+      </w:r>
+      <w:proofErr w:type="spellStart"/>
+      <w:r>
+        <w:rPr>
+          <w:sz w:val="28"/>
+          <w:szCs w:val="28"/>
+        </w:rPr>
+        <w:t>Grok</w:t>
+      </w:r>
+      <w:proofErr w:type="spellEnd"/>
+      <w:r>
+        <w:rPr>
+          <w:sz w:val="28"/>
+          <w:szCs w:val="28"/>
+        </w:rPr>
+        <w:t xml:space="preserve"> 31/07/2026</w:t>
+      </w:r>
+    </w:p>
+    <w:p>
+      <w:pPr>
+        <w:rPr>
+          <w:sz w:val="28"/>
+          <w:szCs w:val="28"/>
+        </w:rPr>
+      </w:pPr>
+      <w:r>
+        <w:rPr>
+          <w:sz w:val="28"/>
+          <w:szCs w:val="28"/>
+        </w:rPr>
+        <w:t>#</w:t>
+      </w:r>
+      <w:r>
+        <w:rPr>
+          <w:sz w:val="28"/>
+          <w:szCs w:val="28"/>
+        </w:rPr>
+        <w:t xml:space="preserve"> 1. Editar el icono del Escritorio</w:t>
+      </w:r>
+    </w:p>
+    <w:p>
+      <w:pPr>
+        <w:rPr>
+          <w:sz w:val="28"/>
+          <w:szCs w:val="28"/>
+        </w:rPr>
+      </w:pPr>
+      <w:r>
+        <w:rPr>
+          <w:sz w:val="28"/>
+          <w:szCs w:val="28"/>
+        </w:rPr>
+        <w:t>DESKTOP_FILE="$HOME/Escritorio/</w:t>
+      </w:r>
+      <w:proofErr w:type="spellStart"/>
+      <w:r>
+        <w:rPr>
+          <w:sz w:val="28"/>
+          <w:szCs w:val="28"/>
+        </w:rPr>
+        <w:t>org.chromium.Chromium.desktop</w:t>
+      </w:r>
+      <w:proofErr w:type="spellEnd"/>
+      <w:r>
+        <w:rPr>
+          <w:sz w:val="28"/>
+          <w:szCs w:val="28"/>
+        </w:rPr>
+        <w:t>"</w:t>
+      </w:r>
+    </w:p>
+    <w:p>
+      <w:pPr>
+        <w:rPr>
+          <w:sz w:val="28"/>
+          <w:szCs w:val="28"/>
+        </w:rPr>
+      </w:pPr>
+      <w:proofErr w:type="spellStart"/>
+      <w:r>
+        <w:rPr>
+          <w:sz w:val="28"/>
+          <w:szCs w:val="28"/>
+        </w:rPr>
+        <w:t>if</w:t>
+      </w:r>
+      <w:proofErr w:type="spellEnd"/>
+      <w:r>
+        <w:rPr>
+          <w:sz w:val="28"/>
+          <w:szCs w:val="28"/>
+        </w:rPr>
+        <w:t xml:space="preserve"> [ -f "$DESKTOP_FILE" ]; </w:t>
+      </w:r>
+      <w:proofErr w:type="spellStart"/>
+      <w:r>
+        <w:rPr>
+          <w:sz w:val="28"/>
+          <w:szCs w:val="28"/>
+        </w:rPr>
+        <w:t>then</w:t>
+      </w:r>
+      <w:proofErr w:type="spellEnd"/>
+    </w:p>
+    <w:p>
+      <w:pPr>
+        <w:rPr>
+          <w:sz w:val="28"/>
+          <w:szCs w:val="28"/>
+        </w:rPr>
+      </w:pPr>
+      <w:r>
+        <w:rPr>
+          <w:sz w:val="28"/>
+          <w:szCs w:val="28"/>
+        </w:rPr>
+        <w:t xml:space="preserve">  sed -i '</w:t>
+      </w:r>
+      <w:proofErr w:type="spellStart"/>
+      <w:r>
+        <w:rPr>
+          <w:sz w:val="28"/>
+          <w:szCs w:val="28"/>
+        </w:rPr>
+        <w:t>s|Exec</w:t>
+      </w:r>
+      <w:proofErr w:type="spellEnd"/>
+      <w:r>
+        <w:rPr>
+          <w:sz w:val="28"/>
+          <w:szCs w:val="28"/>
+        </w:rPr>
+        <w:t>=</w:t>
+      </w:r>
+      <w:proofErr w:type="spellStart"/>
+      <w:r>
+        <w:rPr>
+          <w:sz w:val="28"/>
+          <w:szCs w:val="28"/>
+        </w:rPr>
+        <w:t>flatpak</w:t>
+      </w:r>
+      <w:proofErr w:type="spellEnd"/>
+      <w:r>
+        <w:rPr>
+          <w:sz w:val="28"/>
+          <w:szCs w:val="28"/>
+        </w:rPr>
+        <w:t xml:space="preserve"> run </w:t>
+      </w:r>
+      <w:proofErr w:type="spellStart"/>
+      <w:r>
+        <w:rPr>
+          <w:sz w:val="28"/>
+          <w:szCs w:val="28"/>
+        </w:rPr>
+        <w:t>org.chromium.Chromium|Exec</w:t>
+      </w:r>
+      <w:proofErr w:type="spellEnd"/>
+      <w:r>
+        <w:rPr>
+          <w:sz w:val="28"/>
+          <w:szCs w:val="28"/>
+        </w:rPr>
+        <w:t>=</w:t>
+      </w:r>
+      <w:proofErr w:type="spellStart"/>
+      <w:r>
+        <w:rPr>
+          <w:sz w:val="28"/>
+          <w:szCs w:val="28"/>
+        </w:rPr>
+        <w:t>flatpak</w:t>
+      </w:r>
+      <w:proofErr w:type="spellEnd"/>
+      <w:r>
+        <w:rPr>
+          <w:sz w:val="28"/>
+          <w:szCs w:val="28"/>
+        </w:rPr>
+        <w:t xml:space="preserve"> run </w:t>
+      </w:r>
+      <w:proofErr w:type="spellStart"/>
+      <w:r>
+        <w:rPr>
+          <w:sz w:val="28"/>
+          <w:szCs w:val="28"/>
+        </w:rPr>
+        <w:t>org.chromium.Chromium</w:t>
+      </w:r>
+      <w:proofErr w:type="spellEnd"/>
+      <w:r>
+        <w:rPr>
+          <w:sz w:val="28"/>
+          <w:szCs w:val="28"/>
+        </w:rPr>
+        <w:t xml:space="preserve"> --</w:t>
+      </w:r>
+      <w:proofErr w:type="spellStart"/>
+      <w:r>
+        <w:rPr>
+          <w:sz w:val="28"/>
+          <w:szCs w:val="28"/>
+        </w:rPr>
+        <w:t>password</w:t>
+      </w:r>
+      <w:proofErr w:type="spellEnd"/>
+      <w:r>
+        <w:rPr>
+          <w:sz w:val="28"/>
+          <w:szCs w:val="28"/>
+        </w:rPr>
+        <w:t>-store=</w:t>
+      </w:r>
+      <w:proofErr w:type="spellStart"/>
+      <w:r>
+        <w:rPr>
+          <w:sz w:val="28"/>
+          <w:szCs w:val="28"/>
+        </w:rPr>
+        <w:t>basic|g</w:t>
+      </w:r>
+      <w:proofErr w:type="spellEnd"/>
+      <w:r>
+        <w:rPr>
+          <w:sz w:val="28"/>
+          <w:szCs w:val="28"/>
+        </w:rPr>
+        <w:t>' "$DESKTOP_FILE"</w:t>
+      </w:r>
+    </w:p>
+    <w:p>
+      <w:pPr>
+        <w:rPr>
+          <w:sz w:val="28"/>
+          <w:szCs w:val="28"/>
+        </w:rPr>
+      </w:pPr>
+      <w:r>
+        <w:rPr>
+          <w:sz w:val="28"/>
+          <w:szCs w:val="28"/>
+        </w:rPr>
+        <w:t xml:space="preserve">  sed -i '</w:t>
+      </w:r>
+      <w:proofErr w:type="spellStart"/>
+      <w:r>
+        <w:rPr>
+          <w:sz w:val="28"/>
+          <w:szCs w:val="28"/>
+        </w:rPr>
+        <w:t>s|Exec</w:t>
+      </w:r>
+      <w:proofErr w:type="spellEnd"/>
+      <w:r>
+        <w:rPr>
+          <w:sz w:val="28"/>
+          <w:szCs w:val="28"/>
+        </w:rPr>
+        <w:t>=/</w:t>
+      </w:r>
+      <w:proofErr w:type="spellStart"/>
+      <w:r>
+        <w:rPr>
+          <w:sz w:val="28"/>
+          <w:szCs w:val="28"/>
+        </w:rPr>
+        <w:t>usr</w:t>
+      </w:r>
+      <w:proofErr w:type="spellEnd"/>
+      <w:r>
+        <w:rPr>
+          <w:sz w:val="28"/>
+          <w:szCs w:val="28"/>
+        </w:rPr>
+        <w:t>/</w:t>
+      </w:r>
+      <w:proofErr w:type="spellStart"/>
+      <w:r>
+        <w:rPr>
+          <w:sz w:val="28"/>
+          <w:szCs w:val="28"/>
+        </w:rPr>
+        <w:t>bin</w:t>
+      </w:r>
+      <w:proofErr w:type="spellEnd"/>
+      <w:r>
+        <w:rPr>
+          <w:sz w:val="28"/>
+          <w:szCs w:val="28"/>
+        </w:rPr>
+        <w:t>/</w:t>
+      </w:r>
+      <w:proofErr w:type="spellStart"/>
+      <w:r>
+        <w:rPr>
+          <w:sz w:val="28"/>
+          <w:szCs w:val="28"/>
+        </w:rPr>
+        <w:t>flatpak</w:t>
+      </w:r>
+      <w:proofErr w:type="spellEnd"/>
+      <w:r>
+        <w:rPr>
+          <w:sz w:val="28"/>
+          <w:szCs w:val="28"/>
+        </w:rPr>
+        <w:t xml:space="preserve"> run --</w:t>
+      </w:r>
+      <w:proofErr w:type="spellStart"/>
+      <w:r>
+        <w:rPr>
+          <w:sz w:val="28"/>
+          <w:szCs w:val="28"/>
+        </w:rPr>
+        <w:t>branch</w:t>
+      </w:r>
+      <w:proofErr w:type="spellEnd"/>
+      <w:r>
+        <w:rPr>
+          <w:sz w:val="28"/>
+          <w:szCs w:val="28"/>
+        </w:rPr>
+        <w:t>=</w:t>
+      </w:r>
+      <w:proofErr w:type="spellStart"/>
+      <w:r>
+        <w:rPr>
+          <w:sz w:val="28"/>
+          <w:szCs w:val="28"/>
+        </w:rPr>
+        <w:t>stable</w:t>
+      </w:r>
+      <w:proofErr w:type="spellEnd"/>
+      <w:r>
+        <w:rPr>
+          <w:sz w:val="28"/>
+          <w:szCs w:val="28"/>
+        </w:rPr>
+        <w:t xml:space="preserve"> --</w:t>
+      </w:r>
+      <w:proofErr w:type="spellStart"/>
+      <w:r>
+        <w:rPr>
+          <w:sz w:val="28"/>
+          <w:szCs w:val="28"/>
+        </w:rPr>
+        <w:t>arch</w:t>
+      </w:r>
+      <w:proofErr w:type="spellEnd"/>
+      <w:r>
+        <w:rPr>
+          <w:sz w:val="28"/>
+          <w:szCs w:val="28"/>
+        </w:rPr>
+        <w:t>=x86_64 --</w:t>
+      </w:r>
+      <w:proofErr w:type="spellStart"/>
+      <w:r>
+        <w:rPr>
+          <w:sz w:val="28"/>
+          <w:szCs w:val="28"/>
+        </w:rPr>
+        <w:t>command</w:t>
+      </w:r>
+      <w:proofErr w:type="spellEnd"/>
+      <w:r>
+        <w:rPr>
+          <w:sz w:val="28"/>
+          <w:szCs w:val="28"/>
+        </w:rPr>
+        <w:t>=/app/</w:t>
+      </w:r>
+      <w:proofErr w:type="spellStart"/>
+      <w:r>
+        <w:rPr>
+          <w:sz w:val="28"/>
+          <w:szCs w:val="28"/>
+        </w:rPr>
+        <w:t>bin</w:t>
+      </w:r>
+      <w:proofErr w:type="spellEnd"/>
+      <w:r>
+        <w:rPr>
+          <w:sz w:val="28"/>
+          <w:szCs w:val="28"/>
+        </w:rPr>
+        <w:t>/</w:t>
+      </w:r>
+      <w:proofErr w:type="spellStart"/>
+      <w:r>
+        <w:rPr>
+          <w:sz w:val="28"/>
+          <w:szCs w:val="28"/>
+        </w:rPr>
+        <w:t>chromium</w:t>
+      </w:r>
+      <w:proofErr w:type="spellEnd"/>
+      <w:r>
+        <w:rPr>
+          <w:sz w:val="28"/>
+          <w:szCs w:val="28"/>
+        </w:rPr>
+        <w:t xml:space="preserve"> --file-</w:t>
+      </w:r>
+      <w:proofErr w:type="spellStart"/>
+      <w:r>
+        <w:rPr>
+          <w:sz w:val="28"/>
+          <w:szCs w:val="28"/>
+        </w:rPr>
+        <w:t>forwarding</w:t>
+      </w:r>
+      <w:proofErr w:type="spellEnd"/>
+      <w:r>
+        <w:rPr>
+          <w:sz w:val="28"/>
+          <w:szCs w:val="28"/>
+        </w:rPr>
+        <w:t xml:space="preserve"> </w:t>
+      </w:r>
+      <w:proofErr w:type="spellStart"/>
+      <w:r>
+        <w:rPr>
+          <w:sz w:val="28"/>
+          <w:szCs w:val="28"/>
+        </w:rPr>
+        <w:t>org.chromium.Chromium|Exec</w:t>
+      </w:r>
+      <w:proofErr w:type="spellEnd"/>
+      <w:r>
+        <w:rPr>
+          <w:sz w:val="28"/>
+          <w:szCs w:val="28"/>
+        </w:rPr>
+        <w:t>=/</w:t>
+      </w:r>
+      <w:proofErr w:type="spellStart"/>
+      <w:r>
+        <w:rPr>
+          <w:sz w:val="28"/>
+          <w:szCs w:val="28"/>
+        </w:rPr>
+        <w:t>usr</w:t>
+      </w:r>
+      <w:proofErr w:type="spellEnd"/>
+      <w:r>
+        <w:rPr>
+          <w:sz w:val="28"/>
+          <w:szCs w:val="28"/>
+        </w:rPr>
+        <w:t>/</w:t>
+      </w:r>
+      <w:proofErr w:type="spellStart"/>
+      <w:r>
+        <w:rPr>
+          <w:sz w:val="28"/>
+          <w:szCs w:val="28"/>
+        </w:rPr>
+        <w:t>bin</w:t>
+      </w:r>
+      <w:proofErr w:type="spellEnd"/>
+      <w:r>
+        <w:rPr>
+          <w:sz w:val="28"/>
+          <w:szCs w:val="28"/>
+        </w:rPr>
+        <w:t>/</w:t>
+      </w:r>
+      <w:proofErr w:type="spellStart"/>
+      <w:r>
+        <w:rPr>
+          <w:sz w:val="28"/>
+          <w:szCs w:val="28"/>
+        </w:rPr>
+        <w:t>flatpak</w:t>
+      </w:r>
+      <w:proofErr w:type="spellEnd"/>
+      <w:r>
+        <w:rPr>
+          <w:sz w:val="28"/>
+          <w:szCs w:val="28"/>
+        </w:rPr>
+        <w:t xml:space="preserve"> run --</w:t>
+      </w:r>
+      <w:proofErr w:type="spellStart"/>
+      <w:r>
+        <w:rPr>
+          <w:sz w:val="28"/>
+          <w:szCs w:val="28"/>
+        </w:rPr>
+        <w:t>branch</w:t>
+      </w:r>
+      <w:proofErr w:type="spellEnd"/>
+      <w:r>
+        <w:rPr>
+          <w:sz w:val="28"/>
+          <w:szCs w:val="28"/>
+        </w:rPr>
+        <w:t>=</w:t>
+      </w:r>
+      <w:proofErr w:type="spellStart"/>
+      <w:r>
+        <w:rPr>
+          <w:sz w:val="28"/>
+          <w:szCs w:val="28"/>
+        </w:rPr>
+        <w:t>stable</w:t>
+      </w:r>
+      <w:proofErr w:type="spellEnd"/>
+      <w:r>
+        <w:rPr>
+          <w:sz w:val="28"/>
+          <w:szCs w:val="28"/>
+        </w:rPr>
+        <w:t xml:space="preserve"> --</w:t>
+      </w:r>
+      <w:proofErr w:type="spellStart"/>
+      <w:r>
+        <w:rPr>
+          <w:sz w:val="28"/>
+          <w:szCs w:val="28"/>
+        </w:rPr>
+        <w:t>arch</w:t>
+      </w:r>
+      <w:proofErr w:type="spellEnd"/>
+      <w:r>
+        <w:rPr>
+          <w:sz w:val="28"/>
+          <w:szCs w:val="28"/>
+        </w:rPr>
+        <w:t>=x86_64 --</w:t>
+      </w:r>
+      <w:proofErr w:type="spellStart"/>
+      <w:r>
+        <w:rPr>
+          <w:sz w:val="28"/>
+          <w:szCs w:val="28"/>
+        </w:rPr>
+        <w:t>command</w:t>
+      </w:r>
+      <w:proofErr w:type="spellEnd"/>
+      <w:r>
+        <w:rPr>
+          <w:sz w:val="28"/>
+          <w:szCs w:val="28"/>
+        </w:rPr>
+        <w:t>=/app/</w:t>
+      </w:r>
+      <w:proofErr w:type="spellStart"/>
+      <w:r>
+        <w:rPr>
+          <w:sz w:val="28"/>
+          <w:szCs w:val="28"/>
+        </w:rPr>
+        <w:t>bin</w:t>
+      </w:r>
+      <w:proofErr w:type="spellEnd"/>
+      <w:r>
+        <w:rPr>
+          <w:sz w:val="28"/>
+          <w:szCs w:val="28"/>
+        </w:rPr>
+        <w:t>/</w:t>
+      </w:r>
+      <w:proofErr w:type="spellStart"/>
+      <w:r>
+        <w:rPr>
+          <w:sz w:val="28"/>
+          <w:szCs w:val="28"/>
+        </w:rPr>
+        <w:t>chromium</w:t>
+      </w:r>
+      <w:proofErr w:type="spellEnd"/>
+      <w:r>
+        <w:rPr>
+          <w:sz w:val="28"/>
+          <w:szCs w:val="28"/>
+        </w:rPr>
+        <w:t xml:space="preserve"> --file-</w:t>
+      </w:r>
+      <w:proofErr w:type="spellStart"/>
+      <w:r>
+        <w:rPr>
+          <w:sz w:val="28"/>
+          <w:szCs w:val="28"/>
+        </w:rPr>
+        <w:t>forwarding</w:t>
+      </w:r>
+      <w:proofErr w:type="spellEnd"/>
+      <w:r>
+        <w:rPr>
+          <w:sz w:val="28"/>
+          <w:szCs w:val="28"/>
+        </w:rPr>
+        <w:t xml:space="preserve"> </w:t>
+      </w:r>
+      <w:proofErr w:type="spellStart"/>
+      <w:r>
+        <w:rPr>
+          <w:sz w:val="28"/>
+          <w:szCs w:val="28"/>
+        </w:rPr>
+        <w:t>org.chromium.Chromium</w:t>
+      </w:r>
+      <w:proofErr w:type="spellEnd"/>
+      <w:r>
+        <w:rPr>
+          <w:sz w:val="28"/>
+          <w:szCs w:val="28"/>
+        </w:rPr>
+        <w:t xml:space="preserve"> --</w:t>
+      </w:r>
+      <w:proofErr w:type="spellStart"/>
+      <w:r>
+        <w:rPr>
+          <w:sz w:val="28"/>
+          <w:szCs w:val="28"/>
+        </w:rPr>
+        <w:t>password</w:t>
+      </w:r>
+      <w:proofErr w:type="spellEnd"/>
+      <w:r>
+        <w:rPr>
+          <w:sz w:val="28"/>
+          <w:szCs w:val="28"/>
+        </w:rPr>
+        <w:t>-store=</w:t>
+      </w:r>
+      <w:proofErr w:type="spellStart"/>
+      <w:r>
+        <w:rPr>
+          <w:sz w:val="28"/>
+          <w:szCs w:val="28"/>
+        </w:rPr>
+        <w:t>basic|g</w:t>
+      </w:r>
+      <w:proofErr w:type="spellEnd"/>
+      <w:r>
+        <w:rPr>
+          <w:sz w:val="28"/>
+          <w:szCs w:val="28"/>
+        </w:rPr>
+        <w:t>' "$DESKTOP_FILE"</w:t>
+      </w:r>
+    </w:p>
+    <w:p>
+      <w:pPr>
+        <w:rPr>
+          <w:sz w:val="28"/>
+          <w:szCs w:val="28"/>
+        </w:rPr>
+      </w:pPr>
+      <w:r>
+        <w:rPr>
+          <w:sz w:val="28"/>
+          <w:szCs w:val="28"/>
+        </w:rPr>
+        <w:t xml:space="preserve">  </w:t>
+      </w:r>
+      <w:proofErr w:type="spellStart"/>
+      <w:r>
+        <w:rPr>
+          <w:sz w:val="28"/>
+          <w:szCs w:val="28"/>
+        </w:rPr>
+        <w:t>chmod</w:t>
+      </w:r>
+      <w:proofErr w:type="spellEnd"/>
+      <w:r>
+        <w:rPr>
+          <w:sz w:val="28"/>
+          <w:szCs w:val="28"/>
+        </w:rPr>
+        <w:t xml:space="preserve"> +x "$DESKTOP_FILE"</w:t>
+      </w:r>
+    </w:p>
+    <w:p>
+      <w:pPr>
+        <w:rPr>
+          <w:sz w:val="28"/>
+          <w:szCs w:val="28"/>
+        </w:rPr>
+      </w:pPr>
+      <w:r>
+        <w:rPr>
+          <w:sz w:val="28"/>
+          <w:szCs w:val="28"/>
+        </w:rPr>
+        <w:t xml:space="preserve">  </w:t>
+      </w:r>
+      <w:proofErr w:type="spellStart"/>
+      <w:r>
+        <w:rPr>
+          <w:sz w:val="28"/>
+          <w:szCs w:val="28"/>
+        </w:rPr>
+        <w:t>gio</w:t>
+      </w:r>
+      <w:proofErr w:type="spellEnd"/>
+      <w:r>
+        <w:rPr>
+          <w:sz w:val="28"/>
+          <w:szCs w:val="28"/>
+        </w:rPr>
+        <w:t xml:space="preserve"> set "$DESKTOP_FILE" </w:t>
+      </w:r>
+      <w:proofErr w:type="spellStart"/>
+      <w:r>
+        <w:rPr>
+          <w:sz w:val="28"/>
+          <w:szCs w:val="28"/>
+        </w:rPr>
+        <w:t>metadata</w:t>
+      </w:r>
+      <w:proofErr w:type="spellEnd"/>
+      <w:r>
+        <w:rPr>
+          <w:sz w:val="28"/>
+          <w:szCs w:val="28"/>
+        </w:rPr>
+        <w:t>::</w:t>
+      </w:r>
+      <w:proofErr w:type="spellStart"/>
+      <w:r>
+        <w:rPr>
+          <w:sz w:val="28"/>
+          <w:szCs w:val="28"/>
+        </w:rPr>
+        <w:t>trusted</w:t>
+      </w:r>
+      <w:proofErr w:type="spellEnd"/>
+      <w:r>
+        <w:rPr>
+          <w:sz w:val="28"/>
+          <w:szCs w:val="28"/>
+        </w:rPr>
+        <w:t xml:space="preserve"> true 2&gt;/</w:t>
+      </w:r>
+      <w:proofErr w:type="spellStart"/>
+      <w:r>
+        <w:rPr>
+          <w:sz w:val="28"/>
+          <w:szCs w:val="28"/>
+        </w:rPr>
+        <w:t>dev</w:t>
+      </w:r>
+      <w:proofErr w:type="spellEnd"/>
+      <w:r>
+        <w:rPr>
+          <w:sz w:val="28"/>
+          <w:szCs w:val="28"/>
+        </w:rPr>
+        <w:t>/</w:t>
+      </w:r>
+      <w:proofErr w:type="spellStart"/>
+      <w:r>
+        <w:rPr>
+          <w:sz w:val="28"/>
+          <w:szCs w:val="28"/>
+        </w:rPr>
+        <w:t>null</w:t>
+      </w:r>
+      <w:proofErr w:type="spellEnd"/>
+      <w:r>
+        <w:rPr>
+          <w:sz w:val="28"/>
+          <w:szCs w:val="28"/>
+        </w:rPr>
+        <w:t xml:space="preserve"> || true</w:t>
+      </w:r>
+    </w:p>
+    <w:p>
+      <w:pPr>
+        <w:rPr>
+          <w:sz w:val="28"/>
+          <w:szCs w:val="28"/>
+        </w:rPr>
+      </w:pPr>
+      <w:r>
+        <w:rPr>
+          <w:sz w:val="28"/>
+          <w:szCs w:val="28"/>
+        </w:rPr>
+        <w:t xml:space="preserve">  echo "</w:t>
+      </w:r>
+      <w:r>
+        <w:rPr>
+          <w:rFonts w:ascii="Segoe UI Symbol" w:hAnsi="Segoe UI Symbol" w:cs="Segoe UI Symbol"/>
+          <w:sz w:val="28"/>
+          <w:szCs w:val="28"/>
+        </w:rPr>
+        <w:t>✓</w:t>
+      </w:r>
+      <w:r>
+        <w:rPr>
+          <w:sz w:val="28"/>
+          <w:szCs w:val="28"/>
+        </w:rPr>
+        <w:t xml:space="preserve"> Icono del Escritorio corregido"</w:t>
+      </w:r>
+    </w:p>
+    <w:p>
+      <w:pPr>
+        <w:rPr>
+          <w:sz w:val="28"/>
+          <w:szCs w:val="28"/>
+        </w:rPr>
+      </w:pPr>
+      <w:r>
+        <w:rPr>
+          <w:sz w:val="28"/>
+          <w:szCs w:val="28"/>
+        </w:rPr>
+        <w:t>fi</w:t>
+      </w:r>
+    </w:p>
+    <w:p>
+      <w:pPr>
+        <w:rPr>
+          <w:sz w:val="28"/>
+          <w:szCs w:val="28"/>
+        </w:rPr>
+      </w:pPr>
+    </w:p>
+    <w:p>
+      <w:pPr>
+        <w:rPr>
+          <w:sz w:val="28"/>
+          <w:szCs w:val="28"/>
+        </w:rPr>
+      </w:pPr>
+      <w:r>
+        <w:rPr>
+          <w:sz w:val="28"/>
+          <w:szCs w:val="28"/>
+        </w:rPr>
+        <w:t># 2. (Recomendado) También el del menú de aplicaciones</w:t>
+      </w:r>
+    </w:p>
+    <w:p>
+      <w:pPr>
+        <w:rPr>
+          <w:sz w:val="28"/>
+          <w:szCs w:val="28"/>
+        </w:rPr>
+      </w:pPr>
+      <w:r>
+        <w:rPr>
+          <w:sz w:val="28"/>
+          <w:szCs w:val="28"/>
+        </w:rPr>
+        <w:t>LOCAL_DESKTOP="$HOME/.local/share/applications/org.chromium.Chromium.desktop"</w:t>
+      </w:r>
+    </w:p>
+    <w:p>
+      <w:pPr>
+        <w:rPr>
+          <w:sz w:val="28"/>
+          <w:szCs w:val="28"/>
+        </w:rPr>
+      </w:pPr>
+      <w:proofErr w:type="spellStart"/>
+      <w:r>
+        <w:rPr>
+          <w:sz w:val="28"/>
+          <w:szCs w:val="28"/>
+        </w:rPr>
+        <w:t>if</w:t>
+      </w:r>
+      <w:proofErr w:type="spellEnd"/>
+      <w:r>
+        <w:rPr>
+          <w:sz w:val="28"/>
+          <w:szCs w:val="28"/>
+        </w:rPr>
+        <w:t xml:space="preserve"> [ -f "$LOCAL_DESKTOP" ]; </w:t>
+      </w:r>
+      <w:proofErr w:type="spellStart"/>
+      <w:r>
+        <w:rPr>
+          <w:sz w:val="28"/>
+          <w:szCs w:val="28"/>
+        </w:rPr>
+        <w:t>then</w:t>
+      </w:r>
+      <w:proofErr w:type="spellEnd"/>
+    </w:p>
+    <w:p>
+      <w:pPr>
+        <w:rPr>
+          <w:sz w:val="28"/>
+          <w:szCs w:val="28"/>
+        </w:rPr>
+      </w:pPr>
+      <w:r>
+        <w:rPr>
+          <w:sz w:val="28"/>
+          <w:szCs w:val="28"/>
+        </w:rPr>
+        <w:t xml:space="preserve">  sed -i '</w:t>
+      </w:r>
+      <w:proofErr w:type="spellStart"/>
+      <w:r>
+        <w:rPr>
+          <w:sz w:val="28"/>
+          <w:szCs w:val="28"/>
+        </w:rPr>
+        <w:t>s|Exec</w:t>
+      </w:r>
+      <w:proofErr w:type="spellEnd"/>
+      <w:r>
+        <w:rPr>
+          <w:sz w:val="28"/>
+          <w:szCs w:val="28"/>
+        </w:rPr>
+        <w:t>=</w:t>
+      </w:r>
+      <w:proofErr w:type="spellStart"/>
+      <w:r>
+        <w:rPr>
+          <w:sz w:val="28"/>
+          <w:szCs w:val="28"/>
+        </w:rPr>
+        <w:t>flatpak</w:t>
+      </w:r>
+      <w:proofErr w:type="spellEnd"/>
+      <w:r>
+        <w:rPr>
+          <w:sz w:val="28"/>
+          <w:szCs w:val="28"/>
+        </w:rPr>
+        <w:t xml:space="preserve"> run </w:t>
+      </w:r>
+      <w:proofErr w:type="spellStart"/>
+      <w:r>
+        <w:rPr>
+          <w:sz w:val="28"/>
+          <w:szCs w:val="28"/>
+        </w:rPr>
+        <w:t>org.chromium.Chromium|Exec</w:t>
+      </w:r>
+      <w:proofErr w:type="spellEnd"/>
+      <w:r>
+        <w:rPr>
+          <w:sz w:val="28"/>
+          <w:szCs w:val="28"/>
+        </w:rPr>
+        <w:t>=</w:t>
+      </w:r>
+      <w:proofErr w:type="spellStart"/>
+      <w:r>
+        <w:rPr>
+          <w:sz w:val="28"/>
+          <w:szCs w:val="28"/>
+        </w:rPr>
+        <w:t>flatpak</w:t>
+      </w:r>
+      <w:proofErr w:type="spellEnd"/>
+      <w:r>
+        <w:rPr>
+          <w:sz w:val="28"/>
+          <w:szCs w:val="28"/>
+        </w:rPr>
+        <w:t xml:space="preserve"> run </w:t>
+      </w:r>
+      <w:proofErr w:type="spellStart"/>
+      <w:r>
+        <w:rPr>
+          <w:sz w:val="28"/>
+          <w:szCs w:val="28"/>
+        </w:rPr>
+        <w:t>org.chromium.Chromium</w:t>
+      </w:r>
+      <w:proofErr w:type="spellEnd"/>
+      <w:r>
+        <w:rPr>
+          <w:sz w:val="28"/>
+          <w:szCs w:val="28"/>
+        </w:rPr>
+        <w:t xml:space="preserve"> --</w:t>
+      </w:r>
+      <w:proofErr w:type="spellStart"/>
+      <w:r>
+        <w:rPr>
+          <w:sz w:val="28"/>
+          <w:szCs w:val="28"/>
+        </w:rPr>
+        <w:t>password</w:t>
+      </w:r>
+      <w:proofErr w:type="spellEnd"/>
+      <w:r>
+        <w:rPr>
+          <w:sz w:val="28"/>
+          <w:szCs w:val="28"/>
+        </w:rPr>
+        <w:t>-store=</w:t>
+      </w:r>
+      <w:proofErr w:type="spellStart"/>
+      <w:r>
+        <w:rPr>
+          <w:sz w:val="28"/>
+          <w:szCs w:val="28"/>
+        </w:rPr>
+        <w:t>basic|g</w:t>
+      </w:r>
+      <w:proofErr w:type="spellEnd"/>
+      <w:r>
+        <w:rPr>
+          <w:sz w:val="28"/>
+          <w:szCs w:val="28"/>
+        </w:rPr>
+        <w:t>' "$LOCAL_DESKTOP"</w:t>
+      </w:r>
+    </w:p>
+    <w:p>
+      <w:pPr>
+        <w:rPr>
+          <w:sz w:val="28"/>
+          <w:szCs w:val="28"/>
+        </w:rPr>
+      </w:pPr>
+      <w:r>
+        <w:rPr>
+          <w:sz w:val="28"/>
+          <w:szCs w:val="28"/>
+        </w:rPr>
+        <w:t xml:space="preserve">  sed -i '</w:t>
+      </w:r>
+      <w:proofErr w:type="spellStart"/>
+      <w:r>
+        <w:rPr>
+          <w:sz w:val="28"/>
+          <w:szCs w:val="28"/>
+        </w:rPr>
+        <w:t>s|Exec</w:t>
+      </w:r>
+      <w:proofErr w:type="spellEnd"/>
+      <w:r>
+        <w:rPr>
+          <w:sz w:val="28"/>
+          <w:szCs w:val="28"/>
+        </w:rPr>
+        <w:t>=/</w:t>
+      </w:r>
+      <w:proofErr w:type="spellStart"/>
+      <w:r>
+        <w:rPr>
+          <w:sz w:val="28"/>
+          <w:szCs w:val="28"/>
+        </w:rPr>
+        <w:t>usr</w:t>
+      </w:r>
+      <w:proofErr w:type="spellEnd"/>
+      <w:r>
+        <w:rPr>
+          <w:sz w:val="28"/>
+          <w:szCs w:val="28"/>
+        </w:rPr>
+        <w:t>/</w:t>
+      </w:r>
+      <w:proofErr w:type="spellStart"/>
+      <w:r>
+        <w:rPr>
+          <w:sz w:val="28"/>
+          <w:szCs w:val="28"/>
+        </w:rPr>
+        <w:t>bin</w:t>
+      </w:r>
+      <w:proofErr w:type="spellEnd"/>
+      <w:r>
+        <w:rPr>
+          <w:sz w:val="28"/>
+          <w:szCs w:val="28"/>
+        </w:rPr>
+        <w:t>/</w:t>
+      </w:r>
+      <w:proofErr w:type="spellStart"/>
+      <w:r>
+        <w:rPr>
+          <w:sz w:val="28"/>
+          <w:szCs w:val="28"/>
+        </w:rPr>
+        <w:t>flatpak</w:t>
+      </w:r>
+      <w:proofErr w:type="spellEnd"/>
+      <w:r>
+        <w:rPr>
+          <w:sz w:val="28"/>
+          <w:szCs w:val="28"/>
+        </w:rPr>
+        <w:t xml:space="preserve"> run --</w:t>
+      </w:r>
+      <w:proofErr w:type="spellStart"/>
+      <w:r>
+        <w:rPr>
+          <w:sz w:val="28"/>
+          <w:szCs w:val="28"/>
+        </w:rPr>
+        <w:t>branch</w:t>
+      </w:r>
+      <w:proofErr w:type="spellEnd"/>
+      <w:r>
+        <w:rPr>
+          <w:sz w:val="28"/>
+          <w:szCs w:val="28"/>
+        </w:rPr>
+        <w:t>=</w:t>
+      </w:r>
+      <w:proofErr w:type="spellStart"/>
+      <w:r>
+        <w:rPr>
+          <w:sz w:val="28"/>
+          <w:szCs w:val="28"/>
+        </w:rPr>
+        <w:t>stable</w:t>
+      </w:r>
+      <w:proofErr w:type="spellEnd"/>
+      <w:r>
+        <w:rPr>
+          <w:sz w:val="28"/>
+          <w:szCs w:val="28"/>
+        </w:rPr>
+        <w:t xml:space="preserve"> --</w:t>
+      </w:r>
+      <w:proofErr w:type="spellStart"/>
+      <w:r>
+        <w:rPr>
+          <w:sz w:val="28"/>
+          <w:szCs w:val="28"/>
+        </w:rPr>
+        <w:t>arch</w:t>
+      </w:r>
+      <w:proofErr w:type="spellEnd"/>
+      <w:r>
+        <w:rPr>
+          <w:sz w:val="28"/>
+          <w:szCs w:val="28"/>
+        </w:rPr>
+        <w:t>=x86_64 --</w:t>
+      </w:r>
+      <w:proofErr w:type="spellStart"/>
+      <w:r>
+        <w:rPr>
+          <w:sz w:val="28"/>
+          <w:szCs w:val="28"/>
+        </w:rPr>
+        <w:t>command</w:t>
+      </w:r>
+      <w:proofErr w:type="spellEnd"/>
+      <w:r>
+        <w:rPr>
+          <w:sz w:val="28"/>
+          <w:szCs w:val="28"/>
+        </w:rPr>
+        <w:t>=/app/</w:t>
+      </w:r>
+      <w:proofErr w:type="spellStart"/>
+      <w:r>
+        <w:rPr>
+          <w:sz w:val="28"/>
+          <w:szCs w:val="28"/>
+        </w:rPr>
+        <w:t>bin</w:t>
+      </w:r>
+      <w:proofErr w:type="spellEnd"/>
+      <w:r>
+        <w:rPr>
+          <w:sz w:val="28"/>
+          <w:szCs w:val="28"/>
+        </w:rPr>
+        <w:t>/</w:t>
+      </w:r>
+      <w:proofErr w:type="spellStart"/>
+      <w:r>
+        <w:rPr>
+          <w:sz w:val="28"/>
+          <w:szCs w:val="28"/>
+        </w:rPr>
+        <w:t>chromium</w:t>
+      </w:r>
+      <w:proofErr w:type="spellEnd"/>
+      <w:r>
+        <w:rPr>
+          <w:sz w:val="28"/>
+          <w:szCs w:val="28"/>
+        </w:rPr>
+        <w:t xml:space="preserve"> --file-</w:t>
+      </w:r>
+      <w:proofErr w:type="spellStart"/>
+      <w:r>
+        <w:rPr>
+          <w:sz w:val="28"/>
+          <w:szCs w:val="28"/>
+        </w:rPr>
+        <w:t>forwarding</w:t>
+      </w:r>
+      <w:proofErr w:type="spellEnd"/>
+      <w:r>
+        <w:rPr>
+          <w:sz w:val="28"/>
+          <w:szCs w:val="28"/>
+        </w:rPr>
+        <w:t xml:space="preserve"> </w:t>
+      </w:r>
+      <w:proofErr w:type="spellStart"/>
+      <w:r>
+        <w:rPr>
+          <w:sz w:val="28"/>
+          <w:szCs w:val="28"/>
+        </w:rPr>
+        <w:t>org.chromium.Chromium|Exec</w:t>
+      </w:r>
+      <w:proofErr w:type="spellEnd"/>
+      <w:r>
+        <w:rPr>
+          <w:sz w:val="28"/>
+          <w:szCs w:val="28"/>
+        </w:rPr>
+        <w:t>=/</w:t>
+      </w:r>
+      <w:proofErr w:type="spellStart"/>
+      <w:r>
+        <w:rPr>
+          <w:sz w:val="28"/>
+          <w:szCs w:val="28"/>
+        </w:rPr>
+        <w:t>usr</w:t>
+      </w:r>
+      <w:proofErr w:type="spellEnd"/>
+      <w:r>
+        <w:rPr>
+          <w:sz w:val="28"/>
+          <w:szCs w:val="28"/>
+        </w:rPr>
+        <w:t>/</w:t>
+      </w:r>
+      <w:proofErr w:type="spellStart"/>
+      <w:r>
+        <w:rPr>
+          <w:sz w:val="28"/>
+          <w:szCs w:val="28"/>
+        </w:rPr>
+        <w:t>bin</w:t>
+      </w:r>
+      <w:proofErr w:type="spellEnd"/>
+      <w:r>
+        <w:rPr>
+          <w:sz w:val="28"/>
+          <w:szCs w:val="28"/>
+        </w:rPr>
+        <w:t>/</w:t>
+      </w:r>
+      <w:proofErr w:type="spellStart"/>
+      <w:r>
+        <w:rPr>
+          <w:sz w:val="28"/>
+          <w:szCs w:val="28"/>
+        </w:rPr>
+        <w:t>flatpak</w:t>
+      </w:r>
+      <w:proofErr w:type="spellEnd"/>
+      <w:r>
+        <w:rPr>
+          <w:sz w:val="28"/>
+          <w:szCs w:val="28"/>
+        </w:rPr>
+        <w:t xml:space="preserve"> run --</w:t>
+      </w:r>
+      <w:proofErr w:type="spellStart"/>
+      <w:r>
+        <w:rPr>
+          <w:sz w:val="28"/>
+          <w:szCs w:val="28"/>
+        </w:rPr>
+        <w:t>branch</w:t>
+      </w:r>
+      <w:proofErr w:type="spellEnd"/>
+      <w:r>
+        <w:rPr>
+          <w:sz w:val="28"/>
+          <w:szCs w:val="28"/>
+        </w:rPr>
+        <w:t>=</w:t>
+      </w:r>
+      <w:proofErr w:type="spellStart"/>
+      <w:r>
+        <w:rPr>
+          <w:sz w:val="28"/>
+          <w:szCs w:val="28"/>
+        </w:rPr>
+        <w:t>stable</w:t>
+      </w:r>
+      <w:proofErr w:type="spellEnd"/>
+      <w:r>
+        <w:rPr>
+          <w:sz w:val="28"/>
+          <w:szCs w:val="28"/>
+        </w:rPr>
+        <w:t xml:space="preserve"> --</w:t>
+      </w:r>
+      <w:proofErr w:type="spellStart"/>
+      <w:r>
+        <w:rPr>
+          <w:sz w:val="28"/>
+          <w:szCs w:val="28"/>
+        </w:rPr>
+        <w:t>arch</w:t>
+      </w:r>
+      <w:proofErr w:type="spellEnd"/>
+      <w:r>
+        <w:rPr>
+          <w:sz w:val="28"/>
+          <w:szCs w:val="28"/>
+        </w:rPr>
+        <w:t>=x86_64 --</w:t>
+      </w:r>
+      <w:proofErr w:type="spellStart"/>
+      <w:r>
+        <w:rPr>
+          <w:sz w:val="28"/>
+          <w:szCs w:val="28"/>
+        </w:rPr>
+        <w:lastRenderedPageBreak/>
+        <w:t>command</w:t>
+      </w:r>
+      <w:proofErr w:type="spellEnd"/>
+      <w:r>
+        <w:rPr>
+          <w:sz w:val="28"/>
+          <w:szCs w:val="28"/>
+        </w:rPr>
+        <w:t>=/app/</w:t>
+      </w:r>
+      <w:proofErr w:type="spellStart"/>
+      <w:r>
+        <w:rPr>
+          <w:sz w:val="28"/>
+          <w:szCs w:val="28"/>
+        </w:rPr>
+        <w:t>bin</w:t>
+      </w:r>
+      <w:proofErr w:type="spellEnd"/>
+      <w:r>
+        <w:rPr>
+          <w:sz w:val="28"/>
+          <w:szCs w:val="28"/>
+        </w:rPr>
+        <w:t>/</w:t>
+      </w:r>
+      <w:proofErr w:type="spellStart"/>
+      <w:r>
+        <w:rPr>
+          <w:sz w:val="28"/>
+          <w:szCs w:val="28"/>
+        </w:rPr>
+        <w:t>chromium</w:t>
+      </w:r>
+      <w:proofErr w:type="spellEnd"/>
+      <w:r>
+        <w:rPr>
+          <w:sz w:val="28"/>
+          <w:szCs w:val="28"/>
+        </w:rPr>
+        <w:t xml:space="preserve"> --file-</w:t>
+      </w:r>
+      <w:proofErr w:type="spellStart"/>
+      <w:r>
+        <w:rPr>
+          <w:sz w:val="28"/>
+          <w:szCs w:val="28"/>
+        </w:rPr>
+        <w:t>forwarding</w:t>
+      </w:r>
+      <w:proofErr w:type="spellEnd"/>
+      <w:r>
+        <w:rPr>
+          <w:sz w:val="28"/>
+          <w:szCs w:val="28"/>
+        </w:rPr>
+        <w:t xml:space="preserve"> </w:t>
+      </w:r>
+      <w:proofErr w:type="spellStart"/>
+      <w:r>
+        <w:rPr>
+          <w:sz w:val="28"/>
+          <w:szCs w:val="28"/>
+        </w:rPr>
+        <w:t>org.chromium.Chromium</w:t>
+      </w:r>
+      <w:proofErr w:type="spellEnd"/>
+      <w:r>
+        <w:rPr>
+          <w:sz w:val="28"/>
+          <w:szCs w:val="28"/>
+        </w:rPr>
+        <w:t xml:space="preserve"> --</w:t>
+      </w:r>
+      <w:proofErr w:type="spellStart"/>
+      <w:r>
+        <w:rPr>
+          <w:sz w:val="28"/>
+          <w:szCs w:val="28"/>
+        </w:rPr>
+        <w:t>password</w:t>
+      </w:r>
+      <w:proofErr w:type="spellEnd"/>
+      <w:r>
+        <w:rPr>
+          <w:sz w:val="28"/>
+          <w:szCs w:val="28"/>
+        </w:rPr>
+        <w:t>-store=</w:t>
+      </w:r>
+      <w:proofErr w:type="spellStart"/>
+      <w:r>
+        <w:rPr>
+          <w:sz w:val="28"/>
+          <w:szCs w:val="28"/>
+        </w:rPr>
+        <w:t>basic|g</w:t>
+      </w:r>
+      <w:proofErr w:type="spellEnd"/>
+      <w:r>
+        <w:rPr>
+          <w:sz w:val="28"/>
+          <w:szCs w:val="28"/>
+        </w:rPr>
+        <w:t>' "$LOCAL_DESKTOP"</w:t>
+      </w:r>
+    </w:p>
+    <w:p>
+      <w:pPr>
+        <w:rPr>
+          <w:sz w:val="28"/>
+          <w:szCs w:val="28"/>
+        </w:rPr>
+      </w:pPr>
+      <w:r>
+        <w:rPr>
+          <w:sz w:val="28"/>
+          <w:szCs w:val="28"/>
+        </w:rPr>
+        <w:t xml:space="preserve">  echo "</w:t>
+      </w:r>
+      <w:r>
+        <w:rPr>
+          <w:rFonts w:ascii="Segoe UI Symbol" w:hAnsi="Segoe UI Symbol" w:cs="Segoe UI Symbol"/>
+          <w:sz w:val="28"/>
+          <w:szCs w:val="28"/>
+        </w:rPr>
+        <w:t>✓</w:t>
+      </w:r>
+      <w:r>
+        <w:rPr>
+          <w:sz w:val="28"/>
+          <w:szCs w:val="28"/>
+        </w:rPr>
+        <w:t xml:space="preserve"> Entrada del men</w:t>
+      </w:r>
+      <w:r>
+        <w:rPr>
+          <w:rFonts w:ascii="Calibri" w:hAnsi="Calibri" w:cs="Calibri"/>
+          <w:sz w:val="28"/>
+          <w:szCs w:val="28"/>
+        </w:rPr>
+        <w:t>ú</w:t>
+      </w:r>
+      <w:r>
+        <w:rPr>
+          <w:sz w:val="28"/>
+          <w:szCs w:val="28"/>
+        </w:rPr>
+        <w:t xml:space="preserve"> tambi</w:t>
+      </w:r>
+      <w:r>
+        <w:rPr>
+          <w:rFonts w:ascii="Calibri" w:hAnsi="Calibri" w:cs="Calibri"/>
+          <w:sz w:val="28"/>
+          <w:szCs w:val="28"/>
+        </w:rPr>
+        <w:t>é</w:t>
+      </w:r>
+      <w:r>
+        <w:rPr>
+          <w:sz w:val="28"/>
+          <w:szCs w:val="28"/>
+        </w:rPr>
+        <w:t>n corregida"</w:t>
+      </w:r>
+    </w:p>
+    <w:p>
+      <w:pPr>
+        <w:rPr>
+          <w:sz w:val="28"/>
+          <w:szCs w:val="28"/>
+        </w:rPr>
+      </w:pPr>
+      <w:r>
+        <w:rPr>
+          <w:sz w:val="28"/>
+          <w:szCs w:val="28"/>
+        </w:rPr>
+        <w:t>fi</w:t>
+      </w:r>
+    </w:p>
+    <w:p>
+      <w:pPr>
+        <w:rPr>
+          <w:sz w:val="28"/>
+          <w:szCs w:val="28"/>
+        </w:rPr>
+      </w:pPr>
+      <w:r>
+        <w:rPr>
+          <w:sz w:val="28"/>
+          <w:szCs w:val="28"/>
+        </w:rPr>
+        <w:t>=============================================================================</w:t>
+      </w:r>
+    </w:p>
+    <w:p>
+      <w:pPr>
+        <w:rPr>
+          <w:sz w:val="28"/>
+          <w:szCs w:val="28"/>
+        </w:rPr>
+      </w:pPr>
+      <w:r>
+        <w:rPr>
+          <w:sz w:val="28"/>
+          <w:szCs w:val="28"/>
+        </w:rPr>
+        <w:t xml:space="preserve">REEMPLAZAR EN </w:t>
+      </w:r>
+      <w:proofErr w:type="spellStart"/>
+      <w:r>
+        <w:rPr>
+          <w:sz w:val="28"/>
+          <w:szCs w:val="28"/>
+        </w:rPr>
+        <w:t>InstallAppsLinux</w:t>
+      </w:r>
+      <w:proofErr w:type="spellEnd"/>
+      <w:r>
+        <w:rPr>
+          <w:sz w:val="28"/>
+          <w:szCs w:val="28"/>
+        </w:rPr>
+        <w:t xml:space="preserve"> el </w:t>
+      </w:r>
+      <w:r>
+        <w:rPr>
+          <w:sz w:val="28"/>
+          <w:szCs w:val="28"/>
+        </w:rPr>
+        <w:t xml:space="preserve">BLOQUE de FLATPAK ¡! </w:t>
+      </w:r>
+      <w:proofErr w:type="spellStart"/>
+      <w:r>
+        <w:rPr>
+          <w:sz w:val="28"/>
+          <w:szCs w:val="28"/>
+        </w:rPr>
+        <w:t>Grok</w:t>
+      </w:r>
+      <w:proofErr w:type="spellEnd"/>
+      <w:r>
+        <w:rPr>
+          <w:sz w:val="28"/>
+          <w:szCs w:val="28"/>
+        </w:rPr>
+        <w:t xml:space="preserve"> 31/07/2026</w:t>
+      </w:r>
+    </w:p>
+    <w:p>
+      <w:pPr>
+        <w:rPr>
+          <w:sz w:val="28"/>
+          <w:szCs w:val="28"/>
+        </w:rPr>
+      </w:pPr>
+      <w:r>
+        <w:rPr>
+          <w:sz w:val="28"/>
+          <w:szCs w:val="28"/>
+        </w:rPr>
+        <w:t xml:space="preserve"># </w:t>
+      </w:r>
+      <w:proofErr w:type="spellStart"/>
+      <w:r>
+        <w:rPr>
+          <w:sz w:val="28"/>
+          <w:szCs w:val="28"/>
+        </w:rPr>
+        <w:t>Flatpak</w:t>
+      </w:r>
+      <w:proofErr w:type="spellEnd"/>
+    </w:p>
+    <w:p>
+      <w:pPr>
+        <w:rPr>
+          <w:sz w:val="28"/>
+          <w:szCs w:val="28"/>
+        </w:rPr>
+      </w:pPr>
+      <w:r>
+        <w:rPr>
+          <w:sz w:val="28"/>
+          <w:szCs w:val="28"/>
+        </w:rPr>
+        <w:t>FLATPAK_APPS=(</w:t>
+      </w:r>
+    </w:p>
+    <w:p>
+      <w:pPr>
+        <w:rPr>
+          <w:sz w:val="28"/>
+          <w:szCs w:val="28"/>
+        </w:rPr>
+      </w:pPr>
+      <w:r>
+        <w:rPr>
+          <w:sz w:val="28"/>
+          <w:szCs w:val="28"/>
+        </w:rPr>
+        <w:t xml:space="preserve">  "</w:t>
+      </w:r>
+      <w:proofErr w:type="spellStart"/>
+      <w:r>
+        <w:rPr>
+          <w:sz w:val="28"/>
+          <w:szCs w:val="28"/>
+        </w:rPr>
+        <w:t>org.videolan.VLC</w:t>
+      </w:r>
+      <w:proofErr w:type="spellEnd"/>
+      <w:r>
+        <w:rPr>
+          <w:sz w:val="28"/>
+          <w:szCs w:val="28"/>
+        </w:rPr>
+        <w:t>"</w:t>
+      </w:r>
+    </w:p>
+    <w:p>
+      <w:pPr>
+        <w:rPr>
+          <w:sz w:val="28"/>
+          <w:szCs w:val="28"/>
+        </w:rPr>
+      </w:pPr>
+      <w:r>
+        <w:rPr>
+          <w:sz w:val="28"/>
+          <w:szCs w:val="28"/>
+        </w:rPr>
+        <w:t xml:space="preserve">  "</w:t>
+      </w:r>
+      <w:proofErr w:type="spellStart"/>
+      <w:r>
+        <w:rPr>
+          <w:sz w:val="28"/>
+          <w:szCs w:val="28"/>
+        </w:rPr>
+        <w:t>org.localsend.localsend_app</w:t>
+      </w:r>
+      <w:proofErr w:type="spellEnd"/>
+      <w:r>
+        <w:rPr>
+          <w:sz w:val="28"/>
+          <w:szCs w:val="28"/>
+        </w:rPr>
+        <w:t>"</w:t>
+      </w:r>
+    </w:p>
+    <w:p>
+      <w:pPr>
+        <w:rPr>
+          <w:sz w:val="28"/>
+          <w:szCs w:val="28"/>
+        </w:rPr>
+      </w:pPr>
+      <w:r>
+        <w:rPr>
+          <w:sz w:val="28"/>
+          <w:szCs w:val="28"/>
+        </w:rPr>
+        <w:t xml:space="preserve">  "</w:t>
+      </w:r>
+      <w:proofErr w:type="spellStart"/>
+      <w:r>
+        <w:rPr>
+          <w:sz w:val="28"/>
+          <w:szCs w:val="28"/>
+        </w:rPr>
+        <w:t>com.rustdesk.RustDesk</w:t>
+      </w:r>
+      <w:proofErr w:type="spellEnd"/>
+      <w:r>
+        <w:rPr>
+          <w:sz w:val="28"/>
+          <w:szCs w:val="28"/>
+        </w:rPr>
+        <w:t>"</w:t>
+      </w:r>
+    </w:p>
+    <w:p>
+      <w:pPr>
+        <w:rPr>
+          <w:sz w:val="28"/>
+          <w:szCs w:val="28"/>
+        </w:rPr>
+      </w:pPr>
+      <w:r>
+        <w:rPr>
+          <w:sz w:val="28"/>
+          <w:szCs w:val="28"/>
+        </w:rPr>
+        <w:t xml:space="preserve">  "</w:t>
+      </w:r>
+      <w:proofErr w:type="spellStart"/>
+      <w:r>
+        <w:rPr>
+          <w:sz w:val="28"/>
+          <w:szCs w:val="28"/>
+        </w:rPr>
+        <w:t>us.zoom.Zoom</w:t>
+      </w:r>
+      <w:proofErr w:type="spellEnd"/>
+      <w:r>
+        <w:rPr>
+          <w:sz w:val="28"/>
+          <w:szCs w:val="28"/>
+        </w:rPr>
+        <w:t>"</w:t>
+      </w:r>
+    </w:p>
+    <w:p>
+      <w:pPr>
+        <w:rPr>
+          <w:sz w:val="28"/>
+          <w:szCs w:val="28"/>
+        </w:rPr>
+      </w:pPr>
+      <w:r>
+        <w:rPr>
+          <w:sz w:val="28"/>
+          <w:szCs w:val="28"/>
+        </w:rPr>
+        <w:t xml:space="preserve">  "</w:t>
+      </w:r>
+      <w:proofErr w:type="spellStart"/>
+      <w:r>
+        <w:rPr>
+          <w:sz w:val="28"/>
+          <w:szCs w:val="28"/>
+        </w:rPr>
+        <w:t>io.github.mimbrero.WhatsAppDesktop</w:t>
+      </w:r>
+      <w:proofErr w:type="spellEnd"/>
+      <w:r>
+        <w:rPr>
+          <w:sz w:val="28"/>
+          <w:szCs w:val="28"/>
+        </w:rPr>
+        <w:t>"</w:t>
+      </w:r>
+    </w:p>
+    <w:p>
+      <w:pPr>
+        <w:rPr>
+          <w:sz w:val="28"/>
+          <w:szCs w:val="28"/>
+        </w:rPr>
+      </w:pPr>
+      <w:r>
+        <w:rPr>
+          <w:sz w:val="28"/>
+          <w:szCs w:val="28"/>
+        </w:rPr>
+        <w:t xml:space="preserve">  "</w:t>
+      </w:r>
+      <w:proofErr w:type="spellStart"/>
+      <w:r>
+        <w:rPr>
+          <w:sz w:val="28"/>
+          <w:szCs w:val="28"/>
+        </w:rPr>
+        <w:t>org.chromium.Chromium</w:t>
+      </w:r>
+      <w:proofErr w:type="spellEnd"/>
+      <w:r>
+        <w:rPr>
+          <w:sz w:val="28"/>
+          <w:szCs w:val="28"/>
+        </w:rPr>
+        <w:t>"</w:t>
+      </w:r>
+    </w:p>
+    <w:p>
+      <w:pPr>
+        <w:rPr>
+          <w:sz w:val="28"/>
+          <w:szCs w:val="28"/>
+        </w:rPr>
+      </w:pPr>
+      <w:r>
+        <w:rPr>
+          <w:sz w:val="28"/>
+          <w:szCs w:val="28"/>
+        </w:rPr>
+        <w:t>)</w:t>
+      </w:r>
+    </w:p>
+    <w:p>
+      <w:pPr>
+        <w:rPr>
+          <w:sz w:val="28"/>
+          <w:szCs w:val="28"/>
+        </w:rPr>
+      </w:pPr>
+    </w:p>
+    <w:p>
+      <w:pPr>
+        <w:rPr>
+          <w:sz w:val="28"/>
+          <w:szCs w:val="28"/>
+        </w:rPr>
+      </w:pPr>
+      <w:proofErr w:type="spellStart"/>
+      <w:r>
+        <w:rPr>
+          <w:sz w:val="28"/>
+          <w:szCs w:val="28"/>
+        </w:rPr>
+        <w:t>for</w:t>
+      </w:r>
+      <w:proofErr w:type="spellEnd"/>
+      <w:r>
+        <w:rPr>
+          <w:sz w:val="28"/>
+          <w:szCs w:val="28"/>
+        </w:rPr>
+        <w:t xml:space="preserve"> app in "${FLATPAK_APPS[@]}"; do</w:t>
+      </w:r>
+    </w:p>
+    <w:p>
+      <w:pPr>
+        <w:rPr>
+          <w:sz w:val="28"/>
+          <w:szCs w:val="28"/>
+        </w:rPr>
+      </w:pPr>
+      <w:r>
+        <w:rPr>
+          <w:sz w:val="28"/>
+          <w:szCs w:val="28"/>
+        </w:rPr>
+        <w:t xml:space="preserve">  DESKTOP_FILE=$(</w:t>
+      </w:r>
+      <w:proofErr w:type="spellStart"/>
+      <w:r>
+        <w:rPr>
+          <w:sz w:val="28"/>
+          <w:szCs w:val="28"/>
+        </w:rPr>
+        <w:t>find</w:t>
+      </w:r>
+      <w:proofErr w:type="spellEnd"/>
+      <w:r>
+        <w:rPr>
+          <w:sz w:val="28"/>
+          <w:szCs w:val="28"/>
+        </w:rPr>
+        <w:t xml:space="preserve"> ~/.local/share/</w:t>
+      </w:r>
+      <w:proofErr w:type="spellStart"/>
+      <w:r>
+        <w:rPr>
+          <w:sz w:val="28"/>
+          <w:szCs w:val="28"/>
+        </w:rPr>
+        <w:t>flatpak</w:t>
+      </w:r>
+      <w:proofErr w:type="spellEnd"/>
+      <w:r>
+        <w:rPr>
+          <w:sz w:val="28"/>
+          <w:szCs w:val="28"/>
+        </w:rPr>
+        <w:t>/</w:t>
+      </w:r>
+      <w:proofErr w:type="spellStart"/>
+      <w:r>
+        <w:rPr>
+          <w:sz w:val="28"/>
+          <w:szCs w:val="28"/>
+        </w:rPr>
+        <w:t>exports</w:t>
+      </w:r>
+      <w:proofErr w:type="spellEnd"/>
+      <w:r>
+        <w:rPr>
+          <w:sz w:val="28"/>
+          <w:szCs w:val="28"/>
+        </w:rPr>
+        <w:t>/share/</w:t>
+      </w:r>
+      <w:proofErr w:type="spellStart"/>
+      <w:r>
+        <w:rPr>
+          <w:sz w:val="28"/>
+          <w:szCs w:val="28"/>
+        </w:rPr>
+        <w:t>applications</w:t>
+      </w:r>
+      <w:proofErr w:type="spellEnd"/>
+      <w:r>
+        <w:rPr>
+          <w:sz w:val="28"/>
+          <w:szCs w:val="28"/>
+        </w:rPr>
+        <w:t xml:space="preserve"> /</w:t>
+      </w:r>
+      <w:proofErr w:type="spellStart"/>
+      <w:r>
+        <w:rPr>
+          <w:sz w:val="28"/>
+          <w:szCs w:val="28"/>
+        </w:rPr>
+        <w:t>var</w:t>
+      </w:r>
+      <w:proofErr w:type="spellEnd"/>
+      <w:r>
+        <w:rPr>
+          <w:sz w:val="28"/>
+          <w:szCs w:val="28"/>
+        </w:rPr>
+        <w:t>/</w:t>
+      </w:r>
+      <w:proofErr w:type="spellStart"/>
+      <w:r>
+        <w:rPr>
+          <w:sz w:val="28"/>
+          <w:szCs w:val="28"/>
+        </w:rPr>
+        <w:t>lib</w:t>
+      </w:r>
+      <w:proofErr w:type="spellEnd"/>
+      <w:r>
+        <w:rPr>
+          <w:sz w:val="28"/>
+          <w:szCs w:val="28"/>
+        </w:rPr>
+        <w:t>/</w:t>
+      </w:r>
+      <w:proofErr w:type="spellStart"/>
+      <w:r>
+        <w:rPr>
+          <w:sz w:val="28"/>
+          <w:szCs w:val="28"/>
+        </w:rPr>
+        <w:t>flatpak</w:t>
+      </w:r>
+      <w:proofErr w:type="spellEnd"/>
+      <w:r>
+        <w:rPr>
+          <w:sz w:val="28"/>
+          <w:szCs w:val="28"/>
+        </w:rPr>
+        <w:t>/</w:t>
+      </w:r>
+      <w:proofErr w:type="spellStart"/>
+      <w:r>
+        <w:rPr>
+          <w:sz w:val="28"/>
+          <w:szCs w:val="28"/>
+        </w:rPr>
+        <w:t>exports</w:t>
+      </w:r>
+      <w:proofErr w:type="spellEnd"/>
+      <w:r>
+        <w:rPr>
+          <w:sz w:val="28"/>
+          <w:szCs w:val="28"/>
+        </w:rPr>
+        <w:t>/share/</w:t>
+      </w:r>
+      <w:proofErr w:type="spellStart"/>
+      <w:r>
+        <w:rPr>
+          <w:sz w:val="28"/>
+          <w:szCs w:val="28"/>
+        </w:rPr>
+        <w:t>applications</w:t>
+      </w:r>
+      <w:proofErr w:type="spellEnd"/>
+      <w:r>
+        <w:rPr>
+          <w:sz w:val="28"/>
+          <w:szCs w:val="28"/>
+        </w:rPr>
+        <w:t xml:space="preserve"> -</w:t>
+      </w:r>
+      <w:proofErr w:type="spellStart"/>
+      <w:r>
+        <w:rPr>
+          <w:sz w:val="28"/>
+          <w:szCs w:val="28"/>
+        </w:rPr>
+        <w:t>name</w:t>
+      </w:r>
+      <w:proofErr w:type="spellEnd"/>
+      <w:r>
+        <w:rPr>
+          <w:sz w:val="28"/>
+          <w:szCs w:val="28"/>
+        </w:rPr>
+        <w:t xml:space="preserve"> "${app}.desktop" 2&gt;/</w:t>
+      </w:r>
+      <w:proofErr w:type="spellStart"/>
+      <w:r>
+        <w:rPr>
+          <w:sz w:val="28"/>
+          <w:szCs w:val="28"/>
+        </w:rPr>
+        <w:t>dev</w:t>
+      </w:r>
+      <w:proofErr w:type="spellEnd"/>
+      <w:r>
+        <w:rPr>
+          <w:sz w:val="28"/>
+          <w:szCs w:val="28"/>
+        </w:rPr>
+        <w:t>/</w:t>
+      </w:r>
+      <w:proofErr w:type="spellStart"/>
+      <w:r>
+        <w:rPr>
+          <w:sz w:val="28"/>
+          <w:szCs w:val="28"/>
+        </w:rPr>
+        <w:t>null</w:t>
+      </w:r>
+      <w:proofErr w:type="spellEnd"/>
+      <w:r>
+        <w:rPr>
+          <w:sz w:val="28"/>
+          <w:szCs w:val="28"/>
+        </w:rPr>
+        <w:t xml:space="preserve"> | head -n 1)</w:t>
+      </w:r>
+    </w:p>
+    <w:p>
+      <w:pPr>
+        <w:rPr>
+          <w:sz w:val="28"/>
+          <w:szCs w:val="28"/>
+        </w:rPr>
+      </w:pPr>
+      <w:r>
+        <w:rPr>
+          <w:sz w:val="28"/>
+          <w:szCs w:val="28"/>
+        </w:rPr>
+        <w:t xml:space="preserve">  </w:t>
+      </w:r>
+      <w:proofErr w:type="spellStart"/>
+      <w:r>
+        <w:rPr>
+          <w:sz w:val="28"/>
+          <w:szCs w:val="28"/>
+        </w:rPr>
+        <w:t>if</w:t>
+      </w:r>
+      <w:proofErr w:type="spellEnd"/>
+      <w:r>
+        <w:rPr>
+          <w:sz w:val="28"/>
+          <w:szCs w:val="28"/>
+        </w:rPr>
+        <w:t xml:space="preserve"> [ -n "$DESKTOP_FILE" ]; </w:t>
+      </w:r>
+      <w:proofErr w:type="spellStart"/>
+      <w:r>
+        <w:rPr>
+          <w:sz w:val="28"/>
+          <w:szCs w:val="28"/>
+        </w:rPr>
+        <w:t>then</w:t>
+      </w:r>
+      <w:proofErr w:type="spellEnd"/>
+    </w:p>
+    <w:p>
+      <w:pPr>
+        <w:rPr>
+          <w:sz w:val="28"/>
+          <w:szCs w:val="28"/>
+        </w:rPr>
+      </w:pPr>
+      <w:r>
+        <w:rPr>
+          <w:sz w:val="28"/>
+          <w:szCs w:val="28"/>
+        </w:rPr>
+        <w:t xml:space="preserve">    </w:t>
+      </w:r>
+      <w:proofErr w:type="spellStart"/>
+      <w:r>
+        <w:rPr>
+          <w:sz w:val="28"/>
+          <w:szCs w:val="28"/>
+        </w:rPr>
+        <w:t>cp</w:t>
+      </w:r>
+      <w:proofErr w:type="spellEnd"/>
+      <w:r>
+        <w:rPr>
+          <w:sz w:val="28"/>
+          <w:szCs w:val="28"/>
+        </w:rPr>
+        <w:t xml:space="preserve"> "$DESKTOP_FILE" "$DESKTOP_DIR/"</w:t>
+      </w:r>
+    </w:p>
+    <w:p>
+      <w:pPr>
+        <w:rPr>
+          <w:sz w:val="28"/>
+          <w:szCs w:val="28"/>
+        </w:rPr>
+      </w:pPr>
+      <w:r>
+        <w:rPr>
+          <w:sz w:val="28"/>
+          <w:szCs w:val="28"/>
+        </w:rPr>
+        <w:t xml:space="preserve">    </w:t>
+      </w:r>
+      <w:proofErr w:type="spellStart"/>
+      <w:r>
+        <w:rPr>
+          <w:sz w:val="28"/>
+          <w:szCs w:val="28"/>
+        </w:rPr>
+        <w:t>chmod</w:t>
+      </w:r>
+      <w:proofErr w:type="spellEnd"/>
+      <w:r>
+        <w:rPr>
+          <w:sz w:val="28"/>
+          <w:szCs w:val="28"/>
+        </w:rPr>
+        <w:t xml:space="preserve"> +x "$DESKTOP_DIR/${app}.desktop"</w:t>
+      </w:r>
+    </w:p>
+    <w:p>
+      <w:pPr>
+        <w:rPr>
+          <w:sz w:val="28"/>
+          <w:szCs w:val="28"/>
+        </w:rPr>
+      </w:pPr>
+      <w:r>
+        <w:rPr>
+          <w:sz w:val="28"/>
+          <w:szCs w:val="28"/>
+        </w:rPr>
+        <w:t xml:space="preserve">    </w:t>
+      </w:r>
+      <w:proofErr w:type="spellStart"/>
+      <w:r>
+        <w:rPr>
+          <w:sz w:val="28"/>
+          <w:szCs w:val="28"/>
+        </w:rPr>
+        <w:t>gio</w:t>
+      </w:r>
+      <w:proofErr w:type="spellEnd"/>
+      <w:r>
+        <w:rPr>
+          <w:sz w:val="28"/>
+          <w:szCs w:val="28"/>
+        </w:rPr>
+        <w:t xml:space="preserve"> set "$DESKTOP_DIR/${app}.desktop" </w:t>
+      </w:r>
+      <w:proofErr w:type="spellStart"/>
+      <w:r>
+        <w:rPr>
+          <w:sz w:val="28"/>
+          <w:szCs w:val="28"/>
+        </w:rPr>
+        <w:t>metadata</w:t>
+      </w:r>
+      <w:proofErr w:type="spellEnd"/>
+      <w:r>
+        <w:rPr>
+          <w:sz w:val="28"/>
+          <w:szCs w:val="28"/>
+        </w:rPr>
+        <w:t>::</w:t>
+      </w:r>
+      <w:proofErr w:type="spellStart"/>
+      <w:r>
+        <w:rPr>
+          <w:sz w:val="28"/>
+          <w:szCs w:val="28"/>
+        </w:rPr>
+        <w:t>trusted</w:t>
+      </w:r>
+      <w:proofErr w:type="spellEnd"/>
+      <w:r>
+        <w:rPr>
+          <w:sz w:val="28"/>
+          <w:szCs w:val="28"/>
+        </w:rPr>
+        <w:t xml:space="preserve"> true 2&gt;/</w:t>
+      </w:r>
+      <w:proofErr w:type="spellStart"/>
+      <w:r>
+        <w:rPr>
+          <w:sz w:val="28"/>
+          <w:szCs w:val="28"/>
+        </w:rPr>
+        <w:t>dev</w:t>
+      </w:r>
+      <w:proofErr w:type="spellEnd"/>
+      <w:r>
+        <w:rPr>
+          <w:sz w:val="28"/>
+          <w:szCs w:val="28"/>
+        </w:rPr>
+        <w:t>/</w:t>
+      </w:r>
+      <w:proofErr w:type="spellStart"/>
+      <w:r>
+        <w:rPr>
+          <w:sz w:val="28"/>
+          <w:szCs w:val="28"/>
+        </w:rPr>
+        <w:t>null</w:t>
+      </w:r>
+      <w:proofErr w:type="spellEnd"/>
+      <w:r>
+        <w:rPr>
+          <w:sz w:val="28"/>
+          <w:szCs w:val="28"/>
+        </w:rPr>
+        <w:t xml:space="preserve"> || true</w:t>
+      </w:r>
+    </w:p>
+    <w:p>
+      <w:pPr>
+        <w:rPr>
+          <w:sz w:val="28"/>
+          <w:szCs w:val="28"/>
+        </w:rPr>
+      </w:pPr>
+    </w:p>
+    <w:p>
+      <w:pPr>
+        <w:rPr>
+          <w:sz w:val="28"/>
+          <w:szCs w:val="28"/>
+        </w:rPr>
+      </w:pPr>
+      <w:r>
+        <w:rPr>
+          <w:sz w:val="28"/>
+          <w:szCs w:val="28"/>
+        </w:rPr>
+        <w:t xml:space="preserve">    # --- ESPECIAL para </w:t>
+      </w:r>
+      <w:proofErr w:type="spellStart"/>
+      <w:r>
+        <w:rPr>
+          <w:sz w:val="28"/>
+          <w:szCs w:val="28"/>
+        </w:rPr>
+        <w:t>Chromium</w:t>
+      </w:r>
+      <w:proofErr w:type="spellEnd"/>
+      <w:r>
+        <w:rPr>
+          <w:sz w:val="28"/>
+          <w:szCs w:val="28"/>
+        </w:rPr>
+        <w:t xml:space="preserve">: evitar </w:t>
+      </w:r>
+      <w:proofErr w:type="spellStart"/>
+      <w:r>
+        <w:rPr>
+          <w:sz w:val="28"/>
+          <w:szCs w:val="28"/>
+        </w:rPr>
+        <w:t>prompt</w:t>
+      </w:r>
+      <w:proofErr w:type="spellEnd"/>
+      <w:r>
+        <w:rPr>
+          <w:sz w:val="28"/>
+          <w:szCs w:val="28"/>
+        </w:rPr>
+        <w:t xml:space="preserve"> de </w:t>
+      </w:r>
+      <w:proofErr w:type="spellStart"/>
+      <w:r>
+        <w:rPr>
+          <w:sz w:val="28"/>
+          <w:szCs w:val="28"/>
+        </w:rPr>
+        <w:t>keyring</w:t>
+      </w:r>
+      <w:proofErr w:type="spellEnd"/>
+      <w:r>
+        <w:rPr>
+          <w:sz w:val="28"/>
+          <w:szCs w:val="28"/>
+        </w:rPr>
+        <w:t xml:space="preserve"> ---</w:t>
+      </w:r>
+    </w:p>
+    <w:p>
+      <w:pPr>
+        <w:rPr>
+          <w:sz w:val="28"/>
+          <w:szCs w:val="28"/>
+        </w:rPr>
+      </w:pPr>
+      <w:r>
+        <w:rPr>
+          <w:sz w:val="28"/>
+          <w:szCs w:val="28"/>
+        </w:rPr>
+        <w:t xml:space="preserve">    </w:t>
+      </w:r>
+      <w:proofErr w:type="spellStart"/>
+      <w:r>
+        <w:rPr>
+          <w:sz w:val="28"/>
+          <w:szCs w:val="28"/>
+        </w:rPr>
+        <w:t>if</w:t>
+      </w:r>
+      <w:proofErr w:type="spellEnd"/>
+      <w:r>
+        <w:rPr>
+          <w:sz w:val="28"/>
+          <w:szCs w:val="28"/>
+        </w:rPr>
+        <w:t xml:space="preserve"> [ "$app" = "</w:t>
+      </w:r>
+      <w:proofErr w:type="spellStart"/>
+      <w:r>
+        <w:rPr>
+          <w:sz w:val="28"/>
+          <w:szCs w:val="28"/>
+        </w:rPr>
+        <w:t>org.chromium.Chromium</w:t>
+      </w:r>
+      <w:proofErr w:type="spellEnd"/>
+      <w:r>
+        <w:rPr>
+          <w:sz w:val="28"/>
+          <w:szCs w:val="28"/>
+        </w:rPr>
+        <w:t xml:space="preserve">" ]; </w:t>
+      </w:r>
+      <w:proofErr w:type="spellStart"/>
+      <w:r>
+        <w:rPr>
+          <w:sz w:val="28"/>
+          <w:szCs w:val="28"/>
+        </w:rPr>
+        <w:t>then</w:t>
+      </w:r>
+      <w:proofErr w:type="spellEnd"/>
+    </w:p>
+    <w:p>
+      <w:pPr>
+        <w:rPr>
+          <w:sz w:val="28"/>
+          <w:szCs w:val="28"/>
+        </w:rPr>
+      </w:pPr>
+      <w:r>
+        <w:rPr>
+          <w:sz w:val="28"/>
+          <w:szCs w:val="28"/>
+        </w:rPr>
+        <w:t xml:space="preserve">      sed -i '</w:t>
+      </w:r>
+      <w:proofErr w:type="spellStart"/>
+      <w:r>
+        <w:rPr>
+          <w:sz w:val="28"/>
+          <w:szCs w:val="28"/>
+        </w:rPr>
+        <w:t>s|Exec</w:t>
+      </w:r>
+      <w:proofErr w:type="spellEnd"/>
+      <w:r>
+        <w:rPr>
+          <w:sz w:val="28"/>
+          <w:szCs w:val="28"/>
+        </w:rPr>
+        <w:t>=</w:t>
+      </w:r>
+      <w:proofErr w:type="spellStart"/>
+      <w:r>
+        <w:rPr>
+          <w:sz w:val="28"/>
+          <w:szCs w:val="28"/>
+        </w:rPr>
+        <w:t>flatpak</w:t>
+      </w:r>
+      <w:proofErr w:type="spellEnd"/>
+      <w:r>
+        <w:rPr>
+          <w:sz w:val="28"/>
+          <w:szCs w:val="28"/>
+        </w:rPr>
+        <w:t xml:space="preserve"> run </w:t>
+      </w:r>
+      <w:proofErr w:type="spellStart"/>
+      <w:r>
+        <w:rPr>
+          <w:sz w:val="28"/>
+          <w:szCs w:val="28"/>
+        </w:rPr>
+        <w:t>org.chromium.Chromium|Exec</w:t>
+      </w:r>
+      <w:proofErr w:type="spellEnd"/>
+      <w:r>
+        <w:rPr>
+          <w:sz w:val="28"/>
+          <w:szCs w:val="28"/>
+        </w:rPr>
+        <w:t>=</w:t>
+      </w:r>
+      <w:proofErr w:type="spellStart"/>
+      <w:r>
+        <w:rPr>
+          <w:sz w:val="28"/>
+          <w:szCs w:val="28"/>
+        </w:rPr>
+        <w:t>flatpak</w:t>
+      </w:r>
+      <w:proofErr w:type="spellEnd"/>
+      <w:r>
+        <w:rPr>
+          <w:sz w:val="28"/>
+          <w:szCs w:val="28"/>
+        </w:rPr>
+        <w:t xml:space="preserve"> run </w:t>
+      </w:r>
+      <w:proofErr w:type="spellStart"/>
+      <w:r>
+        <w:rPr>
+          <w:sz w:val="28"/>
+          <w:szCs w:val="28"/>
+        </w:rPr>
+        <w:t>org.chromium.Chromium</w:t>
+      </w:r>
+      <w:proofErr w:type="spellEnd"/>
+      <w:r>
+        <w:rPr>
+          <w:sz w:val="28"/>
+          <w:szCs w:val="28"/>
+        </w:rPr>
+        <w:t xml:space="preserve"> --</w:t>
+      </w:r>
+      <w:proofErr w:type="spellStart"/>
+      <w:r>
+        <w:rPr>
+          <w:sz w:val="28"/>
+          <w:szCs w:val="28"/>
+        </w:rPr>
+        <w:t>password</w:t>
+      </w:r>
+      <w:proofErr w:type="spellEnd"/>
+      <w:r>
+        <w:rPr>
+          <w:sz w:val="28"/>
+          <w:szCs w:val="28"/>
+        </w:rPr>
+        <w:t>-store=</w:t>
+      </w:r>
+      <w:proofErr w:type="spellStart"/>
+      <w:r>
+        <w:rPr>
+          <w:sz w:val="28"/>
+          <w:szCs w:val="28"/>
+        </w:rPr>
+        <w:t>basic|g</w:t>
+      </w:r>
+      <w:proofErr w:type="spellEnd"/>
+      <w:r>
+        <w:rPr>
+          <w:sz w:val="28"/>
+          <w:szCs w:val="28"/>
+        </w:rPr>
+        <w:t>' "$DESKTOP_DIR/${app}.desktop"</w:t>
+      </w:r>
+    </w:p>
+    <w:p>
+      <w:pPr>
+        <w:rPr>
+          <w:sz w:val="28"/>
+          <w:szCs w:val="28"/>
+        </w:rPr>
+      </w:pPr>
+      <w:r>
+        <w:rPr>
+          <w:sz w:val="28"/>
+          <w:szCs w:val="28"/>
+        </w:rPr>
+        <w:t xml:space="preserve">      sed -i '</w:t>
+      </w:r>
+      <w:proofErr w:type="spellStart"/>
+      <w:r>
+        <w:rPr>
+          <w:sz w:val="28"/>
+          <w:szCs w:val="28"/>
+        </w:rPr>
+        <w:t>s|Exec</w:t>
+      </w:r>
+      <w:proofErr w:type="spellEnd"/>
+      <w:r>
+        <w:rPr>
+          <w:sz w:val="28"/>
+          <w:szCs w:val="28"/>
+        </w:rPr>
+        <w:t>=/</w:t>
+      </w:r>
+      <w:proofErr w:type="spellStart"/>
+      <w:r>
+        <w:rPr>
+          <w:sz w:val="28"/>
+          <w:szCs w:val="28"/>
+        </w:rPr>
+        <w:t>usr</w:t>
+      </w:r>
+      <w:proofErr w:type="spellEnd"/>
+      <w:r>
+        <w:rPr>
+          <w:sz w:val="28"/>
+          <w:szCs w:val="28"/>
+        </w:rPr>
+        <w:t>/</w:t>
+      </w:r>
+      <w:proofErr w:type="spellStart"/>
+      <w:r>
+        <w:rPr>
+          <w:sz w:val="28"/>
+          <w:szCs w:val="28"/>
+        </w:rPr>
+        <w:t>bin</w:t>
+      </w:r>
+      <w:proofErr w:type="spellEnd"/>
+      <w:r>
+        <w:rPr>
+          <w:sz w:val="28"/>
+          <w:szCs w:val="28"/>
+        </w:rPr>
+        <w:t>/</w:t>
+      </w:r>
+      <w:proofErr w:type="spellStart"/>
+      <w:r>
+        <w:rPr>
+          <w:sz w:val="28"/>
+          <w:szCs w:val="28"/>
+        </w:rPr>
+        <w:t>flatpak</w:t>
+      </w:r>
+      <w:proofErr w:type="spellEnd"/>
+      <w:r>
+        <w:rPr>
+          <w:sz w:val="28"/>
+          <w:szCs w:val="28"/>
+        </w:rPr>
+        <w:t xml:space="preserve"> run --</w:t>
+      </w:r>
+      <w:proofErr w:type="spellStart"/>
+      <w:r>
+        <w:rPr>
+          <w:sz w:val="28"/>
+          <w:szCs w:val="28"/>
+        </w:rPr>
+        <w:t>branch</w:t>
+      </w:r>
+      <w:proofErr w:type="spellEnd"/>
+      <w:r>
+        <w:rPr>
+          <w:sz w:val="28"/>
+          <w:szCs w:val="28"/>
+        </w:rPr>
+        <w:t>=</w:t>
+      </w:r>
+      <w:proofErr w:type="spellStart"/>
+      <w:r>
+        <w:rPr>
+          <w:sz w:val="28"/>
+          <w:szCs w:val="28"/>
+        </w:rPr>
+        <w:t>stable</w:t>
+      </w:r>
+      <w:proofErr w:type="spellEnd"/>
+      <w:r>
+        <w:rPr>
+          <w:sz w:val="28"/>
+          <w:szCs w:val="28"/>
+        </w:rPr>
+        <w:t xml:space="preserve"> --</w:t>
+      </w:r>
+      <w:proofErr w:type="spellStart"/>
+      <w:r>
+        <w:rPr>
+          <w:sz w:val="28"/>
+          <w:szCs w:val="28"/>
+        </w:rPr>
+        <w:t>arch</w:t>
+      </w:r>
+      <w:proofErr w:type="spellEnd"/>
+      <w:r>
+        <w:rPr>
+          <w:sz w:val="28"/>
+          <w:szCs w:val="28"/>
+        </w:rPr>
+        <w:t>=x86_64 --</w:t>
+      </w:r>
+      <w:proofErr w:type="spellStart"/>
+      <w:r>
+        <w:rPr>
+          <w:sz w:val="28"/>
+          <w:szCs w:val="28"/>
+        </w:rPr>
+        <w:t>command</w:t>
+      </w:r>
+      <w:proofErr w:type="spellEnd"/>
+      <w:r>
+        <w:rPr>
+          <w:sz w:val="28"/>
+          <w:szCs w:val="28"/>
+        </w:rPr>
+        <w:t>=/app/</w:t>
+      </w:r>
+      <w:proofErr w:type="spellStart"/>
+      <w:r>
+        <w:rPr>
+          <w:sz w:val="28"/>
+          <w:szCs w:val="28"/>
+        </w:rPr>
+        <w:t>bin</w:t>
+      </w:r>
+      <w:proofErr w:type="spellEnd"/>
+      <w:r>
+        <w:rPr>
+          <w:sz w:val="28"/>
+          <w:szCs w:val="28"/>
+        </w:rPr>
+        <w:t>/</w:t>
+      </w:r>
+      <w:proofErr w:type="spellStart"/>
+      <w:r>
+        <w:rPr>
+          <w:sz w:val="28"/>
+          <w:szCs w:val="28"/>
+        </w:rPr>
+        <w:t>chromium</w:t>
+      </w:r>
+      <w:proofErr w:type="spellEnd"/>
+      <w:r>
+        <w:rPr>
+          <w:sz w:val="28"/>
+          <w:szCs w:val="28"/>
+        </w:rPr>
+        <w:t xml:space="preserve"> --file-</w:t>
+      </w:r>
+      <w:proofErr w:type="spellStart"/>
+      <w:r>
+        <w:rPr>
+          <w:sz w:val="28"/>
+          <w:szCs w:val="28"/>
+        </w:rPr>
+        <w:t>forwarding</w:t>
+      </w:r>
+      <w:proofErr w:type="spellEnd"/>
+      <w:r>
+        <w:rPr>
+          <w:sz w:val="28"/>
+          <w:szCs w:val="28"/>
+        </w:rPr>
+        <w:t xml:space="preserve"> </w:t>
+      </w:r>
+      <w:proofErr w:type="spellStart"/>
+      <w:r>
+        <w:rPr>
+          <w:sz w:val="28"/>
+          <w:szCs w:val="28"/>
+        </w:rPr>
+        <w:t>org.chromium.Chromium|Exec</w:t>
+      </w:r>
+      <w:proofErr w:type="spellEnd"/>
+      <w:r>
+        <w:rPr>
+          <w:sz w:val="28"/>
+          <w:szCs w:val="28"/>
+        </w:rPr>
+        <w:t>=/</w:t>
+      </w:r>
+      <w:proofErr w:type="spellStart"/>
+      <w:r>
+        <w:rPr>
+          <w:sz w:val="28"/>
+          <w:szCs w:val="28"/>
+        </w:rPr>
+        <w:t>usr</w:t>
+      </w:r>
+      <w:proofErr w:type="spellEnd"/>
+      <w:r>
+        <w:rPr>
+          <w:sz w:val="28"/>
+          <w:szCs w:val="28"/>
+        </w:rPr>
+        <w:t>/</w:t>
+      </w:r>
+      <w:proofErr w:type="spellStart"/>
+      <w:r>
+        <w:rPr>
+          <w:sz w:val="28"/>
+          <w:szCs w:val="28"/>
+        </w:rPr>
+        <w:t>bin</w:t>
+      </w:r>
+      <w:proofErr w:type="spellEnd"/>
+      <w:r>
+        <w:rPr>
+          <w:sz w:val="28"/>
+          <w:szCs w:val="28"/>
+        </w:rPr>
+        <w:t>/</w:t>
+      </w:r>
+      <w:proofErr w:type="spellStart"/>
+      <w:r>
+        <w:rPr>
+          <w:sz w:val="28"/>
+          <w:szCs w:val="28"/>
+        </w:rPr>
+        <w:t>flatpak</w:t>
+      </w:r>
+      <w:proofErr w:type="spellEnd"/>
+      <w:r>
+        <w:rPr>
+          <w:sz w:val="28"/>
+          <w:szCs w:val="28"/>
+        </w:rPr>
+        <w:t xml:space="preserve"> run --</w:t>
+      </w:r>
+      <w:proofErr w:type="spellStart"/>
+      <w:r>
+        <w:rPr>
+          <w:sz w:val="28"/>
+          <w:szCs w:val="28"/>
+        </w:rPr>
+        <w:t>branch</w:t>
+      </w:r>
+      <w:proofErr w:type="spellEnd"/>
+      <w:r>
+        <w:rPr>
+          <w:sz w:val="28"/>
+          <w:szCs w:val="28"/>
+        </w:rPr>
+        <w:t>=</w:t>
+      </w:r>
+      <w:proofErr w:type="spellStart"/>
+      <w:r>
+        <w:rPr>
+          <w:sz w:val="28"/>
+          <w:szCs w:val="28"/>
+        </w:rPr>
+        <w:t>stable</w:t>
+      </w:r>
+      <w:proofErr w:type="spellEnd"/>
+      <w:r>
+        <w:rPr>
+          <w:sz w:val="28"/>
+          <w:szCs w:val="28"/>
+        </w:rPr>
+        <w:t xml:space="preserve"> --</w:t>
+      </w:r>
+      <w:proofErr w:type="spellStart"/>
+      <w:r>
+        <w:rPr>
+          <w:sz w:val="28"/>
+          <w:szCs w:val="28"/>
+        </w:rPr>
+        <w:t>arch</w:t>
+      </w:r>
+      <w:proofErr w:type="spellEnd"/>
+      <w:r>
+        <w:rPr>
+          <w:sz w:val="28"/>
+          <w:szCs w:val="28"/>
+        </w:rPr>
+        <w:t>=x86_64 --</w:t>
+      </w:r>
+      <w:proofErr w:type="spellStart"/>
+      <w:r>
+        <w:rPr>
+          <w:sz w:val="28"/>
+          <w:szCs w:val="28"/>
+        </w:rPr>
+        <w:lastRenderedPageBreak/>
+        <w:t>command</w:t>
+      </w:r>
+      <w:proofErr w:type="spellEnd"/>
+      <w:r>
+        <w:rPr>
+          <w:sz w:val="28"/>
+          <w:szCs w:val="28"/>
+        </w:rPr>
+        <w:t>=/app/</w:t>
+      </w:r>
+      <w:proofErr w:type="spellStart"/>
+      <w:r>
+        <w:rPr>
+          <w:sz w:val="28"/>
+          <w:szCs w:val="28"/>
+        </w:rPr>
+        <w:t>bin</w:t>
+      </w:r>
+      <w:proofErr w:type="spellEnd"/>
+      <w:r>
+        <w:rPr>
+          <w:sz w:val="28"/>
+          <w:szCs w:val="28"/>
+        </w:rPr>
+        <w:t>/</w:t>
+      </w:r>
+      <w:proofErr w:type="spellStart"/>
+      <w:r>
+        <w:rPr>
+          <w:sz w:val="28"/>
+          <w:szCs w:val="28"/>
+        </w:rPr>
+        <w:t>chromium</w:t>
+      </w:r>
+      <w:proofErr w:type="spellEnd"/>
+      <w:r>
+        <w:rPr>
+          <w:sz w:val="28"/>
+          <w:szCs w:val="28"/>
+        </w:rPr>
+        <w:t xml:space="preserve"> --file-</w:t>
+      </w:r>
+      <w:proofErr w:type="spellStart"/>
+      <w:r>
+        <w:rPr>
+          <w:sz w:val="28"/>
+          <w:szCs w:val="28"/>
+        </w:rPr>
+        <w:t>forwarding</w:t>
+      </w:r>
+      <w:proofErr w:type="spellEnd"/>
+      <w:r>
+        <w:rPr>
+          <w:sz w:val="28"/>
+          <w:szCs w:val="28"/>
+        </w:rPr>
+        <w:t xml:space="preserve"> </w:t>
+      </w:r>
+      <w:proofErr w:type="spellStart"/>
+      <w:r>
+        <w:rPr>
+          <w:sz w:val="28"/>
+          <w:szCs w:val="28"/>
+        </w:rPr>
+        <w:t>org.chromium.Chromium</w:t>
+      </w:r>
+      <w:proofErr w:type="spellEnd"/>
+      <w:r>
+        <w:rPr>
+          <w:sz w:val="28"/>
+          <w:szCs w:val="28"/>
+        </w:rPr>
+        <w:t xml:space="preserve"> --</w:t>
+      </w:r>
+      <w:proofErr w:type="spellStart"/>
+      <w:r>
+        <w:rPr>
+          <w:sz w:val="28"/>
+          <w:szCs w:val="28"/>
+        </w:rPr>
+        <w:t>password</w:t>
+      </w:r>
+      <w:proofErr w:type="spellEnd"/>
+      <w:r>
+        <w:rPr>
+          <w:sz w:val="28"/>
+          <w:szCs w:val="28"/>
+        </w:rPr>
+        <w:t>-store=</w:t>
+      </w:r>
+      <w:proofErr w:type="spellStart"/>
+      <w:r>
+        <w:rPr>
+          <w:sz w:val="28"/>
+          <w:szCs w:val="28"/>
+        </w:rPr>
+        <w:t>basic|g</w:t>
+      </w:r>
+      <w:proofErr w:type="spellEnd"/>
+      <w:r>
+        <w:rPr>
+          <w:sz w:val="28"/>
+          <w:szCs w:val="28"/>
+        </w:rPr>
+        <w:t>' "$DESKTOP_DIR/${app}.desktop"</w:t>
+      </w:r>
+    </w:p>
+    <w:p>
+      <w:pPr>
+        <w:rPr>
+          <w:sz w:val="28"/>
+          <w:szCs w:val="28"/>
+        </w:rPr>
+      </w:pPr>
+      <w:r>
+        <w:rPr>
+          <w:sz w:val="28"/>
+          <w:szCs w:val="28"/>
+        </w:rPr>
+        <w:t xml:space="preserve">      # También dejar una copia en ~/.local/share/</w:t>
+      </w:r>
+      <w:proofErr w:type="spellStart"/>
+      <w:r>
+        <w:rPr>
+          <w:sz w:val="28"/>
+          <w:szCs w:val="28"/>
+        </w:rPr>
+        <w:t>applications</w:t>
+      </w:r>
+      <w:proofErr w:type="spellEnd"/>
+      <w:r>
+        <w:rPr>
+          <w:sz w:val="28"/>
+          <w:szCs w:val="28"/>
+        </w:rPr>
+        <w:t xml:space="preserve"> para el menú</w:t>
+      </w:r>
+    </w:p>
+    <w:p>
+      <w:pPr>
+        <w:rPr>
+          <w:sz w:val="28"/>
+          <w:szCs w:val="28"/>
+        </w:rPr>
+      </w:pPr>
+      <w:r>
+        <w:rPr>
+          <w:sz w:val="28"/>
+          <w:szCs w:val="28"/>
+        </w:rPr>
+        <w:t xml:space="preserve">      </w:t>
+      </w:r>
+      <w:proofErr w:type="spellStart"/>
+      <w:r>
+        <w:rPr>
+          <w:sz w:val="28"/>
+          <w:szCs w:val="28"/>
+        </w:rPr>
+        <w:t>mkdir</w:t>
+      </w:r>
+      <w:proofErr w:type="spellEnd"/>
+      <w:r>
+        <w:rPr>
+          <w:sz w:val="28"/>
+          <w:szCs w:val="28"/>
+        </w:rPr>
+        <w:t xml:space="preserve"> -p ~/.local/share/</w:t>
+      </w:r>
+      <w:proofErr w:type="spellStart"/>
+      <w:r>
+        <w:rPr>
+          <w:sz w:val="28"/>
+          <w:szCs w:val="28"/>
+        </w:rPr>
+        <w:t>applications</w:t>
+      </w:r>
+      <w:proofErr w:type="spellEnd"/>
+    </w:p>
+    <w:p>
+      <w:pPr>
+        <w:rPr>
+          <w:sz w:val="28"/>
+          <w:szCs w:val="28"/>
+        </w:rPr>
+      </w:pPr>
+      <w:r>
+        <w:rPr>
+          <w:sz w:val="28"/>
+          <w:szCs w:val="28"/>
+        </w:rPr>
+        <w:t xml:space="preserve">      </w:t>
+      </w:r>
+      <w:proofErr w:type="spellStart"/>
+      <w:r>
+        <w:rPr>
+          <w:sz w:val="28"/>
+          <w:szCs w:val="28"/>
+        </w:rPr>
+        <w:t>cp</w:t>
+      </w:r>
+      <w:proofErr w:type="spellEnd"/>
+      <w:r>
+        <w:rPr>
+          <w:sz w:val="28"/>
+          <w:szCs w:val="28"/>
+        </w:rPr>
+        <w:t xml:space="preserve"> "$DESKTOP_DIR/${app}.desktop" ~/.local/share/</w:t>
+      </w:r>
+      <w:proofErr w:type="spellStart"/>
+      <w:r>
+        <w:rPr>
+          <w:sz w:val="28"/>
+          <w:szCs w:val="28"/>
+        </w:rPr>
+        <w:t>applications</w:t>
+      </w:r>
+      <w:proofErr w:type="spellEnd"/>
+      <w:r>
+        <w:rPr>
+          <w:sz w:val="28"/>
+          <w:szCs w:val="28"/>
+        </w:rPr>
+        <w:t>/</w:t>
+      </w:r>
+    </w:p>
+    <w:p>
+      <w:pPr>
+        <w:rPr>
+          <w:sz w:val="28"/>
+          <w:szCs w:val="28"/>
+        </w:rPr>
+      </w:pPr>
+      <w:r>
+        <w:rPr>
+          <w:sz w:val="28"/>
+          <w:szCs w:val="28"/>
+        </w:rPr>
+        <w:t xml:space="preserve">    fi</w:t>
+      </w:r>
+    </w:p>
+    <w:p>
+      <w:pPr>
+        <w:rPr>
+          <w:sz w:val="28"/>
+          <w:szCs w:val="28"/>
+        </w:rPr>
+      </w:pPr>
+    </w:p>
+    <w:p>
+      <w:pPr>
+        <w:rPr>
+          <w:sz w:val="28"/>
+          <w:szCs w:val="28"/>
+        </w:rPr>
+      </w:pPr>
+      <w:r>
+        <w:rPr>
+          <w:sz w:val="28"/>
+          <w:szCs w:val="28"/>
+        </w:rPr>
+        <w:t xml:space="preserve">    echo "</w:t>
+      </w:r>
+      <w:r>
+        <w:rPr>
+          <w:rFonts w:ascii="Segoe UI Symbol" w:hAnsi="Segoe UI Symbol" w:cs="Segoe UI Symbol"/>
+          <w:sz w:val="28"/>
+          <w:szCs w:val="28"/>
+        </w:rPr>
+        <w:t>✓</w:t>
+      </w:r>
+      <w:r>
+        <w:rPr>
+          <w:sz w:val="28"/>
+          <w:szCs w:val="28"/>
+        </w:rPr>
+        <w:t xml:space="preserve"> Icono creado: $app"</w:t>
+      </w:r>
+    </w:p>
+    <w:p>
+      <w:pPr>
+        <w:rPr>
+          <w:sz w:val="28"/>
+          <w:szCs w:val="28"/>
+        </w:rPr>
+      </w:pPr>
+      <w:r>
+        <w:rPr>
+          <w:sz w:val="28"/>
+          <w:szCs w:val="28"/>
+        </w:rPr>
+        <w:t xml:space="preserve">  fi</w:t>
+      </w:r>
+    </w:p>
+    <w:p>
+      <w:pPr>
+        <w:rPr>
+          <w:sz w:val="28"/>
+          <w:szCs w:val="28"/>
+        </w:rPr>
+      </w:pPr>
+      <w:r>
+        <w:rPr>
+          <w:sz w:val="28"/>
+          <w:szCs w:val="28"/>
+        </w:rPr>
+        <w:t>done</w:t>
+      </w:r>
+    </w:p>
+    <w:p>
+      <w:pPr>
+        <w:rPr>
+          <w:sz w:val="28"/>
+          <w:szCs w:val="28"/>
+        </w:rPr>
+      </w:pPr>
+      <w:r>
+        <w:rPr>
+          <w:sz w:val="28"/>
+          <w:szCs w:val="28"/>
+        </w:rPr>
+        <w:t>=============================================================================</w:t>
+      </w:r>
     </w:p>
     <w:p>
       <w:pPr>
@@ -3586,6 +7348,7 @@
           <w:sz w:val="28"/>
           <w:szCs w:val="28"/>
         </w:rPr>
+        <w:lastRenderedPageBreak/>
         <w:t># programar despertador pc</w:t>
       </w:r>
     </w:p>
@@ -4615,58 +8378,736 @@
           <w:sz w:val="28"/>
           <w:szCs w:val="28"/>
         </w:rPr>
+        <w:t xml:space="preserve">sudo </w:t>
+      </w:r>
+      <w:proofErr w:type="spellStart"/>
+      <w:r>
+        <w:rPr>
+          <w:sz w:val="28"/>
+          <w:szCs w:val="28"/>
+        </w:rPr>
+        <w:t>apt</w:t>
+      </w:r>
+      <w:proofErr w:type="spellEnd"/>
+      <w:r>
+        <w:rPr>
+          <w:sz w:val="28"/>
+          <w:szCs w:val="28"/>
+        </w:rPr>
+        <w:t xml:space="preserve"> </w:t>
+      </w:r>
+      <w:proofErr w:type="spellStart"/>
+      <w:r>
+        <w:rPr>
+          <w:sz w:val="28"/>
+          <w:szCs w:val="28"/>
+        </w:rPr>
+        <w:t>install</w:t>
+      </w:r>
+      <w:proofErr w:type="spellEnd"/>
+      <w:r>
+        <w:rPr>
+          <w:sz w:val="28"/>
+          <w:szCs w:val="28"/>
+        </w:rPr>
+        <w:t xml:space="preserve"> </w:t>
+      </w:r>
+      <w:proofErr w:type="spellStart"/>
+      <w:r>
+        <w:rPr>
+          <w:sz w:val="28"/>
+          <w:szCs w:val="28"/>
+        </w:rPr>
+        <w:t>supertuxkart</w:t>
+      </w:r>
+      <w:proofErr w:type="spellEnd"/>
+      <w:r>
+        <w:rPr>
+          <w:sz w:val="32"/>
+          <w:szCs w:val="32"/>
+        </w:rPr>
+        <w:t xml:space="preserve"> </w:t>
+      </w:r>
+      <w:bookmarkStart w:id="0" w:name="_Hlk224294036"/>
+      <w:r>
+        <w:rPr>
+          <w:sz w:val="32"/>
+          <w:szCs w:val="32"/>
+        </w:rPr>
+        <w:t>-y</w:t>
+      </w:r>
+      <w:bookmarkEnd w:id="0"/>
+    </w:p>
+    <w:p>
+      <w:pPr>
+        <w:rPr>
+          <w:sz w:val="32"/>
+          <w:szCs w:val="32"/>
+        </w:rPr>
+      </w:pPr>
+      <w:r>
+        <w:rPr>
+          <w:sz w:val="32"/>
+          <w:szCs w:val="32"/>
+        </w:rPr>
+        <w:t xml:space="preserve">sudo </w:t>
+      </w:r>
+      <w:proofErr w:type="spellStart"/>
+      <w:r>
+        <w:rPr>
+          <w:sz w:val="32"/>
+          <w:szCs w:val="32"/>
+        </w:rPr>
+        <w:t>apt</w:t>
+      </w:r>
+      <w:proofErr w:type="spellEnd"/>
+      <w:r>
+        <w:rPr>
+          <w:sz w:val="32"/>
+          <w:szCs w:val="32"/>
+        </w:rPr>
+        <w:t xml:space="preserve"> </w:t>
+      </w:r>
+      <w:proofErr w:type="spellStart"/>
+      <w:r>
+        <w:rPr>
+          <w:sz w:val="32"/>
+          <w:szCs w:val="32"/>
+        </w:rPr>
+        <w:t>install</w:t>
+      </w:r>
+      <w:proofErr w:type="spellEnd"/>
+      <w:r>
+        <w:rPr>
+          <w:sz w:val="32"/>
+          <w:szCs w:val="32"/>
+        </w:rPr>
+        <w:t xml:space="preserve"> </w:t>
+      </w:r>
+      <w:proofErr w:type="spellStart"/>
+      <w:r>
+        <w:rPr>
+          <w:sz w:val="32"/>
+          <w:szCs w:val="32"/>
+        </w:rPr>
+        <w:t>extremetuxracer</w:t>
+      </w:r>
+      <w:proofErr w:type="spellEnd"/>
+      <w:r>
+        <w:rPr>
+          <w:sz w:val="32"/>
+          <w:szCs w:val="32"/>
+        </w:rPr>
+        <w:t xml:space="preserve"> -y</w:t>
+      </w:r>
+    </w:p>
+    <w:p>
+      <w:pPr>
+        <w:rPr>
+          <w:sz w:val="32"/>
+          <w:szCs w:val="32"/>
+        </w:rPr>
+      </w:pPr>
+      <w:r>
+        <w:rPr>
+          <w:sz w:val="32"/>
+          <w:szCs w:val="32"/>
+        </w:rPr>
+        <w:t># Instalar Pi-Apps (un solo comando</w:t>
+      </w:r>
+      <w:r>
+        <w:rPr>
+          <w:sz w:val="32"/>
+          <w:szCs w:val="32"/>
+        </w:rPr>
+        <w:t xml:space="preserve">, para </w:t>
+      </w:r>
+      <w:proofErr w:type="spellStart"/>
+      <w:r>
+        <w:rPr>
+          <w:sz w:val="32"/>
+          <w:szCs w:val="32"/>
+        </w:rPr>
+        <w:t>steam</w:t>
+      </w:r>
+      <w:proofErr w:type="spellEnd"/>
+      <w:r>
+        <w:rPr>
+          <w:sz w:val="32"/>
+          <w:szCs w:val="32"/>
+        </w:rPr>
+        <w:t xml:space="preserve"> y </w:t>
+      </w:r>
+      <w:r>
+        <w:rPr>
+          <w:sz w:val="32"/>
+          <w:szCs w:val="32"/>
+        </w:rPr>
+        <w:t xml:space="preserve">Usando Pi-Apps, </w:t>
+      </w:r>
+      <w:proofErr w:type="spellStart"/>
+      <w:r>
+        <w:rPr>
+          <w:sz w:val="32"/>
+          <w:szCs w:val="32"/>
+        </w:rPr>
+        <w:t>Steam</w:t>
+      </w:r>
+      <w:proofErr w:type="spellEnd"/>
+      <w:r>
+        <w:rPr>
+          <w:sz w:val="32"/>
+          <w:szCs w:val="32"/>
+        </w:rPr>
+        <w:t xml:space="preserve"> se instala sin complicaciones, y </w:t>
+      </w:r>
+      <w:proofErr w:type="spellStart"/>
+      <w:r>
+        <w:rPr>
+          <w:sz w:val="32"/>
+          <w:szCs w:val="32"/>
+        </w:rPr>
+        <w:t>Half-Life</w:t>
+      </w:r>
+      <w:proofErr w:type="spellEnd"/>
+      <w:r>
+        <w:rPr>
+          <w:sz w:val="32"/>
+          <w:szCs w:val="32"/>
+        </w:rPr>
+        <w:t xml:space="preserve"> 2, HL2 </w:t>
+      </w:r>
+      <w:proofErr w:type="spellStart"/>
+      <w:r>
+        <w:rPr>
+          <w:sz w:val="32"/>
+          <w:szCs w:val="32"/>
+        </w:rPr>
+        <w:t>Episode</w:t>
+      </w:r>
+      <w:proofErr w:type="spellEnd"/>
+      <w:r>
+        <w:rPr>
+          <w:sz w:val="32"/>
+          <w:szCs w:val="32"/>
+        </w:rPr>
+        <w:t xml:space="preserve"> 1, </w:t>
+      </w:r>
+      <w:proofErr w:type="spellStart"/>
+      <w:r>
+        <w:rPr>
+          <w:sz w:val="32"/>
+          <w:szCs w:val="32"/>
+        </w:rPr>
+        <w:t>Episode</w:t>
+      </w:r>
+      <w:proofErr w:type="spellEnd"/>
+      <w:r>
+        <w:rPr>
+          <w:sz w:val="32"/>
+          <w:szCs w:val="32"/>
+        </w:rPr>
+        <w:t xml:space="preserve"> 2, </w:t>
+      </w:r>
+      <w:proofErr w:type="spellStart"/>
+      <w:r>
+        <w:rPr>
+          <w:sz w:val="32"/>
+          <w:szCs w:val="32"/>
+        </w:rPr>
+        <w:t>Left</w:t>
+      </w:r>
+      <w:proofErr w:type="spellEnd"/>
+      <w:r>
+        <w:rPr>
+          <w:sz w:val="32"/>
+          <w:szCs w:val="32"/>
+        </w:rPr>
+        <w:t xml:space="preserve"> 4 </w:t>
+      </w:r>
+      <w:proofErr w:type="spellStart"/>
+      <w:r>
+        <w:rPr>
+          <w:sz w:val="32"/>
+          <w:szCs w:val="32"/>
+        </w:rPr>
+        <w:t>Dead</w:t>
+      </w:r>
+      <w:proofErr w:type="spellEnd"/>
+      <w:r>
+        <w:rPr>
+          <w:sz w:val="32"/>
+          <w:szCs w:val="32"/>
+        </w:rPr>
+        <w:t xml:space="preserve"> 2 y </w:t>
+      </w:r>
+      <w:proofErr w:type="spellStart"/>
+      <w:r>
+        <w:rPr>
+          <w:sz w:val="32"/>
+          <w:szCs w:val="32"/>
+        </w:rPr>
+        <w:t>Counter</w:t>
+      </w:r>
+      <w:proofErr w:type="spellEnd"/>
+      <w:r>
+        <w:rPr>
+          <w:sz w:val="32"/>
+          <w:szCs w:val="32"/>
+        </w:rPr>
+        <w:t xml:space="preserve">-Strike: </w:t>
+      </w:r>
+      <w:proofErr w:type="spellStart"/>
+      <w:r>
+        <w:rPr>
+          <w:sz w:val="32"/>
+          <w:szCs w:val="32"/>
+        </w:rPr>
+        <w:t>Source</w:t>
+      </w:r>
+      <w:proofErr w:type="spellEnd"/>
+      <w:r>
+        <w:rPr>
+          <w:sz w:val="32"/>
+          <w:szCs w:val="32"/>
+        </w:rPr>
+        <w:t xml:space="preserve"> están confirmados funcionando en Pi 5.)</w:t>
+      </w:r>
+    </w:p>
+    <w:p>
+      <w:pPr>
+        <w:rPr>
+          <w:sz w:val="32"/>
+          <w:szCs w:val="32"/>
+        </w:rPr>
+      </w:pPr>
+      <w:proofErr w:type="spellStart"/>
+      <w:r>
+        <w:rPr>
+          <w:sz w:val="32"/>
+          <w:szCs w:val="32"/>
+        </w:rPr>
+        <w:t>curl</w:t>
+      </w:r>
+      <w:proofErr w:type="spellEnd"/>
+      <w:r>
+        <w:rPr>
+          <w:sz w:val="32"/>
+          <w:szCs w:val="32"/>
+        </w:rPr>
+        <w:t xml:space="preserve"> -</w:t>
+      </w:r>
+      <w:proofErr w:type="spellStart"/>
+      <w:r>
+        <w:rPr>
+          <w:sz w:val="32"/>
+          <w:szCs w:val="32"/>
+        </w:rPr>
+        <w:t>sSL</w:t>
+      </w:r>
+      <w:proofErr w:type="spellEnd"/>
+      <w:r>
+        <w:rPr>
+          <w:sz w:val="32"/>
+          <w:szCs w:val="32"/>
+        </w:rPr>
+        <w:t xml:space="preserve"> https://raw.githubusercontent.com/Botspot/pi-apps/master/install | </w:t>
+      </w:r>
+      <w:proofErr w:type="spellStart"/>
+      <w:r>
+        <w:rPr>
+          <w:sz w:val="32"/>
+          <w:szCs w:val="32"/>
+        </w:rPr>
+        <w:t>bash</w:t>
+      </w:r>
+      <w:proofErr w:type="spellEnd"/>
+    </w:p>
+    <w:p>
+      <w:pPr>
+        <w:rPr>
+          <w:sz w:val="32"/>
+          <w:szCs w:val="32"/>
+          <w:lang w:val="en-US"/>
+        </w:rPr>
+      </w:pPr>
+      <w:proofErr w:type="spellStart"/>
+      <w:r>
+        <w:rPr>
+          <w:sz w:val="32"/>
+          <w:szCs w:val="32"/>
+          <w:lang w:val="en-US"/>
+        </w:rPr>
+        <w:t>flatpak</w:t>
+      </w:r>
+      <w:proofErr w:type="spellEnd"/>
+      <w:r>
+        <w:rPr>
+          <w:sz w:val="32"/>
+          <w:szCs w:val="32"/>
+          <w:lang w:val="en-US"/>
+        </w:rPr>
+        <w:t xml:space="preserve"> install </w:t>
+      </w:r>
+      <w:r>
+        <w:rPr>
+          <w:sz w:val="32"/>
+          <w:szCs w:val="32"/>
+        </w:rPr>
+        <w:t>-y</w:t>
+      </w:r>
+      <w:r>
+        <w:rPr>
+          <w:sz w:val="32"/>
+          <w:szCs w:val="32"/>
+          <w:lang w:val="en-US"/>
+        </w:rPr>
+        <w:t xml:space="preserve"> </w:t>
+      </w:r>
+      <w:proofErr w:type="spellStart"/>
+      <w:r>
+        <w:rPr>
+          <w:sz w:val="32"/>
+          <w:szCs w:val="32"/>
+          <w:lang w:val="en-US"/>
+        </w:rPr>
+        <w:t>flathub</w:t>
+      </w:r>
+      <w:proofErr w:type="spellEnd"/>
+      <w:r>
+        <w:rPr>
+          <w:sz w:val="32"/>
+          <w:szCs w:val="32"/>
+          <w:lang w:val="en-US"/>
+        </w:rPr>
+        <w:t xml:space="preserve"> </w:t>
+      </w:r>
+      <w:proofErr w:type="spellStart"/>
+      <w:r>
+        <w:rPr>
+          <w:sz w:val="32"/>
+          <w:szCs w:val="32"/>
+          <w:lang w:val="en-US"/>
+        </w:rPr>
+        <w:t>org.chromium.Chromium</w:t>
+      </w:r>
+      <w:proofErr w:type="spellEnd"/>
+    </w:p>
+    <w:p>
+      <w:pPr>
+        <w:rPr>
+          <w:sz w:val="32"/>
+          <w:szCs w:val="32"/>
+          <w:lang w:val="en-US"/>
+        </w:rPr>
+      </w:pPr>
+      <w:proofErr w:type="spellStart"/>
+      <w:r>
+        <w:rPr>
+          <w:sz w:val="32"/>
+          <w:szCs w:val="32"/>
+          <w:lang w:val="en-US"/>
+        </w:rPr>
+        <w:t>flatpak</w:t>
+      </w:r>
+      <w:proofErr w:type="spellEnd"/>
+      <w:r>
+        <w:rPr>
+          <w:sz w:val="32"/>
+          <w:szCs w:val="32"/>
+          <w:lang w:val="en-US"/>
+        </w:rPr>
+        <w:t xml:space="preserve"> install </w:t>
+      </w:r>
+      <w:r>
+        <w:rPr>
+          <w:sz w:val="32"/>
+          <w:szCs w:val="32"/>
+        </w:rPr>
+        <w:t>-y</w:t>
+      </w:r>
+      <w:r>
+        <w:rPr>
+          <w:sz w:val="32"/>
+          <w:szCs w:val="32"/>
+          <w:lang w:val="en-US"/>
+        </w:rPr>
+        <w:t xml:space="preserve"> </w:t>
+      </w:r>
+      <w:proofErr w:type="spellStart"/>
+      <w:r>
+        <w:rPr>
+          <w:sz w:val="32"/>
+          <w:szCs w:val="32"/>
+          <w:lang w:val="en-US"/>
+        </w:rPr>
+        <w:t>flathub</w:t>
+      </w:r>
+      <w:proofErr w:type="spellEnd"/>
+      <w:r>
+        <w:rPr>
+          <w:sz w:val="32"/>
+          <w:szCs w:val="32"/>
+          <w:lang w:val="en-US"/>
+        </w:rPr>
+        <w:t xml:space="preserve"> </w:t>
+      </w:r>
+      <w:proofErr w:type="spellStart"/>
+      <w:r>
+        <w:rPr>
+          <w:sz w:val="32"/>
+          <w:szCs w:val="32"/>
+          <w:lang w:val="en-US"/>
+        </w:rPr>
+        <w:t>io.github.mimbrero.WhatsAppDesktop</w:t>
+      </w:r>
+      <w:proofErr w:type="spellEnd"/>
+    </w:p>
+    <w:p>
+      <w:pPr>
+        <w:rPr>
+          <w:sz w:val="32"/>
+          <w:szCs w:val="32"/>
+          <w:lang w:val="en-US"/>
+        </w:rPr>
+      </w:pPr>
+      <w:proofErr w:type="spellStart"/>
+      <w:r>
+        <w:rPr>
+          <w:sz w:val="32"/>
+          <w:szCs w:val="32"/>
+          <w:lang w:val="en-US"/>
+        </w:rPr>
+        <w:t>flatpak</w:t>
+      </w:r>
+      <w:proofErr w:type="spellEnd"/>
+      <w:r>
+        <w:rPr>
+          <w:sz w:val="32"/>
+          <w:szCs w:val="32"/>
+          <w:lang w:val="en-US"/>
+        </w:rPr>
+        <w:t xml:space="preserve"> install </w:t>
+      </w:r>
+      <w:r>
+        <w:rPr>
+          <w:sz w:val="32"/>
+          <w:szCs w:val="32"/>
+        </w:rPr>
+        <w:t>-y</w:t>
+      </w:r>
+      <w:r>
+        <w:rPr>
+          <w:sz w:val="32"/>
+          <w:szCs w:val="32"/>
+          <w:lang w:val="en-US"/>
+        </w:rPr>
+        <w:t xml:space="preserve"> </w:t>
+      </w:r>
+      <w:proofErr w:type="spellStart"/>
+      <w:r>
+        <w:rPr>
+          <w:sz w:val="32"/>
+          <w:szCs w:val="32"/>
+          <w:lang w:val="en-US"/>
+        </w:rPr>
+        <w:t>flathub</w:t>
+      </w:r>
+      <w:proofErr w:type="spellEnd"/>
+      <w:r>
+        <w:rPr>
+          <w:sz w:val="32"/>
+          <w:szCs w:val="32"/>
+          <w:lang w:val="en-US"/>
+        </w:rPr>
+        <w:t xml:space="preserve"> </w:t>
+      </w:r>
+      <w:proofErr w:type="spellStart"/>
+      <w:r>
+        <w:rPr>
+          <w:sz w:val="32"/>
+          <w:szCs w:val="32"/>
+          <w:lang w:val="en-US"/>
+        </w:rPr>
+        <w:t>us.zoom.Zoom</w:t>
+      </w:r>
+      <w:proofErr w:type="spellEnd"/>
+      <w:r>
+        <w:rPr>
+          <w:sz w:val="32"/>
+          <w:szCs w:val="32"/>
+          <w:lang w:val="en-US"/>
+        </w:rPr>
+        <w:t> </w:t>
+      </w:r>
+    </w:p>
+    <w:p>
+      <w:pPr>
+        <w:rPr>
+          <w:sz w:val="32"/>
+          <w:szCs w:val="32"/>
+          <w:lang w:val="en-US"/>
+        </w:rPr>
+      </w:pPr>
+      <w:proofErr w:type="spellStart"/>
+      <w:r>
+        <w:rPr>
+          <w:sz w:val="32"/>
+          <w:szCs w:val="32"/>
+          <w:lang w:val="en-US"/>
+        </w:rPr>
         <w:lastRenderedPageBreak/>
-        <w:t xml:space="preserve">sudo </w:t>
-      </w:r>
-      <w:proofErr w:type="spellStart"/>
-      <w:r>
-        <w:rPr>
-          <w:sz w:val="28"/>
-          <w:szCs w:val="28"/>
-        </w:rPr>
-        <w:t>apt</w:t>
-      </w:r>
-      <w:proofErr w:type="spellEnd"/>
-      <w:r>
-        <w:rPr>
-          <w:sz w:val="28"/>
-          <w:szCs w:val="28"/>
+        <w:t>flatpak</w:t>
+      </w:r>
+      <w:proofErr w:type="spellEnd"/>
+      <w:r>
+        <w:rPr>
+          <w:sz w:val="32"/>
+          <w:szCs w:val="32"/>
+          <w:lang w:val="en-US"/>
+        </w:rPr>
+        <w:t xml:space="preserve"> install </w:t>
+      </w:r>
+      <w:r>
+        <w:rPr>
+          <w:sz w:val="32"/>
+          <w:szCs w:val="32"/>
+        </w:rPr>
+        <w:t>-y</w:t>
+      </w:r>
+      <w:r>
+        <w:rPr>
+          <w:sz w:val="32"/>
+          <w:szCs w:val="32"/>
+          <w:lang w:val="en-US"/>
         </w:rPr>
         <w:t xml:space="preserve"> </w:t>
       </w:r>
       <w:proofErr w:type="spellStart"/>
       <w:r>
         <w:rPr>
-          <w:sz w:val="28"/>
-          <w:szCs w:val="28"/>
-        </w:rPr>
-        <w:t>install</w:t>
-      </w:r>
-      <w:proofErr w:type="spellEnd"/>
-      <w:r>
-        <w:rPr>
-          <w:sz w:val="28"/>
-          <w:szCs w:val="28"/>
+          <w:sz w:val="32"/>
+          <w:szCs w:val="32"/>
+          <w:lang w:val="en-US"/>
+        </w:rPr>
+        <w:t>flathub</w:t>
+      </w:r>
+      <w:proofErr w:type="spellEnd"/>
+      <w:r>
+        <w:rPr>
+          <w:sz w:val="32"/>
+          <w:szCs w:val="32"/>
+          <w:lang w:val="en-US"/>
         </w:rPr>
         <w:t xml:space="preserve"> </w:t>
       </w:r>
       <w:proofErr w:type="spellStart"/>
       <w:r>
         <w:rPr>
-          <w:sz w:val="28"/>
-          <w:szCs w:val="28"/>
-        </w:rPr>
-        <w:t>supertuxkart</w:t>
-      </w:r>
-      <w:proofErr w:type="spellEnd"/>
-      <w:r>
-        <w:rPr>
-          <w:sz w:val="32"/>
-          <w:szCs w:val="32"/>
+          <w:sz w:val="32"/>
+          <w:szCs w:val="32"/>
+          <w:lang w:val="en-US"/>
+        </w:rPr>
+        <w:t>org.videolan.VLC</w:t>
+      </w:r>
+      <w:proofErr w:type="spellEnd"/>
+    </w:p>
+    <w:p>
+      <w:pPr>
+        <w:rPr>
+          <w:sz w:val="32"/>
+          <w:szCs w:val="32"/>
+          <w:lang w:val="en-US"/>
+        </w:rPr>
+      </w:pPr>
+      <w:proofErr w:type="spellStart"/>
+      <w:r>
+        <w:rPr>
+          <w:sz w:val="32"/>
+          <w:szCs w:val="32"/>
+          <w:lang w:val="en-US"/>
+        </w:rPr>
+        <w:t>flatpak</w:t>
+      </w:r>
+      <w:proofErr w:type="spellEnd"/>
+      <w:r>
+        <w:rPr>
+          <w:sz w:val="32"/>
+          <w:szCs w:val="32"/>
+          <w:lang w:val="en-US"/>
+        </w:rPr>
+        <w:t xml:space="preserve"> install </w:t>
+      </w:r>
+      <w:r>
+        <w:rPr>
+          <w:sz w:val="32"/>
+          <w:szCs w:val="32"/>
+        </w:rPr>
+        <w:t>-y</w:t>
+      </w:r>
+      <w:r>
+        <w:rPr>
+          <w:sz w:val="32"/>
+          <w:szCs w:val="32"/>
+          <w:lang w:val="en-US"/>
         </w:rPr>
         <w:t xml:space="preserve"> </w:t>
       </w:r>
-      <w:bookmarkStart w:id="0" w:name="_Hlk224294036"/>
+      <w:proofErr w:type="spellStart"/>
+      <w:r>
+        <w:rPr>
+          <w:sz w:val="32"/>
+          <w:szCs w:val="32"/>
+          <w:lang w:val="en-US"/>
+        </w:rPr>
+        <w:t>flathub</w:t>
+      </w:r>
+      <w:proofErr w:type="spellEnd"/>
+      <w:r>
+        <w:rPr>
+          <w:sz w:val="32"/>
+          <w:szCs w:val="32"/>
+          <w:lang w:val="en-US"/>
+        </w:rPr>
+        <w:t xml:space="preserve"> </w:t>
+      </w:r>
+      <w:proofErr w:type="spellStart"/>
+      <w:r>
+        <w:rPr>
+          <w:sz w:val="32"/>
+          <w:szCs w:val="32"/>
+          <w:lang w:val="en-US"/>
+        </w:rPr>
+        <w:t>com.rustdesk.RustDesk</w:t>
+      </w:r>
+      <w:proofErr w:type="spellEnd"/>
+    </w:p>
+    <w:p>
+      <w:pPr>
+        <w:rPr>
+          <w:sz w:val="32"/>
+          <w:szCs w:val="32"/>
+          <w:lang w:val="en-US"/>
+        </w:rPr>
+      </w:pPr>
+      <w:proofErr w:type="spellStart"/>
+      <w:r>
+        <w:rPr>
+          <w:sz w:val="32"/>
+          <w:szCs w:val="32"/>
+          <w:lang w:val="en-US"/>
+        </w:rPr>
+        <w:t>flatpak</w:t>
+      </w:r>
+      <w:proofErr w:type="spellEnd"/>
+      <w:r>
+        <w:rPr>
+          <w:sz w:val="32"/>
+          <w:szCs w:val="32"/>
+          <w:lang w:val="en-US"/>
+        </w:rPr>
+        <w:t xml:space="preserve"> install </w:t>
+      </w:r>
       <w:r>
         <w:rPr>
           <w:sz w:val="32"/>
@@ -4674,35 +9115,11 @@
         </w:rPr>
         <w:t>-y</w:t>
       </w:r>
-      <w:bookmarkEnd w:id="0"/>
-    </w:p>
-    <w:p>
-      <w:pPr>
-        <w:rPr>
-          <w:sz w:val="32"/>
-          <w:szCs w:val="32"/>
-        </w:rPr>
-      </w:pPr>
-      <w:r>
-        <w:rPr>
-          <w:sz w:val="32"/>
-          <w:szCs w:val="32"/>
-        </w:rPr>
-        <w:t xml:space="preserve">sudo </w:t>
-      </w:r>
-      <w:proofErr w:type="spellStart"/>
-      <w:r>
-        <w:rPr>
-          <w:sz w:val="32"/>
-          <w:szCs w:val="32"/>
-        </w:rPr>
-        <w:t>apt</w:t>
-      </w:r>
-      <w:proofErr w:type="spellEnd"/>
-      <w:r>
-        <w:rPr>
-          <w:sz w:val="32"/>
-          <w:szCs w:val="32"/>
+      <w:r>
+        <w:rPr>
+          <w:sz w:val="32"/>
+          <w:szCs w:val="32"/>
+          <w:lang w:val="en-US"/>
         </w:rPr>
         <w:t xml:space="preserve"> </w:t>
       </w:r>
@@ -4711,14 +9128,16 @@
         <w:rPr>
           <w:sz w:val="32"/>
           <w:szCs w:val="32"/>
-        </w:rPr>
-        <w:t>install</w:t>
-      </w:r>
-      <w:proofErr w:type="spellEnd"/>
-      <w:r>
-        <w:rPr>
-          <w:sz w:val="32"/>
-          <w:szCs w:val="32"/>
+          <w:lang w:val="en-US"/>
+        </w:rPr>
+        <w:t>flathub</w:t>
+      </w:r>
+      <w:proofErr w:type="spellEnd"/>
+      <w:r>
+        <w:rPr>
+          <w:sz w:val="32"/>
+          <w:szCs w:val="32"/>
+          <w:lang w:val="en-US"/>
         </w:rPr>
         <w:t xml:space="preserve"> </w:t>
       </w:r>
@@ -4727,237 +9146,9 @@
         <w:rPr>
           <w:sz w:val="32"/>
           <w:szCs w:val="32"/>
-        </w:rPr>
-        <w:t>extremetuxracer</w:t>
-      </w:r>
-      <w:proofErr w:type="spellEnd"/>
-      <w:r>
-        <w:rPr>
-          <w:sz w:val="32"/>
-          <w:szCs w:val="32"/>
-        </w:rPr>
-        <w:t xml:space="preserve"> -y</w:t>
-      </w:r>
-    </w:p>
-    <w:p>
-      <w:pPr>
-        <w:rPr>
-          <w:sz w:val="32"/>
-          <w:szCs w:val="32"/>
-        </w:rPr>
-      </w:pPr>
-      <w:r>
-        <w:rPr>
-          <w:sz w:val="32"/>
-          <w:szCs w:val="32"/>
-        </w:rPr>
-        <w:t># Instalar Pi-Apps (un solo comando</w:t>
-      </w:r>
-      <w:r>
-        <w:rPr>
-          <w:sz w:val="32"/>
-          <w:szCs w:val="32"/>
-        </w:rPr>
-        <w:t xml:space="preserve">, para </w:t>
-      </w:r>
-      <w:proofErr w:type="spellStart"/>
-      <w:r>
-        <w:rPr>
-          <w:sz w:val="32"/>
-          <w:szCs w:val="32"/>
-        </w:rPr>
-        <w:t>steam</w:t>
-      </w:r>
-      <w:proofErr w:type="spellEnd"/>
-      <w:r>
-        <w:rPr>
-          <w:sz w:val="32"/>
-          <w:szCs w:val="32"/>
-        </w:rPr>
-        <w:t xml:space="preserve"> y </w:t>
-      </w:r>
-      <w:r>
-        <w:rPr>
-          <w:sz w:val="32"/>
-          <w:szCs w:val="32"/>
-        </w:rPr>
-        <w:t xml:space="preserve">Usando Pi-Apps, </w:t>
-      </w:r>
-      <w:proofErr w:type="spellStart"/>
-      <w:r>
-        <w:rPr>
-          <w:sz w:val="32"/>
-          <w:szCs w:val="32"/>
-        </w:rPr>
-        <w:t>Steam</w:t>
-      </w:r>
-      <w:proofErr w:type="spellEnd"/>
-      <w:r>
-        <w:rPr>
-          <w:sz w:val="32"/>
-          <w:szCs w:val="32"/>
-        </w:rPr>
-        <w:t xml:space="preserve"> se instala sin complicaciones, y </w:t>
-      </w:r>
-      <w:proofErr w:type="spellStart"/>
-      <w:r>
-        <w:rPr>
-          <w:sz w:val="32"/>
-          <w:szCs w:val="32"/>
-        </w:rPr>
-        <w:t>Half-Life</w:t>
-      </w:r>
-      <w:proofErr w:type="spellEnd"/>
-      <w:r>
-        <w:rPr>
-          <w:sz w:val="32"/>
-          <w:szCs w:val="32"/>
-        </w:rPr>
-        <w:t xml:space="preserve"> 2, HL2 </w:t>
-      </w:r>
-      <w:proofErr w:type="spellStart"/>
-      <w:r>
-        <w:rPr>
-          <w:sz w:val="32"/>
-          <w:szCs w:val="32"/>
-        </w:rPr>
-        <w:t>Episode</w:t>
-      </w:r>
-      <w:proofErr w:type="spellEnd"/>
-      <w:r>
-        <w:rPr>
-          <w:sz w:val="32"/>
-          <w:szCs w:val="32"/>
-        </w:rPr>
-        <w:t xml:space="preserve"> 1, </w:t>
-      </w:r>
-      <w:proofErr w:type="spellStart"/>
-      <w:r>
-        <w:rPr>
-          <w:sz w:val="32"/>
-          <w:szCs w:val="32"/>
-        </w:rPr>
-        <w:t>Episode</w:t>
-      </w:r>
-      <w:proofErr w:type="spellEnd"/>
-      <w:r>
-        <w:rPr>
-          <w:sz w:val="32"/>
-          <w:szCs w:val="32"/>
-        </w:rPr>
-        <w:t xml:space="preserve"> 2, </w:t>
-      </w:r>
-      <w:proofErr w:type="spellStart"/>
-      <w:r>
-        <w:rPr>
-          <w:sz w:val="32"/>
-          <w:szCs w:val="32"/>
-        </w:rPr>
-        <w:t>Left</w:t>
-      </w:r>
-      <w:proofErr w:type="spellEnd"/>
-      <w:r>
-        <w:rPr>
-          <w:sz w:val="32"/>
-          <w:szCs w:val="32"/>
-        </w:rPr>
-        <w:t xml:space="preserve"> 4 </w:t>
-      </w:r>
-      <w:proofErr w:type="spellStart"/>
-      <w:r>
-        <w:rPr>
-          <w:sz w:val="32"/>
-          <w:szCs w:val="32"/>
-        </w:rPr>
-        <w:t>Dead</w:t>
-      </w:r>
-      <w:proofErr w:type="spellEnd"/>
-      <w:r>
-        <w:rPr>
-          <w:sz w:val="32"/>
-          <w:szCs w:val="32"/>
-        </w:rPr>
-        <w:t xml:space="preserve"> 2 y </w:t>
-      </w:r>
-      <w:proofErr w:type="spellStart"/>
-      <w:r>
-        <w:rPr>
-          <w:sz w:val="32"/>
-          <w:szCs w:val="32"/>
-        </w:rPr>
-        <w:t>Counter</w:t>
-      </w:r>
-      <w:proofErr w:type="spellEnd"/>
-      <w:r>
-        <w:rPr>
-          <w:sz w:val="32"/>
-          <w:szCs w:val="32"/>
-        </w:rPr>
-        <w:t xml:space="preserve">-Strike: </w:t>
-      </w:r>
-      <w:proofErr w:type="spellStart"/>
-      <w:r>
-        <w:rPr>
-          <w:sz w:val="32"/>
-          <w:szCs w:val="32"/>
-        </w:rPr>
-        <w:t>Source</w:t>
-      </w:r>
-      <w:proofErr w:type="spellEnd"/>
-      <w:r>
-        <w:rPr>
-          <w:sz w:val="32"/>
-          <w:szCs w:val="32"/>
-        </w:rPr>
-        <w:t xml:space="preserve"> están confirmados funcionando en Pi 5.)</w:t>
-      </w:r>
-    </w:p>
-    <w:p>
-      <w:pPr>
-        <w:rPr>
-          <w:sz w:val="32"/>
-          <w:szCs w:val="32"/>
-        </w:rPr>
-      </w:pPr>
-      <w:proofErr w:type="spellStart"/>
-      <w:r>
-        <w:rPr>
-          <w:sz w:val="32"/>
-          <w:szCs w:val="32"/>
-        </w:rPr>
-        <w:t>curl</w:t>
-      </w:r>
-      <w:proofErr w:type="spellEnd"/>
-      <w:r>
-        <w:rPr>
-          <w:sz w:val="32"/>
-          <w:szCs w:val="32"/>
-        </w:rPr>
-        <w:t xml:space="preserve"> -</w:t>
-      </w:r>
-      <w:proofErr w:type="spellStart"/>
-      <w:r>
-        <w:rPr>
-          <w:sz w:val="32"/>
-          <w:szCs w:val="32"/>
-        </w:rPr>
-        <w:t>sSL</w:t>
-      </w:r>
-      <w:proofErr w:type="spellEnd"/>
-      <w:r>
-        <w:rPr>
-          <w:sz w:val="32"/>
-          <w:szCs w:val="32"/>
-        </w:rPr>
-        <w:t xml:space="preserve"> https://raw.githubusercontent.com/Botspot/pi-apps/master/install | </w:t>
-      </w:r>
-      <w:proofErr w:type="spellStart"/>
-      <w:r>
-        <w:rPr>
-          <w:sz w:val="32"/>
-          <w:szCs w:val="32"/>
-        </w:rPr>
-        <w:t>bash</w:t>
+          <w:lang w:val="en-US"/>
+        </w:rPr>
+        <w:t>io.github.webcamoid.Webcamoid</w:t>
       </w:r>
       <w:proofErr w:type="spellEnd"/>
     </w:p>
@@ -5027,9 +9218,17 @@
           <w:szCs w:val="32"/>
           <w:lang w:val="en-US"/>
         </w:rPr>
-        <w:t>org.chromium.Chromium</w:t>
-      </w:r>
-      <w:proofErr w:type="spellEnd"/>
+        <w:t>nz.mega.MEGAsync</w:t>
+      </w:r>
+      <w:proofErr w:type="spellEnd"/>
+      <w:r>
+        <w:rPr>
+          <w:sz w:val="32"/>
+          <w:szCs w:val="32"/>
+          <w:lang w:val="en-US"/>
+        </w:rPr>
+        <w:t> </w:t>
+      </w:r>
     </w:p>
     <w:p>
       <w:pPr>
@@ -5097,442 +9296,6 @@
           <w:szCs w:val="32"/>
           <w:lang w:val="en-US"/>
         </w:rPr>
-        <w:t>io.github.mimbrero.WhatsAppDesktop</w:t>
-      </w:r>
-      <w:proofErr w:type="spellEnd"/>
-    </w:p>
-    <w:p>
-      <w:pPr>
-        <w:rPr>
-          <w:sz w:val="32"/>
-          <w:szCs w:val="32"/>
-          <w:lang w:val="en-US"/>
-        </w:rPr>
-      </w:pPr>
-      <w:proofErr w:type="spellStart"/>
-      <w:r>
-        <w:rPr>
-          <w:sz w:val="32"/>
-          <w:szCs w:val="32"/>
-          <w:lang w:val="en-US"/>
-        </w:rPr>
-        <w:t>flatpak</w:t>
-      </w:r>
-      <w:proofErr w:type="spellEnd"/>
-      <w:r>
-        <w:rPr>
-          <w:sz w:val="32"/>
-          <w:szCs w:val="32"/>
-          <w:lang w:val="en-US"/>
-        </w:rPr>
-        <w:t xml:space="preserve"> install </w:t>
-      </w:r>
-      <w:r>
-        <w:rPr>
-          <w:sz w:val="32"/>
-          <w:szCs w:val="32"/>
-        </w:rPr>
-        <w:t>-y</w:t>
-      </w:r>
-      <w:r>
-        <w:rPr>
-          <w:sz w:val="32"/>
-          <w:szCs w:val="32"/>
-          <w:lang w:val="en-US"/>
-        </w:rPr>
-        <w:t xml:space="preserve"> </w:t>
-      </w:r>
-      <w:proofErr w:type="spellStart"/>
-      <w:r>
-        <w:rPr>
-          <w:sz w:val="32"/>
-          <w:szCs w:val="32"/>
-          <w:lang w:val="en-US"/>
-        </w:rPr>
-        <w:t>flathub</w:t>
-      </w:r>
-      <w:proofErr w:type="spellEnd"/>
-      <w:r>
-        <w:rPr>
-          <w:sz w:val="32"/>
-          <w:szCs w:val="32"/>
-          <w:lang w:val="en-US"/>
-        </w:rPr>
-        <w:t xml:space="preserve"> </w:t>
-      </w:r>
-      <w:proofErr w:type="spellStart"/>
-      <w:r>
-        <w:rPr>
-          <w:sz w:val="32"/>
-          <w:szCs w:val="32"/>
-          <w:lang w:val="en-US"/>
-        </w:rPr>
-        <w:t>us.zoom.Zoom</w:t>
-      </w:r>
-      <w:proofErr w:type="spellEnd"/>
-      <w:r>
-        <w:rPr>
-          <w:sz w:val="32"/>
-          <w:szCs w:val="32"/>
-          <w:lang w:val="en-US"/>
-        </w:rPr>
-        <w:t> </w:t>
-      </w:r>
-    </w:p>
-    <w:p>
-      <w:pPr>
-        <w:rPr>
-          <w:sz w:val="32"/>
-          <w:szCs w:val="32"/>
-          <w:lang w:val="en-US"/>
-        </w:rPr>
-      </w:pPr>
-      <w:proofErr w:type="spellStart"/>
-      <w:r>
-        <w:rPr>
-          <w:sz w:val="32"/>
-          <w:szCs w:val="32"/>
-          <w:lang w:val="en-US"/>
-        </w:rPr>
-        <w:t>flatpak</w:t>
-      </w:r>
-      <w:proofErr w:type="spellEnd"/>
-      <w:r>
-        <w:rPr>
-          <w:sz w:val="32"/>
-          <w:szCs w:val="32"/>
-          <w:lang w:val="en-US"/>
-        </w:rPr>
-        <w:t xml:space="preserve"> install </w:t>
-      </w:r>
-      <w:r>
-        <w:rPr>
-          <w:sz w:val="32"/>
-          <w:szCs w:val="32"/>
-        </w:rPr>
-        <w:t>-y</w:t>
-      </w:r>
-      <w:r>
-        <w:rPr>
-          <w:sz w:val="32"/>
-          <w:szCs w:val="32"/>
-          <w:lang w:val="en-US"/>
-        </w:rPr>
-        <w:t xml:space="preserve"> </w:t>
-      </w:r>
-      <w:proofErr w:type="spellStart"/>
-      <w:r>
-        <w:rPr>
-          <w:sz w:val="32"/>
-          <w:szCs w:val="32"/>
-          <w:lang w:val="en-US"/>
-        </w:rPr>
-        <w:t>flathub</w:t>
-      </w:r>
-      <w:proofErr w:type="spellEnd"/>
-      <w:r>
-        <w:rPr>
-          <w:sz w:val="32"/>
-          <w:szCs w:val="32"/>
-          <w:lang w:val="en-US"/>
-        </w:rPr>
-        <w:t xml:space="preserve"> </w:t>
-      </w:r>
-      <w:proofErr w:type="spellStart"/>
-      <w:r>
-        <w:rPr>
-          <w:sz w:val="32"/>
-          <w:szCs w:val="32"/>
-          <w:lang w:val="en-US"/>
-        </w:rPr>
-        <w:t>org.videolan.VLC</w:t>
-      </w:r>
-      <w:proofErr w:type="spellEnd"/>
-    </w:p>
-    <w:p>
-      <w:pPr>
-        <w:rPr>
-          <w:sz w:val="32"/>
-          <w:szCs w:val="32"/>
-          <w:lang w:val="en-US"/>
-        </w:rPr>
-      </w:pPr>
-      <w:proofErr w:type="spellStart"/>
-      <w:r>
-        <w:rPr>
-          <w:sz w:val="32"/>
-          <w:szCs w:val="32"/>
-          <w:lang w:val="en-US"/>
-        </w:rPr>
-        <w:t>flatpak</w:t>
-      </w:r>
-      <w:proofErr w:type="spellEnd"/>
-      <w:r>
-        <w:rPr>
-          <w:sz w:val="32"/>
-          <w:szCs w:val="32"/>
-          <w:lang w:val="en-US"/>
-        </w:rPr>
-        <w:t xml:space="preserve"> install </w:t>
-      </w:r>
-      <w:r>
-        <w:rPr>
-          <w:sz w:val="32"/>
-          <w:szCs w:val="32"/>
-        </w:rPr>
-        <w:t>-y</w:t>
-      </w:r>
-      <w:r>
-        <w:rPr>
-          <w:sz w:val="32"/>
-          <w:szCs w:val="32"/>
-          <w:lang w:val="en-US"/>
-        </w:rPr>
-        <w:t xml:space="preserve"> </w:t>
-      </w:r>
-      <w:proofErr w:type="spellStart"/>
-      <w:r>
-        <w:rPr>
-          <w:sz w:val="32"/>
-          <w:szCs w:val="32"/>
-          <w:lang w:val="en-US"/>
-        </w:rPr>
-        <w:t>flathub</w:t>
-      </w:r>
-      <w:proofErr w:type="spellEnd"/>
-      <w:r>
-        <w:rPr>
-          <w:sz w:val="32"/>
-          <w:szCs w:val="32"/>
-          <w:lang w:val="en-US"/>
-        </w:rPr>
-        <w:t xml:space="preserve"> </w:t>
-      </w:r>
-      <w:proofErr w:type="spellStart"/>
-      <w:r>
-        <w:rPr>
-          <w:sz w:val="32"/>
-          <w:szCs w:val="32"/>
-          <w:lang w:val="en-US"/>
-        </w:rPr>
-        <w:t>com.rustdesk.RustDesk</w:t>
-      </w:r>
-      <w:proofErr w:type="spellEnd"/>
-    </w:p>
-    <w:p>
-      <w:pPr>
-        <w:rPr>
-          <w:sz w:val="32"/>
-          <w:szCs w:val="32"/>
-          <w:lang w:val="en-US"/>
-        </w:rPr>
-      </w:pPr>
-      <w:proofErr w:type="spellStart"/>
-      <w:r>
-        <w:rPr>
-          <w:sz w:val="32"/>
-          <w:szCs w:val="32"/>
-          <w:lang w:val="en-US"/>
-        </w:rPr>
-        <w:t>flatpak</w:t>
-      </w:r>
-      <w:proofErr w:type="spellEnd"/>
-      <w:r>
-        <w:rPr>
-          <w:sz w:val="32"/>
-          <w:szCs w:val="32"/>
-          <w:lang w:val="en-US"/>
-        </w:rPr>
-        <w:t xml:space="preserve"> install </w:t>
-      </w:r>
-      <w:r>
-        <w:rPr>
-          <w:sz w:val="32"/>
-          <w:szCs w:val="32"/>
-        </w:rPr>
-        <w:t>-y</w:t>
-      </w:r>
-      <w:r>
-        <w:rPr>
-          <w:sz w:val="32"/>
-          <w:szCs w:val="32"/>
-          <w:lang w:val="en-US"/>
-        </w:rPr>
-        <w:t xml:space="preserve"> </w:t>
-      </w:r>
-      <w:proofErr w:type="spellStart"/>
-      <w:r>
-        <w:rPr>
-          <w:sz w:val="32"/>
-          <w:szCs w:val="32"/>
-          <w:lang w:val="en-US"/>
-        </w:rPr>
-        <w:t>flathub</w:t>
-      </w:r>
-      <w:proofErr w:type="spellEnd"/>
-      <w:r>
-        <w:rPr>
-          <w:sz w:val="32"/>
-          <w:szCs w:val="32"/>
-          <w:lang w:val="en-US"/>
-        </w:rPr>
-        <w:t xml:space="preserve"> </w:t>
-      </w:r>
-      <w:proofErr w:type="spellStart"/>
-      <w:r>
-        <w:rPr>
-          <w:sz w:val="32"/>
-          <w:szCs w:val="32"/>
-          <w:lang w:val="en-US"/>
-        </w:rPr>
-        <w:t>io.github.webcamoid.Webcamoid</w:t>
-      </w:r>
-      <w:proofErr w:type="spellEnd"/>
-    </w:p>
-    <w:p>
-      <w:pPr>
-        <w:rPr>
-          <w:sz w:val="32"/>
-          <w:szCs w:val="32"/>
-          <w:lang w:val="en-US"/>
-        </w:rPr>
-      </w:pPr>
-      <w:proofErr w:type="spellStart"/>
-      <w:r>
-        <w:rPr>
-          <w:sz w:val="32"/>
-          <w:szCs w:val="32"/>
-          <w:lang w:val="en-US"/>
-        </w:rPr>
-        <w:t>flatpak</w:t>
-      </w:r>
-      <w:proofErr w:type="spellEnd"/>
-      <w:r>
-        <w:rPr>
-          <w:sz w:val="32"/>
-          <w:szCs w:val="32"/>
-          <w:lang w:val="en-US"/>
-        </w:rPr>
-        <w:t xml:space="preserve"> install </w:t>
-      </w:r>
-      <w:r>
-        <w:rPr>
-          <w:sz w:val="32"/>
-          <w:szCs w:val="32"/>
-        </w:rPr>
-        <w:t>-y</w:t>
-      </w:r>
-      <w:r>
-        <w:rPr>
-          <w:sz w:val="32"/>
-          <w:szCs w:val="32"/>
-          <w:lang w:val="en-US"/>
-        </w:rPr>
-        <w:t xml:space="preserve"> </w:t>
-      </w:r>
-      <w:proofErr w:type="spellStart"/>
-      <w:r>
-        <w:rPr>
-          <w:sz w:val="32"/>
-          <w:szCs w:val="32"/>
-          <w:lang w:val="en-US"/>
-        </w:rPr>
-        <w:t>flathub</w:t>
-      </w:r>
-      <w:proofErr w:type="spellEnd"/>
-      <w:r>
-        <w:rPr>
-          <w:sz w:val="32"/>
-          <w:szCs w:val="32"/>
-          <w:lang w:val="en-US"/>
-        </w:rPr>
-        <w:t xml:space="preserve"> </w:t>
-      </w:r>
-      <w:proofErr w:type="spellStart"/>
-      <w:r>
-        <w:rPr>
-          <w:sz w:val="32"/>
-          <w:szCs w:val="32"/>
-          <w:lang w:val="en-US"/>
-        </w:rPr>
-        <w:t>nz.mega.MEGAsync</w:t>
-      </w:r>
-      <w:proofErr w:type="spellEnd"/>
-      <w:r>
-        <w:rPr>
-          <w:sz w:val="32"/>
-          <w:szCs w:val="32"/>
-          <w:lang w:val="en-US"/>
-        </w:rPr>
-        <w:t> </w:t>
-      </w:r>
-    </w:p>
-    <w:p>
-      <w:pPr>
-        <w:rPr>
-          <w:sz w:val="32"/>
-          <w:szCs w:val="32"/>
-          <w:lang w:val="en-US"/>
-        </w:rPr>
-      </w:pPr>
-      <w:proofErr w:type="spellStart"/>
-      <w:r>
-        <w:rPr>
-          <w:sz w:val="32"/>
-          <w:szCs w:val="32"/>
-          <w:lang w:val="en-US"/>
-        </w:rPr>
-        <w:t>flatpak</w:t>
-      </w:r>
-      <w:proofErr w:type="spellEnd"/>
-      <w:r>
-        <w:rPr>
-          <w:sz w:val="32"/>
-          <w:szCs w:val="32"/>
-          <w:lang w:val="en-US"/>
-        </w:rPr>
-        <w:t xml:space="preserve"> install </w:t>
-      </w:r>
-      <w:r>
-        <w:rPr>
-          <w:sz w:val="32"/>
-          <w:szCs w:val="32"/>
-        </w:rPr>
-        <w:t>-y</w:t>
-      </w:r>
-      <w:r>
-        <w:rPr>
-          <w:sz w:val="32"/>
-          <w:szCs w:val="32"/>
-          <w:lang w:val="en-US"/>
-        </w:rPr>
-        <w:t xml:space="preserve"> </w:t>
-      </w:r>
-      <w:proofErr w:type="spellStart"/>
-      <w:r>
-        <w:rPr>
-          <w:sz w:val="32"/>
-          <w:szCs w:val="32"/>
-          <w:lang w:val="en-US"/>
-        </w:rPr>
-        <w:t>flathub</w:t>
-      </w:r>
-      <w:proofErr w:type="spellEnd"/>
-      <w:r>
-        <w:rPr>
-          <w:sz w:val="32"/>
-          <w:szCs w:val="32"/>
-          <w:lang w:val="en-US"/>
-        </w:rPr>
-        <w:t xml:space="preserve"> </w:t>
-      </w:r>
-      <w:proofErr w:type="spellStart"/>
-      <w:r>
-        <w:rPr>
-          <w:sz w:val="32"/>
-          <w:szCs w:val="32"/>
-          <w:lang w:val="en-US"/>
-        </w:rPr>
         <w:t>org.speed_dreams.SpeedDreams</w:t>
       </w:r>
       <w:proofErr w:type="spellEnd"/>
@@ -5545,15 +9308,14 @@
           <w:lang w:val="en-US"/>
         </w:rPr>
       </w:pPr>
-    </w:p>
-    <w:p>
-      <w:pPr>
-        <w:rPr>
-          <w:sz w:val="32"/>
-          <w:szCs w:val="32"/>
-          <w:lang w:val="en-US"/>
-        </w:rPr>
-      </w:pPr>
+      <w:r>
+        <w:rPr>
+          <w:sz w:val="32"/>
+          <w:szCs w:val="32"/>
+          <w:lang w:val="en-US"/>
+        </w:rPr>
+        <w:t>===================================================================</w:t>
+      </w:r>
     </w:p>
     <w:p>
       <w:pPr>
@@ -6313,6 +10075,14 @@
           <w:lang w:val="es-ES"/>
         </w:rPr>
       </w:pPr>
+      <w:r>
+        <w:rPr>
+          <w:sz w:val="32"/>
+          <w:szCs w:val="32"/>
+          <w:lang w:val="en-US"/>
+        </w:rPr>
+        <w:t>===================================================================</w:t>
+      </w:r>
     </w:p>
     <w:p>
       <w:pPr>
@@ -6369,6 +10139,7 @@
         <w:rPr>
           <w:rFonts w:ascii="Arial" w:hAnsi="Arial" w:cs="Arial"/>
         </w:rPr>
+        <w:lastRenderedPageBreak/>
         <w:t xml:space="preserve">Para automatizar </w:t>
       </w:r>
       <w:proofErr w:type="spellStart"/>
@@ -7420,7 +11191,6 @@
           <w:sz w:val="30"/>
           <w:szCs w:val="30"/>
         </w:rPr>
-        <w:lastRenderedPageBreak/>
         <w:t>bash</w:t>
       </w:r>
       <w:proofErr w:type="spellEnd"/>
@@ -7760,6 +11530,7 @@
           <w:sz w:val="24"/>
           <w:u w:val="single"/>
         </w:rPr>
+        <w:lastRenderedPageBreak/>
         <w:t xml:space="preserve">Mi </w:t>
       </w:r>
       <w:proofErr w:type="spellStart"/>
@@ -8346,7 +12117,6 @@
           <w:sz w:val="24"/>
           <w:u w:val="single"/>
         </w:rPr>
-        <w:lastRenderedPageBreak/>
         <w:t>Mi Instagram</w:t>
       </w:r>
     </w:p>
@@ -9678,6 +13448,7 @@
           <w:sz w:val="48"/>
           <w:szCs w:val="48"/>
         </w:rPr>
+        <w:lastRenderedPageBreak/>
         <w:t xml:space="preserve">Con </w:t>
       </w:r>
       <w:proofErr w:type="spellStart"/>
@@ -10922,6 +14693,7 @@
           <w:u w:val="single"/>
           <w:lang w:val="en-US"/>
         </w:rPr>
+        <w:lastRenderedPageBreak/>
         <w:t>LINUX – ARCH LINUX</w:t>
       </w:r>
       <w:r>
@@ -11765,7 +15537,6 @@
           <w:szCs w:val="28"/>
           <w:lang w:val="en-US"/>
         </w:rPr>
-        <w:lastRenderedPageBreak/>
         <w:t>sudo</w:t>
       </w:r>
       <w:proofErr w:type="spellEnd"/>
@@ -12208,6 +15979,7 @@
           <w:sz w:val="28"/>
           <w:szCs w:val="28"/>
         </w:rPr>
+        <w:lastRenderedPageBreak/>
         <w:t>#!/bin/bash</w:t>
       </w:r>
     </w:p>
@@ -12978,7 +16750,6 @@
           <w:szCs w:val="28"/>
           <w:lang w:val="pt-PT"/>
         </w:rPr>
-        <w:lastRenderedPageBreak/>
         <w:t>for cpu in /sys/devices/system/cpu/cpu[0-9]*; do</w:t>
       </w:r>
     </w:p>
@@ -14264,7 +18035,6 @@
           <w:sz w:val="28"/>
           <w:szCs w:val="28"/>
         </w:rPr>
-        <w:lastRenderedPageBreak/>
         <w:t>echo "</w:t>
       </w:r>
       <w:r>

--- a/LINUX Comandos pacman para Linux.docx
+++ b/LINUX Comandos pacman para Linux.docx
@@ -20502,7 +20502,7 @@
   <w:style w:type="paragraph" w:default="1" w:styleId="Normal">
     <w:name w:val="Normal"/>
     <w:qFormat/>
-    <w:rsid w:val="001065D8"/>
+    <w:rsid w:val="000878ED"/>
   </w:style>
   <w:style w:type="paragraph" w:styleId="Ttulo2">
     <w:name w:val="heading 2"/>

--- a/LINUX Comandos pacman para Linux.docx
+++ b/LINUX Comandos pacman para Linux.docx
@@ -1286,6 +1286,680 @@
           <w:sz w:val="28"/>
           <w:szCs w:val="28"/>
         </w:rPr>
+        <w:t>descarga-</w:t>
+      </w:r>
+      <w:r>
+        <w:rPr>
+          <w:sz w:val="28"/>
+          <w:szCs w:val="28"/>
+        </w:rPr>
+        <w:t>f</w:t>
+      </w:r>
+      <w:r>
+        <w:rPr>
+          <w:sz w:val="28"/>
+          <w:szCs w:val="28"/>
+        </w:rPr>
+        <w:t>o</w:t>
+      </w:r>
+      <w:r>
+        <w:rPr>
+          <w:sz w:val="28"/>
+          <w:szCs w:val="28"/>
+        </w:rPr>
+        <w:t>nd</w:t>
+      </w:r>
+      <w:r>
+        <w:rPr>
+          <w:sz w:val="28"/>
+          <w:szCs w:val="28"/>
+        </w:rPr>
+        <w:t>o</w:t>
+      </w:r>
+      <w:r>
+        <w:rPr>
+          <w:sz w:val="28"/>
+          <w:szCs w:val="28"/>
+        </w:rPr>
+        <w:t>s</w:t>
+      </w:r>
+      <w:r>
+        <w:rPr>
+          <w:sz w:val="28"/>
+          <w:szCs w:val="28"/>
+        </w:rPr>
+        <w:t>.sh</w:t>
+      </w:r>
+    </w:p>
+    <w:p>
+      <w:pPr>
+        <w:rPr>
+          <w:sz w:val="28"/>
+          <w:szCs w:val="28"/>
+        </w:rPr>
+      </w:pPr>
+      <w:r>
+        <w:rPr>
+          <w:sz w:val="28"/>
+          <w:szCs w:val="28"/>
+        </w:rPr>
+        <w:t>~/Documentos/Automatico/InstallAppsAutomatico-Linux.sh</w:t>
+      </w:r>
+    </w:p>
+    <w:p>
+      <w:pPr>
+        <w:rPr>
+          <w:sz w:val="28"/>
+          <w:szCs w:val="28"/>
+        </w:rPr>
+      </w:pPr>
+      <w:r>
+        <w:rPr>
+          <w:sz w:val="28"/>
+          <w:szCs w:val="28"/>
+        </w:rPr>
+        <w:t>~/Documentos/Automatico/MantSemDebloat-iMac-Mint.sh</w:t>
+      </w:r>
+    </w:p>
+    <w:p>
+      <w:pPr>
+        <w:rPr>
+          <w:sz w:val="28"/>
+          <w:szCs w:val="28"/>
+        </w:rPr>
+      </w:pPr>
+      <w:r>
+        <w:rPr>
+          <w:sz w:val="28"/>
+          <w:szCs w:val="28"/>
+        </w:rPr>
+        <w:t>~/Documentos/Automatico/SimilCPU-Z-Old-Machine-Lx</w:t>
+      </w:r>
+      <w:r>
+        <w:rPr>
+          <w:sz w:val="28"/>
+          <w:szCs w:val="28"/>
+        </w:rPr>
+        <w:t>-Modo</w:t>
+      </w:r>
+      <w:r>
+        <w:rPr>
+          <w:sz w:val="28"/>
+          <w:szCs w:val="28"/>
+        </w:rPr>
+        <w:t>.sh</w:t>
+      </w:r>
+    </w:p>
+    <w:p>
+      <w:pPr>
+        <w:rPr>
+          <w:sz w:val="28"/>
+          <w:szCs w:val="28"/>
+        </w:rPr>
+      </w:pPr>
+      <w:r>
+        <w:rPr>
+          <w:sz w:val="28"/>
+          <w:szCs w:val="28"/>
+        </w:rPr>
+        <w:t xml:space="preserve">sudo </w:t>
+      </w:r>
+      <w:r>
+        <w:rPr>
+          <w:sz w:val="28"/>
+          <w:szCs w:val="28"/>
+        </w:rPr>
+        <w:t>~/Documentos/Automatico/Turbo-Chromium.sh</w:t>
+      </w:r>
+    </w:p>
+    <w:p>
+      <w:pPr>
+        <w:rPr>
+          <w:sz w:val="28"/>
+          <w:szCs w:val="28"/>
+        </w:rPr>
+      </w:pPr>
+      <w:r>
+        <w:rPr>
+          <w:sz w:val="28"/>
+          <w:szCs w:val="28"/>
+        </w:rPr>
+        <w:t>O</w:t>
+      </w:r>
+    </w:p>
+    <w:p>
+      <w:pPr>
+        <w:rPr>
+          <w:sz w:val="28"/>
+          <w:szCs w:val="28"/>
+        </w:rPr>
+      </w:pPr>
+      <w:r>
+        <w:rPr>
+          <w:sz w:val="28"/>
+          <w:szCs w:val="28"/>
+        </w:rPr>
+        <w:t>bash ~/Documentos/Automatico/InstallAppsAutomatico-Linux.sh</w:t>
+      </w:r>
+    </w:p>
+    <w:p>
+      <w:pPr>
+        <w:rPr>
+          <w:sz w:val="28"/>
+          <w:szCs w:val="28"/>
+        </w:rPr>
+      </w:pPr>
+      <w:r>
+        <w:rPr>
+          <w:sz w:val="28"/>
+          <w:szCs w:val="28"/>
+        </w:rPr>
+        <w:t xml:space="preserve">============================================================================= </w:t>
+      </w:r>
+    </w:p>
+    <w:p>
+      <w:pPr>
+        <w:rPr>
+          <w:sz w:val="28"/>
+          <w:szCs w:val="28"/>
+        </w:rPr>
+      </w:pPr>
+      <w:r>
+        <w:rPr>
+          <w:sz w:val="28"/>
+          <w:szCs w:val="28"/>
+        </w:rPr>
+        <w:t xml:space="preserve"> </w:t>
+      </w:r>
+    </w:p>
+    <w:p>
+      <w:pPr>
+        <w:rPr>
+          <w:sz w:val="28"/>
+          <w:szCs w:val="28"/>
+        </w:rPr>
+      </w:pPr>
+      <w:r>
+        <w:rPr>
+          <w:sz w:val="28"/>
+          <w:szCs w:val="28"/>
+        </w:rPr>
+        <w:t>=============================================================================</w:t>
+      </w:r>
+    </w:p>
+    <w:p>
+      <w:pPr>
+        <w:rPr>
+          <w:sz w:val="28"/>
+          <w:szCs w:val="28"/>
+        </w:rPr>
+      </w:pPr>
+      <w:r>
+        <w:rPr>
+          <w:sz w:val="28"/>
+          <w:szCs w:val="28"/>
+        </w:rPr>
+        <w:t>sudo tailscale up</w:t>
+      </w:r>
+    </w:p>
+    <w:p>
+      <w:pPr>
+        <w:rPr>
+          <w:b/>
+          <w:bCs/>
+          <w:sz w:val="28"/>
+          <w:szCs w:val="28"/>
+          <w:u w:val="single"/>
+        </w:rPr>
+      </w:pPr>
+      <w:r>
+        <w:rPr>
+          <w:b/>
+          <w:bCs/>
+          <w:sz w:val="28"/>
+          <w:szCs w:val="28"/>
+          <w:u w:val="single"/>
+        </w:rPr>
+        <w:t>para que aparezca icono en panel</w:t>
+      </w:r>
+      <w:r>
+        <w:rPr>
+          <w:b/>
+          <w:bCs/>
+          <w:sz w:val="28"/>
+          <w:szCs w:val="28"/>
+          <w:u w:val="single"/>
+        </w:rPr>
+        <w:t xml:space="preserve">: </w:t>
+      </w:r>
+    </w:p>
+    <w:p>
+      <w:pPr>
+        <w:rPr>
+          <w:sz w:val="28"/>
+          <w:szCs w:val="28"/>
+        </w:rPr>
+      </w:pPr>
+      <w:r>
+        <w:rPr>
+          <w:sz w:val="28"/>
+          <w:szCs w:val="28"/>
+        </w:rPr>
+        <w:t>tailscale systray</w:t>
+      </w:r>
+    </w:p>
+    <w:p>
+      <w:pPr>
+        <w:rPr>
+          <w:b/>
+          <w:bCs/>
+          <w:sz w:val="28"/>
+          <w:szCs w:val="28"/>
+          <w:u w:val="single"/>
+        </w:rPr>
+      </w:pPr>
+      <w:r>
+        <w:rPr>
+          <w:b/>
+          <w:bCs/>
+          <w:sz w:val="28"/>
+          <w:szCs w:val="28"/>
+          <w:u w:val="single"/>
+        </w:rPr>
+        <w:t>para dejarlo permanente:</w:t>
+      </w:r>
+    </w:p>
+    <w:p>
+      <w:pPr>
+        <w:rPr>
+          <w:sz w:val="28"/>
+          <w:szCs w:val="28"/>
+        </w:rPr>
+      </w:pPr>
+      <w:r>
+        <w:rPr>
+          <w:sz w:val="28"/>
+          <w:szCs w:val="28"/>
+        </w:rPr>
+        <w:t>mkdir -p ~/.config/autostart</w:t>
+      </w:r>
+    </w:p>
+    <w:p>
+      <w:pPr>
+        <w:rPr>
+          <w:sz w:val="28"/>
+          <w:szCs w:val="28"/>
+        </w:rPr>
+      </w:pPr>
+    </w:p>
+    <w:p>
+      <w:pPr>
+        <w:rPr>
+          <w:sz w:val="28"/>
+          <w:szCs w:val="28"/>
+        </w:rPr>
+      </w:pPr>
+      <w:r>
+        <w:rPr>
+          <w:sz w:val="28"/>
+          <w:szCs w:val="28"/>
+        </w:rPr>
+        <w:t>cat &gt; ~/.config/autostart/tailscale-systray.desktop &lt;&lt; 'EOF'</w:t>
+      </w:r>
+    </w:p>
+    <w:p>
+      <w:pPr>
+        <w:rPr>
+          <w:sz w:val="28"/>
+          <w:szCs w:val="28"/>
+        </w:rPr>
+      </w:pPr>
+      <w:r>
+        <w:rPr>
+          <w:sz w:val="28"/>
+          <w:szCs w:val="28"/>
+        </w:rPr>
+        <w:t>[Desktop Entry]</w:t>
+      </w:r>
+    </w:p>
+    <w:p>
+      <w:pPr>
+        <w:rPr>
+          <w:sz w:val="28"/>
+          <w:szCs w:val="28"/>
+        </w:rPr>
+      </w:pPr>
+      <w:r>
+        <w:rPr>
+          <w:sz w:val="28"/>
+          <w:szCs w:val="28"/>
+        </w:rPr>
+        <w:t>Type=Application</w:t>
+      </w:r>
+    </w:p>
+    <w:p>
+      <w:pPr>
+        <w:rPr>
+          <w:sz w:val="28"/>
+          <w:szCs w:val="28"/>
+        </w:rPr>
+      </w:pPr>
+      <w:r>
+        <w:rPr>
+          <w:sz w:val="28"/>
+          <w:szCs w:val="28"/>
+        </w:rPr>
+        <w:lastRenderedPageBreak/>
+        <w:t>Exec=tailscale systray</w:t>
+      </w:r>
+    </w:p>
+    <w:p>
+      <w:pPr>
+        <w:rPr>
+          <w:sz w:val="28"/>
+          <w:szCs w:val="28"/>
+        </w:rPr>
+      </w:pPr>
+      <w:r>
+        <w:rPr>
+          <w:sz w:val="28"/>
+          <w:szCs w:val="28"/>
+        </w:rPr>
+        <w:t>Hidden=false</w:t>
+      </w:r>
+    </w:p>
+    <w:p>
+      <w:pPr>
+        <w:rPr>
+          <w:sz w:val="28"/>
+          <w:szCs w:val="28"/>
+        </w:rPr>
+      </w:pPr>
+      <w:r>
+        <w:rPr>
+          <w:sz w:val="28"/>
+          <w:szCs w:val="28"/>
+        </w:rPr>
+        <w:t>NoDisplay=false</w:t>
+      </w:r>
+    </w:p>
+    <w:p>
+      <w:pPr>
+        <w:rPr>
+          <w:sz w:val="28"/>
+          <w:szCs w:val="28"/>
+        </w:rPr>
+      </w:pPr>
+      <w:r>
+        <w:rPr>
+          <w:sz w:val="28"/>
+          <w:szCs w:val="28"/>
+        </w:rPr>
+        <w:t>X-GNOME-Autostart-enabled=true</w:t>
+      </w:r>
+    </w:p>
+    <w:p>
+      <w:pPr>
+        <w:rPr>
+          <w:sz w:val="28"/>
+          <w:szCs w:val="28"/>
+        </w:rPr>
+      </w:pPr>
+      <w:r>
+        <w:rPr>
+          <w:sz w:val="28"/>
+          <w:szCs w:val="28"/>
+        </w:rPr>
+        <w:t>Name=Tailscale Systray</w:t>
+      </w:r>
+    </w:p>
+    <w:p>
+      <w:pPr>
+        <w:rPr>
+          <w:sz w:val="28"/>
+          <w:szCs w:val="28"/>
+        </w:rPr>
+      </w:pPr>
+      <w:r>
+        <w:rPr>
+          <w:sz w:val="28"/>
+          <w:szCs w:val="28"/>
+        </w:rPr>
+        <w:t>EOF</w:t>
+      </w:r>
+    </w:p>
+    <w:p>
+      <w:pPr>
+        <w:rPr>
+          <w:b/>
+          <w:bCs/>
+          <w:sz w:val="28"/>
+          <w:szCs w:val="28"/>
+          <w:u w:val="single"/>
+        </w:rPr>
+      </w:pPr>
+      <w:r>
+        <w:rPr>
+          <w:b/>
+          <w:bCs/>
+          <w:sz w:val="28"/>
+          <w:szCs w:val="28"/>
+          <w:u w:val="single"/>
+        </w:rPr>
+        <w:t xml:space="preserve">Para comprobar: </w:t>
+      </w:r>
+    </w:p>
+    <w:p>
+      <w:pPr>
+        <w:rPr>
+          <w:sz w:val="28"/>
+          <w:szCs w:val="28"/>
+        </w:rPr>
+      </w:pPr>
+      <w:r>
+        <w:rPr>
+          <w:sz w:val="28"/>
+          <w:szCs w:val="28"/>
+        </w:rPr>
+        <w:t>cat ~/.config/autostart/tailscale-systray.desktop</w:t>
+      </w:r>
+    </w:p>
+    <w:p>
+      <w:pPr>
+        <w:rPr>
+          <w:b/>
+          <w:bCs/>
+          <w:sz w:val="28"/>
+          <w:szCs w:val="28"/>
+          <w:u w:val="single"/>
+        </w:rPr>
+      </w:pPr>
+      <w:r>
+        <w:rPr>
+          <w:b/>
+          <w:bCs/>
+          <w:sz w:val="28"/>
+          <w:szCs w:val="28"/>
+          <w:u w:val="single"/>
+        </w:rPr>
+        <w:t>Para comprobar sin cerrar secion:</w:t>
+      </w:r>
+    </w:p>
+    <w:p>
+      <w:pPr>
+        <w:rPr>
+          <w:sz w:val="28"/>
+          <w:szCs w:val="28"/>
+        </w:rPr>
+      </w:pPr>
+      <w:r>
+        <w:rPr>
+          <w:sz w:val="28"/>
+          <w:szCs w:val="28"/>
+        </w:rPr>
+        <w:t>tailscale systray &amp;</w:t>
+      </w:r>
+    </w:p>
+    <w:p>
+      <w:pPr>
+        <w:rPr>
+          <w:sz w:val="28"/>
+          <w:szCs w:val="28"/>
+        </w:rPr>
+      </w:pPr>
+      <w:r>
+        <w:rPr>
+          <w:sz w:val="28"/>
+          <w:szCs w:val="28"/>
+        </w:rPr>
+        <w:t>=============================================================================</w:t>
+      </w:r>
+    </w:p>
+    <w:p>
+      <w:pPr>
+        <w:rPr>
+          <w:b/>
+          <w:bCs/>
+          <w:sz w:val="28"/>
+          <w:szCs w:val="28"/>
+          <w:u w:val="single"/>
+        </w:rPr>
+      </w:pPr>
+      <w:r>
+        <w:rPr>
+          <w:b/>
+          <w:bCs/>
+          <w:sz w:val="28"/>
+          <w:szCs w:val="28"/>
+          <w:u w:val="single"/>
+        </w:rPr>
+        <w:t>C</w:t>
+      </w:r>
+      <w:r>
+        <w:rPr>
+          <w:b/>
+          <w:bCs/>
+          <w:sz w:val="28"/>
+          <w:szCs w:val="28"/>
+          <w:u w:val="single"/>
+        </w:rPr>
+        <w:t xml:space="preserve">omienzo </w:t>
+      </w:r>
+      <w:r>
+        <w:rPr>
+          <w:b/>
+          <w:bCs/>
+          <w:sz w:val="28"/>
+          <w:szCs w:val="28"/>
+          <w:u w:val="single"/>
+        </w:rPr>
+        <w:t xml:space="preserve">de </w:t>
+      </w:r>
+      <w:r>
+        <w:rPr>
+          <w:b/>
+          <w:bCs/>
+          <w:sz w:val="28"/>
+          <w:szCs w:val="28"/>
+          <w:u w:val="single"/>
+        </w:rPr>
+        <w:t>todo</w:t>
+      </w:r>
+      <w:r>
+        <w:rPr>
+          <w:b/>
+          <w:bCs/>
+          <w:sz w:val="28"/>
+          <w:szCs w:val="28"/>
+          <w:u w:val="single"/>
+        </w:rPr>
+        <w:t>:</w:t>
+      </w:r>
+      <w:r>
+        <w:rPr>
+          <w:b/>
+          <w:bCs/>
+          <w:sz w:val="28"/>
+          <w:szCs w:val="28"/>
+          <w:u w:val="single"/>
+        </w:rPr>
+        <w:t xml:space="preserve"> Paso con Kde Connect el script.</w:t>
+      </w:r>
+    </w:p>
+    <w:p>
+      <w:pPr>
+        <w:rPr>
+          <w:b/>
+          <w:bCs/>
+          <w:sz w:val="28"/>
+          <w:szCs w:val="28"/>
+          <w:u w:val="single"/>
+        </w:rPr>
+      </w:pPr>
+      <w:r>
+        <w:rPr>
+          <w:b/>
+          <w:bCs/>
+          <w:sz w:val="28"/>
+          <w:szCs w:val="28"/>
+          <w:u w:val="single"/>
+        </w:rPr>
+        <w:t>Autorizo d</w:t>
+      </w:r>
+      <w:r>
+        <w:rPr>
+          <w:b/>
+          <w:bCs/>
+          <w:sz w:val="28"/>
+          <w:szCs w:val="28"/>
+          <w:u w:val="single"/>
+        </w:rPr>
+        <w:t xml:space="preserve">escarga-automatico.sh </w:t>
+      </w:r>
+      <w:r>
+        <w:rPr>
+          <w:b/>
+          <w:bCs/>
+          <w:sz w:val="28"/>
+          <w:szCs w:val="28"/>
+          <w:u w:val="single"/>
+        </w:rPr>
+        <w:t>en Descargas</w:t>
+      </w:r>
+    </w:p>
+    <w:p>
+      <w:pPr>
+        <w:rPr>
+          <w:sz w:val="28"/>
+          <w:szCs w:val="28"/>
+        </w:rPr>
+      </w:pPr>
+      <w:r>
+        <w:rPr>
+          <w:sz w:val="28"/>
+          <w:szCs w:val="28"/>
+        </w:rPr>
+        <w:t>chmod +x ~/D</w:t>
+      </w:r>
+      <w:r>
+        <w:rPr>
+          <w:sz w:val="28"/>
+          <w:szCs w:val="28"/>
+        </w:rPr>
+        <w:t>escarga</w:t>
+      </w:r>
+      <w:r>
+        <w:rPr>
+          <w:sz w:val="28"/>
+          <w:szCs w:val="28"/>
+        </w:rPr>
+        <w:t>s/</w:t>
+      </w:r>
+      <w:r>
+        <w:rPr>
+          <w:sz w:val="28"/>
+          <w:szCs w:val="28"/>
+        </w:rPr>
         <w:t>descarga-automatico.sh</w:t>
       </w:r>
     </w:p>
@@ -1301,167 +1975,732 @@
           <w:sz w:val="28"/>
           <w:szCs w:val="28"/>
         </w:rPr>
-        <w:t>~/Documentos/Automatico/</w:t>
-      </w:r>
-      <w:r>
-        <w:rPr>
-          <w:sz w:val="28"/>
-          <w:szCs w:val="28"/>
-        </w:rPr>
-        <w:t>descarga-</w:t>
-      </w:r>
-      <w:r>
-        <w:rPr>
-          <w:sz w:val="28"/>
-          <w:szCs w:val="28"/>
-        </w:rPr>
-        <w:t>f</w:t>
-      </w:r>
-      <w:r>
-        <w:rPr>
-          <w:sz w:val="28"/>
-          <w:szCs w:val="28"/>
-        </w:rPr>
-        <w:t>o</w:t>
-      </w:r>
-      <w:r>
-        <w:rPr>
-          <w:sz w:val="28"/>
-          <w:szCs w:val="28"/>
-        </w:rPr>
-        <w:t>nd</w:t>
-      </w:r>
-      <w:r>
-        <w:rPr>
-          <w:sz w:val="28"/>
-          <w:szCs w:val="28"/>
-        </w:rPr>
-        <w:t>o</w:t>
-      </w:r>
-      <w:r>
-        <w:rPr>
-          <w:sz w:val="28"/>
-          <w:szCs w:val="28"/>
-        </w:rPr>
-        <w:t>s</w:t>
-      </w:r>
-      <w:r>
-        <w:rPr>
-          <w:sz w:val="28"/>
-          <w:szCs w:val="28"/>
-        </w:rPr>
-        <w:t>.sh</w:t>
-      </w:r>
-    </w:p>
-    <w:p>
-      <w:pPr>
-        <w:rPr>
-          <w:sz w:val="28"/>
-          <w:szCs w:val="28"/>
-        </w:rPr>
-      </w:pPr>
-      <w:r>
-        <w:rPr>
-          <w:sz w:val="28"/>
-          <w:szCs w:val="28"/>
-        </w:rPr>
-        <w:t>~/Documentos/Automatico/InstallAppsAutomatico-Linux.sh</w:t>
-      </w:r>
-    </w:p>
-    <w:p>
-      <w:pPr>
-        <w:rPr>
-          <w:sz w:val="28"/>
-          <w:szCs w:val="28"/>
-        </w:rPr>
-      </w:pPr>
-      <w:r>
-        <w:rPr>
-          <w:sz w:val="28"/>
-          <w:szCs w:val="28"/>
-        </w:rPr>
-        <w:t>~/Documentos/Automatico/MantSemDebloat-iMac-Mint.sh</w:t>
-      </w:r>
-    </w:p>
-    <w:p>
-      <w:pPr>
-        <w:rPr>
-          <w:sz w:val="28"/>
-          <w:szCs w:val="28"/>
-        </w:rPr>
-      </w:pPr>
-      <w:r>
-        <w:rPr>
-          <w:sz w:val="28"/>
-          <w:szCs w:val="28"/>
-        </w:rPr>
-        <w:t>~/Documentos/Automatico/SimilCPU-Z-Old-Machine-Lx</w:t>
-      </w:r>
-      <w:r>
-        <w:rPr>
-          <w:sz w:val="28"/>
-          <w:szCs w:val="28"/>
-        </w:rPr>
-        <w:t>-Modo</w:t>
-      </w:r>
-      <w:r>
-        <w:rPr>
-          <w:sz w:val="28"/>
-          <w:szCs w:val="28"/>
-        </w:rPr>
-        <w:t>.sh</w:t>
-      </w:r>
-    </w:p>
-    <w:p>
-      <w:pPr>
-        <w:rPr>
-          <w:sz w:val="28"/>
-          <w:szCs w:val="28"/>
-        </w:rPr>
-      </w:pPr>
-      <w:r>
-        <w:rPr>
-          <w:sz w:val="28"/>
-          <w:szCs w:val="28"/>
-        </w:rPr>
-        <w:t xml:space="preserve">sudo </w:t>
-      </w:r>
-      <w:r>
-        <w:rPr>
-          <w:sz w:val="28"/>
-          <w:szCs w:val="28"/>
-        </w:rPr>
-        <w:t>~/Documentos/Automatico/Turbo-Chromium.sh</w:t>
-      </w:r>
-    </w:p>
-    <w:p>
-      <w:pPr>
-        <w:rPr>
-          <w:sz w:val="28"/>
-          <w:szCs w:val="28"/>
-        </w:rPr>
-      </w:pPr>
-      <w:r>
-        <w:rPr>
-          <w:sz w:val="28"/>
-          <w:szCs w:val="28"/>
-        </w:rPr>
-        <w:t>O</w:t>
-      </w:r>
-    </w:p>
-    <w:p>
-      <w:pPr>
-        <w:rPr>
-          <w:sz w:val="28"/>
-          <w:szCs w:val="28"/>
-        </w:rPr>
-      </w:pPr>
-      <w:r>
-        <w:rPr>
-          <w:sz w:val="28"/>
-          <w:szCs w:val="28"/>
-        </w:rPr>
-        <w:t>bash ~/Documentos/Automatico/InstallAppsAutomatico-Linux.sh</w:t>
+        <w:t xml:space="preserve"> </w:t>
+      </w:r>
+      <w:r>
+        <w:rPr>
+          <w:sz w:val="28"/>
+          <w:szCs w:val="28"/>
+        </w:rPr>
+        <w:t xml:space="preserve">Ejecuto desde </w:t>
+      </w:r>
+      <w:r>
+        <w:rPr>
+          <w:sz w:val="28"/>
+          <w:szCs w:val="28"/>
+        </w:rPr>
+        <w:t>D</w:t>
+      </w:r>
+      <w:r>
+        <w:rPr>
+          <w:sz w:val="28"/>
+          <w:szCs w:val="28"/>
+        </w:rPr>
+        <w:t>escargas</w:t>
+      </w:r>
+    </w:p>
+    <w:p>
+      <w:pPr>
+        <w:rPr>
+          <w:sz w:val="28"/>
+          <w:szCs w:val="28"/>
+        </w:rPr>
+      </w:pPr>
+      <w:r>
+        <w:rPr>
+          <w:sz w:val="28"/>
+          <w:szCs w:val="28"/>
+        </w:rPr>
+        <w:t>~/D</w:t>
+      </w:r>
+      <w:r>
+        <w:rPr>
+          <w:sz w:val="28"/>
+          <w:szCs w:val="28"/>
+        </w:rPr>
+        <w:t>escarga</w:t>
+      </w:r>
+      <w:r>
+        <w:rPr>
+          <w:sz w:val="28"/>
+          <w:szCs w:val="28"/>
+        </w:rPr>
+        <w:t>s/</w:t>
+      </w:r>
+      <w:r>
+        <w:rPr>
+          <w:sz w:val="28"/>
+          <w:szCs w:val="28"/>
+        </w:rPr>
+        <w:t>descarga-automatico.sh</w:t>
+      </w:r>
+      <w:r>
+        <w:rPr>
+          <w:sz w:val="28"/>
+          <w:szCs w:val="28"/>
+        </w:rPr>
+        <w:t xml:space="preserve"> // luego el script borra el .sh de Descargas</w:t>
+      </w:r>
+    </w:p>
+    <w:p>
+      <w:pPr>
+        <w:rPr>
+          <w:sz w:val="28"/>
+          <w:szCs w:val="28"/>
+        </w:rPr>
+      </w:pPr>
+      <w:r>
+        <w:rPr>
+          <w:sz w:val="28"/>
+          <w:szCs w:val="28"/>
+        </w:rPr>
+        <w:t>=============================================================================</w:t>
+      </w:r>
+    </w:p>
+    <w:p>
+      <w:pPr>
+        <w:rPr>
+          <w:sz w:val="28"/>
+          <w:szCs w:val="28"/>
+        </w:rPr>
+      </w:pPr>
+      <w:r>
+        <w:rPr>
+          <w:sz w:val="28"/>
+          <w:szCs w:val="28"/>
+        </w:rPr>
+        <w:t>echo "--- Instalando Tailscale ---" curl -fsSL https://tailscale.com/install.sh | sh</w:t>
+      </w:r>
+    </w:p>
+    <w:p>
+      <w:pPr>
+        <w:rPr>
+          <w:sz w:val="28"/>
+          <w:szCs w:val="28"/>
+        </w:rPr>
+      </w:pPr>
+      <w:r>
+        <w:rPr>
+          <w:sz w:val="28"/>
+          <w:szCs w:val="28"/>
+        </w:rPr>
+        <w:t>=============================================================================</w:t>
+      </w:r>
+    </w:p>
+    <w:p>
+      <w:pPr>
+        <w:rPr>
+          <w:sz w:val="28"/>
+          <w:szCs w:val="28"/>
+        </w:rPr>
+      </w:pPr>
+      <w:r>
+        <w:rPr>
+          <w:sz w:val="28"/>
+          <w:szCs w:val="28"/>
+        </w:rPr>
+        <w:t># alt+126= ~ patita del ñoqui para admin linux jajaja</w:t>
+      </w:r>
+    </w:p>
+    <w:p>
+      <w:pPr>
+        <w:rPr>
+          <w:sz w:val="28"/>
+          <w:szCs w:val="28"/>
+        </w:rPr>
+      </w:pPr>
+      <w:r>
+        <w:rPr>
+          <w:sz w:val="28"/>
+          <w:szCs w:val="28"/>
+        </w:rPr>
+        <w:t>=============================================================================</w:t>
+      </w:r>
+    </w:p>
+    <w:p>
+      <w:pPr>
+        <w:rPr>
+          <w:sz w:val="28"/>
+          <w:szCs w:val="28"/>
+        </w:rPr>
+      </w:pPr>
+      <w:r>
+        <w:rPr>
+          <w:sz w:val="28"/>
+          <w:szCs w:val="28"/>
+        </w:rPr>
+        <w:t>Comando sincroniza hora actual por falta de pila</w:t>
+      </w:r>
+    </w:p>
+    <w:p>
+      <w:pPr>
+        <w:rPr>
+          <w:sz w:val="28"/>
+          <w:szCs w:val="28"/>
+        </w:rPr>
+      </w:pPr>
+      <w:r>
+        <w:rPr>
+          <w:sz w:val="28"/>
+          <w:szCs w:val="28"/>
+        </w:rPr>
+        <w:t>sudo timedatectl set-ntp true</w:t>
+      </w:r>
+    </w:p>
+    <w:p>
+      <w:pPr>
+        <w:rPr>
+          <w:sz w:val="28"/>
+          <w:szCs w:val="28"/>
+        </w:rPr>
+      </w:pPr>
+      <w:r>
+        <w:rPr>
+          <w:sz w:val="28"/>
+          <w:szCs w:val="28"/>
+        </w:rPr>
+        <w:t>verificar con:</w:t>
+      </w:r>
+    </w:p>
+    <w:p>
+      <w:pPr>
+        <w:rPr>
+          <w:sz w:val="28"/>
+          <w:szCs w:val="28"/>
+        </w:rPr>
+      </w:pPr>
+      <w:r>
+        <w:rPr>
+          <w:sz w:val="28"/>
+          <w:szCs w:val="28"/>
+        </w:rPr>
+        <w:t>timedatectl status</w:t>
+      </w:r>
+    </w:p>
+    <w:p>
+      <w:pPr>
+        <w:rPr>
+          <w:sz w:val="28"/>
+          <w:szCs w:val="28"/>
+        </w:rPr>
+      </w:pPr>
+      <w:r>
+        <w:rPr>
+          <w:sz w:val="28"/>
+          <w:szCs w:val="28"/>
+        </w:rPr>
+        <w:t>=============================================================================</w:t>
+      </w:r>
+      <w:r>
+        <w:rPr>
+          <w:sz w:val="28"/>
+          <w:szCs w:val="28"/>
+        </w:rPr>
+        <w:t xml:space="preserve"> </w:t>
+      </w:r>
+    </w:p>
+    <w:p>
+      <w:pPr>
+        <w:rPr>
+          <w:sz w:val="28"/>
+          <w:szCs w:val="28"/>
+        </w:rPr>
+      </w:pPr>
+      <w:r>
+        <w:rPr>
+          <w:sz w:val="28"/>
+          <w:szCs w:val="28"/>
+        </w:rPr>
+        <w:t>Forzar a Linux a preferir Gestor Archivos Thunar:</w:t>
+      </w:r>
+    </w:p>
+    <w:p>
+      <w:pPr>
+        <w:rPr>
+          <w:sz w:val="28"/>
+          <w:szCs w:val="28"/>
+        </w:rPr>
+      </w:pPr>
+      <w:r>
+        <w:rPr>
+          <w:sz w:val="28"/>
+          <w:szCs w:val="28"/>
+        </w:rPr>
+        <w:t>xdg-mime default thunar.desktop inode/directory</w:t>
+      </w:r>
+    </w:p>
+    <w:p>
+      <w:pPr>
+        <w:rPr>
+          <w:sz w:val="28"/>
+          <w:szCs w:val="28"/>
+        </w:rPr>
+      </w:pPr>
+      <w:r>
+        <w:rPr>
+          <w:sz w:val="28"/>
+          <w:szCs w:val="28"/>
+        </w:rPr>
+        <w:t># Agrega Thunar manualmente a tu lista de prioridades de usuario</w:t>
+      </w:r>
+    </w:p>
+    <w:p>
+      <w:pPr>
+        <w:rPr>
+          <w:sz w:val="28"/>
+          <w:szCs w:val="28"/>
+        </w:rPr>
+      </w:pPr>
+      <w:r>
+        <w:rPr>
+          <w:sz w:val="28"/>
+          <w:szCs w:val="28"/>
+        </w:rPr>
+        <w:t>echo "inode/directory=thunar.desktop" &gt;&gt; ~/.config/mimeapps.list</w:t>
+      </w:r>
+    </w:p>
+    <w:p>
+      <w:pPr>
+        <w:rPr>
+          <w:sz w:val="28"/>
+          <w:szCs w:val="28"/>
+        </w:rPr>
+      </w:pPr>
+      <w:r>
+        <w:rPr>
+          <w:sz w:val="28"/>
+          <w:szCs w:val="28"/>
+        </w:rPr>
+        <w:lastRenderedPageBreak/>
+        <w:t># Limpia el caché de aplicaciones del sistema</w:t>
+      </w:r>
+    </w:p>
+    <w:p>
+      <w:pPr>
+        <w:rPr>
+          <w:sz w:val="28"/>
+          <w:szCs w:val="28"/>
+        </w:rPr>
+      </w:pPr>
+      <w:r>
+        <w:rPr>
+          <w:sz w:val="28"/>
+          <w:szCs w:val="28"/>
+        </w:rPr>
+        <w:t>sudo update-desktop-database</w:t>
+      </w:r>
+    </w:p>
+    <w:p>
+      <w:pPr>
+        <w:rPr>
+          <w:sz w:val="28"/>
+          <w:szCs w:val="28"/>
+        </w:rPr>
+      </w:pPr>
+      <w:r>
+        <w:rPr>
+          <w:sz w:val="28"/>
+          <w:szCs w:val="28"/>
+        </w:rPr>
+        <w:t>Crear con nano, pegar siguiente contenido, guardar y cerrar.</w:t>
+      </w:r>
+    </w:p>
+    <w:p>
+      <w:pPr>
+        <w:rPr>
+          <w:sz w:val="28"/>
+          <w:szCs w:val="28"/>
+        </w:rPr>
+      </w:pPr>
+      <w:r>
+        <w:rPr>
+          <w:sz w:val="28"/>
+          <w:szCs w:val="28"/>
+        </w:rPr>
+        <w:t>mkdir -p ~/.local/share/dbus-1/services</w:t>
+      </w:r>
+    </w:p>
+    <w:p>
+      <w:pPr>
+        <w:rPr>
+          <w:sz w:val="28"/>
+          <w:szCs w:val="28"/>
+        </w:rPr>
+      </w:pPr>
+      <w:r>
+        <w:rPr>
+          <w:sz w:val="28"/>
+          <w:szCs w:val="28"/>
+        </w:rPr>
+        <w:t>nano ~/.local/share/dbus-1/services/org.freedesktop.FileManager1.service</w:t>
+      </w:r>
+    </w:p>
+    <w:p>
+      <w:pPr>
+        <w:rPr>
+          <w:sz w:val="28"/>
+          <w:szCs w:val="28"/>
+        </w:rPr>
+      </w:pPr>
+      <w:r>
+        <w:rPr>
+          <w:sz w:val="28"/>
+          <w:szCs w:val="28"/>
+        </w:rPr>
+        <w:t>[D-BUS Service]</w:t>
+      </w:r>
+    </w:p>
+    <w:p>
+      <w:pPr>
+        <w:rPr>
+          <w:sz w:val="28"/>
+          <w:szCs w:val="28"/>
+        </w:rPr>
+      </w:pPr>
+      <w:r>
+        <w:rPr>
+          <w:sz w:val="28"/>
+          <w:szCs w:val="28"/>
+        </w:rPr>
+        <w:t>Name=org.freedesktop.FileManager1</w:t>
+      </w:r>
+    </w:p>
+    <w:p>
+      <w:pPr>
+        <w:rPr>
+          <w:sz w:val="28"/>
+          <w:szCs w:val="28"/>
+        </w:rPr>
+      </w:pPr>
+      <w:r>
+        <w:rPr>
+          <w:sz w:val="28"/>
+          <w:szCs w:val="28"/>
+        </w:rPr>
+        <w:t>Exec=/usr/bin/thunar --gapplication-service</w:t>
+      </w:r>
+    </w:p>
+    <w:p>
+      <w:pPr>
+        <w:rPr>
+          <w:sz w:val="28"/>
+          <w:szCs w:val="28"/>
+        </w:rPr>
+      </w:pPr>
+      <w:r>
+        <w:rPr>
+          <w:sz w:val="28"/>
+          <w:szCs w:val="28"/>
+        </w:rPr>
+        <w:t>=============================================================================</w:t>
+      </w:r>
+      <w:r>
+        <w:rPr>
+          <w:sz w:val="28"/>
+          <w:szCs w:val="28"/>
+        </w:rPr>
+        <w:t xml:space="preserve"> </w:t>
+      </w:r>
+    </w:p>
+    <w:p>
+      <w:pPr>
+        <w:rPr>
+          <w:sz w:val="28"/>
+          <w:szCs w:val="28"/>
+        </w:rPr>
+      </w:pPr>
+      <w:r>
+        <w:rPr>
+          <w:sz w:val="28"/>
+          <w:szCs w:val="28"/>
+        </w:rPr>
+        <w:t xml:space="preserve">Hacer que terminal abra en 145x35 y mas arriba ¡ </w:t>
+      </w:r>
+      <w:r>
+        <w:rPr>
+          <w:sz w:val="28"/>
+          <w:szCs w:val="28"/>
+        </w:rPr>
+        <w:t>Modo 10/08/2026</w:t>
+      </w:r>
+    </w:p>
+    <w:p>
+      <w:pPr>
+        <w:rPr>
+          <w:sz w:val="28"/>
+          <w:szCs w:val="28"/>
+        </w:rPr>
+      </w:pPr>
+      <w:r>
+        <w:rPr>
+          <w:sz w:val="28"/>
+          <w:szCs w:val="28"/>
+        </w:rPr>
+        <w:t>mate-terminal --geometry=145x35+50+30</w:t>
+      </w:r>
+      <w:r>
+        <w:rPr>
+          <w:sz w:val="28"/>
+          <w:szCs w:val="28"/>
+        </w:rPr>
+        <w:t xml:space="preserve"> </w:t>
+      </w:r>
+    </w:p>
+    <w:p>
+      <w:pPr>
+        <w:rPr>
+          <w:sz w:val="28"/>
+          <w:szCs w:val="28"/>
+        </w:rPr>
+      </w:pPr>
+      <w:r>
+        <w:rPr>
+          <w:sz w:val="28"/>
+          <w:szCs w:val="28"/>
+        </w:rPr>
+        <w:t xml:space="preserve">agregue sección 11 en script InstallAppsAutomatico-Linux.sh </w:t>
+      </w:r>
+    </w:p>
+    <w:p>
+      <w:pPr>
+        <w:rPr>
+          <w:sz w:val="28"/>
+          <w:szCs w:val="28"/>
+        </w:rPr>
+      </w:pPr>
+      <w:r>
+        <w:rPr>
+          <w:sz w:val="28"/>
+          <w:szCs w:val="28"/>
+        </w:rPr>
+        <w:t>=============================================================================</w:t>
+      </w:r>
+      <w:r>
+        <w:rPr>
+          <w:sz w:val="28"/>
+          <w:szCs w:val="28"/>
+        </w:rPr>
+        <w:t xml:space="preserve"> </w:t>
+      </w:r>
+    </w:p>
+    <w:p>
+      <w:pPr>
+        <w:rPr>
+          <w:sz w:val="28"/>
+          <w:szCs w:val="28"/>
+        </w:rPr>
+      </w:pPr>
+      <w:r>
+        <w:rPr>
+          <w:sz w:val="28"/>
+          <w:szCs w:val="28"/>
+        </w:rPr>
+        <w:t>ARREGLO SUDO 1234: Claude 11/08/2026</w:t>
+      </w:r>
+    </w:p>
+    <w:p>
+      <w:pPr>
+        <w:rPr>
+          <w:sz w:val="28"/>
+          <w:szCs w:val="28"/>
+        </w:rPr>
+      </w:pPr>
+      <w:r>
+        <w:rPr>
+          <w:sz w:val="28"/>
+          <w:szCs w:val="28"/>
+        </w:rPr>
+        <w:t># 1. Borrar el sudoers roto</w:t>
+      </w:r>
+    </w:p>
+    <w:p>
+      <w:pPr>
+        <w:rPr>
+          <w:sz w:val="28"/>
+          <w:szCs w:val="28"/>
+        </w:rPr>
+      </w:pPr>
+      <w:r>
+        <w:rPr>
+          <w:sz w:val="28"/>
+          <w:szCs w:val="28"/>
+        </w:rPr>
+        <w:t>sudo rm -f /etc/sudoers.d/smartctl-coretemp</w:t>
+      </w:r>
+    </w:p>
+    <w:p>
+      <w:pPr>
+        <w:rPr>
+          <w:sz w:val="28"/>
+          <w:szCs w:val="28"/>
+        </w:rPr>
+      </w:pPr>
+    </w:p>
+    <w:p>
+      <w:pPr>
+        <w:rPr>
+          <w:sz w:val="28"/>
+          <w:szCs w:val="28"/>
+        </w:rPr>
+      </w:pPr>
+      <w:r>
+        <w:rPr>
+          <w:sz w:val="28"/>
+          <w:szCs w:val="28"/>
+        </w:rPr>
+        <w:t># 2. Recrearlo bien, validado</w:t>
+      </w:r>
+    </w:p>
+    <w:p>
+      <w:pPr>
+        <w:rPr>
+          <w:sz w:val="28"/>
+          <w:szCs w:val="28"/>
+        </w:rPr>
+      </w:pPr>
+      <w:r>
+        <w:rPr>
+          <w:sz w:val="28"/>
+          <w:szCs w:val="28"/>
+        </w:rPr>
+        <w:t>SUDOERS_TMP=$(mktemp)</w:t>
+      </w:r>
+    </w:p>
+    <w:p>
+      <w:pPr>
+        <w:rPr>
+          <w:sz w:val="28"/>
+          <w:szCs w:val="28"/>
+        </w:rPr>
+      </w:pPr>
+      <w:r>
+        <w:rPr>
+          <w:sz w:val="28"/>
+          <w:szCs w:val="28"/>
+        </w:rPr>
+        <w:t>echo "$USER ALL=(ALL) NOPASSWD: /usr/sbin/smartctl" &gt; "$SUDOERS_TMP"</w:t>
+      </w:r>
+    </w:p>
+    <w:p>
+      <w:pPr>
+        <w:rPr>
+          <w:sz w:val="28"/>
+          <w:szCs w:val="28"/>
+        </w:rPr>
+      </w:pPr>
+      <w:r>
+        <w:rPr>
+          <w:sz w:val="28"/>
+          <w:szCs w:val="28"/>
+        </w:rPr>
+        <w:t>sudo visudo -cf "$SUDOERS_TMP" &amp;&amp; sudo cp "$SUDOERS_TMP" /etc/sudoers.d/smartctl-coretemp &amp;&amp; sudo chmod 0440 /etc/sudoers.d/smartctl-coretemp</w:t>
+      </w:r>
+    </w:p>
+    <w:p>
+      <w:pPr>
+        <w:rPr>
+          <w:sz w:val="28"/>
+          <w:szCs w:val="28"/>
+        </w:rPr>
+      </w:pPr>
+      <w:r>
+        <w:rPr>
+          <w:sz w:val="28"/>
+          <w:szCs w:val="28"/>
+        </w:rPr>
+        <w:t>rm -f "$SUDOERS_TMP"</w:t>
+      </w:r>
+    </w:p>
+    <w:p>
+      <w:pPr>
+        <w:rPr>
+          <w:sz w:val="28"/>
+          <w:szCs w:val="28"/>
+        </w:rPr>
+      </w:pPr>
+    </w:p>
+    <w:p>
+      <w:pPr>
+        <w:rPr>
+          <w:sz w:val="28"/>
+          <w:szCs w:val="28"/>
+        </w:rPr>
+      </w:pPr>
+      <w:r>
+        <w:rPr>
+          <w:sz w:val="28"/>
+          <w:szCs w:val="28"/>
+        </w:rPr>
+        <w:t># 3. Confirmar que sudo ya no tira error</w:t>
+      </w:r>
+    </w:p>
+    <w:p>
+      <w:pPr>
+        <w:rPr>
+          <w:sz w:val="28"/>
+          <w:szCs w:val="28"/>
+        </w:rPr>
+      </w:pPr>
+      <w:r>
+        <w:rPr>
+          <w:sz w:val="28"/>
+          <w:szCs w:val="28"/>
+        </w:rPr>
+        <w:t>sudo -v &amp;&amp; echo "sudo OK, sin errores de sintaxis"</w:t>
+      </w:r>
+    </w:p>
+    <w:p>
+      <w:pPr>
+        <w:rPr>
+          <w:sz w:val="28"/>
+          <w:szCs w:val="28"/>
+        </w:rPr>
+      </w:pPr>
+    </w:p>
+    <w:p>
+      <w:pPr>
+        <w:rPr>
+          <w:sz w:val="28"/>
+          <w:szCs w:val="28"/>
+        </w:rPr>
+      </w:pPr>
+      <w:r>
+        <w:rPr>
+          <w:sz w:val="28"/>
+          <w:szCs w:val="28"/>
+        </w:rPr>
+        <w:t># 4. Revisar si coretemp también quedó corrompido</w:t>
+      </w:r>
+    </w:p>
+    <w:p>
+      <w:pPr>
+        <w:rPr>
+          <w:sz w:val="28"/>
+          <w:szCs w:val="28"/>
+        </w:rPr>
+      </w:pPr>
+      <w:r>
+        <w:rPr>
+          <w:sz w:val="28"/>
+          <w:szCs w:val="28"/>
+        </w:rPr>
+        <w:t>cat /usr/local/bin/coretemp | wc -l   # si da 1 o 2 líneas, está roto — avisame y te paso cómo recrearlo</w:t>
+      </w:r>
+    </w:p>
+    <w:p>
+      <w:pPr>
+        <w:rPr>
+          <w:sz w:val="28"/>
+          <w:szCs w:val="28"/>
+        </w:rPr>
+      </w:pPr>
+      <w:r>
+        <w:rPr>
+          <w:sz w:val="28"/>
+          <w:szCs w:val="28"/>
+        </w:rPr>
+        <w:lastRenderedPageBreak/>
+        <w:t>coretemp                              # probalo directo: si tira "command not found" o no imprime temperaturas, está roto</w:t>
       </w:r>
     </w:p>
     <w:p>
@@ -1491,157 +2730,361 @@
           <w:sz w:val="28"/>
           <w:szCs w:val="28"/>
         </w:rPr>
-        <w:t xml:space="preserve"> </w:t>
-      </w:r>
-    </w:p>
-    <w:p>
-      <w:pPr>
-        <w:rPr>
-          <w:sz w:val="28"/>
-          <w:szCs w:val="28"/>
-        </w:rPr>
-      </w:pPr>
-      <w:r>
-        <w:rPr>
-          <w:sz w:val="28"/>
-          <w:szCs w:val="28"/>
-        </w:rPr>
-        <w:t>=============================================================================</w:t>
-      </w:r>
-    </w:p>
-    <w:p>
-      <w:pPr>
-        <w:rPr>
-          <w:sz w:val="28"/>
-          <w:szCs w:val="28"/>
-        </w:rPr>
-      </w:pPr>
-      <w:r>
-        <w:rPr>
-          <w:sz w:val="28"/>
-          <w:szCs w:val="28"/>
-        </w:rPr>
-        <w:t>sudo tailscale up</w:t>
-      </w:r>
-    </w:p>
-    <w:p>
-      <w:pPr>
-        <w:rPr>
-          <w:b/>
-          <w:bCs/>
-          <w:sz w:val="28"/>
-          <w:szCs w:val="28"/>
-          <w:u w:val="single"/>
-        </w:rPr>
-      </w:pPr>
-      <w:r>
-        <w:rPr>
-          <w:b/>
-          <w:bCs/>
-          <w:sz w:val="28"/>
-          <w:szCs w:val="28"/>
-          <w:u w:val="single"/>
-        </w:rPr>
-        <w:t>para que aparezca icono en panel</w:t>
-      </w:r>
-      <w:r>
-        <w:rPr>
-          <w:b/>
-          <w:bCs/>
-          <w:sz w:val="28"/>
-          <w:szCs w:val="28"/>
-          <w:u w:val="single"/>
-        </w:rPr>
-        <w:t xml:space="preserve">: </w:t>
-      </w:r>
-    </w:p>
-    <w:p>
-      <w:pPr>
-        <w:rPr>
-          <w:sz w:val="28"/>
-          <w:szCs w:val="28"/>
-        </w:rPr>
-      </w:pPr>
-      <w:r>
-        <w:rPr>
-          <w:sz w:val="28"/>
-          <w:szCs w:val="28"/>
-        </w:rPr>
-        <w:t>tailscale systray</w:t>
-      </w:r>
-    </w:p>
-    <w:p>
-      <w:pPr>
-        <w:rPr>
-          <w:b/>
-          <w:bCs/>
-          <w:sz w:val="28"/>
-          <w:szCs w:val="28"/>
-          <w:u w:val="single"/>
-        </w:rPr>
-      </w:pPr>
-      <w:r>
-        <w:rPr>
-          <w:b/>
-          <w:bCs/>
-          <w:sz w:val="28"/>
-          <w:szCs w:val="28"/>
-          <w:u w:val="single"/>
-        </w:rPr>
-        <w:t>para dejarlo permanente:</w:t>
-      </w:r>
-    </w:p>
-    <w:p>
-      <w:pPr>
-        <w:rPr>
-          <w:sz w:val="28"/>
-          <w:szCs w:val="28"/>
-        </w:rPr>
-      </w:pPr>
-      <w:r>
-        <w:rPr>
-          <w:sz w:val="28"/>
-          <w:szCs w:val="28"/>
-        </w:rPr>
-        <w:t>mkdir -p ~/.config/autostart</w:t>
-      </w:r>
-    </w:p>
-    <w:p>
-      <w:pPr>
-        <w:rPr>
-          <w:sz w:val="28"/>
-          <w:szCs w:val="28"/>
-        </w:rPr>
-      </w:pPr>
-    </w:p>
-    <w:p>
-      <w:pPr>
-        <w:rPr>
-          <w:sz w:val="28"/>
-          <w:szCs w:val="28"/>
-        </w:rPr>
-      </w:pPr>
-      <w:r>
-        <w:rPr>
-          <w:sz w:val="28"/>
-          <w:szCs w:val="28"/>
-        </w:rPr>
-        <w:t>cat &gt; ~/.config/autostart/tailscale-systray.desktop &lt;&lt; 'EOF'</w:t>
-      </w:r>
-    </w:p>
-    <w:p>
-      <w:pPr>
-        <w:rPr>
-          <w:sz w:val="28"/>
-          <w:szCs w:val="28"/>
-        </w:rPr>
-      </w:pPr>
-      <w:r>
-        <w:rPr>
-          <w:sz w:val="28"/>
-          <w:szCs w:val="28"/>
-        </w:rPr>
-        <w:t>[Desktop Entry]</w:t>
+        <w:t>ARREGLAR CORETEMP: Claude 12/08/2026</w:t>
+      </w:r>
+    </w:p>
+    <w:p>
+      <w:pPr>
+        <w:rPr>
+          <w:sz w:val="28"/>
+          <w:szCs w:val="28"/>
+        </w:rPr>
+      </w:pPr>
+      <w:r>
+        <w:rPr>
+          <w:sz w:val="28"/>
+          <w:szCs w:val="28"/>
+        </w:rPr>
+        <w:t>sudo tee /usr/local/bin/coretemp &lt;&lt; 'EOF'</w:t>
+      </w:r>
+    </w:p>
+    <w:p>
+      <w:pPr>
+        <w:rPr>
+          <w:sz w:val="28"/>
+          <w:szCs w:val="28"/>
+        </w:rPr>
+      </w:pPr>
+      <w:r>
+        <w:rPr>
+          <w:sz w:val="28"/>
+          <w:szCs w:val="28"/>
+        </w:rPr>
+        <w:t>#!/bin/bash</w:t>
+      </w:r>
+    </w:p>
+    <w:p>
+      <w:pPr>
+        <w:rPr>
+          <w:sz w:val="28"/>
+          <w:szCs w:val="28"/>
+        </w:rPr>
+      </w:pPr>
+      <w:r>
+        <w:rPr>
+          <w:sz w:val="28"/>
+          <w:szCs w:val="28"/>
+        </w:rPr>
+        <w:t>VERDE='\033[0;32m'</w:t>
+      </w:r>
+    </w:p>
+    <w:p>
+      <w:pPr>
+        <w:rPr>
+          <w:sz w:val="28"/>
+          <w:szCs w:val="28"/>
+        </w:rPr>
+      </w:pPr>
+      <w:r>
+        <w:rPr>
+          <w:sz w:val="28"/>
+          <w:szCs w:val="28"/>
+        </w:rPr>
+        <w:t>AZUL='\033[0;34m'</w:t>
+      </w:r>
+    </w:p>
+    <w:p>
+      <w:pPr>
+        <w:rPr>
+          <w:sz w:val="28"/>
+          <w:szCs w:val="28"/>
+        </w:rPr>
+      </w:pPr>
+      <w:r>
+        <w:rPr>
+          <w:sz w:val="28"/>
+          <w:szCs w:val="28"/>
+        </w:rPr>
+        <w:t>AMARILLO='\033[1;33m'</w:t>
+      </w:r>
+    </w:p>
+    <w:p>
+      <w:pPr>
+        <w:rPr>
+          <w:sz w:val="28"/>
+          <w:szCs w:val="28"/>
+        </w:rPr>
+      </w:pPr>
+      <w:r>
+        <w:rPr>
+          <w:sz w:val="28"/>
+          <w:szCs w:val="28"/>
+        </w:rPr>
+        <w:t>RESET='\033[0m'</w:t>
+      </w:r>
+    </w:p>
+    <w:p>
+      <w:pPr>
+        <w:rPr>
+          <w:sz w:val="28"/>
+          <w:szCs w:val="28"/>
+        </w:rPr>
+      </w:pPr>
+    </w:p>
+    <w:p>
+      <w:pPr>
+        <w:rPr>
+          <w:sz w:val="28"/>
+          <w:szCs w:val="28"/>
+        </w:rPr>
+      </w:pPr>
+      <w:r>
+        <w:rPr>
+          <w:sz w:val="28"/>
+          <w:szCs w:val="28"/>
+        </w:rPr>
+        <w:t>echo -e "${AZUL}=========================================${RESET}"</w:t>
+      </w:r>
+    </w:p>
+    <w:p>
+      <w:pPr>
+        <w:rPr>
+          <w:sz w:val="28"/>
+          <w:szCs w:val="28"/>
+        </w:rPr>
+      </w:pPr>
+      <w:r>
+        <w:rPr>
+          <w:sz w:val="28"/>
+          <w:szCs w:val="28"/>
+        </w:rPr>
+        <w:t>echo -e "${AZUL}     ESTADO DE TEMPERATURAS - TALLER     ${RESET}"</w:t>
+      </w:r>
+    </w:p>
+    <w:p>
+      <w:pPr>
+        <w:rPr>
+          <w:sz w:val="28"/>
+          <w:szCs w:val="28"/>
+        </w:rPr>
+      </w:pPr>
+      <w:r>
+        <w:rPr>
+          <w:sz w:val="28"/>
+          <w:szCs w:val="28"/>
+        </w:rPr>
+        <w:t>echo -e "${AZUL}=========================================${RESET}"</w:t>
+      </w:r>
+    </w:p>
+    <w:p>
+      <w:pPr>
+        <w:rPr>
+          <w:sz w:val="28"/>
+          <w:szCs w:val="28"/>
+        </w:rPr>
+      </w:pPr>
+    </w:p>
+    <w:p>
+      <w:pPr>
+        <w:rPr>
+          <w:sz w:val="28"/>
+          <w:szCs w:val="28"/>
+        </w:rPr>
+      </w:pPr>
+      <w:r>
+        <w:rPr>
+          <w:sz w:val="28"/>
+          <w:szCs w:val="28"/>
+        </w:rPr>
+        <w:t>echo -e "${VERDE}Temperaturas del CPU:${RESET}"</w:t>
+      </w:r>
+    </w:p>
+    <w:p>
+      <w:pPr>
+        <w:rPr>
+          <w:sz w:val="28"/>
+          <w:szCs w:val="28"/>
+        </w:rPr>
+      </w:pPr>
+      <w:r>
+        <w:rPr>
+          <w:sz w:val="28"/>
+          <w:szCs w:val="28"/>
+        </w:rPr>
+        <w:t>if sensors 2&gt;/dev/null | grep -q 'Core 0'; then</w:t>
+      </w:r>
+    </w:p>
+    <w:p>
+      <w:pPr>
+        <w:rPr>
+          <w:sz w:val="28"/>
+          <w:szCs w:val="28"/>
+        </w:rPr>
+      </w:pPr>
+      <w:r>
+        <w:rPr>
+          <w:sz w:val="28"/>
+          <w:szCs w:val="28"/>
+        </w:rPr>
+        <w:t xml:space="preserve">    TEMP_CORE0=$(sensors 2&gt;/dev/null | grep 'Core 0' | awk '{print $3}')</w:t>
+      </w:r>
+    </w:p>
+    <w:p>
+      <w:pPr>
+        <w:rPr>
+          <w:sz w:val="28"/>
+          <w:szCs w:val="28"/>
+        </w:rPr>
+      </w:pPr>
+      <w:r>
+        <w:rPr>
+          <w:sz w:val="28"/>
+          <w:szCs w:val="28"/>
+        </w:rPr>
+        <w:t xml:space="preserve">    TEMP_CORE1=$(sensors 2&gt;/dev/null | grep 'Core 1' | awk '{print $3}')</w:t>
+      </w:r>
+    </w:p>
+    <w:p>
+      <w:pPr>
+        <w:rPr>
+          <w:sz w:val="28"/>
+          <w:szCs w:val="28"/>
+        </w:rPr>
+      </w:pPr>
+      <w:r>
+        <w:rPr>
+          <w:sz w:val="28"/>
+          <w:szCs w:val="28"/>
+        </w:rPr>
+        <w:t xml:space="preserve">    echo -e "  - Core 0: $TEMP_CORE0"</w:t>
+      </w:r>
+    </w:p>
+    <w:p>
+      <w:pPr>
+        <w:rPr>
+          <w:sz w:val="28"/>
+          <w:szCs w:val="28"/>
+        </w:rPr>
+      </w:pPr>
+      <w:r>
+        <w:rPr>
+          <w:sz w:val="28"/>
+          <w:szCs w:val="28"/>
+        </w:rPr>
+        <w:t xml:space="preserve">    echo -e "  - Core 1: $TEMP_CORE1"</w:t>
+      </w:r>
+    </w:p>
+    <w:p>
+      <w:pPr>
+        <w:rPr>
+          <w:sz w:val="28"/>
+          <w:szCs w:val="28"/>
+        </w:rPr>
+      </w:pPr>
+      <w:r>
+        <w:rPr>
+          <w:sz w:val="28"/>
+          <w:szCs w:val="28"/>
+        </w:rPr>
+        <w:t>else</w:t>
+      </w:r>
+    </w:p>
+    <w:p>
+      <w:pPr>
+        <w:rPr>
+          <w:sz w:val="28"/>
+          <w:szCs w:val="28"/>
+        </w:rPr>
+      </w:pPr>
+      <w:r>
+        <w:rPr>
+          <w:sz w:val="28"/>
+          <w:szCs w:val="28"/>
+        </w:rPr>
+        <w:t xml:space="preserve">    TEMP_CPU=$(sensors 2&gt;/dev/null | grep -i -E 'Tctl|Package id 0|Tdie|temp1' | head -n 1 | awk '{print $2}')</w:t>
+      </w:r>
+    </w:p>
+    <w:p>
+      <w:pPr>
+        <w:rPr>
+          <w:sz w:val="28"/>
+          <w:szCs w:val="28"/>
+        </w:rPr>
+      </w:pPr>
+      <w:r>
+        <w:rPr>
+          <w:sz w:val="28"/>
+          <w:szCs w:val="28"/>
+        </w:rPr>
+        <w:t xml:space="preserve">    [ -z "$TEMP_CPU" ] &amp;&amp; TEMP_CPU="No detectada"</w:t>
+      </w:r>
+    </w:p>
+    <w:p>
+      <w:pPr>
+        <w:rPr>
+          <w:sz w:val="28"/>
+          <w:szCs w:val="28"/>
+        </w:rPr>
+      </w:pPr>
+      <w:r>
+        <w:rPr>
+          <w:sz w:val="28"/>
+          <w:szCs w:val="28"/>
+        </w:rPr>
+        <w:t xml:space="preserve">    echo -e "  - CPU General: $TEMP_CPU"</w:t>
+      </w:r>
+    </w:p>
+    <w:p>
+      <w:pPr>
+        <w:rPr>
+          <w:sz w:val="28"/>
+          <w:szCs w:val="28"/>
+        </w:rPr>
+      </w:pPr>
+      <w:r>
+        <w:rPr>
+          <w:sz w:val="28"/>
+          <w:szCs w:val="28"/>
+        </w:rPr>
+        <w:t>fi</w:t>
+      </w:r>
+    </w:p>
+    <w:p>
+      <w:pPr>
+        <w:rPr>
+          <w:sz w:val="28"/>
+          <w:szCs w:val="28"/>
+        </w:rPr>
+      </w:pPr>
+    </w:p>
+    <w:p>
+      <w:pPr>
+        <w:rPr>
+          <w:sz w:val="28"/>
+          <w:szCs w:val="28"/>
+        </w:rPr>
+      </w:pPr>
+      <w:r>
+        <w:rPr>
+          <w:sz w:val="28"/>
+          <w:szCs w:val="28"/>
+        </w:rPr>
+        <w:t>TEMP_GPU=$(sensors 2&gt;/dev/null | grep -A 2 'radeon-pci' | grep 'temp1' | awk '{print $2}')</w:t>
+      </w:r>
+    </w:p>
+    <w:p>
+      <w:pPr>
+        <w:rPr>
+          <w:sz w:val="28"/>
+          <w:szCs w:val="28"/>
+        </w:rPr>
+      </w:pPr>
+      <w:r>
+        <w:rPr>
+          <w:sz w:val="28"/>
+          <w:szCs w:val="28"/>
+        </w:rPr>
+        <w:t>if [ ! -z "$TEMP_GPU" ]; then</w:t>
       </w:r>
     </w:p>
     <w:p>
@@ -1657,82 +3100,345 @@
           <w:szCs w:val="28"/>
         </w:rPr>
         <w:lastRenderedPageBreak/>
-        <w:t>Type=Application</w:t>
-      </w:r>
-    </w:p>
-    <w:p>
-      <w:pPr>
-        <w:rPr>
-          <w:sz w:val="28"/>
-          <w:szCs w:val="28"/>
-        </w:rPr>
-      </w:pPr>
-      <w:r>
-        <w:rPr>
-          <w:sz w:val="28"/>
-          <w:szCs w:val="28"/>
-        </w:rPr>
-        <w:t>Exec=tailscale systray</w:t>
-      </w:r>
-    </w:p>
-    <w:p>
-      <w:pPr>
-        <w:rPr>
-          <w:sz w:val="28"/>
-          <w:szCs w:val="28"/>
-        </w:rPr>
-      </w:pPr>
-      <w:r>
-        <w:rPr>
-          <w:sz w:val="28"/>
-          <w:szCs w:val="28"/>
-        </w:rPr>
-        <w:t>Hidden=false</w:t>
-      </w:r>
-    </w:p>
-    <w:p>
-      <w:pPr>
-        <w:rPr>
-          <w:sz w:val="28"/>
-          <w:szCs w:val="28"/>
-        </w:rPr>
-      </w:pPr>
-      <w:r>
-        <w:rPr>
-          <w:sz w:val="28"/>
-          <w:szCs w:val="28"/>
-        </w:rPr>
-        <w:t>NoDisplay=false</w:t>
-      </w:r>
-    </w:p>
-    <w:p>
-      <w:pPr>
-        <w:rPr>
-          <w:sz w:val="28"/>
-          <w:szCs w:val="28"/>
-        </w:rPr>
-      </w:pPr>
-      <w:r>
-        <w:rPr>
-          <w:sz w:val="28"/>
-          <w:szCs w:val="28"/>
-        </w:rPr>
-        <w:t>X-GNOME-Autostart-enabled=true</w:t>
-      </w:r>
-    </w:p>
-    <w:p>
-      <w:pPr>
-        <w:rPr>
-          <w:sz w:val="28"/>
-          <w:szCs w:val="28"/>
-        </w:rPr>
-      </w:pPr>
-      <w:r>
-        <w:rPr>
-          <w:sz w:val="28"/>
-          <w:szCs w:val="28"/>
-        </w:rPr>
-        <w:t>Name=Tailscale Systray</w:t>
+        <w:t xml:space="preserve">    echo -e "${VERDE}GPU (Radeon Video):${RESET}     $TEMP_GPU"</w:t>
+      </w:r>
+    </w:p>
+    <w:p>
+      <w:pPr>
+        <w:rPr>
+          <w:sz w:val="28"/>
+          <w:szCs w:val="28"/>
+        </w:rPr>
+      </w:pPr>
+      <w:r>
+        <w:rPr>
+          <w:sz w:val="28"/>
+          <w:szCs w:val="28"/>
+        </w:rPr>
+        <w:t>fi</w:t>
+      </w:r>
+    </w:p>
+    <w:p>
+      <w:pPr>
+        <w:rPr>
+          <w:sz w:val="28"/>
+          <w:szCs w:val="28"/>
+        </w:rPr>
+      </w:pPr>
+    </w:p>
+    <w:p>
+      <w:pPr>
+        <w:rPr>
+          <w:sz w:val="28"/>
+          <w:szCs w:val="28"/>
+        </w:rPr>
+      </w:pPr>
+      <w:r>
+        <w:rPr>
+          <w:sz w:val="28"/>
+          <w:szCs w:val="28"/>
+        </w:rPr>
+        <w:t>echo -e "${AMARILLO}Resto de discos HDD/SATA:${RESET}"</w:t>
+      </w:r>
+    </w:p>
+    <w:p>
+      <w:pPr>
+        <w:rPr>
+          <w:sz w:val="28"/>
+          <w:szCs w:val="28"/>
+        </w:rPr>
+      </w:pPr>
+      <w:r>
+        <w:rPr>
+          <w:sz w:val="28"/>
+          <w:szCs w:val="28"/>
+        </w:rPr>
+        <w:t>for disco in /dev/sd[a-z]; do</w:t>
+      </w:r>
+    </w:p>
+    <w:p>
+      <w:pPr>
+        <w:rPr>
+          <w:sz w:val="28"/>
+          <w:szCs w:val="28"/>
+        </w:rPr>
+      </w:pPr>
+      <w:r>
+        <w:rPr>
+          <w:sz w:val="28"/>
+          <w:szCs w:val="28"/>
+        </w:rPr>
+        <w:t xml:space="preserve">    if [ -b "$disco" ]; then</w:t>
+      </w:r>
+    </w:p>
+    <w:p>
+      <w:pPr>
+        <w:rPr>
+          <w:sz w:val="28"/>
+          <w:szCs w:val="28"/>
+        </w:rPr>
+      </w:pPr>
+      <w:r>
+        <w:rPr>
+          <w:sz w:val="28"/>
+          <w:szCs w:val="28"/>
+        </w:rPr>
+        <w:t xml:space="preserve">        NOMBRE=$(basename "$disco")</w:t>
+      </w:r>
+    </w:p>
+    <w:p>
+      <w:pPr>
+        <w:rPr>
+          <w:sz w:val="28"/>
+          <w:szCs w:val="28"/>
+        </w:rPr>
+      </w:pPr>
+      <w:r>
+        <w:rPr>
+          <w:sz w:val="28"/>
+          <w:szCs w:val="28"/>
+        </w:rPr>
+        <w:t xml:space="preserve">        MODELO=$(lsblk -d -o MODEL "$disco" | tail -n 1 | xargs)</w:t>
+      </w:r>
+    </w:p>
+    <w:p>
+      <w:pPr>
+        <w:rPr>
+          <w:sz w:val="28"/>
+          <w:szCs w:val="28"/>
+        </w:rPr>
+      </w:pPr>
+      <w:r>
+        <w:rPr>
+          <w:sz w:val="28"/>
+          <w:szCs w:val="28"/>
+        </w:rPr>
+        <w:t xml:space="preserve">        if [ "$MODELO" == "Multi-Card" ] || [ -z "$MODELO" ]; then</w:t>
+      </w:r>
+    </w:p>
+    <w:p>
+      <w:pPr>
+        <w:rPr>
+          <w:sz w:val="28"/>
+          <w:szCs w:val="28"/>
+        </w:rPr>
+      </w:pPr>
+      <w:r>
+        <w:rPr>
+          <w:sz w:val="28"/>
+          <w:szCs w:val="28"/>
+        </w:rPr>
+        <w:t xml:space="preserve">            continue</w:t>
+      </w:r>
+    </w:p>
+    <w:p>
+      <w:pPr>
+        <w:rPr>
+          <w:sz w:val="28"/>
+          <w:szCs w:val="28"/>
+        </w:rPr>
+      </w:pPr>
+      <w:r>
+        <w:rPr>
+          <w:sz w:val="28"/>
+          <w:szCs w:val="28"/>
+        </w:rPr>
+        <w:t xml:space="preserve">        fi</w:t>
+      </w:r>
+    </w:p>
+    <w:p>
+      <w:pPr>
+        <w:rPr>
+          <w:sz w:val="28"/>
+          <w:szCs w:val="28"/>
+        </w:rPr>
+      </w:pPr>
+      <w:r>
+        <w:rPr>
+          <w:sz w:val="28"/>
+          <w:szCs w:val="28"/>
+        </w:rPr>
+        <w:t xml:space="preserve">        TEMP_HDD=$(sudo smartctl -A "$disco" 2&gt;/dev/null | awk '$1 == 194 || $1 == 190 {print $10}')</w:t>
+      </w:r>
+    </w:p>
+    <w:p>
+      <w:pPr>
+        <w:rPr>
+          <w:sz w:val="28"/>
+          <w:szCs w:val="28"/>
+        </w:rPr>
+      </w:pPr>
+      <w:r>
+        <w:rPr>
+          <w:sz w:val="28"/>
+          <w:szCs w:val="28"/>
+        </w:rPr>
+        <w:t xml:space="preserve">        if [ -z "$TEMP_HDD" ]; then</w:t>
+      </w:r>
+    </w:p>
+    <w:p>
+      <w:pPr>
+        <w:rPr>
+          <w:sz w:val="28"/>
+          <w:szCs w:val="28"/>
+        </w:rPr>
+      </w:pPr>
+      <w:r>
+        <w:rPr>
+          <w:sz w:val="28"/>
+          <w:szCs w:val="28"/>
+        </w:rPr>
+        <w:t xml:space="preserve">            TEMP_HDD=$(sudo smartctl -a "$disco" 2&gt;/dev/null | grep -i 'Temperature' | awk '{print $4}' | head -n 1)</w:t>
+      </w:r>
+    </w:p>
+    <w:p>
+      <w:pPr>
+        <w:rPr>
+          <w:sz w:val="28"/>
+          <w:szCs w:val="28"/>
+        </w:rPr>
+      </w:pPr>
+      <w:r>
+        <w:rPr>
+          <w:sz w:val="28"/>
+          <w:szCs w:val="28"/>
+        </w:rPr>
+        <w:t xml:space="preserve">        fi</w:t>
+      </w:r>
+    </w:p>
+    <w:p>
+      <w:pPr>
+        <w:rPr>
+          <w:sz w:val="28"/>
+          <w:szCs w:val="28"/>
+        </w:rPr>
+      </w:pPr>
+      <w:r>
+        <w:rPr>
+          <w:sz w:val="28"/>
+          <w:szCs w:val="28"/>
+        </w:rPr>
+        <w:t xml:space="preserve">        if [ -z "$TEMP_HDD" ] || [ "$TEMP_HDD" == "0" ]; then</w:t>
+      </w:r>
+    </w:p>
+    <w:p>
+      <w:pPr>
+        <w:rPr>
+          <w:sz w:val="28"/>
+          <w:szCs w:val="28"/>
+        </w:rPr>
+      </w:pPr>
+      <w:r>
+        <w:rPr>
+          <w:sz w:val="28"/>
+          <w:szCs w:val="28"/>
+        </w:rPr>
+        <w:t xml:space="preserve">            TEMP_HDD="N/A"</w:t>
+      </w:r>
+    </w:p>
+    <w:p>
+      <w:pPr>
+        <w:rPr>
+          <w:sz w:val="28"/>
+          <w:szCs w:val="28"/>
+        </w:rPr>
+      </w:pPr>
+      <w:r>
+        <w:rPr>
+          <w:sz w:val="28"/>
+          <w:szCs w:val="28"/>
+        </w:rPr>
+        <w:t xml:space="preserve">        else</w:t>
+      </w:r>
+    </w:p>
+    <w:p>
+      <w:pPr>
+        <w:rPr>
+          <w:sz w:val="28"/>
+          <w:szCs w:val="28"/>
+        </w:rPr>
+      </w:pPr>
+      <w:r>
+        <w:rPr>
+          <w:sz w:val="28"/>
+          <w:szCs w:val="28"/>
+        </w:rPr>
+        <w:t xml:space="preserve">            TEMP_HDD="+${TEMP_HDD}.0°C"</w:t>
+      </w:r>
+    </w:p>
+    <w:p>
+      <w:pPr>
+        <w:rPr>
+          <w:sz w:val="28"/>
+          <w:szCs w:val="28"/>
+        </w:rPr>
+      </w:pPr>
+      <w:r>
+        <w:rPr>
+          <w:sz w:val="28"/>
+          <w:szCs w:val="28"/>
+        </w:rPr>
+        <w:t xml:space="preserve">        fi</w:t>
+      </w:r>
+    </w:p>
+    <w:p>
+      <w:pPr>
+        <w:rPr>
+          <w:sz w:val="28"/>
+          <w:szCs w:val="28"/>
+        </w:rPr>
+      </w:pPr>
+      <w:r>
+        <w:rPr>
+          <w:sz w:val="28"/>
+          <w:szCs w:val="28"/>
+        </w:rPr>
+        <w:t xml:space="preserve">        echo -e "  - Disco $NOMBRE ($MODELO): $TEMP_HDD"</w:t>
+      </w:r>
+    </w:p>
+    <w:p>
+      <w:pPr>
+        <w:rPr>
+          <w:sz w:val="28"/>
+          <w:szCs w:val="28"/>
+        </w:rPr>
+      </w:pPr>
+      <w:r>
+        <w:rPr>
+          <w:sz w:val="28"/>
+          <w:szCs w:val="28"/>
+        </w:rPr>
+        <w:t xml:space="preserve">    fi</w:t>
+      </w:r>
+    </w:p>
+    <w:p>
+      <w:pPr>
+        <w:rPr>
+          <w:sz w:val="28"/>
+          <w:szCs w:val="28"/>
+        </w:rPr>
+      </w:pPr>
+      <w:r>
+        <w:rPr>
+          <w:sz w:val="28"/>
+          <w:szCs w:val="28"/>
+        </w:rPr>
+        <w:t>done</w:t>
+      </w:r>
+    </w:p>
+    <w:p>
+      <w:pPr>
+        <w:rPr>
+          <w:sz w:val="28"/>
+          <w:szCs w:val="28"/>
+        </w:rPr>
+      </w:pPr>
+      <w:r>
+        <w:rPr>
+          <w:sz w:val="28"/>
+          <w:szCs w:val="28"/>
+        </w:rPr>
+        <w:t>echo -e "${AZUL}=========================================${RESET}"</w:t>
       </w:r>
     </w:p>
     <w:p>
@@ -1753,517 +3459,39 @@
     <w:p>
       <w:pPr>
         <w:rPr>
-          <w:b/>
-          <w:bCs/>
-          <w:sz w:val="28"/>
-          <w:szCs w:val="28"/>
-          <w:u w:val="single"/>
-        </w:rPr>
-      </w:pPr>
-      <w:r>
-        <w:rPr>
-          <w:b/>
-          <w:bCs/>
-          <w:sz w:val="28"/>
-          <w:szCs w:val="28"/>
-          <w:u w:val="single"/>
-        </w:rPr>
-        <w:t xml:space="preserve">Para comprobar: </w:t>
-      </w:r>
-    </w:p>
-    <w:p>
-      <w:pPr>
-        <w:rPr>
-          <w:sz w:val="28"/>
-          <w:szCs w:val="28"/>
-        </w:rPr>
-      </w:pPr>
-      <w:r>
-        <w:rPr>
-          <w:sz w:val="28"/>
-          <w:szCs w:val="28"/>
-        </w:rPr>
-        <w:t>cat ~/.config/autostart/tailscale-systray.desktop</w:t>
-      </w:r>
-    </w:p>
-    <w:p>
-      <w:pPr>
-        <w:rPr>
-          <w:b/>
-          <w:bCs/>
-          <w:sz w:val="28"/>
-          <w:szCs w:val="28"/>
-          <w:u w:val="single"/>
-        </w:rPr>
-      </w:pPr>
-      <w:r>
-        <w:rPr>
-          <w:b/>
-          <w:bCs/>
-          <w:sz w:val="28"/>
-          <w:szCs w:val="28"/>
-          <w:u w:val="single"/>
-        </w:rPr>
-        <w:t>Para comprobar sin cerrar secion:</w:t>
-      </w:r>
-    </w:p>
-    <w:p>
-      <w:pPr>
-        <w:rPr>
-          <w:sz w:val="28"/>
-          <w:szCs w:val="28"/>
-        </w:rPr>
-      </w:pPr>
-      <w:r>
-        <w:rPr>
-          <w:sz w:val="28"/>
-          <w:szCs w:val="28"/>
-        </w:rPr>
-        <w:t>tailscale systray &amp;</w:t>
-      </w:r>
-    </w:p>
-    <w:p>
-      <w:pPr>
-        <w:rPr>
-          <w:sz w:val="28"/>
-          <w:szCs w:val="28"/>
-        </w:rPr>
-      </w:pPr>
-      <w:r>
-        <w:rPr>
-          <w:sz w:val="28"/>
-          <w:szCs w:val="28"/>
-        </w:rPr>
-        <w:t>=============================================================================</w:t>
-      </w:r>
-    </w:p>
-    <w:p>
-      <w:pPr>
-        <w:rPr>
-          <w:b/>
-          <w:bCs/>
-          <w:sz w:val="28"/>
-          <w:szCs w:val="28"/>
-          <w:u w:val="single"/>
-        </w:rPr>
-      </w:pPr>
-      <w:r>
-        <w:rPr>
-          <w:b/>
-          <w:bCs/>
-          <w:sz w:val="28"/>
-          <w:szCs w:val="28"/>
-          <w:u w:val="single"/>
-        </w:rPr>
-        <w:t>C</w:t>
-      </w:r>
-      <w:r>
-        <w:rPr>
-          <w:b/>
-          <w:bCs/>
-          <w:sz w:val="28"/>
-          <w:szCs w:val="28"/>
-          <w:u w:val="single"/>
-        </w:rPr>
-        <w:t xml:space="preserve">omienzo </w:t>
-      </w:r>
-      <w:r>
-        <w:rPr>
-          <w:b/>
-          <w:bCs/>
-          <w:sz w:val="28"/>
-          <w:szCs w:val="28"/>
-          <w:u w:val="single"/>
-        </w:rPr>
-        <w:t xml:space="preserve">de </w:t>
-      </w:r>
-      <w:r>
-        <w:rPr>
-          <w:b/>
-          <w:bCs/>
-          <w:sz w:val="28"/>
-          <w:szCs w:val="28"/>
-          <w:u w:val="single"/>
-        </w:rPr>
-        <w:t>todo</w:t>
-      </w:r>
-      <w:r>
-        <w:rPr>
-          <w:b/>
-          <w:bCs/>
-          <w:sz w:val="28"/>
-          <w:szCs w:val="28"/>
-          <w:u w:val="single"/>
-        </w:rPr>
-        <w:t>:</w:t>
-      </w:r>
-      <w:r>
-        <w:rPr>
-          <w:b/>
-          <w:bCs/>
-          <w:sz w:val="28"/>
-          <w:szCs w:val="28"/>
-          <w:u w:val="single"/>
-        </w:rPr>
-        <w:t xml:space="preserve"> Paso con Kde Connect el script.</w:t>
-      </w:r>
-    </w:p>
-    <w:p>
-      <w:pPr>
-        <w:rPr>
-          <w:b/>
-          <w:bCs/>
-          <w:sz w:val="28"/>
-          <w:szCs w:val="28"/>
-          <w:u w:val="single"/>
-        </w:rPr>
-      </w:pPr>
-      <w:r>
-        <w:rPr>
-          <w:b/>
-          <w:bCs/>
-          <w:sz w:val="28"/>
-          <w:szCs w:val="28"/>
-          <w:u w:val="single"/>
-        </w:rPr>
-        <w:t>Autorizo d</w:t>
-      </w:r>
-      <w:r>
-        <w:rPr>
-          <w:b/>
-          <w:bCs/>
-          <w:sz w:val="28"/>
-          <w:szCs w:val="28"/>
-          <w:u w:val="single"/>
-        </w:rPr>
-        <w:t xml:space="preserve">escarga-automatico.sh </w:t>
-      </w:r>
-      <w:r>
-        <w:rPr>
-          <w:b/>
-          <w:bCs/>
-          <w:sz w:val="28"/>
-          <w:szCs w:val="28"/>
-          <w:u w:val="single"/>
-        </w:rPr>
-        <w:t>en Descargas</w:t>
-      </w:r>
-    </w:p>
-    <w:p>
-      <w:pPr>
-        <w:rPr>
-          <w:sz w:val="28"/>
-          <w:szCs w:val="28"/>
-        </w:rPr>
-      </w:pPr>
-      <w:r>
-        <w:rPr>
-          <w:sz w:val="28"/>
-          <w:szCs w:val="28"/>
-        </w:rPr>
-        <w:t>chmod +x ~/D</w:t>
-      </w:r>
-      <w:r>
-        <w:rPr>
-          <w:sz w:val="28"/>
-          <w:szCs w:val="28"/>
-        </w:rPr>
-        <w:t>escarga</w:t>
-      </w:r>
-      <w:r>
-        <w:rPr>
-          <w:sz w:val="28"/>
-          <w:szCs w:val="28"/>
-        </w:rPr>
-        <w:t>s/</w:t>
-      </w:r>
-      <w:r>
-        <w:rPr>
-          <w:sz w:val="28"/>
-          <w:szCs w:val="28"/>
-        </w:rPr>
-        <w:t>descarga-automatico.sh</w:t>
-      </w:r>
-    </w:p>
-    <w:p>
-      <w:pPr>
-        <w:rPr>
-          <w:sz w:val="28"/>
-          <w:szCs w:val="28"/>
-        </w:rPr>
-      </w:pPr>
-      <w:r>
-        <w:rPr>
-          <w:sz w:val="28"/>
-          <w:szCs w:val="28"/>
-        </w:rPr>
-        <w:t xml:space="preserve"> </w:t>
-      </w:r>
-      <w:r>
-        <w:rPr>
-          <w:sz w:val="28"/>
-          <w:szCs w:val="28"/>
-        </w:rPr>
-        <w:t xml:space="preserve">Ejecuto desde </w:t>
-      </w:r>
-      <w:r>
-        <w:rPr>
-          <w:sz w:val="28"/>
-          <w:szCs w:val="28"/>
-        </w:rPr>
-        <w:t>D</w:t>
-      </w:r>
-      <w:r>
-        <w:rPr>
-          <w:sz w:val="28"/>
-          <w:szCs w:val="28"/>
-        </w:rPr>
-        <w:t>escargas</w:t>
-      </w:r>
-    </w:p>
-    <w:p>
-      <w:pPr>
-        <w:rPr>
-          <w:sz w:val="28"/>
-          <w:szCs w:val="28"/>
-        </w:rPr>
-      </w:pPr>
-      <w:r>
-        <w:rPr>
-          <w:sz w:val="28"/>
-          <w:szCs w:val="28"/>
-        </w:rPr>
-        <w:t>~/D</w:t>
-      </w:r>
-      <w:r>
-        <w:rPr>
-          <w:sz w:val="28"/>
-          <w:szCs w:val="28"/>
-        </w:rPr>
-        <w:t>escarga</w:t>
-      </w:r>
-      <w:r>
-        <w:rPr>
-          <w:sz w:val="28"/>
-          <w:szCs w:val="28"/>
-        </w:rPr>
-        <w:t>s/</w:t>
-      </w:r>
-      <w:r>
-        <w:rPr>
-          <w:sz w:val="28"/>
-          <w:szCs w:val="28"/>
-        </w:rPr>
-        <w:t>descarga-automatico.sh</w:t>
-      </w:r>
-      <w:r>
-        <w:rPr>
-          <w:sz w:val="28"/>
-          <w:szCs w:val="28"/>
-        </w:rPr>
-        <w:t xml:space="preserve"> // luego el script borra el .sh de Descargas</w:t>
-      </w:r>
-    </w:p>
-    <w:p>
-      <w:pPr>
-        <w:rPr>
-          <w:sz w:val="28"/>
-          <w:szCs w:val="28"/>
-        </w:rPr>
-      </w:pPr>
-      <w:r>
-        <w:rPr>
-          <w:sz w:val="28"/>
-          <w:szCs w:val="28"/>
-        </w:rPr>
-        <w:t>=============================================================================</w:t>
-      </w:r>
-    </w:p>
-    <w:p>
-      <w:pPr>
-        <w:rPr>
-          <w:sz w:val="28"/>
-          <w:szCs w:val="28"/>
-        </w:rPr>
-      </w:pPr>
-      <w:r>
-        <w:rPr>
-          <w:sz w:val="28"/>
-          <w:szCs w:val="28"/>
-        </w:rPr>
-        <w:t>echo "--- Instalando Tailscale ---" curl -fsSL https://tailscale.com/install.sh | sh</w:t>
-      </w:r>
-    </w:p>
-    <w:p>
-      <w:pPr>
-        <w:rPr>
-          <w:sz w:val="28"/>
-          <w:szCs w:val="28"/>
-        </w:rPr>
-      </w:pPr>
-      <w:r>
-        <w:rPr>
-          <w:sz w:val="28"/>
-          <w:szCs w:val="28"/>
-        </w:rPr>
-        <w:t>=============================================================================</w:t>
-      </w:r>
-    </w:p>
-    <w:p>
-      <w:pPr>
-        <w:rPr>
-          <w:sz w:val="28"/>
-          <w:szCs w:val="28"/>
-        </w:rPr>
-      </w:pPr>
-      <w:r>
-        <w:rPr>
-          <w:sz w:val="28"/>
-          <w:szCs w:val="28"/>
-        </w:rPr>
-        <w:t># alt+126= ~ patita del ñoqui para admin linux jajaja</w:t>
-      </w:r>
-    </w:p>
-    <w:p>
-      <w:pPr>
-        <w:rPr>
-          <w:sz w:val="28"/>
-          <w:szCs w:val="28"/>
-        </w:rPr>
-      </w:pPr>
-      <w:r>
-        <w:rPr>
-          <w:sz w:val="28"/>
-          <w:szCs w:val="28"/>
-        </w:rPr>
-        <w:t>=============================================================================</w:t>
-      </w:r>
-    </w:p>
-    <w:p>
-      <w:pPr>
-        <w:rPr>
-          <w:sz w:val="28"/>
-          <w:szCs w:val="28"/>
-        </w:rPr>
-      </w:pPr>
-      <w:r>
-        <w:rPr>
-          <w:sz w:val="28"/>
-          <w:szCs w:val="28"/>
-        </w:rPr>
-        <w:t>Comando sincroniza hora actual por falta de pila</w:t>
-      </w:r>
-    </w:p>
-    <w:p>
-      <w:pPr>
-        <w:rPr>
-          <w:sz w:val="28"/>
-          <w:szCs w:val="28"/>
-        </w:rPr>
-      </w:pPr>
-      <w:r>
-        <w:rPr>
-          <w:sz w:val="28"/>
-          <w:szCs w:val="28"/>
-        </w:rPr>
-        <w:t>sudo timedatectl set-ntp true</w:t>
-      </w:r>
-    </w:p>
-    <w:p>
-      <w:pPr>
-        <w:rPr>
-          <w:sz w:val="28"/>
-          <w:szCs w:val="28"/>
-        </w:rPr>
-      </w:pPr>
-      <w:r>
-        <w:rPr>
-          <w:sz w:val="28"/>
-          <w:szCs w:val="28"/>
-        </w:rPr>
-        <w:t>verificar con:</w:t>
-      </w:r>
-    </w:p>
-    <w:p>
-      <w:pPr>
-        <w:rPr>
-          <w:sz w:val="28"/>
-          <w:szCs w:val="28"/>
-        </w:rPr>
-      </w:pPr>
-      <w:r>
-        <w:rPr>
-          <w:sz w:val="28"/>
-          <w:szCs w:val="28"/>
-        </w:rPr>
-        <w:t>timedatectl status</w:t>
-      </w:r>
-    </w:p>
-    <w:p>
-      <w:pPr>
-        <w:rPr>
-          <w:sz w:val="28"/>
-          <w:szCs w:val="28"/>
-        </w:rPr>
-      </w:pPr>
-      <w:r>
-        <w:rPr>
-          <w:sz w:val="28"/>
-          <w:szCs w:val="28"/>
-        </w:rPr>
-        <w:t>=============================================================================</w:t>
-      </w:r>
-      <w:r>
-        <w:rPr>
-          <w:sz w:val="28"/>
-          <w:szCs w:val="28"/>
-        </w:rPr>
-        <w:t xml:space="preserve"> </w:t>
-      </w:r>
-    </w:p>
-    <w:p>
-      <w:pPr>
-        <w:rPr>
-          <w:sz w:val="28"/>
-          <w:szCs w:val="28"/>
-        </w:rPr>
-      </w:pPr>
-      <w:r>
-        <w:rPr>
-          <w:sz w:val="28"/>
-          <w:szCs w:val="28"/>
-        </w:rPr>
-        <w:t>Forzar a Linux a preferir Gestor Archivos Thunar:</w:t>
-      </w:r>
-    </w:p>
-    <w:p>
-      <w:pPr>
-        <w:rPr>
-          <w:sz w:val="28"/>
-          <w:szCs w:val="28"/>
-        </w:rPr>
-      </w:pPr>
-      <w:r>
-        <w:rPr>
-          <w:sz w:val="28"/>
-          <w:szCs w:val="28"/>
-        </w:rPr>
-        <w:t>xdg-mime default thunar.desktop inode/directory</w:t>
-      </w:r>
-    </w:p>
-    <w:p>
-      <w:pPr>
-        <w:rPr>
-          <w:sz w:val="28"/>
-          <w:szCs w:val="28"/>
-        </w:rPr>
-      </w:pPr>
-      <w:r>
-        <w:rPr>
-          <w:sz w:val="28"/>
-          <w:szCs w:val="28"/>
-        </w:rPr>
-        <w:t># Agrega Thunar manualmente a tu lista de prioridades de usuario</w:t>
+          <w:sz w:val="28"/>
+          <w:szCs w:val="28"/>
+        </w:rPr>
+      </w:pPr>
+    </w:p>
+    <w:p>
+      <w:pPr>
+        <w:rPr>
+          <w:sz w:val="28"/>
+          <w:szCs w:val="28"/>
+        </w:rPr>
+      </w:pPr>
+      <w:r>
+        <w:rPr>
+          <w:sz w:val="28"/>
+          <w:szCs w:val="28"/>
+        </w:rPr>
+        <w:t>sudo sed -i 's/\r$//' /usr/local/bin/coretemp</w:t>
+      </w:r>
+    </w:p>
+    <w:p>
+      <w:pPr>
+        <w:rPr>
+          <w:sz w:val="28"/>
+          <w:szCs w:val="28"/>
+        </w:rPr>
+      </w:pPr>
+      <w:r>
+        <w:rPr>
+          <w:sz w:val="28"/>
+          <w:szCs w:val="28"/>
+        </w:rPr>
+        <w:t>sudo chmod +x /usr/local/bin/coretemp</w:t>
       </w:r>
     </w:p>
     <w:p>
@@ -2279,1256 +3507,6 @@
           <w:szCs w:val="28"/>
         </w:rPr>
         <w:lastRenderedPageBreak/>
-        <w:t>echo "inode/directory=thunar.desktop" &gt;&gt; ~/.config/mimeapps.list</w:t>
-      </w:r>
-    </w:p>
-    <w:p>
-      <w:pPr>
-        <w:rPr>
-          <w:sz w:val="28"/>
-          <w:szCs w:val="28"/>
-        </w:rPr>
-      </w:pPr>
-      <w:r>
-        <w:rPr>
-          <w:sz w:val="28"/>
-          <w:szCs w:val="28"/>
-        </w:rPr>
-        <w:t># Limpia el caché de aplicaciones del sistema</w:t>
-      </w:r>
-    </w:p>
-    <w:p>
-      <w:pPr>
-        <w:rPr>
-          <w:sz w:val="28"/>
-          <w:szCs w:val="28"/>
-        </w:rPr>
-      </w:pPr>
-      <w:r>
-        <w:rPr>
-          <w:sz w:val="28"/>
-          <w:szCs w:val="28"/>
-        </w:rPr>
-        <w:t>sudo update-desktop-database</w:t>
-      </w:r>
-    </w:p>
-    <w:p>
-      <w:pPr>
-        <w:rPr>
-          <w:sz w:val="28"/>
-          <w:szCs w:val="28"/>
-        </w:rPr>
-      </w:pPr>
-      <w:r>
-        <w:rPr>
-          <w:sz w:val="28"/>
-          <w:szCs w:val="28"/>
-        </w:rPr>
-        <w:t>Crear con nano, pegar siguiente contenido, guardar y cerrar.</w:t>
-      </w:r>
-    </w:p>
-    <w:p>
-      <w:pPr>
-        <w:rPr>
-          <w:sz w:val="28"/>
-          <w:szCs w:val="28"/>
-        </w:rPr>
-      </w:pPr>
-      <w:r>
-        <w:rPr>
-          <w:sz w:val="28"/>
-          <w:szCs w:val="28"/>
-        </w:rPr>
-        <w:t>mkdir -p ~/.local/share/dbus-1/services</w:t>
-      </w:r>
-    </w:p>
-    <w:p>
-      <w:pPr>
-        <w:rPr>
-          <w:sz w:val="28"/>
-          <w:szCs w:val="28"/>
-        </w:rPr>
-      </w:pPr>
-      <w:r>
-        <w:rPr>
-          <w:sz w:val="28"/>
-          <w:szCs w:val="28"/>
-        </w:rPr>
-        <w:t>nano ~/.local/share/dbus-1/services/org.freedesktop.FileManager1.service</w:t>
-      </w:r>
-    </w:p>
-    <w:p>
-      <w:pPr>
-        <w:rPr>
-          <w:sz w:val="28"/>
-          <w:szCs w:val="28"/>
-        </w:rPr>
-      </w:pPr>
-      <w:r>
-        <w:rPr>
-          <w:sz w:val="28"/>
-          <w:szCs w:val="28"/>
-        </w:rPr>
-        <w:t>[D-BUS Service]</w:t>
-      </w:r>
-    </w:p>
-    <w:p>
-      <w:pPr>
-        <w:rPr>
-          <w:sz w:val="28"/>
-          <w:szCs w:val="28"/>
-        </w:rPr>
-      </w:pPr>
-      <w:r>
-        <w:rPr>
-          <w:sz w:val="28"/>
-          <w:szCs w:val="28"/>
-        </w:rPr>
-        <w:t>Name=org.freedesktop.FileManager1</w:t>
-      </w:r>
-    </w:p>
-    <w:p>
-      <w:pPr>
-        <w:rPr>
-          <w:sz w:val="28"/>
-          <w:szCs w:val="28"/>
-        </w:rPr>
-      </w:pPr>
-      <w:r>
-        <w:rPr>
-          <w:sz w:val="28"/>
-          <w:szCs w:val="28"/>
-        </w:rPr>
-        <w:t>Exec=/usr/bin/thunar --gapplication-service</w:t>
-      </w:r>
-    </w:p>
-    <w:p>
-      <w:pPr>
-        <w:rPr>
-          <w:sz w:val="28"/>
-          <w:szCs w:val="28"/>
-        </w:rPr>
-      </w:pPr>
-      <w:r>
-        <w:rPr>
-          <w:sz w:val="28"/>
-          <w:szCs w:val="28"/>
-        </w:rPr>
-        <w:t>=============================================================================</w:t>
-      </w:r>
-      <w:r>
-        <w:rPr>
-          <w:sz w:val="28"/>
-          <w:szCs w:val="28"/>
-        </w:rPr>
-        <w:t xml:space="preserve"> </w:t>
-      </w:r>
-    </w:p>
-    <w:p>
-      <w:pPr>
-        <w:rPr>
-          <w:sz w:val="28"/>
-          <w:szCs w:val="28"/>
-        </w:rPr>
-      </w:pPr>
-      <w:r>
-        <w:rPr>
-          <w:sz w:val="28"/>
-          <w:szCs w:val="28"/>
-        </w:rPr>
-        <w:t xml:space="preserve">Hacer que terminal abra en 145x35 y mas arriba ¡ </w:t>
-      </w:r>
-      <w:r>
-        <w:rPr>
-          <w:sz w:val="28"/>
-          <w:szCs w:val="28"/>
-        </w:rPr>
-        <w:t>Modo 10/08/2026</w:t>
-      </w:r>
-    </w:p>
-    <w:p>
-      <w:pPr>
-        <w:rPr>
-          <w:sz w:val="28"/>
-          <w:szCs w:val="28"/>
-        </w:rPr>
-      </w:pPr>
-      <w:r>
-        <w:rPr>
-          <w:sz w:val="28"/>
-          <w:szCs w:val="28"/>
-        </w:rPr>
-        <w:t>mate-terminal --geometry=145x35+50+30</w:t>
-      </w:r>
-      <w:r>
-        <w:rPr>
-          <w:sz w:val="28"/>
-          <w:szCs w:val="28"/>
-        </w:rPr>
-        <w:t xml:space="preserve"> </w:t>
-      </w:r>
-    </w:p>
-    <w:p>
-      <w:pPr>
-        <w:rPr>
-          <w:sz w:val="28"/>
-          <w:szCs w:val="28"/>
-        </w:rPr>
-      </w:pPr>
-      <w:r>
-        <w:rPr>
-          <w:sz w:val="28"/>
-          <w:szCs w:val="28"/>
-        </w:rPr>
-        <w:t xml:space="preserve">agregue sección 11 en script InstallAppsAutomatico-Linux.sh </w:t>
-      </w:r>
-    </w:p>
-    <w:p>
-      <w:pPr>
-        <w:rPr>
-          <w:sz w:val="28"/>
-          <w:szCs w:val="28"/>
-        </w:rPr>
-      </w:pPr>
-      <w:r>
-        <w:rPr>
-          <w:sz w:val="28"/>
-          <w:szCs w:val="28"/>
-        </w:rPr>
-        <w:t>=============================================================================</w:t>
-      </w:r>
-      <w:r>
-        <w:rPr>
-          <w:sz w:val="28"/>
-          <w:szCs w:val="28"/>
-        </w:rPr>
-        <w:t xml:space="preserve"> </w:t>
-      </w:r>
-    </w:p>
-    <w:p>
-      <w:pPr>
-        <w:rPr>
-          <w:sz w:val="28"/>
-          <w:szCs w:val="28"/>
-        </w:rPr>
-      </w:pPr>
-      <w:r>
-        <w:rPr>
-          <w:sz w:val="28"/>
-          <w:szCs w:val="28"/>
-        </w:rPr>
-        <w:t>ARREGLO SUDO 1234: Claude 11/08/2026</w:t>
-      </w:r>
-    </w:p>
-    <w:p>
-      <w:pPr>
-        <w:rPr>
-          <w:sz w:val="28"/>
-          <w:szCs w:val="28"/>
-        </w:rPr>
-      </w:pPr>
-      <w:r>
-        <w:rPr>
-          <w:sz w:val="28"/>
-          <w:szCs w:val="28"/>
-        </w:rPr>
-        <w:t># 1. Borrar el sudoers roto</w:t>
-      </w:r>
-    </w:p>
-    <w:p>
-      <w:pPr>
-        <w:rPr>
-          <w:sz w:val="28"/>
-          <w:szCs w:val="28"/>
-        </w:rPr>
-      </w:pPr>
-      <w:r>
-        <w:rPr>
-          <w:sz w:val="28"/>
-          <w:szCs w:val="28"/>
-        </w:rPr>
-        <w:t>sudo rm -f /etc/sudoers.d/smartctl-coretemp</w:t>
-      </w:r>
-    </w:p>
-    <w:p>
-      <w:pPr>
-        <w:rPr>
-          <w:sz w:val="28"/>
-          <w:szCs w:val="28"/>
-        </w:rPr>
-      </w:pPr>
-    </w:p>
-    <w:p>
-      <w:pPr>
-        <w:rPr>
-          <w:sz w:val="28"/>
-          <w:szCs w:val="28"/>
-        </w:rPr>
-      </w:pPr>
-      <w:r>
-        <w:rPr>
-          <w:sz w:val="28"/>
-          <w:szCs w:val="28"/>
-        </w:rPr>
-        <w:t># 2. Recrearlo bien, validado</w:t>
-      </w:r>
-    </w:p>
-    <w:p>
-      <w:pPr>
-        <w:rPr>
-          <w:sz w:val="28"/>
-          <w:szCs w:val="28"/>
-        </w:rPr>
-      </w:pPr>
-      <w:r>
-        <w:rPr>
-          <w:sz w:val="28"/>
-          <w:szCs w:val="28"/>
-        </w:rPr>
-        <w:t>SUDOERS_TMP=$(mktemp)</w:t>
-      </w:r>
-    </w:p>
-    <w:p>
-      <w:pPr>
-        <w:rPr>
-          <w:sz w:val="28"/>
-          <w:szCs w:val="28"/>
-        </w:rPr>
-      </w:pPr>
-      <w:r>
-        <w:rPr>
-          <w:sz w:val="28"/>
-          <w:szCs w:val="28"/>
-        </w:rPr>
-        <w:t>echo "$USER ALL=(ALL) NOPASSWD: /usr/sbin/smartctl" &gt; "$SUDOERS_TMP"</w:t>
-      </w:r>
-    </w:p>
-    <w:p>
-      <w:pPr>
-        <w:rPr>
-          <w:sz w:val="28"/>
-          <w:szCs w:val="28"/>
-        </w:rPr>
-      </w:pPr>
-      <w:r>
-        <w:rPr>
-          <w:sz w:val="28"/>
-          <w:szCs w:val="28"/>
-        </w:rPr>
-        <w:t>sudo visudo -cf "$SUDOERS_TMP" &amp;&amp; sudo cp "$SUDOERS_TMP" /etc/sudoers.d/smartctl-coretemp &amp;&amp; sudo chmod 0440 /etc/sudoers.d/smartctl-coretemp</w:t>
-      </w:r>
-    </w:p>
-    <w:p>
-      <w:pPr>
-        <w:rPr>
-          <w:sz w:val="28"/>
-          <w:szCs w:val="28"/>
-        </w:rPr>
-      </w:pPr>
-      <w:r>
-        <w:rPr>
-          <w:sz w:val="28"/>
-          <w:szCs w:val="28"/>
-        </w:rPr>
-        <w:t>rm -f "$SUDOERS_TMP"</w:t>
-      </w:r>
-    </w:p>
-    <w:p>
-      <w:pPr>
-        <w:rPr>
-          <w:sz w:val="28"/>
-          <w:szCs w:val="28"/>
-        </w:rPr>
-      </w:pPr>
-    </w:p>
-    <w:p>
-      <w:pPr>
-        <w:rPr>
-          <w:sz w:val="28"/>
-          <w:szCs w:val="28"/>
-        </w:rPr>
-      </w:pPr>
-      <w:r>
-        <w:rPr>
-          <w:sz w:val="28"/>
-          <w:szCs w:val="28"/>
-        </w:rPr>
-        <w:t># 3. Confirmar que sudo ya no tira error</w:t>
-      </w:r>
-    </w:p>
-    <w:p>
-      <w:pPr>
-        <w:rPr>
-          <w:sz w:val="28"/>
-          <w:szCs w:val="28"/>
-        </w:rPr>
-      </w:pPr>
-      <w:r>
-        <w:rPr>
-          <w:sz w:val="28"/>
-          <w:szCs w:val="28"/>
-        </w:rPr>
-        <w:t>sudo -v &amp;&amp; echo "sudo OK, sin errores de sintaxis"</w:t>
-      </w:r>
-    </w:p>
-    <w:p>
-      <w:pPr>
-        <w:rPr>
-          <w:sz w:val="28"/>
-          <w:szCs w:val="28"/>
-        </w:rPr>
-      </w:pPr>
-    </w:p>
-    <w:p>
-      <w:pPr>
-        <w:rPr>
-          <w:sz w:val="28"/>
-          <w:szCs w:val="28"/>
-        </w:rPr>
-      </w:pPr>
-      <w:r>
-        <w:rPr>
-          <w:sz w:val="28"/>
-          <w:szCs w:val="28"/>
-        </w:rPr>
-        <w:t># 4. Revisar si coretemp también quedó corrompido</w:t>
-      </w:r>
-    </w:p>
-    <w:p>
-      <w:pPr>
-        <w:rPr>
-          <w:sz w:val="28"/>
-          <w:szCs w:val="28"/>
-        </w:rPr>
-      </w:pPr>
-      <w:r>
-        <w:rPr>
-          <w:sz w:val="28"/>
-          <w:szCs w:val="28"/>
-        </w:rPr>
-        <w:lastRenderedPageBreak/>
-        <w:t>cat /usr/local/bin/coretemp | wc -l   # si da 1 o 2 líneas, está roto — avisame y te paso cómo recrearlo</w:t>
-      </w:r>
-    </w:p>
-    <w:p>
-      <w:pPr>
-        <w:rPr>
-          <w:sz w:val="28"/>
-          <w:szCs w:val="28"/>
-        </w:rPr>
-      </w:pPr>
-      <w:r>
-        <w:rPr>
-          <w:sz w:val="28"/>
-          <w:szCs w:val="28"/>
-        </w:rPr>
-        <w:t>coretemp                              # probalo directo: si tira "command not found" o no imprime temperaturas, está roto</w:t>
-      </w:r>
-    </w:p>
-    <w:p>
-      <w:pPr>
-        <w:rPr>
-          <w:sz w:val="28"/>
-          <w:szCs w:val="28"/>
-        </w:rPr>
-      </w:pPr>
-      <w:r>
-        <w:rPr>
-          <w:sz w:val="28"/>
-          <w:szCs w:val="28"/>
-        </w:rPr>
-        <w:t xml:space="preserve">============================================================================= </w:t>
-      </w:r>
-    </w:p>
-    <w:p>
-      <w:pPr>
-        <w:rPr>
-          <w:sz w:val="28"/>
-          <w:szCs w:val="28"/>
-        </w:rPr>
-      </w:pPr>
-      <w:r>
-        <w:rPr>
-          <w:sz w:val="28"/>
-          <w:szCs w:val="28"/>
-        </w:rPr>
-        <w:t>ARREGLAR CORETEMP: Claude 12/08/2026</w:t>
-      </w:r>
-    </w:p>
-    <w:p>
-      <w:pPr>
-        <w:rPr>
-          <w:sz w:val="28"/>
-          <w:szCs w:val="28"/>
-        </w:rPr>
-      </w:pPr>
-      <w:r>
-        <w:rPr>
-          <w:sz w:val="28"/>
-          <w:szCs w:val="28"/>
-        </w:rPr>
-        <w:t>sudo tee /usr/local/bin/coretemp &lt;&lt; 'EOF'</w:t>
-      </w:r>
-    </w:p>
-    <w:p>
-      <w:pPr>
-        <w:rPr>
-          <w:sz w:val="28"/>
-          <w:szCs w:val="28"/>
-        </w:rPr>
-      </w:pPr>
-      <w:r>
-        <w:rPr>
-          <w:sz w:val="28"/>
-          <w:szCs w:val="28"/>
-        </w:rPr>
-        <w:t>#!/bin/bash</w:t>
-      </w:r>
-    </w:p>
-    <w:p>
-      <w:pPr>
-        <w:rPr>
-          <w:sz w:val="28"/>
-          <w:szCs w:val="28"/>
-        </w:rPr>
-      </w:pPr>
-      <w:r>
-        <w:rPr>
-          <w:sz w:val="28"/>
-          <w:szCs w:val="28"/>
-        </w:rPr>
-        <w:t>VERDE='\033[0;32m'</w:t>
-      </w:r>
-    </w:p>
-    <w:p>
-      <w:pPr>
-        <w:rPr>
-          <w:sz w:val="28"/>
-          <w:szCs w:val="28"/>
-        </w:rPr>
-      </w:pPr>
-      <w:r>
-        <w:rPr>
-          <w:sz w:val="28"/>
-          <w:szCs w:val="28"/>
-        </w:rPr>
-        <w:t>AZUL='\033[0;34m'</w:t>
-      </w:r>
-    </w:p>
-    <w:p>
-      <w:pPr>
-        <w:rPr>
-          <w:sz w:val="28"/>
-          <w:szCs w:val="28"/>
-        </w:rPr>
-      </w:pPr>
-      <w:r>
-        <w:rPr>
-          <w:sz w:val="28"/>
-          <w:szCs w:val="28"/>
-        </w:rPr>
-        <w:t>AMARILLO='\033[1;33m'</w:t>
-      </w:r>
-    </w:p>
-    <w:p>
-      <w:pPr>
-        <w:rPr>
-          <w:sz w:val="28"/>
-          <w:szCs w:val="28"/>
-        </w:rPr>
-      </w:pPr>
-      <w:r>
-        <w:rPr>
-          <w:sz w:val="28"/>
-          <w:szCs w:val="28"/>
-        </w:rPr>
-        <w:t>RESET='\033[0m'</w:t>
-      </w:r>
-    </w:p>
-    <w:p>
-      <w:pPr>
-        <w:rPr>
-          <w:sz w:val="28"/>
-          <w:szCs w:val="28"/>
-        </w:rPr>
-      </w:pPr>
-    </w:p>
-    <w:p>
-      <w:pPr>
-        <w:rPr>
-          <w:sz w:val="28"/>
-          <w:szCs w:val="28"/>
-        </w:rPr>
-      </w:pPr>
-      <w:r>
-        <w:rPr>
-          <w:sz w:val="28"/>
-          <w:szCs w:val="28"/>
-        </w:rPr>
-        <w:t>echo -e "${AZUL}=========================================${RESET}"</w:t>
-      </w:r>
-    </w:p>
-    <w:p>
-      <w:pPr>
-        <w:rPr>
-          <w:sz w:val="28"/>
-          <w:szCs w:val="28"/>
-        </w:rPr>
-      </w:pPr>
-      <w:r>
-        <w:rPr>
-          <w:sz w:val="28"/>
-          <w:szCs w:val="28"/>
-        </w:rPr>
-        <w:t>echo -e "${AZUL}     ESTADO DE TEMPERATURAS - TALLER     ${RESET}"</w:t>
-      </w:r>
-    </w:p>
-    <w:p>
-      <w:pPr>
-        <w:rPr>
-          <w:sz w:val="28"/>
-          <w:szCs w:val="28"/>
-        </w:rPr>
-      </w:pPr>
-      <w:r>
-        <w:rPr>
-          <w:sz w:val="28"/>
-          <w:szCs w:val="28"/>
-        </w:rPr>
-        <w:t>echo -e "${AZUL}=========================================${RESET}"</w:t>
-      </w:r>
-    </w:p>
-    <w:p>
-      <w:pPr>
-        <w:rPr>
-          <w:sz w:val="28"/>
-          <w:szCs w:val="28"/>
-        </w:rPr>
-      </w:pPr>
-    </w:p>
-    <w:p>
-      <w:pPr>
-        <w:rPr>
-          <w:sz w:val="28"/>
-          <w:szCs w:val="28"/>
-        </w:rPr>
-      </w:pPr>
-      <w:r>
-        <w:rPr>
-          <w:sz w:val="28"/>
-          <w:szCs w:val="28"/>
-        </w:rPr>
-        <w:t>echo -e "${VERDE}Temperaturas del CPU:${RESET}"</w:t>
-      </w:r>
-    </w:p>
-    <w:p>
-      <w:pPr>
-        <w:rPr>
-          <w:sz w:val="28"/>
-          <w:szCs w:val="28"/>
-        </w:rPr>
-      </w:pPr>
-      <w:r>
-        <w:rPr>
-          <w:sz w:val="28"/>
-          <w:szCs w:val="28"/>
-        </w:rPr>
-        <w:t>if sensors 2&gt;/dev/null | grep -q 'Core 0'; then</w:t>
-      </w:r>
-    </w:p>
-    <w:p>
-      <w:pPr>
-        <w:rPr>
-          <w:sz w:val="28"/>
-          <w:szCs w:val="28"/>
-        </w:rPr>
-      </w:pPr>
-      <w:r>
-        <w:rPr>
-          <w:sz w:val="28"/>
-          <w:szCs w:val="28"/>
-        </w:rPr>
-        <w:t xml:space="preserve">    TEMP_CORE0=$(sensors 2&gt;/dev/null | grep 'Core 0' | awk '{print $3}')</w:t>
-      </w:r>
-    </w:p>
-    <w:p>
-      <w:pPr>
-        <w:rPr>
-          <w:sz w:val="28"/>
-          <w:szCs w:val="28"/>
-        </w:rPr>
-      </w:pPr>
-      <w:r>
-        <w:rPr>
-          <w:sz w:val="28"/>
-          <w:szCs w:val="28"/>
-        </w:rPr>
-        <w:t xml:space="preserve">    TEMP_CORE1=$(sensors 2&gt;/dev/null | grep 'Core 1' | awk '{print $3}')</w:t>
-      </w:r>
-    </w:p>
-    <w:p>
-      <w:pPr>
-        <w:rPr>
-          <w:sz w:val="28"/>
-          <w:szCs w:val="28"/>
-        </w:rPr>
-      </w:pPr>
-      <w:r>
-        <w:rPr>
-          <w:sz w:val="28"/>
-          <w:szCs w:val="28"/>
-        </w:rPr>
-        <w:t xml:space="preserve">    echo -e "  - Core 0: $TEMP_CORE0"</w:t>
-      </w:r>
-    </w:p>
-    <w:p>
-      <w:pPr>
-        <w:rPr>
-          <w:sz w:val="28"/>
-          <w:szCs w:val="28"/>
-        </w:rPr>
-      </w:pPr>
-      <w:r>
-        <w:rPr>
-          <w:sz w:val="28"/>
-          <w:szCs w:val="28"/>
-        </w:rPr>
-        <w:t xml:space="preserve">    echo -e "  - Core 1: $TEMP_CORE1"</w:t>
-      </w:r>
-    </w:p>
-    <w:p>
-      <w:pPr>
-        <w:rPr>
-          <w:sz w:val="28"/>
-          <w:szCs w:val="28"/>
-        </w:rPr>
-      </w:pPr>
-      <w:r>
-        <w:rPr>
-          <w:sz w:val="28"/>
-          <w:szCs w:val="28"/>
-        </w:rPr>
-        <w:t>else</w:t>
-      </w:r>
-    </w:p>
-    <w:p>
-      <w:pPr>
-        <w:rPr>
-          <w:sz w:val="28"/>
-          <w:szCs w:val="28"/>
-        </w:rPr>
-      </w:pPr>
-      <w:r>
-        <w:rPr>
-          <w:sz w:val="28"/>
-          <w:szCs w:val="28"/>
-        </w:rPr>
-        <w:t xml:space="preserve">    TEMP_CPU=$(sensors 2&gt;/dev/null | grep -i -E 'Tctl|Package id 0|Tdie|temp1' | head -n 1 | awk '{print $2}')</w:t>
-      </w:r>
-    </w:p>
-    <w:p>
-      <w:pPr>
-        <w:rPr>
-          <w:sz w:val="28"/>
-          <w:szCs w:val="28"/>
-        </w:rPr>
-      </w:pPr>
-      <w:r>
-        <w:rPr>
-          <w:sz w:val="28"/>
-          <w:szCs w:val="28"/>
-        </w:rPr>
-        <w:t xml:space="preserve">    [ -z "$TEMP_CPU" ] &amp;&amp; TEMP_CPU="No detectada"</w:t>
-      </w:r>
-    </w:p>
-    <w:p>
-      <w:pPr>
-        <w:rPr>
-          <w:sz w:val="28"/>
-          <w:szCs w:val="28"/>
-        </w:rPr>
-      </w:pPr>
-      <w:r>
-        <w:rPr>
-          <w:sz w:val="28"/>
-          <w:szCs w:val="28"/>
-        </w:rPr>
-        <w:t xml:space="preserve">    echo -e "  - CPU General: $TEMP_CPU"</w:t>
-      </w:r>
-    </w:p>
-    <w:p>
-      <w:pPr>
-        <w:rPr>
-          <w:sz w:val="28"/>
-          <w:szCs w:val="28"/>
-        </w:rPr>
-      </w:pPr>
-      <w:r>
-        <w:rPr>
-          <w:sz w:val="28"/>
-          <w:szCs w:val="28"/>
-        </w:rPr>
-        <w:t>fi</w:t>
-      </w:r>
-    </w:p>
-    <w:p>
-      <w:pPr>
-        <w:rPr>
-          <w:sz w:val="28"/>
-          <w:szCs w:val="28"/>
-        </w:rPr>
-      </w:pPr>
-    </w:p>
-    <w:p>
-      <w:pPr>
-        <w:rPr>
-          <w:sz w:val="28"/>
-          <w:szCs w:val="28"/>
-        </w:rPr>
-      </w:pPr>
-      <w:r>
-        <w:rPr>
-          <w:sz w:val="28"/>
-          <w:szCs w:val="28"/>
-        </w:rPr>
-        <w:lastRenderedPageBreak/>
-        <w:t>TEMP_GPU=$(sensors 2&gt;/dev/null | grep -A 2 'radeon-pci' | grep 'temp1' | awk '{print $2}')</w:t>
-      </w:r>
-    </w:p>
-    <w:p>
-      <w:pPr>
-        <w:rPr>
-          <w:sz w:val="28"/>
-          <w:szCs w:val="28"/>
-        </w:rPr>
-      </w:pPr>
-      <w:r>
-        <w:rPr>
-          <w:sz w:val="28"/>
-          <w:szCs w:val="28"/>
-        </w:rPr>
-        <w:t>if [ ! -z "$TEMP_GPU" ]; then</w:t>
-      </w:r>
-    </w:p>
-    <w:p>
-      <w:pPr>
-        <w:rPr>
-          <w:sz w:val="28"/>
-          <w:szCs w:val="28"/>
-        </w:rPr>
-      </w:pPr>
-      <w:r>
-        <w:rPr>
-          <w:sz w:val="28"/>
-          <w:szCs w:val="28"/>
-        </w:rPr>
-        <w:t xml:space="preserve">    echo -e "${VERDE}GPU (Radeon Video):${RESET}     $TEMP_GPU"</w:t>
-      </w:r>
-    </w:p>
-    <w:p>
-      <w:pPr>
-        <w:rPr>
-          <w:sz w:val="28"/>
-          <w:szCs w:val="28"/>
-        </w:rPr>
-      </w:pPr>
-      <w:r>
-        <w:rPr>
-          <w:sz w:val="28"/>
-          <w:szCs w:val="28"/>
-        </w:rPr>
-        <w:t>fi</w:t>
-      </w:r>
-    </w:p>
-    <w:p>
-      <w:pPr>
-        <w:rPr>
-          <w:sz w:val="28"/>
-          <w:szCs w:val="28"/>
-        </w:rPr>
-      </w:pPr>
-    </w:p>
-    <w:p>
-      <w:pPr>
-        <w:rPr>
-          <w:sz w:val="28"/>
-          <w:szCs w:val="28"/>
-        </w:rPr>
-      </w:pPr>
-      <w:r>
-        <w:rPr>
-          <w:sz w:val="28"/>
-          <w:szCs w:val="28"/>
-        </w:rPr>
-        <w:t>echo -e "${AMARILLO}Resto de discos HDD/SATA:${RESET}"</w:t>
-      </w:r>
-    </w:p>
-    <w:p>
-      <w:pPr>
-        <w:rPr>
-          <w:sz w:val="28"/>
-          <w:szCs w:val="28"/>
-        </w:rPr>
-      </w:pPr>
-      <w:r>
-        <w:rPr>
-          <w:sz w:val="28"/>
-          <w:szCs w:val="28"/>
-        </w:rPr>
-        <w:t>for disco in /dev/sd[a-z]; do</w:t>
-      </w:r>
-    </w:p>
-    <w:p>
-      <w:pPr>
-        <w:rPr>
-          <w:sz w:val="28"/>
-          <w:szCs w:val="28"/>
-        </w:rPr>
-      </w:pPr>
-      <w:r>
-        <w:rPr>
-          <w:sz w:val="28"/>
-          <w:szCs w:val="28"/>
-        </w:rPr>
-        <w:t xml:space="preserve">    if [ -b "$disco" ]; then</w:t>
-      </w:r>
-    </w:p>
-    <w:p>
-      <w:pPr>
-        <w:rPr>
-          <w:sz w:val="28"/>
-          <w:szCs w:val="28"/>
-        </w:rPr>
-      </w:pPr>
-      <w:r>
-        <w:rPr>
-          <w:sz w:val="28"/>
-          <w:szCs w:val="28"/>
-        </w:rPr>
-        <w:t xml:space="preserve">        NOMBRE=$(basename "$disco")</w:t>
-      </w:r>
-    </w:p>
-    <w:p>
-      <w:pPr>
-        <w:rPr>
-          <w:sz w:val="28"/>
-          <w:szCs w:val="28"/>
-        </w:rPr>
-      </w:pPr>
-      <w:r>
-        <w:rPr>
-          <w:sz w:val="28"/>
-          <w:szCs w:val="28"/>
-        </w:rPr>
-        <w:t xml:space="preserve">        MODELO=$(lsblk -d -o MODEL "$disco" | tail -n 1 | xargs)</w:t>
-      </w:r>
-    </w:p>
-    <w:p>
-      <w:pPr>
-        <w:rPr>
-          <w:sz w:val="28"/>
-          <w:szCs w:val="28"/>
-        </w:rPr>
-      </w:pPr>
-      <w:r>
-        <w:rPr>
-          <w:sz w:val="28"/>
-          <w:szCs w:val="28"/>
-        </w:rPr>
-        <w:t xml:space="preserve">        if [ "$MODELO" == "Multi-Card" ] || [ -z "$MODELO" ]; then</w:t>
-      </w:r>
-    </w:p>
-    <w:p>
-      <w:pPr>
-        <w:rPr>
-          <w:sz w:val="28"/>
-          <w:szCs w:val="28"/>
-        </w:rPr>
-      </w:pPr>
-      <w:r>
-        <w:rPr>
-          <w:sz w:val="28"/>
-          <w:szCs w:val="28"/>
-        </w:rPr>
-        <w:t xml:space="preserve">            continue</w:t>
-      </w:r>
-    </w:p>
-    <w:p>
-      <w:pPr>
-        <w:rPr>
-          <w:sz w:val="28"/>
-          <w:szCs w:val="28"/>
-        </w:rPr>
-      </w:pPr>
-      <w:r>
-        <w:rPr>
-          <w:sz w:val="28"/>
-          <w:szCs w:val="28"/>
-        </w:rPr>
-        <w:t xml:space="preserve">        fi</w:t>
-      </w:r>
-    </w:p>
-    <w:p>
-      <w:pPr>
-        <w:rPr>
-          <w:sz w:val="28"/>
-          <w:szCs w:val="28"/>
-        </w:rPr>
-      </w:pPr>
-      <w:r>
-        <w:rPr>
-          <w:sz w:val="28"/>
-          <w:szCs w:val="28"/>
-        </w:rPr>
-        <w:t xml:space="preserve">        TEMP_HDD=$(sudo smartctl -A "$disco" 2&gt;/dev/null | awk '$1 == 194 || $1 == 190 {print $10}')</w:t>
-      </w:r>
-    </w:p>
-    <w:p>
-      <w:pPr>
-        <w:rPr>
-          <w:sz w:val="28"/>
-          <w:szCs w:val="28"/>
-        </w:rPr>
-      </w:pPr>
-      <w:r>
-        <w:rPr>
-          <w:sz w:val="28"/>
-          <w:szCs w:val="28"/>
-        </w:rPr>
-        <w:t xml:space="preserve">        if [ -z "$TEMP_HDD" ]; then</w:t>
-      </w:r>
-    </w:p>
-    <w:p>
-      <w:pPr>
-        <w:rPr>
-          <w:sz w:val="28"/>
-          <w:szCs w:val="28"/>
-        </w:rPr>
-      </w:pPr>
-      <w:r>
-        <w:rPr>
-          <w:sz w:val="28"/>
-          <w:szCs w:val="28"/>
-        </w:rPr>
-        <w:t xml:space="preserve">            TEMP_HDD=$(sudo smartctl -a "$disco" 2&gt;/dev/null | grep -i 'Temperature' | awk '{print $4}' | head -n 1)</w:t>
-      </w:r>
-    </w:p>
-    <w:p>
-      <w:pPr>
-        <w:rPr>
-          <w:sz w:val="28"/>
-          <w:szCs w:val="28"/>
-        </w:rPr>
-      </w:pPr>
-      <w:r>
-        <w:rPr>
-          <w:sz w:val="28"/>
-          <w:szCs w:val="28"/>
-        </w:rPr>
-        <w:t xml:space="preserve">        fi</w:t>
-      </w:r>
-    </w:p>
-    <w:p>
-      <w:pPr>
-        <w:rPr>
-          <w:sz w:val="28"/>
-          <w:szCs w:val="28"/>
-        </w:rPr>
-      </w:pPr>
-      <w:r>
-        <w:rPr>
-          <w:sz w:val="28"/>
-          <w:szCs w:val="28"/>
-        </w:rPr>
-        <w:t xml:space="preserve">        if [ -z "$TEMP_HDD" ] || [ "$TEMP_HDD" == "0" ]; then</w:t>
-      </w:r>
-    </w:p>
-    <w:p>
-      <w:pPr>
-        <w:rPr>
-          <w:sz w:val="28"/>
-          <w:szCs w:val="28"/>
-        </w:rPr>
-      </w:pPr>
-      <w:r>
-        <w:rPr>
-          <w:sz w:val="28"/>
-          <w:szCs w:val="28"/>
-        </w:rPr>
-        <w:t xml:space="preserve">            TEMP_HDD="N/A"</w:t>
-      </w:r>
-    </w:p>
-    <w:p>
-      <w:pPr>
-        <w:rPr>
-          <w:sz w:val="28"/>
-          <w:szCs w:val="28"/>
-        </w:rPr>
-      </w:pPr>
-      <w:r>
-        <w:rPr>
-          <w:sz w:val="28"/>
-          <w:szCs w:val="28"/>
-        </w:rPr>
-        <w:t xml:space="preserve">        else</w:t>
-      </w:r>
-    </w:p>
-    <w:p>
-      <w:pPr>
-        <w:rPr>
-          <w:sz w:val="28"/>
-          <w:szCs w:val="28"/>
-        </w:rPr>
-      </w:pPr>
-      <w:r>
-        <w:rPr>
-          <w:sz w:val="28"/>
-          <w:szCs w:val="28"/>
-        </w:rPr>
-        <w:t xml:space="preserve">            TEMP_HDD="+${TEMP_HDD}.0°C"</w:t>
-      </w:r>
-    </w:p>
-    <w:p>
-      <w:pPr>
-        <w:rPr>
-          <w:sz w:val="28"/>
-          <w:szCs w:val="28"/>
-        </w:rPr>
-      </w:pPr>
-      <w:r>
-        <w:rPr>
-          <w:sz w:val="28"/>
-          <w:szCs w:val="28"/>
-        </w:rPr>
-        <w:t xml:space="preserve">        fi</w:t>
-      </w:r>
-    </w:p>
-    <w:p>
-      <w:pPr>
-        <w:rPr>
-          <w:sz w:val="28"/>
-          <w:szCs w:val="28"/>
-        </w:rPr>
-      </w:pPr>
-      <w:r>
-        <w:rPr>
-          <w:sz w:val="28"/>
-          <w:szCs w:val="28"/>
-        </w:rPr>
-        <w:t xml:space="preserve">        echo -e "  - Disco $NOMBRE ($MODELO): $TEMP_HDD"</w:t>
-      </w:r>
-    </w:p>
-    <w:p>
-      <w:pPr>
-        <w:rPr>
-          <w:sz w:val="28"/>
-          <w:szCs w:val="28"/>
-        </w:rPr>
-      </w:pPr>
-      <w:r>
-        <w:rPr>
-          <w:sz w:val="28"/>
-          <w:szCs w:val="28"/>
-        </w:rPr>
-        <w:t xml:space="preserve">    fi</w:t>
-      </w:r>
-    </w:p>
-    <w:p>
-      <w:pPr>
-        <w:rPr>
-          <w:sz w:val="28"/>
-          <w:szCs w:val="28"/>
-        </w:rPr>
-      </w:pPr>
-      <w:r>
-        <w:rPr>
-          <w:sz w:val="28"/>
-          <w:szCs w:val="28"/>
-        </w:rPr>
-        <w:t>done</w:t>
-      </w:r>
-    </w:p>
-    <w:p>
-      <w:pPr>
-        <w:rPr>
-          <w:sz w:val="28"/>
-          <w:szCs w:val="28"/>
-        </w:rPr>
-      </w:pPr>
-      <w:r>
-        <w:rPr>
-          <w:sz w:val="28"/>
-          <w:szCs w:val="28"/>
-        </w:rPr>
-        <w:t>echo -e "${AZUL}=========================================${RESET}"</w:t>
-      </w:r>
-    </w:p>
-    <w:p>
-      <w:pPr>
-        <w:rPr>
-          <w:sz w:val="28"/>
-          <w:szCs w:val="28"/>
-        </w:rPr>
-      </w:pPr>
-      <w:r>
-        <w:rPr>
-          <w:sz w:val="28"/>
-          <w:szCs w:val="28"/>
-        </w:rPr>
-        <w:t>EOF</w:t>
-      </w:r>
-    </w:p>
-    <w:p>
-      <w:pPr>
-        <w:rPr>
-          <w:sz w:val="28"/>
-          <w:szCs w:val="28"/>
-        </w:rPr>
-      </w:pPr>
-    </w:p>
-    <w:p>
-      <w:pPr>
-        <w:rPr>
-          <w:sz w:val="28"/>
-          <w:szCs w:val="28"/>
-        </w:rPr>
-      </w:pPr>
-      <w:r>
-        <w:rPr>
-          <w:sz w:val="28"/>
-          <w:szCs w:val="28"/>
-        </w:rPr>
-        <w:lastRenderedPageBreak/>
-        <w:t>sudo sed -i 's/\r$//' /usr/local/bin/coretemp</w:t>
-      </w:r>
-    </w:p>
-    <w:p>
-      <w:pPr>
-        <w:rPr>
-          <w:sz w:val="28"/>
-          <w:szCs w:val="28"/>
-        </w:rPr>
-      </w:pPr>
-      <w:r>
-        <w:rPr>
-          <w:sz w:val="28"/>
-          <w:szCs w:val="28"/>
-        </w:rPr>
-        <w:t>sudo chmod +x /usr/local/bin/coretemp</w:t>
-      </w:r>
-    </w:p>
-    <w:p>
-      <w:pPr>
-        <w:rPr>
-          <w:sz w:val="28"/>
-          <w:szCs w:val="28"/>
-        </w:rPr>
-      </w:pPr>
-      <w:r>
-        <w:rPr>
-          <w:sz w:val="28"/>
-          <w:szCs w:val="28"/>
-        </w:rPr>
         <w:t>coretemp</w:t>
       </w:r>
     </w:p>
@@ -4528,37 +4506,37 @@
           <w:sz w:val="28"/>
           <w:szCs w:val="28"/>
         </w:rPr>
+        <w:t>Comment=Reproduce el sonido al iniciar sesion</w:t>
+      </w:r>
+    </w:p>
+    <w:p>
+      <w:pPr>
+        <w:rPr>
+          <w:sz w:val="28"/>
+          <w:szCs w:val="28"/>
+        </w:rPr>
+      </w:pPr>
+      <w:r>
+        <w:rPr>
+          <w:sz w:val="28"/>
+          <w:szCs w:val="28"/>
+        </w:rPr>
+        <w:t>Exec=canberra-gtk-play --id="desktop-login" --description="Linux Mint Login"</w:t>
+      </w:r>
+    </w:p>
+    <w:p>
+      <w:pPr>
+        <w:rPr>
+          <w:sz w:val="28"/>
+          <w:szCs w:val="28"/>
+        </w:rPr>
+      </w:pPr>
+      <w:r>
+        <w:rPr>
+          <w:sz w:val="28"/>
+          <w:szCs w:val="28"/>
+        </w:rPr>
         <w:lastRenderedPageBreak/>
-        <w:t>Comment=Reproduce el sonido al iniciar sesion</w:t>
-      </w:r>
-    </w:p>
-    <w:p>
-      <w:pPr>
-        <w:rPr>
-          <w:sz w:val="28"/>
-          <w:szCs w:val="28"/>
-        </w:rPr>
-      </w:pPr>
-      <w:r>
-        <w:rPr>
-          <w:sz w:val="28"/>
-          <w:szCs w:val="28"/>
-        </w:rPr>
-        <w:t>Exec=canberra-gtk-play --id="desktop-login" --description="Linux Mint Login"</w:t>
-      </w:r>
-    </w:p>
-    <w:p>
-      <w:pPr>
-        <w:rPr>
-          <w:sz w:val="28"/>
-          <w:szCs w:val="28"/>
-        </w:rPr>
-      </w:pPr>
-      <w:r>
-        <w:rPr>
-          <w:sz w:val="28"/>
-          <w:szCs w:val="28"/>
-        </w:rPr>
         <w:t>X-GNOME-Autostart-enabled=true</w:t>
       </w:r>
     </w:p>
@@ -4899,8 +4877,15 @@
           <w:sz w:val="28"/>
           <w:szCs w:val="28"/>
         </w:rPr>
+        <w:t xml:space="preserve">  sed -i 's|Exec=/usr/bin/flatpak run --branch=stable --arch=x86_64 --command=/app/bin/chromium --file-forwarding org.chromium.Chromium|Exec=/usr/bin/flatpak run --branch=stable --arch=x86_64 --</w:t>
+      </w:r>
+      <w:r>
+        <w:rPr>
+          <w:sz w:val="28"/>
+          <w:szCs w:val="28"/>
+        </w:rPr>
         <w:lastRenderedPageBreak/>
-        <w:t xml:space="preserve">  sed -i 's|Exec=/usr/bin/flatpak run --branch=stable --arch=x86_64 --command=/app/bin/chromium --file-forwarding org.chromium.Chromium|Exec=/usr/bin/flatpak run --branch=stable --arch=x86_64 --command=/app/bin/chromium --file-forwarding org.chromium.Chromium --password-store=basic|g' "$LOCAL_DESKTOP"</w:t>
+        <w:t>command=/app/bin/chromium --file-forwarding org.chromium.Chromium --password-store=basic|g' "$LOCAL_DESKTOP"</w:t>
       </w:r>
     </w:p>
     <w:p>
@@ -5313,8 +5298,15 @@
           <w:sz w:val="28"/>
           <w:szCs w:val="28"/>
         </w:rPr>
+        <w:t xml:space="preserve">      sed -i 's|Exec=/usr/bin/flatpak run --branch=stable --arch=x86_64 --command=/app/bin/chromium --file-forwarding org.chromium.Chromium|Exec=/usr/bin/flatpak run --branch=stable --arch=x86_64 --</w:t>
+      </w:r>
+      <w:r>
+        <w:rPr>
+          <w:sz w:val="28"/>
+          <w:szCs w:val="28"/>
+        </w:rPr>
         <w:lastRenderedPageBreak/>
-        <w:t xml:space="preserve">      sed -i 's|Exec=/usr/bin/flatpak run --branch=stable --arch=x86_64 --command=/app/bin/chromium --file-forwarding org.chromium.Chromium|Exec=/usr/bin/flatpak run --branch=stable --arch=x86_64 --command=/app/bin/chromium --file-forwarding org.chromium.Chromium --password-store=basic|g' "$DESKTOP_DIR/${app}.desktop"</w:t>
+        <w:t>command=/app/bin/chromium --file-forwarding org.chromium.Chromium --password-store=basic|g' "$DESKTOP_DIR/${app}.desktop"</w:t>
       </w:r>
     </w:p>
     <w:p>
@@ -5706,30 +5698,30 @@
           <w:sz w:val="28"/>
           <w:szCs w:val="28"/>
         </w:rPr>
+        <w:t xml:space="preserve">cucurucho@cucurucho-945GZM-S2:~$ </w:t>
+      </w:r>
+    </w:p>
+    <w:p>
+      <w:pPr>
+        <w:rPr>
+          <w:sz w:val="28"/>
+          <w:szCs w:val="28"/>
+        </w:rPr>
+      </w:pPr>
+    </w:p>
+    <w:p>
+      <w:pPr>
+        <w:rPr>
+          <w:sz w:val="28"/>
+          <w:szCs w:val="28"/>
+        </w:rPr>
+      </w:pPr>
+      <w:r>
+        <w:rPr>
+          <w:sz w:val="28"/>
+          <w:szCs w:val="28"/>
+        </w:rPr>
         <w:lastRenderedPageBreak/>
-        <w:t xml:space="preserve">cucurucho@cucurucho-945GZM-S2:~$ </w:t>
-      </w:r>
-    </w:p>
-    <w:p>
-      <w:pPr>
-        <w:rPr>
-          <w:sz w:val="28"/>
-          <w:szCs w:val="28"/>
-        </w:rPr>
-      </w:pPr>
-    </w:p>
-    <w:p>
-      <w:pPr>
-        <w:rPr>
-          <w:sz w:val="28"/>
-          <w:szCs w:val="28"/>
-        </w:rPr>
-      </w:pPr>
-      <w:r>
-        <w:rPr>
-          <w:sz w:val="28"/>
-          <w:szCs w:val="28"/>
-        </w:rPr>
         <w:t># programar despertador pc</w:t>
       </w:r>
     </w:p>
@@ -6343,7 +6335,6 @@
           <w:szCs w:val="32"/>
           <w:lang w:val="en-US"/>
         </w:rPr>
-        <w:lastRenderedPageBreak/>
         <w:t xml:space="preserve">flatpak install </w:t>
       </w:r>
       <w:r>
@@ -6424,6 +6415,7 @@
           <w:szCs w:val="32"/>
           <w:lang w:val="en-US"/>
         </w:rPr>
+        <w:lastRenderedPageBreak/>
         <w:t xml:space="preserve">flatpak install </w:t>
       </w:r>
       <w:r>
@@ -7102,20 +7094,20 @@
           <w:szCs w:val="28"/>
           <w:u w:val="single"/>
         </w:rPr>
+        <w:t xml:space="preserve">Timeshift – Punto de restauración del SO Linux </w:t>
+      </w:r>
+    </w:p>
+    <w:p>
+      <w:pPr>
+        <w:rPr>
+          <w:rFonts w:ascii="Arial" w:hAnsi="Arial" w:cs="Arial"/>
+        </w:rPr>
+      </w:pPr>
+      <w:r>
+        <w:rPr>
+          <w:rFonts w:ascii="Arial" w:hAnsi="Arial" w:cs="Arial"/>
+        </w:rPr>
         <w:lastRenderedPageBreak/>
-        <w:t xml:space="preserve">Timeshift – Punto de restauración del SO Linux </w:t>
-      </w:r>
-    </w:p>
-    <w:p>
-      <w:pPr>
-        <w:rPr>
-          <w:rFonts w:ascii="Arial" w:hAnsi="Arial" w:cs="Arial"/>
-        </w:rPr>
-      </w:pPr>
-      <w:r>
-        <w:rPr>
-          <w:rFonts w:ascii="Arial" w:hAnsi="Arial" w:cs="Arial"/>
-        </w:rPr>
         <w:t xml:space="preserve">Para automatizar </w:t>
       </w:r>
       <w:r>
@@ -8066,7 +8058,6 @@
           <w:szCs w:val="36"/>
           <w:u w:val="single"/>
         </w:rPr>
-        <w:lastRenderedPageBreak/>
         <w:t>Links Populares para Google</w:t>
       </w:r>
     </w:p>
@@ -8110,6 +8101,7 @@
           <w:sz w:val="24"/>
           <w:u w:val="single"/>
         </w:rPr>
+        <w:lastRenderedPageBreak/>
         <w:t>Mi Afip</w:t>
       </w:r>
     </w:p>
@@ -9847,7 +9839,6 @@
           <w:szCs w:val="48"/>
           <w:u w:val="single"/>
         </w:rPr>
-        <w:lastRenderedPageBreak/>
         <w:t>ZORIN 17</w:t>
       </w:r>
       <w:r>
@@ -9892,6 +9883,7 @@
           <w:sz w:val="48"/>
           <w:szCs w:val="48"/>
         </w:rPr>
+        <w:lastRenderedPageBreak/>
         <w:t>Con Nvidia inst</w:t>
       </w:r>
       <w:r>
